--- a/generador/plantillas/20_Solicitud_cotizacion_renovacion.docx
+++ b/generador/plantillas/20_Solicitud_cotizacion_renovacion.docx
@@ -70,7 +70,7 @@
           <w:sz w:val="22"/>
           <w:szCs w:val="22"/>
         </w:rPr>
-        <w:t xml:space="preserve">Señores</w:t>
+        <w:t xml:space="preserve">{proveedorTrato}</w:t>
       </w:r>
     </w:p>
     <w:p>
@@ -196,7 +196,7 @@
           <w:sz w:val="22"/>
           <w:szCs w:val="22"/>
         </w:rPr>
-        <w:t xml:space="preserve">El Fondo de Inversión Ambiental Sostenible (FIAS), administrador de los recursos del Fondo de Áreas Protegidas (FAP), mantiene con ustedes el contrato Nro. </w:t>
+        <w:t xml:space="preserve">El Fondo de Inversión Ambiental Sostenible (FIAS), administrador de los recursos del Fondo de Áreas Protegidas (FAP), mantiene con {ustedUstedes} el contrato Nro. </w:t>
       </w:r>
       <w:r>
         <w:rPr>
@@ -251,7 +251,7 @@
           <w:sz w:val="22"/>
           <w:szCs w:val="22"/>
         </w:rPr>
-        <w:t xml:space="preserve">Verificada la satisfacción con el servicio prestado y la procedencia de la renovación, y aprobado el Plan Anual de Gasto del {area} —que fija el presupuesto disponible—, solicito a ustedes presentar su </w:t>
+        <w:t xml:space="preserve">Verificada la satisfacción con el servicio prestado y la procedencia de la renovación, y aprobado el Plan Anual de Gasto {dellaAP} {area} —que fija el presupuesto disponible—, solicito a {ustedUstedes} presentar su </w:t>
       </w:r>
       <w:r>
         <w:rPr>

--- a/generador/plantillas/20_Solicitud_cotizacion_renovacion.docx
+++ b/generador/plantillas/20_Solicitud_cotizacion_renovacion.docx
@@ -4,62 +4,74 @@
   <w:body>
     <w:p>
       <w:pPr>
-        <w:spacing w:after="240" w:line="259" w:lineRule="auto"/>
-        <w:jc w:val="right"/>
-        <w:rPr>
-          <w:rFonts w:ascii="Titillium Web" w:hAnsi="Titillium Web"/>
-          <w:sz w:val="22"/>
-          <w:szCs w:val="22"/>
-        </w:rPr>
-      </w:pPr>
-      <w:r>
-        <w:rPr>
-          <w:rFonts w:ascii="Titillium Web" w:hAnsi="Titillium Web"/>
-          <w:sz w:val="22"/>
-          <w:szCs w:val="22"/>
-        </w:rPr>
-        <w:t xml:space="preserve">{ciudad}, {fechaSolCotizacion}</w:t>
+        <w:spacing w:line="259" w:lineRule="auto"/>
+        <w:rPr>
+          <w:rFonts w:ascii="Titillium Web" w:hAnsi="Titillium Web"/>
+          <w:sz w:val="20"/>
+          <w:szCs w:val="20"/>
+        </w:rPr>
+      </w:pPr>
+      <w:r>
+        <w:rPr>
+          <w:rFonts w:ascii="Titillium Web" w:hAnsi="Titillium Web"/>
+          <w:sz w:val="20"/>
+          <w:szCs w:val="20"/>
+        </w:rPr>
+        <w:t>{ciudad}, {fechaSolCotizacion}</w:t>
       </w:r>
     </w:p>
     <w:p>
       <w:pPr>
-        <w:spacing w:after="200" w:line="259" w:lineRule="auto"/>
-        <w:jc w:val="left"/>
-        <w:rPr>
-          <w:rFonts w:ascii="Titillium Web" w:hAnsi="Titillium Web"/>
-          <w:sz w:val="22"/>
-          <w:szCs w:val="22"/>
-        </w:rPr>
-      </w:pPr>
-      <w:r>
+        <w:spacing w:line="259" w:lineRule="auto"/>
         <w:rPr>
           <w:rFonts w:ascii="Titillium Web" w:hAnsi="Titillium Web"/>
           <w:b/>
           <w:bCs/>
-          <w:sz w:val="22"/>
-          <w:szCs w:val="22"/>
-        </w:rPr>
-        <w:t xml:space="preserve">Oficio Nro. </w:t>
-      </w:r>
-      <w:r>
+          <w:sz w:val="20"/>
+          <w:szCs w:val="20"/>
+          <w:highlight w:val="yellow"/>
+        </w:rPr>
+      </w:pPr>
+    </w:p>
+    <w:p>
+      <w:pPr>
+        <w:spacing w:line="259" w:lineRule="auto"/>
         <w:rPr>
           <w:rFonts w:ascii="Titillium Web" w:hAnsi="Titillium Web"/>
           <w:b/>
           <w:bCs/>
-          <w:sz w:val="22"/>
-          <w:szCs w:val="22"/>
-        </w:rPr>
-        <w:t xml:space="preserve">{memoNro}</w:t>
+          <w:sz w:val="20"/>
+          <w:szCs w:val="20"/>
+        </w:rPr>
+      </w:pPr>
+      <w:r>
+        <w:rPr>
+          <w:rFonts w:ascii="Titillium Web" w:hAnsi="Titillium Web"/>
+          <w:b/>
+          <w:bCs/>
+          <w:sz w:val="20"/>
+          <w:szCs w:val="20"/>
+        </w:rPr>
+        <w:t>{</w:t>
+      </w:r>
+      <w:r>
+        <w:rPr>
+          <w:rFonts w:ascii="Titillium Web" w:hAnsi="Titillium Web"/>
+          <w:b/>
+          <w:bCs/>
+          <w:sz w:val="20"/>
+          <w:szCs w:val="20"/>
+        </w:rPr>
+        <w:t>proveedorTrato}</w:t>
       </w:r>
     </w:p>
     <w:p>
       <w:pPr>
-        <w:spacing w:after="0" w:line="259" w:lineRule="auto"/>
-        <w:jc w:val="left"/>
-        <w:rPr>
-          <w:rFonts w:ascii="Titillium Web" w:hAnsi="Titillium Web"/>
-          <w:sz w:val="22"/>
-          <w:szCs w:val="22"/>
+        <w:spacing w:line="259" w:lineRule="auto"/>
+        <w:rPr>
+          <w:rFonts w:ascii="Titillium Web" w:hAnsi="Titillium Web"/>
+          <w:sz w:val="20"/>
+          <w:szCs w:val="20"/>
         </w:rPr>
       </w:pPr>
       <w:r>
@@ -67,224 +79,301 @@
           <w:rFonts w:ascii="Titillium Web" w:hAnsi="Titillium Web"/>
           <w:b/>
           <w:bCs/>
-          <w:sz w:val="22"/>
-          <w:szCs w:val="22"/>
-        </w:rPr>
-        <w:t xml:space="preserve">Señores</w:t>
+          <w:sz w:val="20"/>
+          <w:szCs w:val="20"/>
+        </w:rPr>
+        <w:t>{proveedor}</w:t>
       </w:r>
     </w:p>
     <w:p>
       <w:pPr>
-        <w:spacing w:after="0" w:line="259" w:lineRule="auto"/>
-        <w:jc w:val="left"/>
-        <w:rPr>
-          <w:rFonts w:ascii="Titillium Web" w:hAnsi="Titillium Web"/>
-          <w:sz w:val="22"/>
-          <w:szCs w:val="22"/>
-        </w:rPr>
-      </w:pPr>
+        <w:spacing w:line="259" w:lineRule="auto"/>
+        <w:rPr>
+          <w:rFonts w:ascii="Titillium Web" w:hAnsi="Titillium Web"/>
+          <w:sz w:val="20"/>
+          <w:szCs w:val="20"/>
+        </w:rPr>
+      </w:pPr>
+      <w:r>
+        <w:rPr>
+          <w:rFonts w:ascii="Titillium Web" w:hAnsi="Titillium Web"/>
+          <w:sz w:val="20"/>
+          <w:szCs w:val="20"/>
+        </w:rPr>
+        <w:t>Ciudad.-</w:t>
+      </w:r>
+    </w:p>
+    <w:p>
+      <w:pPr>
+        <w:spacing w:line="259" w:lineRule="auto"/>
+        <w:jc w:val="both"/>
+        <w:rPr>
+          <w:rFonts w:ascii="Titillium Web" w:hAnsi="Titillium Web"/>
+          <w:sz w:val="20"/>
+          <w:szCs w:val="20"/>
+        </w:rPr>
+      </w:pPr>
+    </w:p>
+    <w:p>
+      <w:pPr>
+        <w:spacing w:line="259" w:lineRule="auto"/>
+        <w:jc w:val="both"/>
+        <w:rPr>
+          <w:rFonts w:ascii="Titillium Web" w:hAnsi="Titillium Web"/>
+          <w:sz w:val="20"/>
+          <w:szCs w:val="20"/>
+        </w:rPr>
+      </w:pPr>
+      <w:r>
+        <w:rPr>
+          <w:rFonts w:ascii="Titillium Web" w:hAnsi="Titillium Web"/>
+          <w:sz w:val="20"/>
+          <w:szCs w:val="20"/>
+        </w:rPr>
+        <w:t>De mi consideración:</w:t>
+      </w:r>
+    </w:p>
+    <w:p>
+      <w:pPr>
+        <w:spacing w:line="259" w:lineRule="auto"/>
+        <w:jc w:val="both"/>
+        <w:rPr>
+          <w:rFonts w:ascii="Titillium Web" w:hAnsi="Titillium Web"/>
+          <w:sz w:val="20"/>
+          <w:szCs w:val="20"/>
+        </w:rPr>
+      </w:pPr>
+    </w:p>
+    <w:p>
+      <w:pPr>
+        <w:spacing w:line="259" w:lineRule="auto"/>
+        <w:jc w:val="both"/>
+        <w:rPr>
+          <w:rFonts w:ascii="Titillium Web" w:hAnsi="Titillium Web"/>
+          <w:sz w:val="20"/>
+          <w:szCs w:val="20"/>
+        </w:rPr>
+      </w:pPr>
+      <w:r>
+        <w:rPr>
+          <w:rFonts w:ascii="Titillium Web" w:hAnsi="Titillium Web"/>
+          <w:sz w:val="20"/>
+          <w:szCs w:val="20"/>
+        </w:rPr>
+        <w:t xml:space="preserve">El Fondo de Inversión Ambiental Sostenible (FIAS), administrador de los recursos del Fondo de Áreas Protegidas (FAP), mantiene con ustedes el contrato Nro. </w:t>
+      </w:r>
       <w:r>
         <w:rPr>
           <w:rFonts w:ascii="Titillium Web" w:hAnsi="Titillium Web"/>
           <w:b/>
           <w:bCs/>
-          <w:sz w:val="22"/>
-          <w:szCs w:val="22"/>
-        </w:rPr>
-        <w:t xml:space="preserve">{proveedor}</w:t>
+          <w:sz w:val="20"/>
+          <w:szCs w:val="20"/>
+        </w:rPr>
+        <w:t>{</w:t>
+      </w:r>
+      <w:r>
+        <w:rPr>
+          <w:rFonts w:ascii="Titillium Web" w:hAnsi="Titillium Web"/>
+          <w:b/>
+          <w:bCs/>
+          <w:sz w:val="20"/>
+          <w:szCs w:val="20"/>
+        </w:rPr>
+        <w:t>contratoNro</w:t>
+      </w:r>
+      <w:r>
+        <w:rPr>
+          <w:rFonts w:ascii="Titillium Web" w:hAnsi="Titillium Web"/>
+          <w:b/>
+          <w:bCs/>
+          <w:sz w:val="20"/>
+          <w:szCs w:val="20"/>
+        </w:rPr>
+        <w:t>}</w:t>
+      </w:r>
+      <w:r>
+        <w:rPr>
+          <w:rFonts w:ascii="Titillium Web" w:hAnsi="Titillium Web"/>
+          <w:sz w:val="20"/>
+          <w:szCs w:val="20"/>
+        </w:rPr>
+        <w:t>, cuyo objeto es «</w:t>
+      </w:r>
+      <w:r>
+        <w:rPr>
+          <w:rFonts w:ascii="Titillium Web" w:hAnsi="Titillium Web"/>
+          <w:b/>
+          <w:bCs/>
+          <w:sz w:val="20"/>
+          <w:szCs w:val="20"/>
+        </w:rPr>
+        <w:t>{objeto}</w:t>
+      </w:r>
+      <w:r>
+        <w:rPr>
+          <w:rFonts w:ascii="Titillium Web" w:hAnsi="Titillium Web"/>
+          <w:sz w:val="20"/>
+          <w:szCs w:val="20"/>
+        </w:rPr>
+        <w:t>», con vigencia hasta el {fechaFinAnterior}.</w:t>
       </w:r>
     </w:p>
     <w:p>
       <w:pPr>
-        <w:spacing w:after="0" w:line="259" w:lineRule="auto"/>
-        <w:jc w:val="left"/>
-        <w:rPr>
-          <w:rFonts w:ascii="Titillium Web" w:hAnsi="Titillium Web"/>
-          <w:sz w:val="22"/>
-          <w:szCs w:val="22"/>
-        </w:rPr>
-      </w:pPr>
-      <w:r>
-        <w:rPr>
-          <w:rFonts w:ascii="Titillium Web" w:hAnsi="Titillium Web"/>
-          <w:sz w:val="22"/>
-          <w:szCs w:val="22"/>
-        </w:rPr>
-        <w:t xml:space="preserve">RUC: {proveedorRuc}</w:t>
-      </w:r>
+        <w:spacing w:line="259" w:lineRule="auto"/>
+        <w:jc w:val="both"/>
+        <w:rPr>
+          <w:rFonts w:ascii="Titillium Web" w:hAnsi="Titillium Web"/>
+          <w:sz w:val="20"/>
+          <w:szCs w:val="20"/>
+        </w:rPr>
+      </w:pPr>
     </w:p>
     <w:p>
       <w:pPr>
-        <w:spacing w:after="240" w:line="259" w:lineRule="auto"/>
-        <w:jc w:val="left"/>
-        <w:rPr>
-          <w:rFonts w:ascii="Titillium Web" w:hAnsi="Titillium Web"/>
-          <w:sz w:val="22"/>
-          <w:szCs w:val="22"/>
-        </w:rPr>
-      </w:pPr>
-      <w:r>
-        <w:rPr>
-          <w:rFonts w:ascii="Titillium Web" w:hAnsi="Titillium Web"/>
-          <w:sz w:val="22"/>
-          <w:szCs w:val="22"/>
-        </w:rPr>
-        <w:t xml:space="preserve">Presente.-</w:t>
+        <w:pStyle w:val="Prrafodelista"/>
+        <w:numPr>
+          <w:ilvl w:val="0"/>
+          <w:numId w:val="21"/>
+        </w:numPr>
+        <w:jc w:val="both"/>
+        <w:rPr>
+          <w:rFonts w:ascii="Titillium Web" w:hAnsi="Titillium Web"/>
+          <w:b/>
+          <w:bCs/>
+          <w:spacing w:val="-3"/>
+          <w:sz w:val="20"/>
+          <w:szCs w:val="20"/>
+          <w:lang w:val="es-EC"/>
+        </w:rPr>
+      </w:pPr>
+      <w:r>
+        <w:rPr>
+          <w:rFonts w:ascii="Titillium Web" w:hAnsi="Titillium Web"/>
+          <w:b/>
+          <w:bCs/>
+          <w:spacing w:val="-3"/>
+          <w:sz w:val="20"/>
+          <w:szCs w:val="20"/>
+          <w:lang w:val="es-EC"/>
+        </w:rPr>
+        <w:t>ALCANCE / ESPECIFICACIONES TÉCNICAS</w:t>
       </w:r>
     </w:p>
     <w:p>
       <w:pPr>
-        <w:spacing w:after="240" w:line="259" w:lineRule="auto"/>
+        <w:spacing w:line="259" w:lineRule="auto"/>
         <w:jc w:val="both"/>
         <w:rPr>
           <w:rFonts w:ascii="Titillium Web" w:hAnsi="Titillium Web"/>
-          <w:sz w:val="22"/>
-          <w:szCs w:val="22"/>
-        </w:rPr>
-      </w:pPr>
+          <w:sz w:val="20"/>
+          <w:szCs w:val="20"/>
+        </w:rPr>
+      </w:pPr>
+    </w:p>
+    <w:p>
+      <w:pPr>
+        <w:spacing w:line="259" w:lineRule="auto"/>
+        <w:jc w:val="both"/>
+        <w:rPr>
+          <w:rFonts w:ascii="Titillium Web" w:hAnsi="Titillium Web"/>
+          <w:sz w:val="20"/>
+          <w:szCs w:val="20"/>
+        </w:rPr>
+      </w:pPr>
+      <w:r>
+        <w:rPr>
+          <w:rFonts w:ascii="Titillium Web" w:hAnsi="Titillium Web"/>
+          <w:sz w:val="20"/>
+          <w:szCs w:val="20"/>
+        </w:rPr>
+        <w:t xml:space="preserve">Verificada la satisfacción con el servicio prestado y la procedencia de la renovación, y aprobado el Plan Anual de Gasto del {area}, solicito a </w:t>
+      </w:r>
+      <w:sdt>
+        <w:sdtPr>
+          <w:rPr>
+            <w:rFonts w:ascii="Titillium Web" w:hAnsi="Titillium Web"/>
+            <w:sz w:val="20"/>
+            <w:szCs w:val="20"/>
+          </w:rPr>
+          <w:id w:val="-1864516906"/>
+          <w:placeholder>
+            <w:docPart w:val="DefaultPlaceholder_-1854013438"/>
+          </w:placeholder>
+          <w:temporary/>
+          <w:comboBox>
+            <w:listItem w:displayText="usted" w:value="usted"/>
+            <w:listItem w:displayText="ustedes" w:value="ustedes"/>
+          </w:comboBox>
+        </w:sdtPr>
+        <w:sdtEndPr/>
+        <w:sdtContent>
+          <w:r>
+            <w:rPr>
+              <w:rFonts w:ascii="Titillium Web" w:hAnsi="Titillium Web"/>
+              <w:sz w:val="20"/>
+              <w:szCs w:val="20"/>
+            </w:rPr>
+            <w:t>usted</w:t>
+          </w:r>
+          <w:r>
+            <w:rPr>
+              <w:rFonts w:ascii="Titillium Web" w:hAnsi="Titillium Web"/>
+              <w:sz w:val="20"/>
+              <w:szCs w:val="20"/>
+            </w:rPr>
+            <w:t>/</w:t>
+          </w:r>
+          <w:r>
+            <w:rPr>
+              <w:rFonts w:ascii="Titillium Web" w:hAnsi="Titillium Web"/>
+              <w:sz w:val="20"/>
+              <w:szCs w:val="20"/>
+            </w:rPr>
+            <w:t>es</w:t>
+          </w:r>
+        </w:sdtContent>
+      </w:sdt>
+      <w:r>
+        <w:rPr>
+          <w:rFonts w:ascii="Titillium Web" w:hAnsi="Titillium Web"/>
+          <w:sz w:val="20"/>
+          <w:szCs w:val="20"/>
+        </w:rPr>
+        <w:t xml:space="preserve"> presentar su </w:t>
+      </w:r>
       <w:r>
         <w:rPr>
           <w:rFonts w:ascii="Titillium Web" w:hAnsi="Titillium Web"/>
           <w:b/>
           <w:bCs/>
-          <w:sz w:val="22"/>
-          <w:szCs w:val="22"/>
-        </w:rPr>
-        <w:t xml:space="preserve">Asunto: </w:t>
-      </w:r>
-      <w:r>
-        <w:rPr>
-          <w:rFonts w:ascii="Titillium Web" w:hAnsi="Titillium Web"/>
-          <w:sz w:val="22"/>
-          <w:szCs w:val="22"/>
-        </w:rPr>
-        <w:t xml:space="preserve">Solicitud de cotización para el nuevo período — renovación del contrato Nro. {contratoNro}</w:t>
+          <w:sz w:val="20"/>
+          <w:szCs w:val="20"/>
+        </w:rPr>
+        <w:t>cotización para el período comprendido entre el {periodoDesde} y el {periodoHasta}</w:t>
+      </w:r>
+      <w:r>
+        <w:rPr>
+          <w:rFonts w:ascii="Titillium Web" w:hAnsi="Titillium Web"/>
+          <w:sz w:val="20"/>
+          <w:szCs w:val="20"/>
+        </w:rPr>
+        <w:t>, conforme al siguiente detalle:</w:t>
       </w:r>
     </w:p>
     <w:p>
       <w:pPr>
-        <w:spacing w:after="200" w:line="259" w:lineRule="auto"/>
-        <w:jc w:val="both"/>
-        <w:rPr>
-          <w:rFonts w:ascii="Titillium Web" w:hAnsi="Titillium Web"/>
-          <w:sz w:val="22"/>
-          <w:szCs w:val="22"/>
-        </w:rPr>
-      </w:pPr>
-      <w:r>
-        <w:rPr>
-          <w:rFonts w:ascii="Titillium Web" w:hAnsi="Titillium Web"/>
-          <w:sz w:val="22"/>
-          <w:szCs w:val="22"/>
-        </w:rPr>
-        <w:t xml:space="preserve">De mi consideración:</w:t>
-      </w:r>
-    </w:p>
-    <w:p>
-      <w:pPr>
-        <w:spacing w:after="120" w:line="259" w:lineRule="auto"/>
-        <w:jc w:val="both"/>
-        <w:rPr>
-          <w:rFonts w:ascii="Titillium Web" w:hAnsi="Titillium Web"/>
-          <w:sz w:val="22"/>
-          <w:szCs w:val="22"/>
-        </w:rPr>
-      </w:pPr>
-      <w:r>
-        <w:rPr>
-          <w:rFonts w:ascii="Titillium Web" w:hAnsi="Titillium Web"/>
-          <w:sz w:val="22"/>
-          <w:szCs w:val="22"/>
-        </w:rPr>
-        <w:t xml:space="preserve">El Fondo de Inversión Ambiental Sostenible (FIAS), administrador de los recursos del Fondo de Áreas Protegidas (FAP), mantiene con ustedes el contrato Nro. </w:t>
-      </w:r>
-      <w:r>
-        <w:rPr>
-          <w:rFonts w:ascii="Titillium Web" w:hAnsi="Titillium Web"/>
-          <w:b/>
-          <w:bCs/>
-          <w:sz w:val="22"/>
-          <w:szCs w:val="22"/>
-        </w:rPr>
-        <w:t xml:space="preserve">{contratoNro}</w:t>
-      </w:r>
-      <w:r>
-        <w:rPr>
-          <w:rFonts w:ascii="Titillium Web" w:hAnsi="Titillium Web"/>
-          <w:sz w:val="22"/>
-          <w:szCs w:val="22"/>
-        </w:rPr>
-        <w:t xml:space="preserve">, cuyo objeto es «</w:t>
-      </w:r>
-      <w:r>
-        <w:rPr>
-          <w:rFonts w:ascii="Titillium Web" w:hAnsi="Titillium Web"/>
-          <w:b/>
-          <w:bCs/>
-          <w:sz w:val="22"/>
-          <w:szCs w:val="22"/>
-        </w:rPr>
-        <w:t xml:space="preserve">{objeto}</w:t>
-      </w:r>
-      <w:r>
-        <w:rPr>
-          <w:rFonts w:ascii="Titillium Web" w:hAnsi="Titillium Web"/>
-          <w:sz w:val="22"/>
-          <w:szCs w:val="22"/>
-        </w:rPr>
-        <w:t xml:space="preserve">», con vigencia hasta el {fechaFin}.</w:t>
-      </w:r>
-    </w:p>
-    <w:p>
-      <w:pPr>
-        <w:spacing w:after="120" w:line="259" w:lineRule="auto"/>
-        <w:jc w:val="both"/>
-        <w:rPr>
-          <w:rFonts w:ascii="Titillium Web" w:hAnsi="Titillium Web"/>
-          <w:sz w:val="22"/>
-          <w:szCs w:val="22"/>
-        </w:rPr>
-      </w:pPr>
-      <w:r>
-        <w:rPr>
-          <w:rFonts w:ascii="Titillium Web" w:hAnsi="Titillium Web"/>
-          <w:sz w:val="22"/>
-          <w:szCs w:val="22"/>
-        </w:rPr>
-        <w:t xml:space="preserve">Verificada la satisfacción con el servicio prestado y la procedencia de la renovación, y aprobado el Plan Anual de Gasto del {area} —que fija el presupuesto disponible—, solicito a ustedes presentar su </w:t>
-      </w:r>
-      <w:r>
-        <w:rPr>
-          <w:rFonts w:ascii="Titillium Web" w:hAnsi="Titillium Web"/>
-          <w:b/>
-          <w:bCs/>
-          <w:sz w:val="22"/>
-          <w:szCs w:val="22"/>
-        </w:rPr>
-        <w:t xml:space="preserve">cotización para el período comprendido entre el {periodoDesde} y el {periodoHasta}</w:t>
-      </w:r>
-      <w:r>
-        <w:rPr>
-          <w:rFonts w:ascii="Titillium Web" w:hAnsi="Titillium Web"/>
-          <w:sz w:val="22"/>
-          <w:szCs w:val="22"/>
-        </w:rPr>
-        <w:t xml:space="preserve">, conforme al siguiente detalle:</w:t>
-      </w:r>
-    </w:p>
-    <w:p>
-      <w:pPr>
-        <w:spacing w:after="80"/>
-        <w:rPr>
-          <w:rFonts w:ascii="Titillium Web" w:hAnsi="Titillium Web"/>
-          <w:sz w:val="22"/>
-          <w:szCs w:val="22"/>
+        <w:rPr>
+          <w:rFonts w:ascii="Titillium Web" w:hAnsi="Titillium Web"/>
+          <w:sz w:val="20"/>
+          <w:szCs w:val="20"/>
         </w:rPr>
       </w:pPr>
     </w:p>
     <w:tbl>
       <w:tblPr>
-        <w:tblW w:w="8920" w:type="dxa"/>
+        <w:tblW w:w="6720" w:type="dxa"/>
         <w:tblLayout w:type="fixed"/>
         <w:tblCellMar>
           <w:left w:w="70" w:type="dxa"/>
@@ -293,90 +382,12 @@
         <w:tblLook w:val="04A0" w:firstRow="1" w:lastRow="0" w:firstColumn="1" w:lastColumn="0" w:noHBand="0" w:noVBand="1"/>
       </w:tblPr>
       <w:tblGrid>
-        <w:gridCol w:w="1000"/>
-        <w:gridCol w:w="1200"/>
         <w:gridCol w:w="6720"/>
       </w:tblGrid>
       <w:tr>
         <w:trPr>
           <w:tblHeader/>
         </w:trPr>
-        <w:tc>
-          <w:tcPr>
-            <w:tcW w:w="1000" w:type="dxa"/>
-            <w:tcBorders>
-              <w:top w:val="single" w:sz="4" w:space="0" w:color="auto"/>
-              <w:left w:val="single" w:sz="4" w:space="0" w:color="auto"/>
-              <w:bottom w:val="single" w:sz="4" w:space="0" w:color="auto"/>
-              <w:right w:val="single" w:sz="4" w:space="0" w:color="auto"/>
-            </w:tcBorders>
-            <w:shd w:val="clear" w:color="auto" w:fill="2E74B5"/>
-            <w:vAlign w:val="center"/>
-          </w:tcPr>
-          <w:p>
-            <w:pPr>
-              <w:spacing w:after="40"/>
-              <w:jc w:val="center"/>
-              <w:rPr>
-                <w:rFonts w:ascii="Titillium Web" w:hAnsi="Titillium Web"/>
-                <w:b/>
-                <w:bCs/>
-                <w:color w:val="FFFFFF"/>
-                <w:sz w:val="22"/>
-                <w:szCs w:val="22"/>
-              </w:rPr>
-            </w:pPr>
-            <w:r>
-              <w:rPr>
-                <w:rFonts w:ascii="Titillium Web" w:hAnsi="Titillium Web"/>
-                <w:b/>
-                <w:bCs/>
-                <w:color w:val="FFFFFF"/>
-                <w:sz w:val="22"/>
-                <w:szCs w:val="22"/>
-              </w:rPr>
-              <w:t xml:space="preserve">CANT</w:t>
-            </w:r>
-          </w:p>
-        </w:tc>
-        <w:tc>
-          <w:tcPr>
-            <w:tcW w:w="1200" w:type="dxa"/>
-            <w:tcBorders>
-              <w:top w:val="single" w:sz="4" w:space="0" w:color="auto"/>
-              <w:left w:val="single" w:sz="4" w:space="0" w:color="auto"/>
-              <w:bottom w:val="single" w:sz="4" w:space="0" w:color="auto"/>
-              <w:right w:val="single" w:sz="4" w:space="0" w:color="auto"/>
-            </w:tcBorders>
-            <w:shd w:val="clear" w:color="auto" w:fill="2E74B5"/>
-            <w:vAlign w:val="center"/>
-          </w:tcPr>
-          <w:p>
-            <w:pPr>
-              <w:spacing w:after="40"/>
-              <w:jc w:val="center"/>
-              <w:rPr>
-                <w:rFonts w:ascii="Titillium Web" w:hAnsi="Titillium Web"/>
-                <w:b/>
-                <w:bCs/>
-                <w:color w:val="FFFFFF"/>
-                <w:sz w:val="22"/>
-                <w:szCs w:val="22"/>
-              </w:rPr>
-            </w:pPr>
-            <w:r>
-              <w:rPr>
-                <w:rFonts w:ascii="Titillium Web" w:hAnsi="Titillium Web"/>
-                <w:b/>
-                <w:bCs/>
-                <w:color w:val="FFFFFF"/>
-                <w:sz w:val="22"/>
-                <w:szCs w:val="22"/>
-              </w:rPr>
-              <w:t xml:space="preserve">UNIDAD</w:t>
-            </w:r>
-          </w:p>
-        </w:tc>
         <w:tc>
           <w:tcPr>
             <w:tcW w:w="6720" w:type="dxa"/>
@@ -391,15 +402,14 @@
           </w:tcPr>
           <w:p>
             <w:pPr>
-              <w:spacing w:after="40"/>
               <w:jc w:val="center"/>
               <w:rPr>
                 <w:rFonts w:ascii="Titillium Web" w:hAnsi="Titillium Web"/>
                 <w:b/>
                 <w:bCs/>
                 <w:color w:val="FFFFFF"/>
-                <w:sz w:val="22"/>
-                <w:szCs w:val="22"/>
+                <w:sz w:val="20"/>
+                <w:szCs w:val="20"/>
               </w:rPr>
             </w:pPr>
             <w:r>
@@ -408,77 +418,15 @@
                 <w:b/>
                 <w:bCs/>
                 <w:color w:val="FFFFFF"/>
-                <w:sz w:val="22"/>
-                <w:szCs w:val="22"/>
+                <w:sz w:val="20"/>
+                <w:szCs w:val="20"/>
               </w:rPr>
-              <w:t xml:space="preserve">DESCRIPCIÓN Y ESPECIFICACIONES</w:t>
+              <w:t>DESCRIPCIÓN Y ESPECIFICACIONES</w:t>
             </w:r>
           </w:p>
         </w:tc>
       </w:tr>
       <w:tr>
-        <w:tc>
-          <w:tcPr>
-            <w:tcW w:w="1000" w:type="dxa"/>
-            <w:tcBorders>
-              <w:top w:val="single" w:sz="4" w:space="0" w:color="auto"/>
-              <w:left w:val="single" w:sz="4" w:space="0" w:color="auto"/>
-              <w:bottom w:val="single" w:sz="4" w:space="0" w:color="auto"/>
-              <w:right w:val="single" w:sz="4" w:space="0" w:color="auto"/>
-            </w:tcBorders>
-            <w:vAlign w:val="center"/>
-          </w:tcPr>
-          <w:p>
-            <w:pPr>
-              <w:spacing w:after="40"/>
-              <w:jc w:val="center"/>
-              <w:rPr>
-                <w:rFonts w:ascii="Titillium Web" w:hAnsi="Titillium Web"/>
-                <w:sz w:val="22"/>
-                <w:szCs w:val="22"/>
-              </w:rPr>
-            </w:pPr>
-            <w:r>
-              <w:rPr>
-                <w:rFonts w:ascii="Titillium Web" w:hAnsi="Titillium Web"/>
-                <w:sz w:val="22"/>
-                <w:szCs w:val="22"/>
-              </w:rPr>
-              <w:t xml:space="preserve">{#items}{cantidad}</w:t>
-            </w:r>
-          </w:p>
-        </w:tc>
-        <w:tc>
-          <w:tcPr>
-            <w:tcW w:w="1200" w:type="dxa"/>
-            <w:tcBorders>
-              <w:top w:val="single" w:sz="4" w:space="0" w:color="auto"/>
-              <w:left w:val="single" w:sz="4" w:space="0" w:color="auto"/>
-              <w:bottom w:val="single" w:sz="4" w:space="0" w:color="auto"/>
-              <w:right w:val="single" w:sz="4" w:space="0" w:color="auto"/>
-            </w:tcBorders>
-            <w:vAlign w:val="center"/>
-          </w:tcPr>
-          <w:p>
-            <w:pPr>
-              <w:spacing w:after="40"/>
-              <w:jc w:val="center"/>
-              <w:rPr>
-                <w:rFonts w:ascii="Titillium Web" w:hAnsi="Titillium Web"/>
-                <w:sz w:val="22"/>
-                <w:szCs w:val="22"/>
-              </w:rPr>
-            </w:pPr>
-            <w:r>
-              <w:rPr>
-                <w:rFonts w:ascii="Titillium Web" w:hAnsi="Titillium Web"/>
-                <w:sz w:val="22"/>
-                <w:szCs w:val="22"/>
-              </w:rPr>
-              <w:t xml:space="preserve">{unidad}</w:t>
-            </w:r>
-          </w:p>
-        </w:tc>
         <w:tc>
           <w:tcPr>
             <w:tcW w:w="6720" w:type="dxa"/>
@@ -492,21 +440,27 @@
           </w:tcPr>
           <w:p>
             <w:pPr>
-              <w:spacing w:after="40"/>
-              <w:jc w:val="left"/>
               <w:rPr>
                 <w:rFonts w:ascii="Titillium Web" w:hAnsi="Titillium Web"/>
-                <w:sz w:val="22"/>
-                <w:szCs w:val="22"/>
+                <w:sz w:val="20"/>
+                <w:szCs w:val="20"/>
               </w:rPr>
             </w:pPr>
             <w:r>
               <w:rPr>
                 <w:rFonts w:ascii="Titillium Web" w:hAnsi="Titillium Web"/>
-                <w:sz w:val="22"/>
-                <w:szCs w:val="22"/>
+                <w:sz w:val="20"/>
+                <w:szCs w:val="20"/>
               </w:rPr>
-              <w:t xml:space="preserve">{desc}{/items}</w:t>
+              <w:t>{#items}</w:t>
+            </w:r>
+            <w:r>
+              <w:rPr>
+                <w:rFonts w:ascii="Titillium Web" w:hAnsi="Titillium Web"/>
+                <w:sz w:val="20"/>
+                <w:szCs w:val="20"/>
+              </w:rPr>
+              <w:t>{desc}{/items}</w:t>
             </w:r>
           </w:p>
         </w:tc>
@@ -514,275 +468,877 @@
     </w:tbl>
     <w:p>
       <w:pPr>
-        <w:spacing w:after="160"/>
-        <w:rPr>
-          <w:rFonts w:ascii="Titillium Web" w:hAnsi="Titillium Web"/>
-          <w:sz w:val="22"/>
-          <w:szCs w:val="22"/>
+        <w:rPr>
+          <w:rFonts w:ascii="Titillium Web" w:hAnsi="Titillium Web"/>
+          <w:sz w:val="20"/>
+          <w:szCs w:val="20"/>
         </w:rPr>
       </w:pPr>
     </w:p>
     <w:p>
       <w:pPr>
-        <w:spacing w:after="80" w:line="259" w:lineRule="auto"/>
+        <w:rPr>
+          <w:rFonts w:ascii="Titillium Web" w:hAnsi="Titillium Web"/>
+          <w:sz w:val="20"/>
+          <w:szCs w:val="20"/>
+          <w:lang w:val="es-EC"/>
+        </w:rPr>
+      </w:pPr>
+      <w:commentRangeStart w:id="0"/>
+      <w:r>
+        <w:rPr>
+          <w:rFonts w:ascii="Titillium Web" w:hAnsi="Titillium Web"/>
+          <w:i/>
+          <w:iCs/>
+          <w:sz w:val="20"/>
+          <w:szCs w:val="20"/>
+          <w:lang w:val="es-EC"/>
+        </w:rPr>
+        <w:t>(Detallar información técnica, cronograma de actividades u otras condiciones específicas si aplica.)</w:t>
+      </w:r>
+      <w:commentRangeEnd w:id="0"/>
+      <w:r>
+        <w:rPr>
+          <w:rStyle w:val="Refdecomentario"/>
+          <w:rFonts w:ascii="Titillium Web" w:hAnsi="Titillium Web"/>
+          <w:sz w:val="20"/>
+          <w:szCs w:val="20"/>
+          <w:lang w:val="es-EC"/>
+        </w:rPr>
+        <w:commentReference w:id="0"/>
+      </w:r>
+    </w:p>
+    <w:p>
+      <w:pPr>
+        <w:rPr>
+          <w:rFonts w:ascii="Titillium Web" w:hAnsi="Titillium Web"/>
+          <w:sz w:val="20"/>
+          <w:szCs w:val="20"/>
+        </w:rPr>
+      </w:pPr>
+    </w:p>
+    <w:p>
+      <w:pPr>
+        <w:pStyle w:val="Prrafodelista"/>
+        <w:numPr>
+          <w:ilvl w:val="0"/>
+          <w:numId w:val="21"/>
+        </w:numPr>
         <w:jc w:val="both"/>
-        <w:rPr>
-          <w:rFonts w:ascii="Titillium Web" w:hAnsi="Titillium Web"/>
-          <w:sz w:val="22"/>
-          <w:szCs w:val="22"/>
-        </w:rPr>
-      </w:pPr>
-      <w:r>
         <w:rPr>
           <w:rFonts w:ascii="Titillium Web" w:hAnsi="Titillium Web"/>
           <w:b/>
           <w:bCs/>
-          <w:sz w:val="22"/>
-          <w:szCs w:val="22"/>
-        </w:rPr>
-        <w:t xml:space="preserve">Condiciones de la cotización</w:t>
+          <w:spacing w:val="-3"/>
+          <w:sz w:val="20"/>
+          <w:szCs w:val="20"/>
+          <w:lang w:val="es-EC"/>
+        </w:rPr>
+      </w:pPr>
+      <w:r>
+        <w:rPr>
+          <w:rFonts w:ascii="Titillium Web" w:hAnsi="Titillium Web"/>
+          <w:b/>
+          <w:bCs/>
+          <w:spacing w:val="-3"/>
+          <w:sz w:val="20"/>
+          <w:szCs w:val="20"/>
+          <w:lang w:val="es-EC"/>
+        </w:rPr>
+        <w:t>VIGENCIA, CONDICIONES CONTRACTUALES Y PRESUPUESTO REFERENCIAL</w:t>
       </w:r>
     </w:p>
     <w:p>
       <w:pPr>
-        <w:spacing w:after="60" w:line="259" w:lineRule="auto"/>
+        <w:spacing w:line="259" w:lineRule="auto"/>
         <w:ind w:left="284"/>
         <w:jc w:val="both"/>
         <w:rPr>
           <w:rFonts w:ascii="Titillium Web" w:hAnsi="Titillium Web"/>
-          <w:sz w:val="22"/>
-          <w:szCs w:val="22"/>
-        </w:rPr>
-      </w:pPr>
-      <w:r>
-        <w:rPr>
-          <w:rFonts w:ascii="Titillium Web" w:hAnsi="Titillium Web"/>
-          <w:sz w:val="22"/>
-          <w:szCs w:val="22"/>
-        </w:rPr>
-        <w:t xml:space="preserve">a) El presupuesto referencial asignado para el período es de </w:t>
+          <w:sz w:val="20"/>
+          <w:szCs w:val="20"/>
+        </w:rPr>
+      </w:pPr>
+    </w:p>
+    <w:p>
+      <w:pPr>
+        <w:pStyle w:val="Prrafodelista"/>
+        <w:numPr>
+          <w:ilvl w:val="0"/>
+          <w:numId w:val="23"/>
+        </w:numPr>
+        <w:spacing w:line="259" w:lineRule="auto"/>
+        <w:jc w:val="both"/>
+        <w:rPr>
+          <w:rFonts w:ascii="Titillium Web" w:hAnsi="Titillium Web"/>
+          <w:sz w:val="20"/>
+          <w:szCs w:val="20"/>
+        </w:rPr>
+      </w:pPr>
+      <w:r>
+        <w:rPr>
+          <w:rFonts w:ascii="Titillium Web" w:hAnsi="Titillium Web"/>
+          <w:sz w:val="20"/>
+          <w:szCs w:val="20"/>
+        </w:rPr>
+        <w:t xml:space="preserve">El presupuesto referencial asignado para el período es de </w:t>
       </w:r>
       <w:r>
         <w:rPr>
           <w:rFonts w:ascii="Titillium Web" w:hAnsi="Titillium Web"/>
           <w:b/>
           <w:bCs/>
-          <w:sz w:val="22"/>
-          <w:szCs w:val="22"/>
-        </w:rPr>
-        <w:t xml:space="preserve">{presupuestoLetras}</w:t>
-      </w:r>
-      <w:r>
-        <w:rPr>
-          <w:rFonts w:ascii="Titillium Web" w:hAnsi="Titillium Web"/>
-          <w:sz w:val="22"/>
-          <w:szCs w:val="22"/>
-        </w:rPr>
-        <w:t xml:space="preserve">, con cargo al componente {partida} denominado «{lineaNombre}», de la fuente de financiamiento {fuente}. La cotización no podrá superar ese valor.</w:t>
+          <w:sz w:val="20"/>
+          <w:szCs w:val="20"/>
+        </w:rPr>
+        <w:t>{presupuestoLetras}</w:t>
+      </w:r>
+      <w:r>
+        <w:rPr>
+          <w:rFonts w:ascii="Titillium Web" w:hAnsi="Titillium Web"/>
+          <w:sz w:val="20"/>
+          <w:szCs w:val="20"/>
+        </w:rPr>
+        <w:t>, con cargo al componente {partida} denominad</w:t>
+      </w:r>
+      <w:r>
+        <w:rPr>
+          <w:rFonts w:ascii="Titillium Web" w:hAnsi="Titillium Web"/>
+          <w:sz w:val="20"/>
+          <w:szCs w:val="20"/>
+        </w:rPr>
+        <w:t>o “</w:t>
+      </w:r>
+      <w:r>
+        <w:rPr>
+          <w:rFonts w:ascii="Titillium Web" w:hAnsi="Titillium Web"/>
+          <w:sz w:val="20"/>
+          <w:szCs w:val="20"/>
+        </w:rPr>
+        <w:t>{lineaNombre}</w:t>
+      </w:r>
+      <w:r>
+        <w:rPr>
+          <w:rFonts w:ascii="Titillium Web" w:hAnsi="Titillium Web"/>
+          <w:sz w:val="20"/>
+          <w:szCs w:val="20"/>
+        </w:rPr>
+        <w:t>”</w:t>
+      </w:r>
+      <w:r>
+        <w:rPr>
+          <w:rFonts w:ascii="Titillium Web" w:hAnsi="Titillium Web"/>
+          <w:sz w:val="20"/>
+          <w:szCs w:val="20"/>
+        </w:rPr>
+        <w:t>, de la fuente de financiamiento {fuente}. La cotización no podrá superar ese valor.</w:t>
       </w:r>
     </w:p>
     <w:p>
       <w:pPr>
-        <w:spacing w:after="60" w:line="259" w:lineRule="auto"/>
-        <w:ind w:left="284"/>
+        <w:pStyle w:val="Prrafodelista"/>
+        <w:numPr>
+          <w:ilvl w:val="0"/>
+          <w:numId w:val="23"/>
+        </w:numPr>
+        <w:spacing w:line="259" w:lineRule="auto"/>
         <w:jc w:val="both"/>
         <w:rPr>
           <w:rFonts w:ascii="Titillium Web" w:hAnsi="Titillium Web"/>
-          <w:sz w:val="22"/>
-          <w:szCs w:val="22"/>
-        </w:rPr>
-      </w:pPr>
-      <w:r>
-        <w:rPr>
-          <w:rFonts w:ascii="Titillium Web" w:hAnsi="Titillium Web"/>
-          <w:sz w:val="22"/>
-          <w:szCs w:val="22"/>
-        </w:rPr>
-        <w:t xml:space="preserve">b) Los precios deberán presentarse con el desglose unitario de cada ítem e indicar por separado el IVA aplicable.</w:t>
+          <w:sz w:val="20"/>
+          <w:szCs w:val="20"/>
+        </w:rPr>
+      </w:pPr>
+      <w:commentRangeStart w:id="1"/>
+      <w:r>
+        <w:rPr>
+          <w:rFonts w:ascii="Titillium Web" w:hAnsi="Titillium Web"/>
+          <w:sz w:val="20"/>
+          <w:szCs w:val="20"/>
+        </w:rPr>
+        <w:t xml:space="preserve">El plazo de entrega o de prestación del servicio </w:t>
+      </w:r>
+      <w:r>
+        <w:rPr>
+          <w:rFonts w:ascii="Titillium Web" w:hAnsi="Titillium Web"/>
+          <w:sz w:val="20"/>
+          <w:szCs w:val="20"/>
+        </w:rPr>
+        <w:t>será contado a partir del 1 de enero de 2027 hasta el 31 de diciembre de 2027</w:t>
+      </w:r>
+      <w:r>
+        <w:rPr>
+          <w:rFonts w:ascii="Titillium Web" w:hAnsi="Titillium Web"/>
+          <w:sz w:val="20"/>
+          <w:szCs w:val="20"/>
+        </w:rPr>
+        <w:t>.</w:t>
+      </w:r>
+      <w:commentRangeEnd w:id="1"/>
+      <w:r>
+        <w:rPr>
+          <w:rStyle w:val="Refdecomentario"/>
+          <w:rFonts w:ascii="Titillium Web" w:hAnsi="Titillium Web"/>
+          <w:sz w:val="20"/>
+          <w:szCs w:val="20"/>
+        </w:rPr>
+        <w:commentReference w:id="1"/>
       </w:r>
     </w:p>
     <w:p>
       <w:pPr>
-        <w:spacing w:after="60" w:line="259" w:lineRule="auto"/>
-        <w:ind w:left="284"/>
+        <w:pStyle w:val="Prrafodelista"/>
+        <w:numPr>
+          <w:ilvl w:val="0"/>
+          <w:numId w:val="23"/>
+        </w:numPr>
+        <w:spacing w:line="259" w:lineRule="auto"/>
         <w:jc w:val="both"/>
         <w:rPr>
           <w:rFonts w:ascii="Titillium Web" w:hAnsi="Titillium Web"/>
-          <w:sz w:val="22"/>
-          <w:szCs w:val="22"/>
-        </w:rPr>
-      </w:pPr>
-      <w:r>
-        <w:rPr>
-          <w:rFonts w:ascii="Titillium Web" w:hAnsi="Titillium Web"/>
-          <w:sz w:val="22"/>
-          <w:szCs w:val="22"/>
-        </w:rPr>
-        <w:t xml:space="preserve">c) El plazo de entrega o de prestación del servicio es de {plazo} días.</w:t>
+          <w:sz w:val="20"/>
+          <w:szCs w:val="20"/>
+        </w:rPr>
+      </w:pPr>
+      <w:r>
+        <w:rPr>
+          <w:rFonts w:ascii="Titillium Web" w:hAnsi="Titillium Web"/>
+          <w:sz w:val="20"/>
+          <w:szCs w:val="20"/>
+        </w:rPr>
+        <w:t>Documentos requeridos para el pago: {formaPago}</w:t>
       </w:r>
     </w:p>
     <w:p>
       <w:pPr>
-        <w:spacing w:after="60" w:line="259" w:lineRule="auto"/>
-        <w:ind w:left="284"/>
+        <w:pStyle w:val="Prrafodelista"/>
+        <w:numPr>
+          <w:ilvl w:val="0"/>
+          <w:numId w:val="23"/>
+        </w:numPr>
+        <w:spacing w:line="259" w:lineRule="auto"/>
         <w:jc w:val="both"/>
         <w:rPr>
           <w:rFonts w:ascii="Titillium Web" w:hAnsi="Titillium Web"/>
-          <w:sz w:val="22"/>
-          <w:szCs w:val="22"/>
-        </w:rPr>
-      </w:pPr>
-      <w:r>
-        <w:rPr>
-          <w:rFonts w:ascii="Titillium Web" w:hAnsi="Titillium Web"/>
-          <w:sz w:val="22"/>
-          <w:szCs w:val="22"/>
-        </w:rPr>
-        <w:t xml:space="preserve">d) Documentos requeridos para el pago: {formaPago}</w:t>
+          <w:sz w:val="20"/>
+          <w:szCs w:val="20"/>
+        </w:rPr>
+      </w:pPr>
+      <w:r>
+        <w:rPr>
+          <w:rFonts w:ascii="Titillium Web" w:hAnsi="Titillium Web"/>
+          <w:sz w:val="20"/>
+          <w:szCs w:val="20"/>
+        </w:rPr>
+        <w:t xml:space="preserve">La cotización deberá remitirse hasta el </w:t>
+      </w:r>
+      <w:r>
+        <w:rPr>
+          <w:rFonts w:ascii="Titillium Web" w:hAnsi="Titillium Web"/>
+          <w:b/>
+          <w:bCs/>
+          <w:sz w:val="20"/>
+          <w:szCs w:val="20"/>
+        </w:rPr>
+        <w:t>{fechaLimite}</w:t>
+      </w:r>
+      <w:r>
+        <w:rPr>
+          <w:rFonts w:ascii="Titillium Web" w:hAnsi="Titillium Web"/>
+          <w:sz w:val="20"/>
+          <w:szCs w:val="20"/>
+        </w:rPr>
+        <w:t xml:space="preserve"> al correo {acCorreo}, y mantendrá su validez por treinta (30) días.</w:t>
       </w:r>
     </w:p>
     <w:p>
       <w:pPr>
-        <w:spacing w:after="200" w:line="259" w:lineRule="auto"/>
-        <w:ind w:left="284"/>
+        <w:pStyle w:val="Prrafodelista"/>
+        <w:numPr>
+          <w:ilvl w:val="0"/>
+          <w:numId w:val="23"/>
+        </w:numPr>
+        <w:spacing w:line="259" w:lineRule="auto"/>
         <w:jc w:val="both"/>
         <w:rPr>
           <w:rFonts w:ascii="Titillium Web" w:hAnsi="Titillium Web"/>
-          <w:sz w:val="22"/>
-          <w:szCs w:val="22"/>
-        </w:rPr>
-      </w:pPr>
-      <w:r>
-        <w:rPr>
-          <w:rFonts w:ascii="Titillium Web" w:hAnsi="Titillium Web"/>
-          <w:sz w:val="22"/>
-          <w:szCs w:val="22"/>
-        </w:rPr>
-        <w:t xml:space="preserve">e) La cotización deberá remitirse hasta el </w:t>
+          <w:sz w:val="20"/>
+          <w:szCs w:val="20"/>
+        </w:rPr>
+      </w:pPr>
+      <w:r>
+        <w:rPr>
+          <w:rFonts w:ascii="Titillium Web" w:hAnsi="Titillium Web"/>
+          <w:sz w:val="20"/>
+          <w:szCs w:val="20"/>
+        </w:rPr>
+        <w:t>La cotización deberá ser remitida vía correo electrónico a {acCorreo} o entregada físicamente en las oficinas administrativas del área protegida {area}.</w:t>
+      </w:r>
+    </w:p>
+    <w:p>
+      <w:pPr>
+        <w:numPr>
+          <w:ilvl w:val="0"/>
+          <w:numId w:val="23"/>
+        </w:numPr>
+        <w:jc w:val="both"/>
+        <w:rPr>
+          <w:rFonts w:ascii="Titillium Web" w:hAnsi="Titillium Web"/>
+          <w:spacing w:val="-3"/>
+          <w:sz w:val="20"/>
+          <w:szCs w:val="20"/>
+          <w:lang w:val="es-EC"/>
+        </w:rPr>
+      </w:pPr>
+      <w:r>
+        <w:rPr>
+          <w:rFonts w:ascii="Titillium Web" w:hAnsi="Titillium Web"/>
+          <w:spacing w:val="-3"/>
+          <w:sz w:val="20"/>
+          <w:szCs w:val="20"/>
+          <w:lang w:val="es-EC"/>
+        </w:rPr>
+        <w:t>El instrumento jurídico será administrador por</w:t>
       </w:r>
       <w:r>
         <w:rPr>
           <w:rFonts w:ascii="Titillium Web" w:hAnsi="Titillium Web"/>
           <w:b/>
           <w:bCs/>
-          <w:sz w:val="22"/>
-          <w:szCs w:val="22"/>
-        </w:rPr>
-        <w:t xml:space="preserve">{fechaLimite}</w:t>
-      </w:r>
-      <w:r>
-        <w:rPr>
-          <w:rFonts w:ascii="Titillium Web" w:hAnsi="Titillium Web"/>
-          <w:sz w:val="22"/>
-          <w:szCs w:val="22"/>
-        </w:rPr>
-        <w:t xml:space="preserve"> al correo {acCorreo}, y mantendrá su validez por treinta (30) días.</w:t>
+          <w:spacing w:val="-3"/>
+          <w:sz w:val="20"/>
+          <w:szCs w:val="20"/>
+          <w:lang w:val="es-EC"/>
+        </w:rPr>
+        <w:t xml:space="preserve"> </w:t>
+      </w:r>
+      <w:r>
+        <w:rPr>
+          <w:rFonts w:ascii="Titillium Web" w:hAnsi="Titillium Web"/>
+          <w:spacing w:val="-3"/>
+          <w:sz w:val="20"/>
+          <w:szCs w:val="20"/>
+          <w:lang w:val="es-EC"/>
+        </w:rPr>
+        <w:t>{ac}.</w:t>
       </w:r>
     </w:p>
     <w:p>
       <w:pPr>
-        <w:spacing w:after="240" w:line="259" w:lineRule="auto"/>
+        <w:tabs>
+          <w:tab w:val="left" w:pos="5790"/>
+        </w:tabs>
+        <w:spacing w:line="259" w:lineRule="auto"/>
         <w:jc w:val="both"/>
         <w:rPr>
           <w:rFonts w:ascii="Titillium Web" w:hAnsi="Titillium Web"/>
-          <w:sz w:val="22"/>
-          <w:szCs w:val="22"/>
-        </w:rPr>
-      </w:pPr>
-      <w:r>
-        <w:rPr>
-          <w:rFonts w:ascii="Titillium Web" w:hAnsi="Titillium Web"/>
-          <w:sz w:val="22"/>
-          <w:szCs w:val="22"/>
-        </w:rPr>
-        <w:t xml:space="preserve">La suscripción del contrato de renovación queda sujeta a la elaboración del instrumento por parte de la Unidad Operativa del FAP y a la disponibilidad de fondos verificada.</w:t>
-      </w:r>
+          <w:sz w:val="20"/>
+          <w:szCs w:val="20"/>
+        </w:rPr>
+      </w:pPr>
     </w:p>
     <w:p>
       <w:pPr>
-        <w:spacing w:after="200" w:line="259" w:lineRule="auto"/>
+        <w:pStyle w:val="Prrafodelista"/>
+        <w:numPr>
+          <w:ilvl w:val="0"/>
+          <w:numId w:val="21"/>
+        </w:numPr>
         <w:jc w:val="both"/>
         <w:rPr>
           <w:rFonts w:ascii="Titillium Web" w:hAnsi="Titillium Web"/>
-          <w:sz w:val="22"/>
-          <w:szCs w:val="22"/>
-        </w:rPr>
-      </w:pPr>
-      <w:r>
-        <w:rPr>
-          <w:rFonts w:ascii="Titillium Web" w:hAnsi="Titillium Web"/>
-          <w:sz w:val="22"/>
-          <w:szCs w:val="22"/>
-        </w:rPr>
-        <w:t xml:space="preserve">Con sentimientos de distinguida consideración,</w:t>
+          <w:b/>
+          <w:bCs/>
+          <w:spacing w:val="-3"/>
+          <w:sz w:val="20"/>
+          <w:szCs w:val="20"/>
+          <w:lang w:val="es-EC"/>
+        </w:rPr>
+      </w:pPr>
+      <w:r>
+        <w:rPr>
+          <w:rFonts w:ascii="Titillium Web" w:hAnsi="Titillium Web"/>
+          <w:b/>
+          <w:bCs/>
+          <w:spacing w:val="-3"/>
+          <w:sz w:val="20"/>
+          <w:szCs w:val="20"/>
+          <w:lang w:val="es-EC"/>
+        </w:rPr>
+        <w:t>INFORMACIÓN AL PROVEEDOR INVITADO</w:t>
       </w:r>
     </w:p>
     <w:p>
       <w:pPr>
-        <w:spacing w:after="0" w:line="259" w:lineRule="auto"/>
+        <w:pStyle w:val="Prrafodelista"/>
+        <w:ind w:left="720"/>
         <w:jc w:val="both"/>
         <w:rPr>
           <w:rFonts w:ascii="Titillium Web" w:hAnsi="Titillium Web"/>
-          <w:sz w:val="22"/>
-          <w:szCs w:val="22"/>
-        </w:rPr>
-      </w:pPr>
-      <w:r>
-        <w:rPr>
-          <w:rFonts w:ascii="Titillium Web" w:hAnsi="Titillium Web"/>
-          <w:sz w:val="22"/>
-          <w:szCs w:val="22"/>
-        </w:rPr>
-        <w:t xml:space="preserve">Atentamente,</w:t>
-      </w:r>
+          <w:b/>
+          <w:bCs/>
+          <w:spacing w:val="-3"/>
+          <w:sz w:val="20"/>
+          <w:szCs w:val="20"/>
+          <w:lang w:val="es-EC"/>
+        </w:rPr>
+      </w:pPr>
     </w:p>
     <w:p>
       <w:pPr>
-        <w:spacing w:after="200"/>
-        <w:rPr>
-          <w:rFonts w:ascii="Titillium Web" w:hAnsi="Titillium Web"/>
-          <w:sz w:val="22"/>
-          <w:szCs w:val="22"/>
-        </w:rPr>
-      </w:pPr>
+        <w:jc w:val="both"/>
+        <w:rPr>
+          <w:rFonts w:ascii="Titillium Web" w:hAnsi="Titillium Web"/>
+          <w:spacing w:val="-3"/>
+          <w:sz w:val="20"/>
+          <w:szCs w:val="20"/>
+          <w:lang w:val="es-EC"/>
+        </w:rPr>
+      </w:pPr>
+      <w:r>
+        <w:rPr>
+          <w:rFonts w:ascii="Titillium Web" w:hAnsi="Titillium Web"/>
+          <w:spacing w:val="-3"/>
+          <w:sz w:val="20"/>
+          <w:szCs w:val="20"/>
+          <w:lang w:val="es-EC"/>
+        </w:rPr>
+        <w:t>Se recuerda que:</w:t>
+      </w:r>
     </w:p>
     <w:p>
       <w:pPr>
-        <w:spacing w:after="200"/>
-        <w:rPr>
-          <w:rFonts w:ascii="Titillium Web" w:hAnsi="Titillium Web"/>
-          <w:sz w:val="22"/>
-          <w:szCs w:val="22"/>
+        <w:jc w:val="both"/>
+        <w:rPr>
+          <w:rFonts w:ascii="Titillium Web" w:hAnsi="Titillium Web"/>
+          <w:spacing w:val="-3"/>
+          <w:sz w:val="20"/>
+          <w:szCs w:val="20"/>
+          <w:lang w:val="es-EC"/>
         </w:rPr>
       </w:pPr>
     </w:p>
     <w:p>
       <w:pPr>
-        <w:spacing w:after="0" w:line="259" w:lineRule="auto"/>
-        <w:jc w:val="center"/>
-        <w:rPr>
-          <w:rFonts w:ascii="Titillium Web" w:hAnsi="Titillium Web"/>
-          <w:sz w:val="22"/>
-          <w:szCs w:val="22"/>
-        </w:rPr>
-      </w:pPr>
-      <w:r>
-        <w:rPr>
-          <w:rFonts w:ascii="Titillium Web" w:hAnsi="Titillium Web"/>
-          <w:sz w:val="22"/>
-          <w:szCs w:val="22"/>
-        </w:rPr>
-        <w:t xml:space="preserve">______________________________</w:t>
+        <w:numPr>
+          <w:ilvl w:val="0"/>
+          <w:numId w:val="26"/>
+        </w:numPr>
+        <w:jc w:val="both"/>
+        <w:rPr>
+          <w:rFonts w:ascii="Titillium Web" w:hAnsi="Titillium Web"/>
+          <w:spacing w:val="-3"/>
+          <w:sz w:val="20"/>
+          <w:szCs w:val="20"/>
+          <w:lang w:val="es-EC"/>
+        </w:rPr>
+      </w:pPr>
+      <w:r>
+        <w:rPr>
+          <w:rFonts w:ascii="Titillium Web" w:hAnsi="Titillium Web"/>
+          <w:spacing w:val="-3"/>
+          <w:sz w:val="20"/>
+          <w:szCs w:val="20"/>
+          <w:lang w:val="es-EC"/>
+        </w:rPr>
+        <w:lastRenderedPageBreak/>
+        <w:t xml:space="preserve">La cotización será revisada y validada por {ac} – </w:t>
+      </w:r>
+      <w:r>
+        <w:rPr>
+          <w:rFonts w:ascii="Titillium Web" w:hAnsi="Titillium Web"/>
+          <w:b/>
+          <w:bCs/>
+          <w:spacing w:val="-3"/>
+          <w:sz w:val="20"/>
+          <w:szCs w:val="20"/>
+          <w:lang w:val="es-EC"/>
+        </w:rPr>
+        <w:t>{administradoracontadora} FAP-FIAS del área protegida</w:t>
+      </w:r>
+      <w:r>
+        <w:rPr>
+          <w:rFonts w:ascii="Titillium Web" w:hAnsi="Titillium Web"/>
+          <w:b/>
+          <w:bCs/>
+          <w:spacing w:val="-3"/>
+          <w:sz w:val="20"/>
+          <w:szCs w:val="20"/>
+          <w:lang w:val="es-EC"/>
+        </w:rPr>
+        <w:t xml:space="preserve"> </w:t>
+      </w:r>
+      <w:r>
+        <w:rPr>
+          <w:rFonts w:ascii="Titillium Web" w:hAnsi="Titillium Web"/>
+          <w:spacing w:val="-3"/>
+          <w:sz w:val="20"/>
+          <w:szCs w:val="20"/>
+          <w:lang w:val="es-EC"/>
+        </w:rPr>
+        <w:t xml:space="preserve">y {jefe} - </w:t>
+      </w:r>
+      <w:sdt>
+        <w:sdtPr>
+          <w:rPr>
+            <w:rFonts w:ascii="Titillium Web" w:hAnsi="Titillium Web"/>
+            <w:b/>
+            <w:bCs/>
+            <w:spacing w:val="-3"/>
+            <w:sz w:val="20"/>
+            <w:szCs w:val="20"/>
+            <w:lang w:val="es-EC"/>
+          </w:rPr>
+          <w:id w:val="2108921323"/>
+          <w:placeholder>
+            <w:docPart w:val="F9C880C5AD82408F9099DE7BC9871663"/>
+          </w:placeholder>
+          <w:comboBox>
+            <w:listItem w:value="Elija un elemento."/>
+            <w:listItem w:displayText="administrador" w:value="administrador"/>
+            <w:listItem w:displayText="administradora" w:value="administradora"/>
+          </w:comboBox>
+        </w:sdtPr>
+        <w:sdtEndPr/>
+        <w:sdtContent>
+          <w:r>
+            <w:rPr>
+              <w:rFonts w:ascii="Titillium Web" w:hAnsi="Titillium Web"/>
+              <w:b/>
+              <w:bCs/>
+              <w:spacing w:val="-3"/>
+              <w:sz w:val="20"/>
+              <w:szCs w:val="20"/>
+              <w:lang w:val="es-EC"/>
+            </w:rPr>
+            <w:t>administrador/a</w:t>
+          </w:r>
+        </w:sdtContent>
+      </w:sdt>
+      <w:r>
+        <w:rPr>
+          <w:rFonts w:ascii="Titillium Web" w:hAnsi="Titillium Web"/>
+          <w:b/>
+          <w:bCs/>
+          <w:spacing w:val="-3"/>
+          <w:sz w:val="20"/>
+          <w:szCs w:val="20"/>
+          <w:lang w:val="es-EC"/>
+        </w:rPr>
+        <w:t xml:space="preserve"> del área protegida por parte del MAE</w:t>
+      </w:r>
+      <w:r>
+        <w:rPr>
+          <w:rFonts w:ascii="Titillium Web" w:hAnsi="Titillium Web"/>
+          <w:spacing w:val="-3"/>
+          <w:sz w:val="20"/>
+          <w:szCs w:val="20"/>
+          <w:lang w:val="es-EC"/>
+        </w:rPr>
+        <w:t>, conforme con los procedimientos establecidos en el Ciclo del FAP.</w:t>
       </w:r>
     </w:p>
     <w:p>
       <w:pPr>
-        <w:spacing w:after="0" w:line="259" w:lineRule="auto"/>
+        <w:numPr>
+          <w:ilvl w:val="0"/>
+          <w:numId w:val="26"/>
+        </w:numPr>
+        <w:jc w:val="both"/>
+        <w:rPr>
+          <w:rFonts w:ascii="Titillium Web" w:hAnsi="Titillium Web"/>
+          <w:spacing w:val="-3"/>
+          <w:sz w:val="20"/>
+          <w:szCs w:val="20"/>
+          <w:lang w:val="es-EC"/>
+        </w:rPr>
+      </w:pPr>
+      <w:r>
+        <w:rPr>
+          <w:rFonts w:ascii="Titillium Web" w:hAnsi="Titillium Web"/>
+          <w:spacing w:val="-3"/>
+          <w:sz w:val="20"/>
+          <w:szCs w:val="20"/>
+          <w:lang w:val="es-EC"/>
+        </w:rPr>
+        <w:t>En caso de resultar adjudicada su propuesta, se procederá con la formalización conforme al Ciclo del FAP, mediante el instrumento jurídico respectivo según la naturaleza y condiciones del objeto.</w:t>
+      </w:r>
+    </w:p>
+    <w:p>
+      <w:pPr>
+        <w:numPr>
+          <w:ilvl w:val="0"/>
+          <w:numId w:val="26"/>
+        </w:numPr>
+        <w:jc w:val="both"/>
+        <w:rPr>
+          <w:rFonts w:ascii="Titillium Web" w:hAnsi="Titillium Web"/>
+          <w:spacing w:val="-3"/>
+          <w:sz w:val="20"/>
+          <w:szCs w:val="20"/>
+          <w:lang w:val="es-EC"/>
+        </w:rPr>
+      </w:pPr>
+      <w:commentRangeStart w:id="2"/>
+      <w:r>
+        <w:rPr>
+          <w:rFonts w:ascii="Titillium Web" w:hAnsi="Titillium Web"/>
+          <w:spacing w:val="-3"/>
+          <w:sz w:val="20"/>
+          <w:szCs w:val="20"/>
+          <w:lang w:val="es-EC"/>
+        </w:rPr>
+        <w:t xml:space="preserve">La </w:t>
+      </w:r>
+      <w:sdt>
+        <w:sdtPr>
+          <w:rPr>
+            <w:rFonts w:ascii="Titillium Web" w:hAnsi="Titillium Web"/>
+            <w:spacing w:val="-3"/>
+            <w:sz w:val="20"/>
+            <w:szCs w:val="20"/>
+            <w:lang w:val="es-EC"/>
+          </w:rPr>
+          <w:id w:val="-418098246"/>
+          <w:placeholder>
+            <w:docPart w:val="05DBFA4C8B5C46008425E402F7E151A8"/>
+          </w:placeholder>
+          <w:comboBox>
+            <w:listItem w:value="Elija un elemento."/>
+            <w:listItem w:displayText="solicitud" w:value="solicitud"/>
+            <w:listItem w:displayText="cotización" w:value="cotización"/>
+          </w:comboBox>
+        </w:sdtPr>
+        <w:sdtEndPr/>
+        <w:sdtContent>
+          <w:r>
+            <w:rPr>
+              <w:rFonts w:ascii="Titillium Web" w:hAnsi="Titillium Web"/>
+              <w:spacing w:val="-3"/>
+              <w:sz w:val="20"/>
+              <w:szCs w:val="20"/>
+              <w:lang w:val="es-EC"/>
+            </w:rPr>
+            <w:t>oferta/cotización</w:t>
+          </w:r>
+        </w:sdtContent>
+      </w:sdt>
+      <w:r>
+        <w:rPr>
+          <w:rFonts w:ascii="Titillium Web" w:hAnsi="Titillium Web"/>
+          <w:spacing w:val="-3"/>
+          <w:sz w:val="20"/>
+          <w:szCs w:val="20"/>
+          <w:lang w:val="es-EC"/>
+        </w:rPr>
+        <w:t xml:space="preserve"> deberá detallar cualquier ajuste de precios, servicios adicionales, soporte técnico o condiciones de mantenimiento correspondientes.</w:t>
+      </w:r>
+      <w:commentRangeEnd w:id="2"/>
+      <w:r>
+        <w:rPr>
+          <w:rStyle w:val="Refdecomentario"/>
+          <w:rFonts w:ascii="Titillium Web" w:hAnsi="Titillium Web"/>
+          <w:spacing w:val="-3"/>
+          <w:sz w:val="20"/>
+          <w:szCs w:val="20"/>
+          <w:lang w:val="es-EC"/>
+        </w:rPr>
+        <w:commentReference w:id="2"/>
+      </w:r>
+    </w:p>
+    <w:p>
+      <w:pPr>
+        <w:numPr>
+          <w:ilvl w:val="0"/>
+          <w:numId w:val="26"/>
+        </w:numPr>
+        <w:jc w:val="both"/>
+        <w:rPr>
+          <w:rFonts w:ascii="Titillium Web" w:hAnsi="Titillium Web"/>
+          <w:spacing w:val="-3"/>
+          <w:sz w:val="20"/>
+          <w:szCs w:val="20"/>
+          <w:lang w:val="es-EC"/>
+        </w:rPr>
+      </w:pPr>
+      <w:r>
+        <w:rPr>
+          <w:rFonts w:ascii="Titillium Web" w:hAnsi="Titillium Web"/>
+          <w:spacing w:val="-3"/>
+          <w:sz w:val="20"/>
+          <w:szCs w:val="20"/>
+          <w:lang w:val="es-EC"/>
+        </w:rPr>
+        <w:t xml:space="preserve">En caso de que sea </w:t>
+      </w:r>
+      <w:r>
+        <w:rPr>
+          <w:rFonts w:ascii="Titillium Web" w:hAnsi="Titillium Web"/>
+          <w:spacing w:val="-3"/>
+          <w:sz w:val="20"/>
+          <w:szCs w:val="20"/>
+          <w:lang w:val="es-EC"/>
+        </w:rPr>
+        <w:t>{adjudicadoA}</w:t>
+      </w:r>
+      <w:r>
+        <w:rPr>
+          <w:rFonts w:ascii="Titillium Web" w:hAnsi="Titillium Web"/>
+          <w:spacing w:val="-3"/>
+          <w:sz w:val="20"/>
+          <w:szCs w:val="20"/>
+          <w:lang w:val="es-EC"/>
+        </w:rPr>
+        <w:t>, una vez</w:t>
+      </w:r>
+      <w:r>
+        <w:rPr>
+          <w:rFonts w:ascii="Titillium Web" w:hAnsi="Titillium Web"/>
+          <w:spacing w:val="-3"/>
+          <w:sz w:val="20"/>
+          <w:szCs w:val="20"/>
+          <w:lang w:val="es-EC"/>
+        </w:rPr>
+        <w:t xml:space="preserve"> {finalizadoEntregado}</w:t>
+      </w:r>
+      <w:r>
+        <w:rPr>
+          <w:rFonts w:ascii="Titillium Web" w:hAnsi="Titillium Web"/>
+          <w:spacing w:val="-3"/>
+          <w:sz w:val="20"/>
+          <w:szCs w:val="20"/>
+          <w:lang w:val="es-EC"/>
+        </w:rPr>
+        <w:t xml:space="preserve">, </w:t>
+      </w:r>
+      <w:r>
+        <w:rPr>
+          <w:rFonts w:ascii="Titillium Web" w:hAnsi="Titillium Web"/>
+          <w:spacing w:val="-3"/>
+          <w:sz w:val="20"/>
+          <w:szCs w:val="20"/>
+          <w:lang w:val="es-EC"/>
+        </w:rPr>
+        <w:t>{elLaAdminContrato}</w:t>
+      </w:r>
+      <w:r>
+        <w:rPr>
+          <w:rFonts w:ascii="Titillium Web" w:hAnsi="Titillium Web"/>
+          <w:spacing w:val="-3"/>
+          <w:sz w:val="20"/>
+          <w:szCs w:val="20"/>
+        </w:rPr>
+        <w:t xml:space="preserve"> ejecutará el protocolo de evaluación de proveedores, analizando el nivel de satisfacción y el apego a los cronogramas establecidos.</w:t>
+      </w:r>
+    </w:p>
+    <w:p>
+      <w:pPr>
+        <w:tabs>
+          <w:tab w:val="left" w:pos="5790"/>
+        </w:tabs>
+        <w:spacing w:line="259" w:lineRule="auto"/>
+        <w:jc w:val="both"/>
+        <w:rPr>
+          <w:rFonts w:ascii="Titillium Web" w:hAnsi="Titillium Web"/>
+          <w:sz w:val="20"/>
+          <w:szCs w:val="20"/>
+        </w:rPr>
+      </w:pPr>
+    </w:p>
+    <w:p>
+      <w:pPr>
+        <w:spacing w:line="259" w:lineRule="auto"/>
+        <w:jc w:val="both"/>
+        <w:rPr>
+          <w:rFonts w:ascii="Titillium Web" w:hAnsi="Titillium Web"/>
+          <w:sz w:val="20"/>
+          <w:szCs w:val="20"/>
+        </w:rPr>
+      </w:pPr>
+      <w:r>
+        <w:rPr>
+          <w:rFonts w:ascii="Titillium Web" w:hAnsi="Titillium Web"/>
+          <w:sz w:val="20"/>
+          <w:szCs w:val="20"/>
+        </w:rPr>
+        <w:t>Con sentimientos de distinguida consideración,</w:t>
+      </w:r>
+    </w:p>
+    <w:p>
+      <w:pPr>
+        <w:spacing w:line="259" w:lineRule="auto"/>
+        <w:jc w:val="both"/>
+        <w:rPr>
+          <w:rFonts w:ascii="Titillium Web" w:hAnsi="Titillium Web"/>
+          <w:sz w:val="20"/>
+          <w:szCs w:val="20"/>
+        </w:rPr>
+      </w:pPr>
+    </w:p>
+    <w:p>
+      <w:pPr>
+        <w:spacing w:line="259" w:lineRule="auto"/>
+        <w:jc w:val="both"/>
+        <w:rPr>
+          <w:rFonts w:ascii="Titillium Web" w:hAnsi="Titillium Web"/>
+          <w:sz w:val="20"/>
+          <w:szCs w:val="20"/>
+        </w:rPr>
+      </w:pPr>
+      <w:r>
+        <w:rPr>
+          <w:rFonts w:ascii="Titillium Web" w:hAnsi="Titillium Web"/>
+          <w:sz w:val="20"/>
+          <w:szCs w:val="20"/>
+        </w:rPr>
+        <w:t>Atentamente,</w:t>
+      </w:r>
+    </w:p>
+    <w:p>
+      <w:pPr>
+        <w:rPr>
+          <w:rFonts w:ascii="Titillium Web" w:hAnsi="Titillium Web"/>
+          <w:sz w:val="20"/>
+          <w:szCs w:val="20"/>
+        </w:rPr>
+      </w:pPr>
+    </w:p>
+    <w:p>
+      <w:pPr>
+        <w:rPr>
+          <w:rFonts w:ascii="Titillium Web" w:hAnsi="Titillium Web"/>
+          <w:sz w:val="20"/>
+          <w:szCs w:val="20"/>
+        </w:rPr>
+      </w:pPr>
+    </w:p>
+    <w:p>
+      <w:pPr>
+        <w:spacing w:line="259" w:lineRule="auto"/>
         <w:jc w:val="center"/>
         <w:rPr>
           <w:rFonts w:ascii="Titillium Web" w:hAnsi="Titillium Web"/>
-          <w:sz w:val="22"/>
-          <w:szCs w:val="22"/>
+          <w:sz w:val="20"/>
+          <w:szCs w:val="20"/>
+        </w:rPr>
+      </w:pPr>
+      <w:r>
+        <w:rPr>
+          <w:rFonts w:ascii="Titillium Web" w:hAnsi="Titillium Web"/>
+          <w:sz w:val="20"/>
+          <w:szCs w:val="20"/>
+        </w:rPr>
+        <w:t>______________________________</w:t>
+      </w:r>
+    </w:p>
+    <w:p>
+      <w:pPr>
+        <w:spacing w:line="259" w:lineRule="auto"/>
+        <w:jc w:val="center"/>
+        <w:rPr>
+          <w:rFonts w:ascii="Titillium Web" w:hAnsi="Titillium Web"/>
+          <w:sz w:val="20"/>
+          <w:szCs w:val="20"/>
         </w:rPr>
       </w:pPr>
       <w:r>
@@ -790,53 +1346,98 @@
           <w:rFonts w:ascii="Titillium Web" w:hAnsi="Titillium Web"/>
           <w:b/>
           <w:bCs/>
-          <w:sz w:val="22"/>
-          <w:szCs w:val="22"/>
-        </w:rPr>
-        <w:t xml:space="preserve">{ac}</w:t>
+          <w:sz w:val="20"/>
+          <w:szCs w:val="20"/>
+        </w:rPr>
+        <w:t>{ac}</w:t>
       </w:r>
     </w:p>
     <w:p>
       <w:pPr>
-        <w:spacing w:after="0" w:line="259" w:lineRule="auto"/>
+        <w:spacing w:line="259" w:lineRule="auto"/>
         <w:jc w:val="center"/>
         <w:rPr>
           <w:rFonts w:ascii="Titillium Web" w:hAnsi="Titillium Web"/>
-          <w:sz w:val="22"/>
-          <w:szCs w:val="22"/>
-        </w:rPr>
-      </w:pPr>
-      <w:r>
-        <w:rPr>
-          <w:rFonts w:ascii="Titillium Web" w:hAnsi="Titillium Web"/>
-          <w:sz w:val="22"/>
-          <w:szCs w:val="22"/>
-        </w:rPr>
-        <w:t xml:space="preserve">{AdminContador}</w:t>
+          <w:b/>
+          <w:bCs/>
+          <w:sz w:val="20"/>
+          <w:szCs w:val="20"/>
+        </w:rPr>
+      </w:pPr>
+      <w:r>
+        <w:rPr>
+          <w:rFonts w:ascii="Titillium Web" w:hAnsi="Titillium Web"/>
+          <w:b/>
+          <w:bCs/>
+          <w:sz w:val="20"/>
+          <w:szCs w:val="20"/>
+        </w:rPr>
+        <w:t>{Admin</w:t>
+      </w:r>
+      <w:r>
+        <w:rPr>
+          <w:rFonts w:ascii="Titillium Web" w:hAnsi="Titillium Web"/>
+          <w:b/>
+          <w:bCs/>
+          <w:sz w:val="20"/>
+          <w:szCs w:val="20"/>
+        </w:rPr>
+        <w:t>Contador}</w:t>
       </w:r>
     </w:p>
     <w:p>
       <w:pPr>
-        <w:spacing w:after="200" w:line="259" w:lineRule="auto"/>
+        <w:spacing w:line="259" w:lineRule="auto"/>
         <w:jc w:val="center"/>
         <w:rPr>
           <w:rFonts w:ascii="Titillium Web" w:hAnsi="Titillium Web"/>
-          <w:sz w:val="22"/>
-          <w:szCs w:val="22"/>
-        </w:rPr>
-      </w:pPr>
-      <w:r>
-        <w:rPr>
-          <w:rFonts w:ascii="Titillium Web" w:hAnsi="Titillium Web"/>
-          <w:sz w:val="22"/>
-          <w:szCs w:val="22"/>
-        </w:rPr>
-        <w:t xml:space="preserve">FIAS — Fondo de Áreas Protegidas</w:t>
+          <w:b/>
+          <w:bCs/>
+          <w:sz w:val="20"/>
+          <w:szCs w:val="20"/>
+        </w:rPr>
+      </w:pPr>
+      <w:r>
+        <w:rPr>
+          <w:rFonts w:ascii="Titillium Web" w:hAnsi="Titillium Web"/>
+          <w:b/>
+          <w:bCs/>
+          <w:sz w:val="20"/>
+          <w:szCs w:val="20"/>
+        </w:rPr>
+        <w:t>{area}</w:t>
+      </w:r>
+    </w:p>
+    <w:p>
+      <w:pPr>
+        <w:spacing w:line="259" w:lineRule="auto"/>
+        <w:jc w:val="center"/>
+        <w:rPr>
+          <w:rFonts w:ascii="Titillium Web" w:hAnsi="Titillium Web"/>
+          <w:b/>
+          <w:bCs/>
+          <w:sz w:val="20"/>
+          <w:szCs w:val="20"/>
+        </w:rPr>
+      </w:pPr>
+      <w:r>
+        <w:rPr>
+          <w:rFonts w:ascii="Titillium Web" w:hAnsi="Titillium Web"/>
+          <w:b/>
+          <w:bCs/>
+          <w:sz w:val="20"/>
+          <w:szCs w:val="20"/>
+        </w:rPr>
+        <w:t>Fondo de Inversión Ambiental Sostenible</w:t>
       </w:r>
     </w:p>
     <w:sectPr>
-      <w:headerReference w:type="default" r:id="rId8"/>
-      <w:footerReference w:type="default" r:id="rId9"/>
+      <w:headerReference w:type="even" r:id="rId12"/>
+      <w:headerReference w:type="default" r:id="rId13"/>
+      <w:footerReference w:type="even" r:id="rId14"/>
+      <w:footerReference w:type="default" r:id="rId15"/>
+      <w:headerReference w:type="first" r:id="rId16"/>
+      <w:footerReference w:type="first" r:id="rId17"/>
       <w:pgSz w:w="11900" w:h="16840" w:code="9"/>
       <w:pgMar w:top="1418" w:right="1835" w:bottom="1134" w:left="1418" w:header="567" w:footer="567" w:gutter="0"/>
       <w:cols w:space="708"/>
@@ -844,6 +1445,105 @@
     </w:sectPr>
   </w:body>
 </w:document>
+</file>
+
+<file path=word/comments.xml><?xml version="1.0" encoding="utf-8"?>
+<w:comments xmlns:wpc="http://schemas.microsoft.com/office/word/2010/wordprocessingCanvas" xmlns:cx="http://schemas.microsoft.com/office/drawing/2014/chartex" xmlns:cx1="http://schemas.microsoft.com/office/drawing/2015/9/8/chartex" xmlns:cx2="http://schemas.microsoft.com/office/drawing/2015/10/21/chartex" xmlns:cx3="http://schemas.microsoft.com/office/drawing/2016/5/9/chartex" xmlns:cx4="http://schemas.microsoft.com/office/drawing/2016/5/10/chartex" xmlns:cx5="http://schemas.microsoft.com/office/drawing/2016/5/11/chartex" xmlns:cx6="http://schemas.microsoft.com/office/drawing/2016/5/12/chartex" xmlns:cx7="http://schemas.microsoft.com/office/drawing/2016/5/13/chartex" xmlns:cx8="http://schemas.microsoft.com/office/drawing/2016/5/14/chartex" xmlns:mc="http://schemas.openxmlformats.org/markup-compatibility/2006" xmlns:aink="http://schemas.microsoft.com/office/drawing/2016/ink" xmlns:am3d="http://schemas.microsoft.com/office/drawing/2017/model3d" xmlns:o="urn:schemas-microsoft-com:office:office" xmlns:oel="http://schemas.microsoft.com/office/2019/extlst" xmlns:r="http://schemas.openxmlformats.org/officeDocument/2006/relationships" xmlns:m="http://schemas.openxmlformats.org/officeDocument/2006/math" xmlns:v="urn:schemas-microsoft-com:vml" xmlns:wp14="http://schemas.microsoft.com/office/word/2010/wordprocessingDrawing" xmlns:wp="http://schemas.openxmlformats.org/drawingml/2006/wordprocessingDrawing" xmlns:w10="urn:schemas-microsoft-com:office:word" xmlns:w="http://schemas.openxmlformats.org/wordprocessingml/2006/main" xmlns:w14="http://schemas.microsoft.com/office/word/2010/wordml" xmlns:w15="http://schemas.microsoft.com/office/word/2012/wordml" xmlns:w16cex="http://schemas.microsoft.com/office/word/2018/wordml/cex" xmlns:w16cid="http://schemas.microsoft.com/office/word/2016/wordml/cid" xmlns:w16="http://schemas.microsoft.com/office/word/2018/wordml" xmlns:w16du="http://schemas.microsoft.com/office/word/2023/wordml/word16du" xmlns:w16sdtdh="http://schemas.microsoft.com/office/word/2020/wordml/sdtdatahash" xmlns:w16sdtfl="http://schemas.microsoft.com/office/word/2024/wordml/sdtformatlock" xmlns:w16se="http://schemas.microsoft.com/office/word/2015/wordml/symex" xmlns:wpg="http://schemas.microsoft.com/office/word/2010/wordprocessingGroup" xmlns:wpi="http://schemas.microsoft.com/office/word/2010/wordprocessingInk" xmlns:wne="http://schemas.microsoft.com/office/word/2006/wordml" xmlns:wps="http://schemas.microsoft.com/office/word/2010/wordprocessingShape" mc:Ignorable="w14 w15 w16se w16cid w16 w16cex w16sdtdh w16sdtfl w16du wp14">
+  <w:comment w:id="0" w:author="Rodriguez Diego" w:date="2026-09-08T18:13:00Z" w:initials="DR">
+    <w:p>
+      <w:pPr>
+        <w:pStyle w:val="Textocomentario"/>
+      </w:pPr>
+      <w:r>
+        <w:rPr>
+          <w:rStyle w:val="Refdecomentario"/>
+        </w:rPr>
+        <w:annotationRef/>
+      </w:r>
+      <w:r>
+        <w:rPr>
+          <w:lang w:val="es-EC"/>
+        </w:rPr>
+        <w:t xml:space="preserve">Incluir puntos como el alcance de los vehículos, equipos y demás que deben entrar en el servicio. </w:t>
+      </w:r>
+      <w:r>
+        <w:rPr>
+          <w:lang w:val="es-EC"/>
+        </w:rPr>
+        <w:br/>
+      </w:r>
+      <w:r>
+        <w:rPr>
+          <w:lang w:val="es-EC"/>
+        </w:rPr>
+        <w:br/>
+        <w:t>Agregar si lo consideraren el tema de la forma que se realizará el servicio</w:t>
+      </w:r>
+    </w:p>
+  </w:comment>
+  <w:comment w:id="1" w:author="Rodriguez Diego" w:date="2026-09-11T18:05:00Z" w:initials="DR">
+    <w:p>
+      <w:pPr>
+        <w:pStyle w:val="Textocomentario"/>
+      </w:pPr>
+      <w:r>
+        <w:rPr>
+          <w:rStyle w:val="Refdecomentario"/>
+        </w:rPr>
+        <w:annotationRef/>
+      </w:r>
+      <w:r>
+        <w:rPr>
+          <w:lang w:val="es-EC"/>
+        </w:rPr>
+        <w:t>Si es combustible hasta el 31 de enero de 2028</w:t>
+      </w:r>
+    </w:p>
+  </w:comment>
+  <w:comment w:id="2" w:author="Rodriguez Diego" w:date="2026-03-04T11:01:00Z" w:initials="DR">
+    <w:p>
+      <w:pPr>
+        <w:pStyle w:val="Textocomentario"/>
+      </w:pPr>
+      <w:r>
+        <w:rPr>
+          <w:rStyle w:val="Refdecomentario"/>
+        </w:rPr>
+        <w:annotationRef/>
+      </w:r>
+      <w:r>
+        <w:rPr>
+          <w:lang w:val="es-EC"/>
+        </w:rPr>
+        <w:t>Ajustar de acuerdo con el servicio</w:t>
+      </w:r>
+    </w:p>
+  </w:comment>
+</w:comments>
+</file>
+
+<file path=word/commentsExtended.xml><?xml version="1.0" encoding="utf-8"?>
+<w15:commentsEx xmlns:wpc="http://schemas.microsoft.com/office/word/2010/wordprocessingCanvas" xmlns:cx="http://schemas.microsoft.com/office/drawing/2014/chartex" xmlns:cx1="http://schemas.microsoft.com/office/drawing/2015/9/8/chartex" xmlns:cx2="http://schemas.microsoft.com/office/drawing/2015/10/21/chartex" xmlns:cx3="http://schemas.microsoft.com/office/drawing/2016/5/9/chartex" xmlns:cx4="http://schemas.microsoft.com/office/drawing/2016/5/10/chartex" xmlns:cx5="http://schemas.microsoft.com/office/drawing/2016/5/11/chartex" xmlns:cx6="http://schemas.microsoft.com/office/drawing/2016/5/12/chartex" xmlns:cx7="http://schemas.microsoft.com/office/drawing/2016/5/13/chartex" xmlns:cx8="http://schemas.microsoft.com/office/drawing/2016/5/14/chartex" xmlns:mc="http://schemas.openxmlformats.org/markup-compatibility/2006" xmlns:aink="http://schemas.microsoft.com/office/drawing/2016/ink" xmlns:am3d="http://schemas.microsoft.com/office/drawing/2017/model3d" xmlns:o="urn:schemas-microsoft-com:office:office" xmlns:oel="http://schemas.microsoft.com/office/2019/extlst" xmlns:r="http://schemas.openxmlformats.org/officeDocument/2006/relationships" xmlns:m="http://schemas.openxmlformats.org/officeDocument/2006/math" xmlns:v="urn:schemas-microsoft-com:vml" xmlns:wp14="http://schemas.microsoft.com/office/word/2010/wordprocessingDrawing" xmlns:wp="http://schemas.openxmlformats.org/drawingml/2006/wordprocessingDrawing" xmlns:w10="urn:schemas-microsoft-com:office:word" xmlns:w="http://schemas.openxmlformats.org/wordprocessingml/2006/main" xmlns:w14="http://schemas.microsoft.com/office/word/2010/wordml" xmlns:w15="http://schemas.microsoft.com/office/word/2012/wordml" xmlns:w16cex="http://schemas.microsoft.com/office/word/2018/wordml/cex" xmlns:w16cid="http://schemas.microsoft.com/office/word/2016/wordml/cid" xmlns:w16="http://schemas.microsoft.com/office/word/2018/wordml" xmlns:w16du="http://schemas.microsoft.com/office/word/2023/wordml/word16du" xmlns:w16sdtdh="http://schemas.microsoft.com/office/word/2020/wordml/sdtdatahash" xmlns:w16sdtfl="http://schemas.microsoft.com/office/word/2024/wordml/sdtformatlock" xmlns:w16se="http://schemas.microsoft.com/office/word/2015/wordml/symex" xmlns:wpg="http://schemas.microsoft.com/office/word/2010/wordprocessingGroup" xmlns:wpi="http://schemas.microsoft.com/office/word/2010/wordprocessingInk" xmlns:wne="http://schemas.microsoft.com/office/word/2006/wordml" xmlns:wps="http://schemas.microsoft.com/office/word/2010/wordprocessingShape" mc:Ignorable="w14 w15 w16se w16cid w16 w16cex w16sdtdh w16sdtfl w16du wp14">
+  <w15:commentEx w15:paraId="408EC1B4" w15:done="0"/>
+  <w15:commentEx w15:paraId="68FCE59D" w15:done="0"/>
+  <w15:commentEx w15:paraId="03C93279" w15:done="0"/>
+</w15:commentsEx>
+</file>
+
+<file path=word/commentsExtensible.xml><?xml version="1.0" encoding="utf-8"?>
+<w16cex:commentsExtensible xmlns:wpc="http://schemas.microsoft.com/office/word/2010/wordprocessingCanvas" xmlns:cx="http://schemas.microsoft.com/office/drawing/2014/chartex" xmlns:cx1="http://schemas.microsoft.com/office/drawing/2015/9/8/chartex" xmlns:cx2="http://schemas.microsoft.com/office/drawing/2015/10/21/chartex" xmlns:cx3="http://schemas.microsoft.com/office/drawing/2016/5/9/chartex" xmlns:cx4="http://schemas.microsoft.com/office/drawing/2016/5/10/chartex" xmlns:cx5="http://schemas.microsoft.com/office/drawing/2016/5/11/chartex" xmlns:cx6="http://schemas.microsoft.com/office/drawing/2016/5/12/chartex" xmlns:cx7="http://schemas.microsoft.com/office/drawing/2016/5/13/chartex" xmlns:cx8="http://schemas.microsoft.com/office/drawing/2016/5/14/chartex" xmlns:cr="http://schemas.microsoft.com/office/comments/2020/reactions" xmlns:mc="http://schemas.openxmlformats.org/markup-compatibility/2006" xmlns:aink="http://schemas.microsoft.com/office/drawing/2016/ink" xmlns:am3d="http://schemas.microsoft.com/office/drawing/2017/model3d" xmlns:o="urn:schemas-microsoft-com:office:office" xmlns:oel="http://schemas.microsoft.com/office/2019/extlst" xmlns:r="http://schemas.openxmlformats.org/officeDocument/2006/relationships" xmlns:m="http://schemas.openxmlformats.org/officeDocument/2006/math" xmlns:v="urn:schemas-microsoft-com:vml" xmlns:wp14="http://schemas.microsoft.com/office/word/2010/wordprocessingDrawing" xmlns:wp="http://schemas.openxmlformats.org/drawingml/2006/wordprocessingDrawing" xmlns:w10="urn:schemas-microsoft-com:office:word" xmlns:w="http://schemas.openxmlformats.org/wordprocessingml/2006/main" xmlns:w14="http://schemas.microsoft.com/office/word/2010/wordml" xmlns:w15="http://schemas.microsoft.com/office/word/2012/wordml" xmlns:w16cex="http://schemas.microsoft.com/office/word/2018/wordml/cex" xmlns:w16cid="http://schemas.microsoft.com/office/word/2016/wordml/cid" xmlns:w16="http://schemas.microsoft.com/office/word/2018/wordml" xmlns:w16du="http://schemas.microsoft.com/office/word/2023/wordml/word16du" xmlns:w16sdtdh="http://schemas.microsoft.com/office/word/2020/wordml/sdtdatahash" xmlns:w16sdtfl="http://schemas.microsoft.com/office/word/2024/wordml/sdtformatlock" xmlns:w16se="http://schemas.microsoft.com/office/word/2015/wordml/symex" xmlns:wpg="http://schemas.microsoft.com/office/word/2010/wordprocessingGroup" xmlns:wpi="http://schemas.microsoft.com/office/word/2010/wordprocessingInk" xmlns:wne="http://schemas.microsoft.com/office/word/2006/wordml" xmlns:wps="http://schemas.microsoft.com/office/word/2010/wordprocessingShape" mc:Ignorable="w14 w15 w16se w16cid w16 w16cex w16sdtdh w16sdtfl cr w16du wp14">
+  <w16cex:commentExtensible w16cex:durableId="326AE4D8" w16cex:dateUtc="2026-09-08T23:13:00Z"/>
+  <w16cex:commentExtensible w16cex:durableId="3D6D0BE9" w16cex:dateUtc="2026-09-11T23:05:00Z"/>
+  <w16cex:commentExtensible w16cex:durableId="2813585D" w16cex:dateUtc="2026-03-04T16:01:00Z"/>
+</w16cex:commentsExtensible>
+</file>
+
+<file path=word/commentsIds.xml><?xml version="1.0" encoding="utf-8"?>
+<w16cid:commentsIds xmlns:wpc="http://schemas.microsoft.com/office/word/2010/wordprocessingCanvas" xmlns:cx="http://schemas.microsoft.com/office/drawing/2014/chartex" xmlns:cx1="http://schemas.microsoft.com/office/drawing/2015/9/8/chartex" xmlns:cx2="http://schemas.microsoft.com/office/drawing/2015/10/21/chartex" xmlns:cx3="http://schemas.microsoft.com/office/drawing/2016/5/9/chartex" xmlns:cx4="http://schemas.microsoft.com/office/drawing/2016/5/10/chartex" xmlns:cx5="http://schemas.microsoft.com/office/drawing/2016/5/11/chartex" xmlns:cx6="http://schemas.microsoft.com/office/drawing/2016/5/12/chartex" xmlns:cx7="http://schemas.microsoft.com/office/drawing/2016/5/13/chartex" xmlns:cx8="http://schemas.microsoft.com/office/drawing/2016/5/14/chartex" xmlns:mc="http://schemas.openxmlformats.org/markup-compatibility/2006" xmlns:aink="http://schemas.microsoft.com/office/drawing/2016/ink" xmlns:am3d="http://schemas.microsoft.com/office/drawing/2017/model3d" xmlns:o="urn:schemas-microsoft-com:office:office" xmlns:oel="http://schemas.microsoft.com/office/2019/extlst" xmlns:r="http://schemas.openxmlformats.org/officeDocument/2006/relationships" xmlns:m="http://schemas.openxmlformats.org/officeDocument/2006/math" xmlns:v="urn:schemas-microsoft-com:vml" xmlns:wp14="http://schemas.microsoft.com/office/word/2010/wordprocessingDrawing" xmlns:wp="http://schemas.openxmlformats.org/drawingml/2006/wordprocessingDrawing" xmlns:w10="urn:schemas-microsoft-com:office:word" xmlns:w="http://schemas.openxmlformats.org/wordprocessingml/2006/main" xmlns:w14="http://schemas.microsoft.com/office/word/2010/wordml" xmlns:w15="http://schemas.microsoft.com/office/word/2012/wordml" xmlns:w16cex="http://schemas.microsoft.com/office/word/2018/wordml/cex" xmlns:w16cid="http://schemas.microsoft.com/office/word/2016/wordml/cid" xmlns:w16="http://schemas.microsoft.com/office/word/2018/wordml" xmlns:w16du="http://schemas.microsoft.com/office/word/2023/wordml/word16du" xmlns:w16sdtdh="http://schemas.microsoft.com/office/word/2020/wordml/sdtdatahash" xmlns:w16sdtfl="http://schemas.microsoft.com/office/word/2024/wordml/sdtformatlock" xmlns:w16se="http://schemas.microsoft.com/office/word/2015/wordml/symex" xmlns:wpg="http://schemas.microsoft.com/office/word/2010/wordprocessingGroup" xmlns:wpi="http://schemas.microsoft.com/office/word/2010/wordprocessingInk" xmlns:wne="http://schemas.microsoft.com/office/word/2006/wordml" xmlns:wps="http://schemas.microsoft.com/office/word/2010/wordprocessingShape" mc:Ignorable="w14 w15 w16se w16cid w16 w16cex w16sdtdh w16sdtfl w16du wp14">
+  <w16cid:commentId w16cid:paraId="408EC1B4" w16cid:durableId="326AE4D8"/>
+  <w16cid:commentId w16cid:paraId="68FCE59D" w16cid:durableId="3D6D0BE9"/>
+  <w16cid:commentId w16cid:paraId="03C93279" w16cid:durableId="2813585D"/>
+</w16cid:commentsIds>
 </file>
 
 <file path=word/endnotes.xml><?xml version="1.0" encoding="utf-8"?>
@@ -870,6 +1570,16 @@
   <w:p>
     <w:pPr>
       <w:pStyle w:val="Piedepgina"/>
+    </w:pPr>
+  </w:p>
+</w:ftr>
+</file>
+
+<file path=word/footer2.xml><?xml version="1.0" encoding="utf-8"?>
+<w:ftr xmlns:wpc="http://schemas.microsoft.com/office/word/2010/wordprocessingCanvas" xmlns:cx="http://schemas.microsoft.com/office/drawing/2014/chartex" xmlns:cx1="http://schemas.microsoft.com/office/drawing/2015/9/8/chartex" xmlns:cx2="http://schemas.microsoft.com/office/drawing/2015/10/21/chartex" xmlns:cx3="http://schemas.microsoft.com/office/drawing/2016/5/9/chartex" xmlns:cx4="http://schemas.microsoft.com/office/drawing/2016/5/10/chartex" xmlns:cx5="http://schemas.microsoft.com/office/drawing/2016/5/11/chartex" xmlns:cx6="http://schemas.microsoft.com/office/drawing/2016/5/12/chartex" xmlns:cx7="http://schemas.microsoft.com/office/drawing/2016/5/13/chartex" xmlns:cx8="http://schemas.microsoft.com/office/drawing/2016/5/14/chartex" xmlns:mc="http://schemas.openxmlformats.org/markup-compatibility/2006" xmlns:aink="http://schemas.microsoft.com/office/drawing/2016/ink" xmlns:am3d="http://schemas.microsoft.com/office/drawing/2017/model3d" xmlns:o="urn:schemas-microsoft-com:office:office" xmlns:oel="http://schemas.microsoft.com/office/2019/extlst" xmlns:r="http://schemas.openxmlformats.org/officeDocument/2006/relationships" xmlns:m="http://schemas.openxmlformats.org/officeDocument/2006/math" xmlns:v="urn:schemas-microsoft-com:vml" xmlns:wp14="http://schemas.microsoft.com/office/word/2010/wordprocessingDrawing" xmlns:wp="http://schemas.openxmlformats.org/drawingml/2006/wordprocessingDrawing" xmlns:w10="urn:schemas-microsoft-com:office:word" xmlns:w="http://schemas.openxmlformats.org/wordprocessingml/2006/main" xmlns:w14="http://schemas.microsoft.com/office/word/2010/wordml" xmlns:w15="http://schemas.microsoft.com/office/word/2012/wordml" xmlns:w16cex="http://schemas.microsoft.com/office/word/2018/wordml/cex" xmlns:w16cid="http://schemas.microsoft.com/office/word/2016/wordml/cid" xmlns:w16="http://schemas.microsoft.com/office/word/2018/wordml" xmlns:w16du="http://schemas.microsoft.com/office/word/2023/wordml/word16du" xmlns:w16sdtdh="http://schemas.microsoft.com/office/word/2020/wordml/sdtdatahash" xmlns:w16sdtfl="http://schemas.microsoft.com/office/word/2024/wordml/sdtformatlock" xmlns:w16se="http://schemas.microsoft.com/office/word/2015/wordml/symex" xmlns:wpg="http://schemas.microsoft.com/office/word/2010/wordprocessingGroup" xmlns:wpi="http://schemas.microsoft.com/office/word/2010/wordprocessingInk" xmlns:wne="http://schemas.microsoft.com/office/word/2006/wordml" xmlns:wps="http://schemas.microsoft.com/office/word/2010/wordprocessingShape" mc:Ignorable="w14 w15 w16se w16cid w16 w16cex w16sdtdh w16sdtfl w16du wp14">
+  <w:p>
+    <w:pPr>
+      <w:pStyle w:val="Piedepgina"/>
       <w:jc w:val="right"/>
       <w:rPr>
         <w:rFonts w:ascii="Garamond" w:hAnsi="Garamond"/>
@@ -928,6 +1638,16 @@
         <w:sz w:val="18"/>
         <w:szCs w:val="18"/>
       </w:rPr>
+    </w:pPr>
+  </w:p>
+</w:ftr>
+</file>
+
+<file path=word/footer3.xml><?xml version="1.0" encoding="utf-8"?>
+<w:ftr xmlns:wpc="http://schemas.microsoft.com/office/word/2010/wordprocessingCanvas" xmlns:cx="http://schemas.microsoft.com/office/drawing/2014/chartex" xmlns:cx1="http://schemas.microsoft.com/office/drawing/2015/9/8/chartex" xmlns:cx2="http://schemas.microsoft.com/office/drawing/2015/10/21/chartex" xmlns:cx3="http://schemas.microsoft.com/office/drawing/2016/5/9/chartex" xmlns:cx4="http://schemas.microsoft.com/office/drawing/2016/5/10/chartex" xmlns:cx5="http://schemas.microsoft.com/office/drawing/2016/5/11/chartex" xmlns:cx6="http://schemas.microsoft.com/office/drawing/2016/5/12/chartex" xmlns:cx7="http://schemas.microsoft.com/office/drawing/2016/5/13/chartex" xmlns:cx8="http://schemas.microsoft.com/office/drawing/2016/5/14/chartex" xmlns:mc="http://schemas.openxmlformats.org/markup-compatibility/2006" xmlns:aink="http://schemas.microsoft.com/office/drawing/2016/ink" xmlns:am3d="http://schemas.microsoft.com/office/drawing/2017/model3d" xmlns:o="urn:schemas-microsoft-com:office:office" xmlns:oel="http://schemas.microsoft.com/office/2019/extlst" xmlns:r="http://schemas.openxmlformats.org/officeDocument/2006/relationships" xmlns:m="http://schemas.openxmlformats.org/officeDocument/2006/math" xmlns:v="urn:schemas-microsoft-com:vml" xmlns:wp14="http://schemas.microsoft.com/office/word/2010/wordprocessingDrawing" xmlns:wp="http://schemas.openxmlformats.org/drawingml/2006/wordprocessingDrawing" xmlns:w10="urn:schemas-microsoft-com:office:word" xmlns:w="http://schemas.openxmlformats.org/wordprocessingml/2006/main" xmlns:w14="http://schemas.microsoft.com/office/word/2010/wordml" xmlns:w15="http://schemas.microsoft.com/office/word/2012/wordml" xmlns:w16cex="http://schemas.microsoft.com/office/word/2018/wordml/cex" xmlns:w16cid="http://schemas.microsoft.com/office/word/2016/wordml/cid" xmlns:w16="http://schemas.microsoft.com/office/word/2018/wordml" xmlns:w16du="http://schemas.microsoft.com/office/word/2023/wordml/word16du" xmlns:w16sdtdh="http://schemas.microsoft.com/office/word/2020/wordml/sdtdatahash" xmlns:w16sdtfl="http://schemas.microsoft.com/office/word/2024/wordml/sdtformatlock" xmlns:w16se="http://schemas.microsoft.com/office/word/2015/wordml/symex" xmlns:wpg="http://schemas.microsoft.com/office/word/2010/wordprocessingGroup" xmlns:wpi="http://schemas.microsoft.com/office/word/2010/wordprocessingInk" xmlns:wne="http://schemas.microsoft.com/office/word/2006/wordml" xmlns:wps="http://schemas.microsoft.com/office/word/2010/wordprocessingShape" mc:Ignorable="w14 w15 w16se w16cid w16 w16cex w16sdtdh w16sdtfl w16du wp14">
+  <w:p>
+    <w:pPr>
+      <w:pStyle w:val="Piedepgina"/>
     </w:pPr>
   </w:p>
 </w:ftr>
@@ -956,145 +1676,473 @@
 <w:hdr xmlns:wpc="http://schemas.microsoft.com/office/word/2010/wordprocessingCanvas" xmlns:cx="http://schemas.microsoft.com/office/drawing/2014/chartex" xmlns:cx1="http://schemas.microsoft.com/office/drawing/2015/9/8/chartex" xmlns:cx2="http://schemas.microsoft.com/office/drawing/2015/10/21/chartex" xmlns:cx3="http://schemas.microsoft.com/office/drawing/2016/5/9/chartex" xmlns:cx4="http://schemas.microsoft.com/office/drawing/2016/5/10/chartex" xmlns:cx5="http://schemas.microsoft.com/office/drawing/2016/5/11/chartex" xmlns:cx6="http://schemas.microsoft.com/office/drawing/2016/5/12/chartex" xmlns:cx7="http://schemas.microsoft.com/office/drawing/2016/5/13/chartex" xmlns:cx8="http://schemas.microsoft.com/office/drawing/2016/5/14/chartex" xmlns:mc="http://schemas.openxmlformats.org/markup-compatibility/2006" xmlns:aink="http://schemas.microsoft.com/office/drawing/2016/ink" xmlns:am3d="http://schemas.microsoft.com/office/drawing/2017/model3d" xmlns:o="urn:schemas-microsoft-com:office:office" xmlns:oel="http://schemas.microsoft.com/office/2019/extlst" xmlns:r="http://schemas.openxmlformats.org/officeDocument/2006/relationships" xmlns:m="http://schemas.openxmlformats.org/officeDocument/2006/math" xmlns:v="urn:schemas-microsoft-com:vml" xmlns:wp14="http://schemas.microsoft.com/office/word/2010/wordprocessingDrawing" xmlns:wp="http://schemas.openxmlformats.org/drawingml/2006/wordprocessingDrawing" xmlns:w10="urn:schemas-microsoft-com:office:word" xmlns:w="http://schemas.openxmlformats.org/wordprocessingml/2006/main" xmlns:w14="http://schemas.microsoft.com/office/word/2010/wordml" xmlns:w15="http://schemas.microsoft.com/office/word/2012/wordml" xmlns:w16cex="http://schemas.microsoft.com/office/word/2018/wordml/cex" xmlns:w16cid="http://schemas.microsoft.com/office/word/2016/wordml/cid" xmlns:w16="http://schemas.microsoft.com/office/word/2018/wordml" xmlns:w16du="http://schemas.microsoft.com/office/word/2023/wordml/word16du" xmlns:w16sdtdh="http://schemas.microsoft.com/office/word/2020/wordml/sdtdatahash" xmlns:w16sdtfl="http://schemas.microsoft.com/office/word/2024/wordml/sdtformatlock" xmlns:w16se="http://schemas.microsoft.com/office/word/2015/wordml/symex" xmlns:wpg="http://schemas.microsoft.com/office/word/2010/wordprocessingGroup" xmlns:wpi="http://schemas.microsoft.com/office/word/2010/wordprocessingInk" xmlns:wne="http://schemas.microsoft.com/office/word/2006/wordml" xmlns:wps="http://schemas.microsoft.com/office/word/2010/wordprocessingShape" mc:Ignorable="w14 w15 w16se w16cid w16 w16cex w16sdtdh w16sdtfl w16du wp14">
   <w:p>
     <w:pPr>
-      <w:ind w:right="-808"/>
-      <w:jc w:val="right"/>
-      <w:rPr>
-        <w:rFonts w:ascii="Garamond" w:hAnsi="Garamond"/>
-        <w:sz w:val="22"/>
-        <w:szCs w:val="22"/>
-      </w:rPr>
+      <w:pStyle w:val="Encabezado"/>
     </w:pPr>
-    <w:r>
-      <w:rPr>
-        <w:noProof/>
-      </w:rPr>
-      <w:drawing>
-        <wp:anchor distT="0" distB="0" distL="114300" distR="114300" simplePos="0" relativeHeight="251657728" behindDoc="0" locked="0" layoutInCell="1" allowOverlap="1" wp14:anchorId="1EAB8B46" wp14:editId="2AB06338">
-          <wp:simplePos x="0" y="0"/>
-          <wp:positionH relativeFrom="column">
-            <wp:posOffset>-133350</wp:posOffset>
-          </wp:positionH>
-          <wp:positionV relativeFrom="paragraph">
-            <wp:posOffset>126365</wp:posOffset>
-          </wp:positionV>
-          <wp:extent cx="1421130" cy="550545"/>
-          <wp:effectExtent l="0" t="0" r="0" b="0"/>
-          <wp:wrapNone/>
-          <wp:docPr id="418487636" name="image1.png"/>
-          <wp:cNvGraphicFramePr>
-            <a:graphicFrameLocks xmlns:a="http://schemas.openxmlformats.org/drawingml/2006/main" noChangeAspect="1"/>
-          </wp:cNvGraphicFramePr>
-          <a:graphic xmlns:a="http://schemas.openxmlformats.org/drawingml/2006/main">
-            <a:graphicData uri="http://schemas.openxmlformats.org/drawingml/2006/picture">
-              <pic:pic xmlns:pic="http://schemas.openxmlformats.org/drawingml/2006/picture">
-                <pic:nvPicPr>
-                  <pic:cNvPr id="0" name="image1.png"/>
-                  <pic:cNvPicPr>
-                    <a:picLocks noChangeAspect="1" noChangeArrowheads="1"/>
-                  </pic:cNvPicPr>
-                </pic:nvPicPr>
-                <pic:blipFill>
-                  <a:blip r:embed="rId1">
-                    <a:extLst>
-                      <a:ext uri="{28A0092B-C50C-407E-A947-70E740481C1C}">
-                        <a14:useLocalDpi xmlns:a14="http://schemas.microsoft.com/office/drawing/2010/main" val="0"/>
-                      </a:ext>
-                    </a:extLst>
-                  </a:blip>
-                  <a:srcRect/>
-                  <a:stretch>
-                    <a:fillRect/>
-                  </a:stretch>
-                </pic:blipFill>
-                <pic:spPr bwMode="auto">
-                  <a:xfrm>
-                    <a:off x="0" y="0"/>
-                    <a:ext cx="1421130" cy="550545"/>
-                  </a:xfrm>
-                  <a:prstGeom prst="rect">
-                    <a:avLst/>
-                  </a:prstGeom>
-                  <a:noFill/>
-                </pic:spPr>
-              </pic:pic>
-            </a:graphicData>
-          </a:graphic>
-          <wp14:sizeRelH relativeFrom="page">
-            <wp14:pctWidth>0</wp14:pctWidth>
-          </wp14:sizeRelH>
-          <wp14:sizeRelV relativeFrom="page">
-            <wp14:pctHeight>0</wp14:pctHeight>
-          </wp14:sizeRelV>
-        </wp:anchor>
-      </w:drawing>
-    </w:r>
-    <w:r>
-      <w:rPr>
-        <w:rFonts w:ascii="Garamond" w:hAnsi="Garamond"/>
-        <w:noProof/>
-        <w:sz w:val="22"/>
-        <w:szCs w:val="22"/>
-        <w:lang w:val="es-EC" w:eastAsia="es-EC"/>
-      </w:rPr>
-      <w:drawing>
-        <wp:inline distT="0" distB="0" distL="0" distR="0" wp14:anchorId="360ABB4C" wp14:editId="2A878472">
-          <wp:extent cx="1857375" cy="476250"/>
-          <wp:effectExtent l="0" t="0" r="0" b="0"/>
-          <wp:docPr id="1" name="Imagen 5"/>
-          <wp:cNvGraphicFramePr>
-            <a:graphicFrameLocks xmlns:a="http://schemas.openxmlformats.org/drawingml/2006/main" noChangeAspect="1"/>
-          </wp:cNvGraphicFramePr>
-          <a:graphic xmlns:a="http://schemas.openxmlformats.org/drawingml/2006/main">
-            <a:graphicData uri="http://schemas.openxmlformats.org/drawingml/2006/picture">
-              <pic:pic xmlns:pic="http://schemas.openxmlformats.org/drawingml/2006/picture">
-                <pic:nvPicPr>
-                  <pic:cNvPr id="0" name="Imagen 5"/>
-                  <pic:cNvPicPr>
-                    <a:picLocks noChangeAspect="1" noChangeArrowheads="1"/>
-                  </pic:cNvPicPr>
-                </pic:nvPicPr>
-                <pic:blipFill>
-                  <a:blip r:embed="rId2">
-                    <a:extLst>
-                      <a:ext uri="{28A0092B-C50C-407E-A947-70E740481C1C}">
-                        <a14:useLocalDpi xmlns:a14="http://schemas.microsoft.com/office/drawing/2010/main" val="0"/>
-                      </a:ext>
-                    </a:extLst>
-                  </a:blip>
-                  <a:srcRect/>
-                  <a:stretch>
-                    <a:fillRect/>
-                  </a:stretch>
-                </pic:blipFill>
-                <pic:spPr bwMode="auto">
-                  <a:xfrm>
-                    <a:off x="0" y="0"/>
-                    <a:ext cx="1857375" cy="476250"/>
-                  </a:xfrm>
-                  <a:prstGeom prst="rect">
-                    <a:avLst/>
-                  </a:prstGeom>
-                  <a:noFill/>
-                  <a:ln>
-                    <a:noFill/>
-                  </a:ln>
-                </pic:spPr>
-              </pic:pic>
-            </a:graphicData>
-          </a:graphic>
-        </wp:inline>
-      </w:drawing>
-    </w:r>
   </w:p>
+</w:hdr>
+</file>
+
+<file path=word/header2.xml><?xml version="1.0" encoding="utf-8"?>
+<w:hdr xmlns:wpc="http://schemas.microsoft.com/office/word/2010/wordprocessingCanvas" xmlns:cx="http://schemas.microsoft.com/office/drawing/2014/chartex" xmlns:cx1="http://schemas.microsoft.com/office/drawing/2015/9/8/chartex" xmlns:cx2="http://schemas.microsoft.com/office/drawing/2015/10/21/chartex" xmlns:cx3="http://schemas.microsoft.com/office/drawing/2016/5/9/chartex" xmlns:cx4="http://schemas.microsoft.com/office/drawing/2016/5/10/chartex" xmlns:cx5="http://schemas.microsoft.com/office/drawing/2016/5/11/chartex" xmlns:cx6="http://schemas.microsoft.com/office/drawing/2016/5/12/chartex" xmlns:cx7="http://schemas.microsoft.com/office/drawing/2016/5/13/chartex" xmlns:cx8="http://schemas.microsoft.com/office/drawing/2016/5/14/chartex" xmlns:mc="http://schemas.openxmlformats.org/markup-compatibility/2006" xmlns:aink="http://schemas.microsoft.com/office/drawing/2016/ink" xmlns:am3d="http://schemas.microsoft.com/office/drawing/2017/model3d" xmlns:o="urn:schemas-microsoft-com:office:office" xmlns:oel="http://schemas.microsoft.com/office/2019/extlst" xmlns:r="http://schemas.openxmlformats.org/officeDocument/2006/relationships" xmlns:m="http://schemas.openxmlformats.org/officeDocument/2006/math" xmlns:v="urn:schemas-microsoft-com:vml" xmlns:wp14="http://schemas.microsoft.com/office/word/2010/wordprocessingDrawing" xmlns:wp="http://schemas.openxmlformats.org/drawingml/2006/wordprocessingDrawing" xmlns:w10="urn:schemas-microsoft-com:office:word" xmlns:w="http://schemas.openxmlformats.org/wordprocessingml/2006/main" xmlns:w14="http://schemas.microsoft.com/office/word/2010/wordml" xmlns:w15="http://schemas.microsoft.com/office/word/2012/wordml" xmlns:w16cex="http://schemas.microsoft.com/office/word/2018/wordml/cex" xmlns:w16cid="http://schemas.microsoft.com/office/word/2016/wordml/cid" xmlns:w16="http://schemas.microsoft.com/office/word/2018/wordml" xmlns:w16du="http://schemas.microsoft.com/office/word/2023/wordml/word16du" xmlns:w16sdtdh="http://schemas.microsoft.com/office/word/2020/wordml/sdtdatahash" xmlns:w16sdtfl="http://schemas.microsoft.com/office/word/2024/wordml/sdtformatlock" xmlns:w16se="http://schemas.microsoft.com/office/word/2015/wordml/symex" xmlns:wpg="http://schemas.microsoft.com/office/word/2010/wordprocessingGroup" xmlns:wpi="http://schemas.microsoft.com/office/word/2010/wordprocessingInk" xmlns:wne="http://schemas.microsoft.com/office/word/2006/wordml" xmlns:wps="http://schemas.microsoft.com/office/word/2010/wordprocessingShape" mc:Ignorable="w14 w15 w16se w16cid w16 w16cex w16sdtdh w16sdtfl w16du wp14">
+  <w:tbl>
+    <w:tblPr>
+      <w:tblW w:w="9214" w:type="dxa"/>
+      <w:tblInd w:w="70" w:type="dxa"/>
+      <w:tblBorders>
+        <w:top w:val="single" w:sz="4" w:space="0" w:color="auto"/>
+        <w:left w:val="single" w:sz="4" w:space="0" w:color="auto"/>
+        <w:bottom w:val="single" w:sz="4" w:space="0" w:color="auto"/>
+        <w:right w:val="single" w:sz="4" w:space="0" w:color="auto"/>
+        <w:insideH w:val="single" w:sz="4" w:space="0" w:color="auto"/>
+        <w:insideV w:val="single" w:sz="4" w:space="0" w:color="auto"/>
+      </w:tblBorders>
+      <w:tblLayout w:type="fixed"/>
+      <w:tblCellMar>
+        <w:left w:w="70" w:type="dxa"/>
+        <w:right w:w="70" w:type="dxa"/>
+      </w:tblCellMar>
+      <w:tblLook w:val="01E0" w:firstRow="1" w:lastRow="1" w:firstColumn="1" w:lastColumn="1" w:noHBand="0" w:noVBand="0"/>
+    </w:tblPr>
+    <w:tblGrid>
+      <w:gridCol w:w="2410"/>
+      <w:gridCol w:w="4536"/>
+      <w:gridCol w:w="2268"/>
+    </w:tblGrid>
+    <w:tr>
+      <w:trPr>
+        <w:cantSplit/>
+        <w:trHeight w:val="350"/>
+      </w:trPr>
+      <w:tc>
+        <w:tcPr>
+          <w:tcW w:w="2410" w:type="dxa"/>
+          <w:vMerge w:val="restart"/>
+          <w:tcBorders>
+            <w:right w:val="single" w:sz="4" w:space="0" w:color="auto"/>
+          </w:tcBorders>
+          <w:vAlign w:val="center"/>
+        </w:tcPr>
+        <w:p>
+          <w:pPr>
+            <w:tabs>
+              <w:tab w:val="center" w:pos="4419"/>
+              <w:tab w:val="right" w:pos="8838"/>
+            </w:tabs>
+            <w:rPr>
+              <w:rFonts w:ascii="Titillium Web" w:hAnsi="Titillium Web" w:cs="Arial"/>
+              <w:sz w:val="20"/>
+              <w:szCs w:val="20"/>
+              <w:lang w:val="es-MX"/>
+            </w:rPr>
+          </w:pPr>
+          <w:r>
+            <w:rPr>
+              <w:rFonts w:ascii="Titillium Web" w:hAnsi="Titillium Web"/>
+              <w:noProof/>
+              <w:sz w:val="20"/>
+              <w:szCs w:val="20"/>
+            </w:rPr>
+            <w:drawing>
+              <wp:inline distT="0" distB="0" distL="0" distR="0" wp14:anchorId="10B8EFE7" wp14:editId="21D8266B">
+                <wp:extent cx="1441450" cy="480695"/>
+                <wp:effectExtent l="0" t="0" r="6350" b="0"/>
+                <wp:docPr id="1127356357" name="Imagen 1127356357"/>
+                <wp:cNvGraphicFramePr>
+                  <a:graphicFrameLocks xmlns:a="http://schemas.openxmlformats.org/drawingml/2006/main" noChangeAspect="1"/>
+                </wp:cNvGraphicFramePr>
+                <a:graphic xmlns:a="http://schemas.openxmlformats.org/drawingml/2006/main">
+                  <a:graphicData uri="http://schemas.openxmlformats.org/drawingml/2006/picture">
+                    <pic:pic xmlns:pic="http://schemas.openxmlformats.org/drawingml/2006/picture">
+                      <pic:nvPicPr>
+                        <pic:cNvPr id="0" name="Picture 1"/>
+                        <pic:cNvPicPr>
+                          <a:picLocks noChangeAspect="1" noChangeArrowheads="1"/>
+                        </pic:cNvPicPr>
+                      </pic:nvPicPr>
+                      <pic:blipFill>
+                        <a:blip r:embed="rId1">
+                          <a:extLst>
+                            <a:ext uri="{28A0092B-C50C-407E-A947-70E740481C1C}">
+                              <a14:useLocalDpi xmlns:a14="http://schemas.microsoft.com/office/drawing/2010/main" val="0"/>
+                            </a:ext>
+                          </a:extLst>
+                        </a:blip>
+                        <a:srcRect/>
+                        <a:stretch>
+                          <a:fillRect/>
+                        </a:stretch>
+                      </pic:blipFill>
+                      <pic:spPr bwMode="auto">
+                        <a:xfrm>
+                          <a:off x="0" y="0"/>
+                          <a:ext cx="1441450" cy="480695"/>
+                        </a:xfrm>
+                        <a:prstGeom prst="rect">
+                          <a:avLst/>
+                        </a:prstGeom>
+                        <a:noFill/>
+                        <a:ln>
+                          <a:noFill/>
+                        </a:ln>
+                      </pic:spPr>
+                    </pic:pic>
+                  </a:graphicData>
+                </a:graphic>
+              </wp:inline>
+            </w:drawing>
+          </w:r>
+        </w:p>
+      </w:tc>
+      <w:tc>
+        <w:tcPr>
+          <w:tcW w:w="4536" w:type="dxa"/>
+          <w:vMerge w:val="restart"/>
+          <w:tcBorders>
+            <w:top w:val="single" w:sz="4" w:space="0" w:color="auto"/>
+            <w:left w:val="single" w:sz="4" w:space="0" w:color="auto"/>
+            <w:right w:val="single" w:sz="4" w:space="0" w:color="auto"/>
+          </w:tcBorders>
+          <w:vAlign w:val="center"/>
+        </w:tcPr>
+        <w:p>
+          <w:pPr>
+            <w:tabs>
+              <w:tab w:val="center" w:pos="4419"/>
+              <w:tab w:val="right" w:pos="8838"/>
+            </w:tabs>
+            <w:jc w:val="center"/>
+            <w:rPr>
+              <w:rFonts w:ascii="Titillium Web" w:hAnsi="Titillium Web" w:cs="Arial"/>
+              <w:b/>
+              <w:sz w:val="20"/>
+              <w:szCs w:val="20"/>
+              <w:lang w:val="es-MX"/>
+            </w:rPr>
+          </w:pPr>
+          <w:r>
+            <w:rPr>
+              <w:rFonts w:ascii="Titillium Web" w:hAnsi="Titillium Web" w:cs="Arial"/>
+              <w:b/>
+              <w:sz w:val="20"/>
+              <w:szCs w:val="20"/>
+              <w:lang w:val="es-MX"/>
+            </w:rPr>
+            <w:t xml:space="preserve">FONDO DE INVERSIÓN </w:t>
+          </w:r>
+        </w:p>
+        <w:p>
+          <w:pPr>
+            <w:tabs>
+              <w:tab w:val="center" w:pos="4419"/>
+              <w:tab w:val="right" w:pos="8838"/>
+            </w:tabs>
+            <w:jc w:val="center"/>
+            <w:rPr>
+              <w:rFonts w:ascii="Titillium Web" w:hAnsi="Titillium Web" w:cs="Arial"/>
+              <w:b/>
+              <w:sz w:val="20"/>
+              <w:szCs w:val="20"/>
+              <w:lang w:val="es-MX"/>
+            </w:rPr>
+          </w:pPr>
+          <w:r>
+            <w:rPr>
+              <w:rFonts w:ascii="Titillium Web" w:hAnsi="Titillium Web" w:cs="Arial"/>
+              <w:b/>
+              <w:sz w:val="20"/>
+              <w:szCs w:val="20"/>
+              <w:lang w:val="es-MX"/>
+            </w:rPr>
+            <w:t>AMBIENTAL SOSTENIBLE</w:t>
+          </w:r>
+        </w:p>
+      </w:tc>
+      <w:tc>
+        <w:tcPr>
+          <w:tcW w:w="2268" w:type="dxa"/>
+          <w:tcBorders>
+            <w:left w:val="single" w:sz="4" w:space="0" w:color="auto"/>
+          </w:tcBorders>
+          <w:vAlign w:val="center"/>
+        </w:tcPr>
+        <w:p>
+          <w:pPr>
+            <w:tabs>
+              <w:tab w:val="center" w:pos="4419"/>
+              <w:tab w:val="right" w:pos="8838"/>
+            </w:tabs>
+            <w:rPr>
+              <w:rFonts w:ascii="Titillium Web" w:hAnsi="Titillium Web" w:cs="Arial"/>
+              <w:sz w:val="18"/>
+              <w:szCs w:val="18"/>
+            </w:rPr>
+          </w:pPr>
+          <w:r>
+            <w:rPr>
+              <w:rFonts w:ascii="Titillium Web" w:hAnsi="Titillium Web" w:cs="Arial"/>
+              <w:sz w:val="18"/>
+              <w:szCs w:val="18"/>
+            </w:rPr>
+            <w:t>Código: FAP-202</w:t>
+          </w:r>
+          <w:r>
+            <w:rPr>
+              <w:rFonts w:ascii="Titillium Web" w:hAnsi="Titillium Web" w:cs="Arial"/>
+              <w:sz w:val="18"/>
+              <w:szCs w:val="18"/>
+            </w:rPr>
+            <w:t>6-1</w:t>
+          </w:r>
+          <w:r>
+            <w:rPr>
+              <w:rFonts w:ascii="Titillium Web" w:hAnsi="Titillium Web" w:cs="Arial"/>
+              <w:sz w:val="18"/>
+              <w:szCs w:val="18"/>
+            </w:rPr>
+            <w:t>4</w:t>
+          </w:r>
+        </w:p>
+      </w:tc>
+    </w:tr>
+    <w:tr>
+      <w:trPr>
+        <w:cantSplit/>
+        <w:trHeight w:val="353"/>
+      </w:trPr>
+      <w:tc>
+        <w:tcPr>
+          <w:tcW w:w="2410" w:type="dxa"/>
+          <w:vMerge/>
+          <w:tcBorders>
+            <w:right w:val="single" w:sz="4" w:space="0" w:color="auto"/>
+          </w:tcBorders>
+          <w:vAlign w:val="center"/>
+        </w:tcPr>
+        <w:p>
+          <w:pPr>
+            <w:tabs>
+              <w:tab w:val="center" w:pos="4419"/>
+              <w:tab w:val="right" w:pos="8838"/>
+            </w:tabs>
+            <w:rPr>
+              <w:rFonts w:ascii="Titillium Web" w:hAnsi="Titillium Web" w:cs="Arial"/>
+              <w:noProof/>
+              <w:sz w:val="20"/>
+              <w:szCs w:val="20"/>
+            </w:rPr>
+          </w:pPr>
+        </w:p>
+      </w:tc>
+      <w:tc>
+        <w:tcPr>
+          <w:tcW w:w="4536" w:type="dxa"/>
+          <w:vMerge/>
+          <w:tcBorders>
+            <w:left w:val="single" w:sz="4" w:space="0" w:color="auto"/>
+            <w:bottom w:val="single" w:sz="4" w:space="0" w:color="auto"/>
+            <w:right w:val="single" w:sz="4" w:space="0" w:color="auto"/>
+          </w:tcBorders>
+        </w:tcPr>
+        <w:p>
+          <w:pPr>
+            <w:tabs>
+              <w:tab w:val="center" w:pos="4419"/>
+              <w:tab w:val="right" w:pos="8838"/>
+            </w:tabs>
+            <w:jc w:val="center"/>
+            <w:rPr>
+              <w:rFonts w:ascii="Titillium Web" w:hAnsi="Titillium Web" w:cs="Arial"/>
+              <w:b/>
+              <w:sz w:val="20"/>
+              <w:szCs w:val="20"/>
+            </w:rPr>
+          </w:pPr>
+        </w:p>
+      </w:tc>
+      <w:tc>
+        <w:tcPr>
+          <w:tcW w:w="2268" w:type="dxa"/>
+          <w:tcBorders>
+            <w:left w:val="single" w:sz="4" w:space="0" w:color="auto"/>
+          </w:tcBorders>
+          <w:vAlign w:val="center"/>
+        </w:tcPr>
+        <w:p>
+          <w:pPr>
+            <w:tabs>
+              <w:tab w:val="center" w:pos="4419"/>
+              <w:tab w:val="right" w:pos="8838"/>
+            </w:tabs>
+            <w:rPr>
+              <w:rFonts w:ascii="Titillium Web" w:hAnsi="Titillium Web" w:cs="Arial"/>
+              <w:sz w:val="18"/>
+              <w:szCs w:val="18"/>
+              <w:lang w:val="en-US"/>
+            </w:rPr>
+          </w:pPr>
+          <w:r>
+            <w:rPr>
+              <w:rFonts w:ascii="Titillium Web" w:hAnsi="Titillium Web" w:cs="Arial"/>
+              <w:sz w:val="18"/>
+              <w:szCs w:val="18"/>
+              <w:lang w:val="es-MX"/>
+            </w:rPr>
+            <w:t xml:space="preserve">Fecha: </w:t>
+          </w:r>
+          <w:r>
+            <w:rPr>
+              <w:rFonts w:ascii="Titillium Web" w:hAnsi="Titillium Web" w:cs="Arial"/>
+              <w:sz w:val="18"/>
+              <w:szCs w:val="18"/>
+              <w:lang w:val="es-MX"/>
+            </w:rPr>
+            <w:t>8</w:t>
+          </w:r>
+          <w:r>
+            <w:rPr>
+              <w:rFonts w:ascii="Titillium Web" w:hAnsi="Titillium Web" w:cs="Arial"/>
+              <w:sz w:val="18"/>
+              <w:szCs w:val="18"/>
+              <w:lang w:val="es-MX"/>
+            </w:rPr>
+            <w:t>/</w:t>
+          </w:r>
+          <w:r>
+            <w:rPr>
+              <w:rFonts w:ascii="Titillium Web" w:hAnsi="Titillium Web" w:cs="Arial"/>
+              <w:sz w:val="18"/>
+              <w:szCs w:val="18"/>
+              <w:lang w:val="es-MX"/>
+            </w:rPr>
+            <w:t>9</w:t>
+          </w:r>
+          <w:r>
+            <w:rPr>
+              <w:rFonts w:ascii="Titillium Web" w:hAnsi="Titillium Web" w:cs="Arial"/>
+              <w:sz w:val="18"/>
+              <w:szCs w:val="18"/>
+              <w:lang w:val="es-MX"/>
+            </w:rPr>
+            <w:t>/202</w:t>
+          </w:r>
+          <w:r>
+            <w:rPr>
+              <w:rFonts w:ascii="Titillium Web" w:hAnsi="Titillium Web" w:cs="Arial"/>
+              <w:sz w:val="18"/>
+              <w:szCs w:val="18"/>
+              <w:lang w:val="es-MX"/>
+            </w:rPr>
+            <w:t>6</w:t>
+          </w:r>
+        </w:p>
+      </w:tc>
+    </w:tr>
+    <w:tr>
+      <w:trPr>
+        <w:cantSplit/>
+        <w:trHeight w:val="547"/>
+      </w:trPr>
+      <w:tc>
+        <w:tcPr>
+          <w:tcW w:w="2410" w:type="dxa"/>
+          <w:vMerge/>
+          <w:tcBorders>
+            <w:right w:val="single" w:sz="4" w:space="0" w:color="auto"/>
+          </w:tcBorders>
+          <w:vAlign w:val="center"/>
+        </w:tcPr>
+        <w:p>
+          <w:pPr>
+            <w:tabs>
+              <w:tab w:val="center" w:pos="4419"/>
+              <w:tab w:val="right" w:pos="8838"/>
+            </w:tabs>
+            <w:rPr>
+              <w:rFonts w:ascii="Titillium Web" w:hAnsi="Titillium Web" w:cs="Arial"/>
+              <w:sz w:val="20"/>
+              <w:szCs w:val="20"/>
+              <w:lang w:val="en-US"/>
+            </w:rPr>
+          </w:pPr>
+        </w:p>
+      </w:tc>
+      <w:tc>
+        <w:tcPr>
+          <w:tcW w:w="6804" w:type="dxa"/>
+          <w:gridSpan w:val="2"/>
+          <w:tcBorders>
+            <w:top w:val="single" w:sz="4" w:space="0" w:color="auto"/>
+            <w:left w:val="single" w:sz="4" w:space="0" w:color="auto"/>
+          </w:tcBorders>
+          <w:vAlign w:val="center"/>
+        </w:tcPr>
+        <w:p>
+          <w:pPr>
+            <w:jc w:val="center"/>
+            <w:rPr>
+              <w:rFonts w:ascii="Titillium Web" w:hAnsi="Titillium Web"/>
+              <w:b/>
+              <w:sz w:val="20"/>
+              <w:szCs w:val="20"/>
+            </w:rPr>
+          </w:pPr>
+          <w:r>
+            <w:rPr>
+              <w:rFonts w:ascii="Titillium Web" w:hAnsi="Titillium Web"/>
+              <w:b/>
+              <w:sz w:val="20"/>
+              <w:szCs w:val="20"/>
+            </w:rPr>
+            <w:t xml:space="preserve">Solicitud de cotización e invitación </w:t>
+          </w:r>
+        </w:p>
+        <w:p>
+          <w:pPr>
+            <w:tabs>
+              <w:tab w:val="center" w:pos="426"/>
+            </w:tabs>
+            <w:jc w:val="center"/>
+            <w:rPr>
+              <w:rFonts w:ascii="Titillium Web" w:eastAsia="Batang" w:hAnsi="Titillium Web"/>
+              <w:b/>
+              <w:i/>
+              <w:sz w:val="20"/>
+              <w:szCs w:val="20"/>
+            </w:rPr>
+          </w:pPr>
+          <w:r>
+            <w:rPr>
+              <w:rFonts w:ascii="Titillium Web" w:eastAsia="Batang" w:hAnsi="Titillium Web"/>
+              <w:b/>
+              <w:iCs/>
+              <w:sz w:val="20"/>
+              <w:szCs w:val="20"/>
+            </w:rPr>
+            <w:t>{objeto}</w:t>
+          </w:r>
+        </w:p>
+      </w:tc>
+    </w:tr>
+  </w:tbl>
   <w:p>
     <w:pPr>
       <w:jc w:val="center"/>
       <w:rPr>
         <w:rFonts w:ascii="Arial" w:hAnsi="Arial" w:cs="Arial"/>
         <w:b/>
-        <w:sz w:val="26"/>
-        <w:szCs w:val="26"/>
-      </w:rPr>
+        <w:sz w:val="20"/>
+        <w:szCs w:val="20"/>
+      </w:rPr>
+    </w:pPr>
+  </w:p>
+</w:hdr>
+</file>
+
+<file path=word/header3.xml><?xml version="1.0" encoding="utf-8"?>
+<w:hdr xmlns:wpc="http://schemas.microsoft.com/office/word/2010/wordprocessingCanvas" xmlns:cx="http://schemas.microsoft.com/office/drawing/2014/chartex" xmlns:cx1="http://schemas.microsoft.com/office/drawing/2015/9/8/chartex" xmlns:cx2="http://schemas.microsoft.com/office/drawing/2015/10/21/chartex" xmlns:cx3="http://schemas.microsoft.com/office/drawing/2016/5/9/chartex" xmlns:cx4="http://schemas.microsoft.com/office/drawing/2016/5/10/chartex" xmlns:cx5="http://schemas.microsoft.com/office/drawing/2016/5/11/chartex" xmlns:cx6="http://schemas.microsoft.com/office/drawing/2016/5/12/chartex" xmlns:cx7="http://schemas.microsoft.com/office/drawing/2016/5/13/chartex" xmlns:cx8="http://schemas.microsoft.com/office/drawing/2016/5/14/chartex" xmlns:mc="http://schemas.openxmlformats.org/markup-compatibility/2006" xmlns:aink="http://schemas.microsoft.com/office/drawing/2016/ink" xmlns:am3d="http://schemas.microsoft.com/office/drawing/2017/model3d" xmlns:o="urn:schemas-microsoft-com:office:office" xmlns:oel="http://schemas.microsoft.com/office/2019/extlst" xmlns:r="http://schemas.openxmlformats.org/officeDocument/2006/relationships" xmlns:m="http://schemas.openxmlformats.org/officeDocument/2006/math" xmlns:v="urn:schemas-microsoft-com:vml" xmlns:wp14="http://schemas.microsoft.com/office/word/2010/wordprocessingDrawing" xmlns:wp="http://schemas.openxmlformats.org/drawingml/2006/wordprocessingDrawing" xmlns:w10="urn:schemas-microsoft-com:office:word" xmlns:w="http://schemas.openxmlformats.org/wordprocessingml/2006/main" xmlns:w14="http://schemas.microsoft.com/office/word/2010/wordml" xmlns:w15="http://schemas.microsoft.com/office/word/2012/wordml" xmlns:w16cex="http://schemas.microsoft.com/office/word/2018/wordml/cex" xmlns:w16cid="http://schemas.microsoft.com/office/word/2016/wordml/cid" xmlns:w16="http://schemas.microsoft.com/office/word/2018/wordml" xmlns:w16du="http://schemas.microsoft.com/office/word/2023/wordml/word16du" xmlns:w16sdtdh="http://schemas.microsoft.com/office/word/2020/wordml/sdtdatahash" xmlns:w16sdtfl="http://schemas.microsoft.com/office/word/2024/wordml/sdtformatlock" xmlns:w16se="http://schemas.microsoft.com/office/word/2015/wordml/symex" xmlns:wpg="http://schemas.microsoft.com/office/word/2010/wordprocessingGroup" xmlns:wpi="http://schemas.microsoft.com/office/word/2010/wordprocessingInk" xmlns:wne="http://schemas.microsoft.com/office/word/2006/wordml" xmlns:wps="http://schemas.microsoft.com/office/word/2010/wordprocessingShape" mc:Ignorable="w14 w15 w16se w16cid w16 w16cex w16sdtdh w16sdtfl w16du wp14">
+  <w:p>
+    <w:pPr>
+      <w:pStyle w:val="Encabezado"/>
     </w:pPr>
   </w:p>
 </w:hdr>
@@ -1103,6 +2151,244 @@
 <file path=word/numbering.xml><?xml version="1.0" encoding="utf-8"?>
 <w:numbering xmlns:wpc="http://schemas.microsoft.com/office/word/2010/wordprocessingCanvas" xmlns:cx="http://schemas.microsoft.com/office/drawing/2014/chartex" xmlns:cx1="http://schemas.microsoft.com/office/drawing/2015/9/8/chartex" xmlns:cx2="http://schemas.microsoft.com/office/drawing/2015/10/21/chartex" xmlns:cx3="http://schemas.microsoft.com/office/drawing/2016/5/9/chartex" xmlns:cx4="http://schemas.microsoft.com/office/drawing/2016/5/10/chartex" xmlns:cx5="http://schemas.microsoft.com/office/drawing/2016/5/11/chartex" xmlns:cx6="http://schemas.microsoft.com/office/drawing/2016/5/12/chartex" xmlns:cx7="http://schemas.microsoft.com/office/drawing/2016/5/13/chartex" xmlns:cx8="http://schemas.microsoft.com/office/drawing/2016/5/14/chartex" xmlns:mc="http://schemas.openxmlformats.org/markup-compatibility/2006" xmlns:aink="http://schemas.microsoft.com/office/drawing/2016/ink" xmlns:am3d="http://schemas.microsoft.com/office/drawing/2017/model3d" xmlns:o="urn:schemas-microsoft-com:office:office" xmlns:oel="http://schemas.microsoft.com/office/2019/extlst" xmlns:r="http://schemas.openxmlformats.org/officeDocument/2006/relationships" xmlns:m="http://schemas.openxmlformats.org/officeDocument/2006/math" xmlns:v="urn:schemas-microsoft-com:vml" xmlns:wp14="http://schemas.microsoft.com/office/word/2010/wordprocessingDrawing" xmlns:wp="http://schemas.openxmlformats.org/drawingml/2006/wordprocessingDrawing" xmlns:w10="urn:schemas-microsoft-com:office:word" xmlns:w="http://schemas.openxmlformats.org/wordprocessingml/2006/main" xmlns:w14="http://schemas.microsoft.com/office/word/2010/wordml" xmlns:w15="http://schemas.microsoft.com/office/word/2012/wordml" xmlns:w16cex="http://schemas.microsoft.com/office/word/2018/wordml/cex" xmlns:w16cid="http://schemas.microsoft.com/office/word/2016/wordml/cid" xmlns:w16="http://schemas.microsoft.com/office/word/2018/wordml" xmlns:w16du="http://schemas.microsoft.com/office/word/2023/wordml/word16du" xmlns:w16sdtdh="http://schemas.microsoft.com/office/word/2020/wordml/sdtdatahash" xmlns:w16sdtfl="http://schemas.microsoft.com/office/word/2024/wordml/sdtformatlock" xmlns:w16se="http://schemas.microsoft.com/office/word/2015/wordml/symex" xmlns:wpg="http://schemas.microsoft.com/office/word/2010/wordprocessingGroup" xmlns:wpi="http://schemas.microsoft.com/office/word/2010/wordprocessingInk" xmlns:wne="http://schemas.microsoft.com/office/word/2006/wordml" xmlns:wps="http://schemas.microsoft.com/office/word/2010/wordprocessingShape" mc:Ignorable="w14 w15 w16se w16cid w16 w16cex w16sdtdh w16sdtfl w16du wp14">
   <w:abstractNum w:abstractNumId="0" w15:restartNumberingAfterBreak="0">
+    <w:nsid w:val="00E20D73"/>
+    <w:multiLevelType w:val="multilevel"/>
+    <w:tmpl w:val="7188FAC2"/>
+    <w:lvl w:ilvl="0">
+      <w:start w:val="1"/>
+      <w:numFmt w:val="bullet"/>
+      <w:lvlText w:val=""/>
+      <w:lvlJc w:val="left"/>
+      <w:pPr>
+        <w:tabs>
+          <w:tab w:val="num" w:pos="720"/>
+        </w:tabs>
+        <w:ind w:left="720" w:hanging="360"/>
+      </w:pPr>
+      <w:rPr>
+        <w:rFonts w:ascii="Symbol" w:hAnsi="Symbol" w:hint="default"/>
+        <w:sz w:val="20"/>
+      </w:rPr>
+    </w:lvl>
+    <w:lvl w:ilvl="1">
+      <w:start w:val="1"/>
+      <w:numFmt w:val="bullet"/>
+      <w:lvlText w:val="o"/>
+      <w:lvlJc w:val="left"/>
+      <w:pPr>
+        <w:tabs>
+          <w:tab w:val="num" w:pos="1440"/>
+        </w:tabs>
+        <w:ind w:left="1440" w:hanging="360"/>
+      </w:pPr>
+      <w:rPr>
+        <w:rFonts w:ascii="Courier New" w:hAnsi="Courier New" w:hint="default"/>
+        <w:sz w:val="20"/>
+      </w:rPr>
+    </w:lvl>
+    <w:lvl w:ilvl="2" w:tentative="1">
+      <w:start w:val="1"/>
+      <w:numFmt w:val="bullet"/>
+      <w:lvlText w:val=""/>
+      <w:lvlJc w:val="left"/>
+      <w:pPr>
+        <w:tabs>
+          <w:tab w:val="num" w:pos="2160"/>
+        </w:tabs>
+        <w:ind w:left="2160" w:hanging="360"/>
+      </w:pPr>
+      <w:rPr>
+        <w:rFonts w:ascii="Wingdings" w:hAnsi="Wingdings" w:hint="default"/>
+        <w:sz w:val="20"/>
+      </w:rPr>
+    </w:lvl>
+    <w:lvl w:ilvl="3" w:tentative="1">
+      <w:start w:val="1"/>
+      <w:numFmt w:val="bullet"/>
+      <w:lvlText w:val=""/>
+      <w:lvlJc w:val="left"/>
+      <w:pPr>
+        <w:tabs>
+          <w:tab w:val="num" w:pos="2880"/>
+        </w:tabs>
+        <w:ind w:left="2880" w:hanging="360"/>
+      </w:pPr>
+      <w:rPr>
+        <w:rFonts w:ascii="Wingdings" w:hAnsi="Wingdings" w:hint="default"/>
+        <w:sz w:val="20"/>
+      </w:rPr>
+    </w:lvl>
+    <w:lvl w:ilvl="4" w:tentative="1">
+      <w:start w:val="1"/>
+      <w:numFmt w:val="bullet"/>
+      <w:lvlText w:val=""/>
+      <w:lvlJc w:val="left"/>
+      <w:pPr>
+        <w:tabs>
+          <w:tab w:val="num" w:pos="3600"/>
+        </w:tabs>
+        <w:ind w:left="3600" w:hanging="360"/>
+      </w:pPr>
+      <w:rPr>
+        <w:rFonts w:ascii="Wingdings" w:hAnsi="Wingdings" w:hint="default"/>
+        <w:sz w:val="20"/>
+      </w:rPr>
+    </w:lvl>
+    <w:lvl w:ilvl="5" w:tentative="1">
+      <w:start w:val="1"/>
+      <w:numFmt w:val="bullet"/>
+      <w:lvlText w:val=""/>
+      <w:lvlJc w:val="left"/>
+      <w:pPr>
+        <w:tabs>
+          <w:tab w:val="num" w:pos="4320"/>
+        </w:tabs>
+        <w:ind w:left="4320" w:hanging="360"/>
+      </w:pPr>
+      <w:rPr>
+        <w:rFonts w:ascii="Wingdings" w:hAnsi="Wingdings" w:hint="default"/>
+        <w:sz w:val="20"/>
+      </w:rPr>
+    </w:lvl>
+    <w:lvl w:ilvl="6" w:tentative="1">
+      <w:start w:val="1"/>
+      <w:numFmt w:val="bullet"/>
+      <w:lvlText w:val=""/>
+      <w:lvlJc w:val="left"/>
+      <w:pPr>
+        <w:tabs>
+          <w:tab w:val="num" w:pos="5040"/>
+        </w:tabs>
+        <w:ind w:left="5040" w:hanging="360"/>
+      </w:pPr>
+      <w:rPr>
+        <w:rFonts w:ascii="Wingdings" w:hAnsi="Wingdings" w:hint="default"/>
+        <w:sz w:val="20"/>
+      </w:rPr>
+    </w:lvl>
+    <w:lvl w:ilvl="7" w:tentative="1">
+      <w:start w:val="1"/>
+      <w:numFmt w:val="bullet"/>
+      <w:lvlText w:val=""/>
+      <w:lvlJc w:val="left"/>
+      <w:pPr>
+        <w:tabs>
+          <w:tab w:val="num" w:pos="5760"/>
+        </w:tabs>
+        <w:ind w:left="5760" w:hanging="360"/>
+      </w:pPr>
+      <w:rPr>
+        <w:rFonts w:ascii="Wingdings" w:hAnsi="Wingdings" w:hint="default"/>
+        <w:sz w:val="20"/>
+      </w:rPr>
+    </w:lvl>
+    <w:lvl w:ilvl="8" w:tentative="1">
+      <w:start w:val="1"/>
+      <w:numFmt w:val="bullet"/>
+      <w:lvlText w:val=""/>
+      <w:lvlJc w:val="left"/>
+      <w:pPr>
+        <w:tabs>
+          <w:tab w:val="num" w:pos="6480"/>
+        </w:tabs>
+        <w:ind w:left="6480" w:hanging="360"/>
+      </w:pPr>
+      <w:rPr>
+        <w:rFonts w:ascii="Wingdings" w:hAnsi="Wingdings" w:hint="default"/>
+        <w:sz w:val="20"/>
+      </w:rPr>
+    </w:lvl>
+  </w:abstractNum>
+  <w:abstractNum w:abstractNumId="1" w15:restartNumberingAfterBreak="0">
+    <w:nsid w:val="070C17EC"/>
+    <w:multiLevelType w:val="hybridMultilevel"/>
+    <w:tmpl w:val="EB3A8DDC"/>
+    <w:lvl w:ilvl="0" w:tplc="300A000F">
+      <w:start w:val="1"/>
+      <w:numFmt w:val="decimal"/>
+      <w:lvlText w:val="%1."/>
+      <w:lvlJc w:val="left"/>
+      <w:pPr>
+        <w:ind w:left="720" w:hanging="360"/>
+      </w:pPr>
+      <w:rPr>
+        <w:rFonts w:hint="default"/>
+      </w:rPr>
+    </w:lvl>
+    <w:lvl w:ilvl="1" w:tplc="300A0019" w:tentative="1">
+      <w:start w:val="1"/>
+      <w:numFmt w:val="lowerLetter"/>
+      <w:lvlText w:val="%2."/>
+      <w:lvlJc w:val="left"/>
+      <w:pPr>
+        <w:ind w:left="1440" w:hanging="360"/>
+      </w:pPr>
+    </w:lvl>
+    <w:lvl w:ilvl="2" w:tplc="300A001B" w:tentative="1">
+      <w:start w:val="1"/>
+      <w:numFmt w:val="lowerRoman"/>
+      <w:lvlText w:val="%3."/>
+      <w:lvlJc w:val="right"/>
+      <w:pPr>
+        <w:ind w:left="2160" w:hanging="180"/>
+      </w:pPr>
+    </w:lvl>
+    <w:lvl w:ilvl="3" w:tplc="300A000F" w:tentative="1">
+      <w:start w:val="1"/>
+      <w:numFmt w:val="decimal"/>
+      <w:lvlText w:val="%4."/>
+      <w:lvlJc w:val="left"/>
+      <w:pPr>
+        <w:ind w:left="2880" w:hanging="360"/>
+      </w:pPr>
+    </w:lvl>
+    <w:lvl w:ilvl="4" w:tplc="300A0019" w:tentative="1">
+      <w:start w:val="1"/>
+      <w:numFmt w:val="lowerLetter"/>
+      <w:lvlText w:val="%5."/>
+      <w:lvlJc w:val="left"/>
+      <w:pPr>
+        <w:ind w:left="3600" w:hanging="360"/>
+      </w:pPr>
+    </w:lvl>
+    <w:lvl w:ilvl="5" w:tplc="300A001B" w:tentative="1">
+      <w:start w:val="1"/>
+      <w:numFmt w:val="lowerRoman"/>
+      <w:lvlText w:val="%6."/>
+      <w:lvlJc w:val="right"/>
+      <w:pPr>
+        <w:ind w:left="4320" w:hanging="180"/>
+      </w:pPr>
+    </w:lvl>
+    <w:lvl w:ilvl="6" w:tplc="300A000F" w:tentative="1">
+      <w:start w:val="1"/>
+      <w:numFmt w:val="decimal"/>
+      <w:lvlText w:val="%7."/>
+      <w:lvlJc w:val="left"/>
+      <w:pPr>
+        <w:ind w:left="5040" w:hanging="360"/>
+      </w:pPr>
+    </w:lvl>
+    <w:lvl w:ilvl="7" w:tplc="300A0019" w:tentative="1">
+      <w:start w:val="1"/>
+      <w:numFmt w:val="lowerLetter"/>
+      <w:lvlText w:val="%8."/>
+      <w:lvlJc w:val="left"/>
+      <w:pPr>
+        <w:ind w:left="5760" w:hanging="360"/>
+      </w:pPr>
+    </w:lvl>
+    <w:lvl w:ilvl="8" w:tplc="300A001B" w:tentative="1">
+      <w:start w:val="1"/>
+      <w:numFmt w:val="lowerRoman"/>
+      <w:lvlText w:val="%9."/>
+      <w:lvlJc w:val="right"/>
+      <w:pPr>
+        <w:ind w:left="6480" w:hanging="180"/>
+      </w:pPr>
+    </w:lvl>
+  </w:abstractNum>
+  <w:abstractNum w:abstractNumId="2" w15:restartNumberingAfterBreak="0">
     <w:nsid w:val="0873624E"/>
     <w:multiLevelType w:val="hybridMultilevel"/>
     <w:tmpl w:val="11A0A29C"/>
@@ -1214,7 +2500,7 @@
       </w:rPr>
     </w:lvl>
   </w:abstractNum>
-  <w:abstractNum w:abstractNumId="1" w15:restartNumberingAfterBreak="0">
+  <w:abstractNum w:abstractNumId="3" w15:restartNumberingAfterBreak="0">
     <w:nsid w:val="0886246C"/>
     <w:multiLevelType w:val="hybridMultilevel"/>
     <w:tmpl w:val="F640BF86"/>
@@ -1326,7 +2612,209 @@
       </w:rPr>
     </w:lvl>
   </w:abstractNum>
-  <w:abstractNum w:abstractNumId="2" w15:restartNumberingAfterBreak="0">
+  <w:abstractNum w:abstractNumId="4" w15:restartNumberingAfterBreak="0">
+    <w:nsid w:val="092874C7"/>
+    <w:multiLevelType w:val="multilevel"/>
+    <w:tmpl w:val="9E5CC386"/>
+    <w:lvl w:ilvl="0">
+      <w:start w:val="1"/>
+      <w:numFmt w:val="decimal"/>
+      <w:lvlText w:val="%1."/>
+      <w:lvlJc w:val="left"/>
+      <w:pPr>
+        <w:tabs>
+          <w:tab w:val="num" w:pos="720"/>
+        </w:tabs>
+        <w:ind w:left="720" w:hanging="360"/>
+      </w:pPr>
+    </w:lvl>
+    <w:lvl w:ilvl="1" w:tentative="1">
+      <w:start w:val="1"/>
+      <w:numFmt w:val="decimal"/>
+      <w:lvlText w:val="%2."/>
+      <w:lvlJc w:val="left"/>
+      <w:pPr>
+        <w:tabs>
+          <w:tab w:val="num" w:pos="1440"/>
+        </w:tabs>
+        <w:ind w:left="1440" w:hanging="360"/>
+      </w:pPr>
+    </w:lvl>
+    <w:lvl w:ilvl="2" w:tentative="1">
+      <w:start w:val="1"/>
+      <w:numFmt w:val="decimal"/>
+      <w:lvlText w:val="%3."/>
+      <w:lvlJc w:val="left"/>
+      <w:pPr>
+        <w:tabs>
+          <w:tab w:val="num" w:pos="2160"/>
+        </w:tabs>
+        <w:ind w:left="2160" w:hanging="360"/>
+      </w:pPr>
+    </w:lvl>
+    <w:lvl w:ilvl="3" w:tentative="1">
+      <w:start w:val="1"/>
+      <w:numFmt w:val="decimal"/>
+      <w:lvlText w:val="%4."/>
+      <w:lvlJc w:val="left"/>
+      <w:pPr>
+        <w:tabs>
+          <w:tab w:val="num" w:pos="2880"/>
+        </w:tabs>
+        <w:ind w:left="2880" w:hanging="360"/>
+      </w:pPr>
+    </w:lvl>
+    <w:lvl w:ilvl="4" w:tentative="1">
+      <w:start w:val="1"/>
+      <w:numFmt w:val="decimal"/>
+      <w:lvlText w:val="%5."/>
+      <w:lvlJc w:val="left"/>
+      <w:pPr>
+        <w:tabs>
+          <w:tab w:val="num" w:pos="3600"/>
+        </w:tabs>
+        <w:ind w:left="3600" w:hanging="360"/>
+      </w:pPr>
+    </w:lvl>
+    <w:lvl w:ilvl="5" w:tentative="1">
+      <w:start w:val="1"/>
+      <w:numFmt w:val="decimal"/>
+      <w:lvlText w:val="%6."/>
+      <w:lvlJc w:val="left"/>
+      <w:pPr>
+        <w:tabs>
+          <w:tab w:val="num" w:pos="4320"/>
+        </w:tabs>
+        <w:ind w:left="4320" w:hanging="360"/>
+      </w:pPr>
+    </w:lvl>
+    <w:lvl w:ilvl="6" w:tentative="1">
+      <w:start w:val="1"/>
+      <w:numFmt w:val="decimal"/>
+      <w:lvlText w:val="%7."/>
+      <w:lvlJc w:val="left"/>
+      <w:pPr>
+        <w:tabs>
+          <w:tab w:val="num" w:pos="5040"/>
+        </w:tabs>
+        <w:ind w:left="5040" w:hanging="360"/>
+      </w:pPr>
+    </w:lvl>
+    <w:lvl w:ilvl="7" w:tentative="1">
+      <w:start w:val="1"/>
+      <w:numFmt w:val="decimal"/>
+      <w:lvlText w:val="%8."/>
+      <w:lvlJc w:val="left"/>
+      <w:pPr>
+        <w:tabs>
+          <w:tab w:val="num" w:pos="5760"/>
+        </w:tabs>
+        <w:ind w:left="5760" w:hanging="360"/>
+      </w:pPr>
+    </w:lvl>
+    <w:lvl w:ilvl="8" w:tentative="1">
+      <w:start w:val="1"/>
+      <w:numFmt w:val="decimal"/>
+      <w:lvlText w:val="%9."/>
+      <w:lvlJc w:val="left"/>
+      <w:pPr>
+        <w:tabs>
+          <w:tab w:val="num" w:pos="6480"/>
+        </w:tabs>
+        <w:ind w:left="6480" w:hanging="360"/>
+      </w:pPr>
+    </w:lvl>
+  </w:abstractNum>
+  <w:abstractNum w:abstractNumId="5" w15:restartNumberingAfterBreak="0">
+    <w:nsid w:val="0AD2498E"/>
+    <w:multiLevelType w:val="hybridMultilevel"/>
+    <w:tmpl w:val="90C0BE98"/>
+    <w:lvl w:ilvl="0" w:tplc="F32EF722">
+      <w:start w:val="1"/>
+      <w:numFmt w:val="lowerLetter"/>
+      <w:lvlText w:val="%1)"/>
+      <w:lvlJc w:val="left"/>
+      <w:pPr>
+        <w:ind w:left="644" w:hanging="360"/>
+      </w:pPr>
+      <w:rPr>
+        <w:rFonts w:hint="default"/>
+      </w:rPr>
+    </w:lvl>
+    <w:lvl w:ilvl="1" w:tplc="300A0019" w:tentative="1">
+      <w:start w:val="1"/>
+      <w:numFmt w:val="lowerLetter"/>
+      <w:lvlText w:val="%2."/>
+      <w:lvlJc w:val="left"/>
+      <w:pPr>
+        <w:ind w:left="1364" w:hanging="360"/>
+      </w:pPr>
+    </w:lvl>
+    <w:lvl w:ilvl="2" w:tplc="300A001B" w:tentative="1">
+      <w:start w:val="1"/>
+      <w:numFmt w:val="lowerRoman"/>
+      <w:lvlText w:val="%3."/>
+      <w:lvlJc w:val="right"/>
+      <w:pPr>
+        <w:ind w:left="2084" w:hanging="180"/>
+      </w:pPr>
+    </w:lvl>
+    <w:lvl w:ilvl="3" w:tplc="300A000F" w:tentative="1">
+      <w:start w:val="1"/>
+      <w:numFmt w:val="decimal"/>
+      <w:lvlText w:val="%4."/>
+      <w:lvlJc w:val="left"/>
+      <w:pPr>
+        <w:ind w:left="2804" w:hanging="360"/>
+      </w:pPr>
+    </w:lvl>
+    <w:lvl w:ilvl="4" w:tplc="300A0019" w:tentative="1">
+      <w:start w:val="1"/>
+      <w:numFmt w:val="lowerLetter"/>
+      <w:lvlText w:val="%5."/>
+      <w:lvlJc w:val="left"/>
+      <w:pPr>
+        <w:ind w:left="3524" w:hanging="360"/>
+      </w:pPr>
+    </w:lvl>
+    <w:lvl w:ilvl="5" w:tplc="300A001B" w:tentative="1">
+      <w:start w:val="1"/>
+      <w:numFmt w:val="lowerRoman"/>
+      <w:lvlText w:val="%6."/>
+      <w:lvlJc w:val="right"/>
+      <w:pPr>
+        <w:ind w:left="4244" w:hanging="180"/>
+      </w:pPr>
+    </w:lvl>
+    <w:lvl w:ilvl="6" w:tplc="300A000F" w:tentative="1">
+      <w:start w:val="1"/>
+      <w:numFmt w:val="decimal"/>
+      <w:lvlText w:val="%7."/>
+      <w:lvlJc w:val="left"/>
+      <w:pPr>
+        <w:ind w:left="4964" w:hanging="360"/>
+      </w:pPr>
+    </w:lvl>
+    <w:lvl w:ilvl="7" w:tplc="300A0019" w:tentative="1">
+      <w:start w:val="1"/>
+      <w:numFmt w:val="lowerLetter"/>
+      <w:lvlText w:val="%8."/>
+      <w:lvlJc w:val="left"/>
+      <w:pPr>
+        <w:ind w:left="5684" w:hanging="360"/>
+      </w:pPr>
+    </w:lvl>
+    <w:lvl w:ilvl="8" w:tplc="300A001B" w:tentative="1">
+      <w:start w:val="1"/>
+      <w:numFmt w:val="lowerRoman"/>
+      <w:lvlText w:val="%9."/>
+      <w:lvlJc w:val="right"/>
+      <w:pPr>
+        <w:ind w:left="6404" w:hanging="180"/>
+      </w:pPr>
+    </w:lvl>
+  </w:abstractNum>
+  <w:abstractNum w:abstractNumId="6" w15:restartNumberingAfterBreak="0">
     <w:nsid w:val="0D675EBD"/>
     <w:multiLevelType w:val="hybridMultilevel"/>
     <w:tmpl w:val="A4F606A2"/>
@@ -1439,7 +2927,120 @@
       </w:rPr>
     </w:lvl>
   </w:abstractNum>
-  <w:abstractNum w:abstractNumId="3" w15:restartNumberingAfterBreak="0">
+  <w:abstractNum w:abstractNumId="7" w15:restartNumberingAfterBreak="0">
+    <w:nsid w:val="174F72AA"/>
+    <w:multiLevelType w:val="hybridMultilevel"/>
+    <w:tmpl w:val="69B6E7D8"/>
+    <w:lvl w:ilvl="0" w:tplc="300A0001">
+      <w:start w:val="1"/>
+      <w:numFmt w:val="bullet"/>
+      <w:lvlText w:val=""/>
+      <w:lvlJc w:val="left"/>
+      <w:pPr>
+        <w:ind w:left="1004" w:hanging="360"/>
+      </w:pPr>
+      <w:rPr>
+        <w:rFonts w:ascii="Symbol" w:hAnsi="Symbol" w:hint="default"/>
+      </w:rPr>
+    </w:lvl>
+    <w:lvl w:ilvl="1" w:tplc="300A0003" w:tentative="1">
+      <w:start w:val="1"/>
+      <w:numFmt w:val="bullet"/>
+      <w:lvlText w:val="o"/>
+      <w:lvlJc w:val="left"/>
+      <w:pPr>
+        <w:ind w:left="1724" w:hanging="360"/>
+      </w:pPr>
+      <w:rPr>
+        <w:rFonts w:ascii="Courier New" w:hAnsi="Courier New" w:cs="Courier New" w:hint="default"/>
+      </w:rPr>
+    </w:lvl>
+    <w:lvl w:ilvl="2" w:tplc="300A0005" w:tentative="1">
+      <w:start w:val="1"/>
+      <w:numFmt w:val="bullet"/>
+      <w:lvlText w:val=""/>
+      <w:lvlJc w:val="left"/>
+      <w:pPr>
+        <w:ind w:left="2444" w:hanging="360"/>
+      </w:pPr>
+      <w:rPr>
+        <w:rFonts w:ascii="Wingdings" w:hAnsi="Wingdings" w:hint="default"/>
+      </w:rPr>
+    </w:lvl>
+    <w:lvl w:ilvl="3" w:tplc="300A0001" w:tentative="1">
+      <w:start w:val="1"/>
+      <w:numFmt w:val="bullet"/>
+      <w:lvlText w:val=""/>
+      <w:lvlJc w:val="left"/>
+      <w:pPr>
+        <w:ind w:left="3164" w:hanging="360"/>
+      </w:pPr>
+      <w:rPr>
+        <w:rFonts w:ascii="Symbol" w:hAnsi="Symbol" w:hint="default"/>
+      </w:rPr>
+    </w:lvl>
+    <w:lvl w:ilvl="4" w:tplc="300A0003" w:tentative="1">
+      <w:start w:val="1"/>
+      <w:numFmt w:val="bullet"/>
+      <w:lvlText w:val="o"/>
+      <w:lvlJc w:val="left"/>
+      <w:pPr>
+        <w:ind w:left="3884" w:hanging="360"/>
+      </w:pPr>
+      <w:rPr>
+        <w:rFonts w:ascii="Courier New" w:hAnsi="Courier New" w:cs="Courier New" w:hint="default"/>
+      </w:rPr>
+    </w:lvl>
+    <w:lvl w:ilvl="5" w:tplc="300A0005" w:tentative="1">
+      <w:start w:val="1"/>
+      <w:numFmt w:val="bullet"/>
+      <w:lvlText w:val=""/>
+      <w:lvlJc w:val="left"/>
+      <w:pPr>
+        <w:ind w:left="4604" w:hanging="360"/>
+      </w:pPr>
+      <w:rPr>
+        <w:rFonts w:ascii="Wingdings" w:hAnsi="Wingdings" w:hint="default"/>
+      </w:rPr>
+    </w:lvl>
+    <w:lvl w:ilvl="6" w:tplc="300A0001" w:tentative="1">
+      <w:start w:val="1"/>
+      <w:numFmt w:val="bullet"/>
+      <w:lvlText w:val=""/>
+      <w:lvlJc w:val="left"/>
+      <w:pPr>
+        <w:ind w:left="5324" w:hanging="360"/>
+      </w:pPr>
+      <w:rPr>
+        <w:rFonts w:ascii="Symbol" w:hAnsi="Symbol" w:hint="default"/>
+      </w:rPr>
+    </w:lvl>
+    <w:lvl w:ilvl="7" w:tplc="300A0003" w:tentative="1">
+      <w:start w:val="1"/>
+      <w:numFmt w:val="bullet"/>
+      <w:lvlText w:val="o"/>
+      <w:lvlJc w:val="left"/>
+      <w:pPr>
+        <w:ind w:left="6044" w:hanging="360"/>
+      </w:pPr>
+      <w:rPr>
+        <w:rFonts w:ascii="Courier New" w:hAnsi="Courier New" w:cs="Courier New" w:hint="default"/>
+      </w:rPr>
+    </w:lvl>
+    <w:lvl w:ilvl="8" w:tplc="300A0005" w:tentative="1">
+      <w:start w:val="1"/>
+      <w:numFmt w:val="bullet"/>
+      <w:lvlText w:val=""/>
+      <w:lvlJc w:val="left"/>
+      <w:pPr>
+        <w:ind w:left="6764" w:hanging="360"/>
+      </w:pPr>
+      <w:rPr>
+        <w:rFonts w:ascii="Wingdings" w:hAnsi="Wingdings" w:hint="default"/>
+      </w:rPr>
+    </w:lvl>
+  </w:abstractNum>
+  <w:abstractNum w:abstractNumId="8" w15:restartNumberingAfterBreak="0">
     <w:nsid w:val="17FC4889"/>
     <w:multiLevelType w:val="hybridMultilevel"/>
     <w:tmpl w:val="7CF64522"/>
@@ -1525,7 +3126,7 @@
       </w:pPr>
     </w:lvl>
   </w:abstractNum>
-  <w:abstractNum w:abstractNumId="4" w15:restartNumberingAfterBreak="0">
+  <w:abstractNum w:abstractNumId="9" w15:restartNumberingAfterBreak="0">
     <w:nsid w:val="2AA254E5"/>
     <w:multiLevelType w:val="hybridMultilevel"/>
     <w:tmpl w:val="9C48F2CC"/>
@@ -1614,7 +3215,7 @@
       </w:pPr>
     </w:lvl>
   </w:abstractNum>
-  <w:abstractNum w:abstractNumId="5" w15:restartNumberingAfterBreak="0">
+  <w:abstractNum w:abstractNumId="10" w15:restartNumberingAfterBreak="0">
     <w:nsid w:val="2AAD7687"/>
     <w:multiLevelType w:val="hybridMultilevel"/>
     <w:tmpl w:val="E3F27ABA"/>
@@ -1703,7 +3304,7 @@
       </w:pPr>
     </w:lvl>
   </w:abstractNum>
-  <w:abstractNum w:abstractNumId="6" w15:restartNumberingAfterBreak="0">
+  <w:abstractNum w:abstractNumId="11" w15:restartNumberingAfterBreak="0">
     <w:nsid w:val="30252D2D"/>
     <w:multiLevelType w:val="hybridMultilevel"/>
     <w:tmpl w:val="A874E790"/>
@@ -1792,7 +3393,7 @@
       </w:pPr>
     </w:lvl>
   </w:abstractNum>
-  <w:abstractNum w:abstractNumId="7" w15:restartNumberingAfterBreak="0">
+  <w:abstractNum w:abstractNumId="12" w15:restartNumberingAfterBreak="0">
     <w:nsid w:val="32227DA2"/>
     <w:multiLevelType w:val="hybridMultilevel"/>
     <w:tmpl w:val="B07C08A0"/>
@@ -1904,7 +3505,7 @@
       </w:rPr>
     </w:lvl>
   </w:abstractNum>
-  <w:abstractNum w:abstractNumId="8" w15:restartNumberingAfterBreak="0">
+  <w:abstractNum w:abstractNumId="13" w15:restartNumberingAfterBreak="0">
     <w:nsid w:val="355F4C3C"/>
     <w:multiLevelType w:val="hybridMultilevel"/>
     <w:tmpl w:val="D1E4BB76"/>
@@ -2017,7 +3618,7 @@
       </w:rPr>
     </w:lvl>
   </w:abstractNum>
-  <w:abstractNum w:abstractNumId="9" w15:restartNumberingAfterBreak="0">
+  <w:abstractNum w:abstractNumId="14" w15:restartNumberingAfterBreak="0">
     <w:nsid w:val="37B30D19"/>
     <w:multiLevelType w:val="hybridMultilevel"/>
     <w:tmpl w:val="39A493B6"/>
@@ -2129,7 +3730,7 @@
       </w:rPr>
     </w:lvl>
   </w:abstractNum>
-  <w:abstractNum w:abstractNumId="10" w15:restartNumberingAfterBreak="0">
+  <w:abstractNum w:abstractNumId="15" w15:restartNumberingAfterBreak="0">
     <w:nsid w:val="3ADD7423"/>
     <w:multiLevelType w:val="hybridMultilevel"/>
     <w:tmpl w:val="2E2CCA56"/>
@@ -2218,7 +3819,7 @@
       </w:pPr>
     </w:lvl>
   </w:abstractNum>
-  <w:abstractNum w:abstractNumId="11" w15:restartNumberingAfterBreak="0">
+  <w:abstractNum w:abstractNumId="16" w15:restartNumberingAfterBreak="0">
     <w:nsid w:val="3F38191E"/>
     <w:multiLevelType w:val="hybridMultilevel"/>
     <w:tmpl w:val="B542225E"/>
@@ -2331,7 +3932,96 @@
       </w:rPr>
     </w:lvl>
   </w:abstractNum>
-  <w:abstractNum w:abstractNumId="12" w15:restartNumberingAfterBreak="0">
+  <w:abstractNum w:abstractNumId="17" w15:restartNumberingAfterBreak="0">
+    <w:nsid w:val="403D2044"/>
+    <w:multiLevelType w:val="hybridMultilevel"/>
+    <w:tmpl w:val="EB3A8DDC"/>
+    <w:lvl w:ilvl="0" w:tplc="FFFFFFFF">
+      <w:start w:val="1"/>
+      <w:numFmt w:val="decimal"/>
+      <w:lvlText w:val="%1."/>
+      <w:lvlJc w:val="left"/>
+      <w:pPr>
+        <w:ind w:left="720" w:hanging="360"/>
+      </w:pPr>
+      <w:rPr>
+        <w:rFonts w:hint="default"/>
+      </w:rPr>
+    </w:lvl>
+    <w:lvl w:ilvl="1" w:tplc="FFFFFFFF" w:tentative="1">
+      <w:start w:val="1"/>
+      <w:numFmt w:val="lowerLetter"/>
+      <w:lvlText w:val="%2."/>
+      <w:lvlJc w:val="left"/>
+      <w:pPr>
+        <w:ind w:left="1440" w:hanging="360"/>
+      </w:pPr>
+    </w:lvl>
+    <w:lvl w:ilvl="2" w:tplc="FFFFFFFF" w:tentative="1">
+      <w:start w:val="1"/>
+      <w:numFmt w:val="lowerRoman"/>
+      <w:lvlText w:val="%3."/>
+      <w:lvlJc w:val="right"/>
+      <w:pPr>
+        <w:ind w:left="2160" w:hanging="180"/>
+      </w:pPr>
+    </w:lvl>
+    <w:lvl w:ilvl="3" w:tplc="FFFFFFFF" w:tentative="1">
+      <w:start w:val="1"/>
+      <w:numFmt w:val="decimal"/>
+      <w:lvlText w:val="%4."/>
+      <w:lvlJc w:val="left"/>
+      <w:pPr>
+        <w:ind w:left="2880" w:hanging="360"/>
+      </w:pPr>
+    </w:lvl>
+    <w:lvl w:ilvl="4" w:tplc="FFFFFFFF" w:tentative="1">
+      <w:start w:val="1"/>
+      <w:numFmt w:val="lowerLetter"/>
+      <w:lvlText w:val="%5."/>
+      <w:lvlJc w:val="left"/>
+      <w:pPr>
+        <w:ind w:left="3600" w:hanging="360"/>
+      </w:pPr>
+    </w:lvl>
+    <w:lvl w:ilvl="5" w:tplc="FFFFFFFF" w:tentative="1">
+      <w:start w:val="1"/>
+      <w:numFmt w:val="lowerRoman"/>
+      <w:lvlText w:val="%6."/>
+      <w:lvlJc w:val="right"/>
+      <w:pPr>
+        <w:ind w:left="4320" w:hanging="180"/>
+      </w:pPr>
+    </w:lvl>
+    <w:lvl w:ilvl="6" w:tplc="FFFFFFFF" w:tentative="1">
+      <w:start w:val="1"/>
+      <w:numFmt w:val="decimal"/>
+      <w:lvlText w:val="%7."/>
+      <w:lvlJc w:val="left"/>
+      <w:pPr>
+        <w:ind w:left="5040" w:hanging="360"/>
+      </w:pPr>
+    </w:lvl>
+    <w:lvl w:ilvl="7" w:tplc="FFFFFFFF" w:tentative="1">
+      <w:start w:val="1"/>
+      <w:numFmt w:val="lowerLetter"/>
+      <w:lvlText w:val="%8."/>
+      <w:lvlJc w:val="left"/>
+      <w:pPr>
+        <w:ind w:left="5760" w:hanging="360"/>
+      </w:pPr>
+    </w:lvl>
+    <w:lvl w:ilvl="8" w:tplc="FFFFFFFF" w:tentative="1">
+      <w:start w:val="1"/>
+      <w:numFmt w:val="lowerRoman"/>
+      <w:lvlText w:val="%9."/>
+      <w:lvlJc w:val="right"/>
+      <w:pPr>
+        <w:ind w:left="6480" w:hanging="180"/>
+      </w:pPr>
+    </w:lvl>
+  </w:abstractNum>
+  <w:abstractNum w:abstractNumId="18" w15:restartNumberingAfterBreak="0">
     <w:nsid w:val="40861966"/>
     <w:multiLevelType w:val="hybridMultilevel"/>
     <w:tmpl w:val="2DA475D4"/>
@@ -2417,7 +4107,7 @@
       </w:pPr>
     </w:lvl>
   </w:abstractNum>
-  <w:abstractNum w:abstractNumId="13" w15:restartNumberingAfterBreak="0">
+  <w:abstractNum w:abstractNumId="19" w15:restartNumberingAfterBreak="0">
     <w:nsid w:val="4DA44224"/>
     <w:multiLevelType w:val="hybridMultilevel"/>
     <w:tmpl w:val="408A6C78"/>
@@ -2530,7 +4220,7 @@
       </w:rPr>
     </w:lvl>
   </w:abstractNum>
-  <w:abstractNum w:abstractNumId="14" w15:restartNumberingAfterBreak="0">
+  <w:abstractNum w:abstractNumId="20" w15:restartNumberingAfterBreak="0">
     <w:nsid w:val="4DC66612"/>
     <w:multiLevelType w:val="hybridMultilevel"/>
     <w:tmpl w:val="3F308D80"/>
@@ -2643,7 +4333,7 @@
       </w:rPr>
     </w:lvl>
   </w:abstractNum>
-  <w:abstractNum w:abstractNumId="15" w15:restartNumberingAfterBreak="0">
+  <w:abstractNum w:abstractNumId="21" w15:restartNumberingAfterBreak="0">
     <w:nsid w:val="54545A1A"/>
     <w:multiLevelType w:val="hybridMultilevel"/>
     <w:tmpl w:val="D9924C80"/>
@@ -2756,7 +4446,7 @@
       </w:rPr>
     </w:lvl>
   </w:abstractNum>
-  <w:abstractNum w:abstractNumId="16" w15:restartNumberingAfterBreak="0">
+  <w:abstractNum w:abstractNumId="22" w15:restartNumberingAfterBreak="0">
     <w:nsid w:val="5ECE41A4"/>
     <w:multiLevelType w:val="hybridMultilevel"/>
     <w:tmpl w:val="1D9A1BC0"/>
@@ -2868,7 +4558,7 @@
       </w:rPr>
     </w:lvl>
   </w:abstractNum>
-  <w:abstractNum w:abstractNumId="17" w15:restartNumberingAfterBreak="0">
+  <w:abstractNum w:abstractNumId="23" w15:restartNumberingAfterBreak="0">
     <w:nsid w:val="63F44CA6"/>
     <w:multiLevelType w:val="hybridMultilevel"/>
     <w:tmpl w:val="95069528"/>
@@ -2980,7 +4670,7 @@
       </w:rPr>
     </w:lvl>
   </w:abstractNum>
-  <w:abstractNum w:abstractNumId="18" w15:restartNumberingAfterBreak="0">
+  <w:abstractNum w:abstractNumId="24" w15:restartNumberingAfterBreak="0">
     <w:nsid w:val="6DC43A3B"/>
     <w:multiLevelType w:val="hybridMultilevel"/>
     <w:tmpl w:val="63F2C982"/>
@@ -3093,66 +4783,92 @@
     </w:lvl>
   </w:abstractNum>
   <w:num w:numId="1" w16cid:durableId="94399976">
+    <w:abstractNumId w:val="21"/>
+  </w:num>
+  <w:num w:numId="2" w16cid:durableId="547373282">
+    <w:abstractNumId w:val="12"/>
+  </w:num>
+  <w:num w:numId="3" w16cid:durableId="1807894307">
+    <w:abstractNumId w:val="3"/>
+  </w:num>
+  <w:num w:numId="4" w16cid:durableId="1473715557">
+    <w:abstractNumId w:val="2"/>
+  </w:num>
+  <w:num w:numId="5" w16cid:durableId="1411273880">
+    <w:abstractNumId w:val="10"/>
+  </w:num>
+  <w:num w:numId="6" w16cid:durableId="434716607">
+    <w:abstractNumId w:val="14"/>
+  </w:num>
+  <w:num w:numId="7" w16cid:durableId="1161699833">
+    <w:abstractNumId w:val="24"/>
+  </w:num>
+  <w:num w:numId="8" w16cid:durableId="1925799003">
+    <w:abstractNumId w:val="11"/>
+  </w:num>
+  <w:num w:numId="9" w16cid:durableId="1502356467">
     <w:abstractNumId w:val="15"/>
   </w:num>
-  <w:num w:numId="2" w16cid:durableId="547373282">
+  <w:num w:numId="10" w16cid:durableId="1372149889">
+    <w:abstractNumId w:val="16"/>
+  </w:num>
+  <w:num w:numId="11" w16cid:durableId="398091176">
+    <w:abstractNumId w:val="22"/>
+  </w:num>
+  <w:num w:numId="12" w16cid:durableId="1894072941">
+    <w:abstractNumId w:val="23"/>
+  </w:num>
+  <w:num w:numId="13" w16cid:durableId="447894887">
+    <w:abstractNumId w:val="20"/>
+  </w:num>
+  <w:num w:numId="14" w16cid:durableId="701127590">
+    <w:abstractNumId w:val="13"/>
+  </w:num>
+  <w:num w:numId="15" w16cid:durableId="710496914">
+    <w:abstractNumId w:val="19"/>
+  </w:num>
+  <w:num w:numId="16" w16cid:durableId="1695881194">
+    <w:abstractNumId w:val="9"/>
+  </w:num>
+  <w:num w:numId="17" w16cid:durableId="823619502">
+    <w:abstractNumId w:val="8"/>
+  </w:num>
+  <w:num w:numId="18" w16cid:durableId="630017353">
+    <w:abstractNumId w:val="8"/>
+  </w:num>
+  <w:num w:numId="19" w16cid:durableId="994604432">
+    <w:abstractNumId w:val="6"/>
+  </w:num>
+  <w:num w:numId="20" w16cid:durableId="1903250744">
+    <w:abstractNumId w:val="18"/>
+  </w:num>
+  <w:num w:numId="21" w16cid:durableId="1148473732">
+    <w:abstractNumId w:val="1"/>
+  </w:num>
+  <w:num w:numId="22" w16cid:durableId="450444520">
+    <w:abstractNumId w:val="17"/>
+  </w:num>
+  <w:num w:numId="23" w16cid:durableId="597450975">
     <w:abstractNumId w:val="7"/>
   </w:num>
-  <w:num w:numId="3" w16cid:durableId="1807894307">
-    <w:abstractNumId w:val="1"/>
+  <w:num w:numId="24" w16cid:durableId="1526938754">
+    <w:abstractNumId w:val="5"/>
   </w:num>
-  <w:num w:numId="4" w16cid:durableId="1473715557">
+  <w:num w:numId="25" w16cid:durableId="890069717">
     <w:abstractNumId w:val="0"/>
   </w:num>
-  <w:num w:numId="5" w16cid:durableId="1411273880">
-    <w:abstractNumId w:val="5"/>
-  </w:num>
-  <w:num w:numId="6" w16cid:durableId="434716607">
-    <w:abstractNumId w:val="9"/>
-  </w:num>
-  <w:num w:numId="7" w16cid:durableId="1161699833">
-    <w:abstractNumId w:val="18"/>
-  </w:num>
-  <w:num w:numId="8" w16cid:durableId="1925799003">
-    <w:abstractNumId w:val="6"/>
-  </w:num>
-  <w:num w:numId="9" w16cid:durableId="1502356467">
-    <w:abstractNumId w:val="10"/>
-  </w:num>
-  <w:num w:numId="10" w16cid:durableId="1372149889">
-    <w:abstractNumId w:val="11"/>
-  </w:num>
-  <w:num w:numId="11" w16cid:durableId="398091176">
-    <w:abstractNumId w:val="16"/>
-  </w:num>
-  <w:num w:numId="12" w16cid:durableId="1894072941">
-    <w:abstractNumId w:val="17"/>
-  </w:num>
-  <w:num w:numId="13" w16cid:durableId="447894887">
-    <w:abstractNumId w:val="14"/>
-  </w:num>
-  <w:num w:numId="14" w16cid:durableId="701127590">
-    <w:abstractNumId w:val="8"/>
-  </w:num>
-  <w:num w:numId="15" w16cid:durableId="710496914">
-    <w:abstractNumId w:val="13"/>
-  </w:num>
-  <w:num w:numId="16" w16cid:durableId="1695881194">
+  <w:num w:numId="26" w16cid:durableId="1002850677">
     <w:abstractNumId w:val="4"/>
   </w:num>
-  <w:num w:numId="17" w16cid:durableId="823619502">
-    <w:abstractNumId w:val="3"/>
-  </w:num>
-  <w:num w:numId="18" w16cid:durableId="630017353">
-    <w:abstractNumId w:val="3"/>
-  </w:num>
-  <w:num w:numId="19" w16cid:durableId="994604432">
-    <w:abstractNumId w:val="2"/>
-  </w:num>
-  <w:num w:numId="20" w16cid:durableId="1903250744">
-    <w:abstractNumId w:val="12"/>
-  </w:num>
 </w:numbering>
+</file>
+
+<file path=word/people.xml><?xml version="1.0" encoding="utf-8"?>
+<w15:people xmlns:wpc="http://schemas.microsoft.com/office/word/2010/wordprocessingCanvas" xmlns:cx="http://schemas.microsoft.com/office/drawing/2014/chartex" xmlns:cx1="http://schemas.microsoft.com/office/drawing/2015/9/8/chartex" xmlns:cx2="http://schemas.microsoft.com/office/drawing/2015/10/21/chartex" xmlns:cx3="http://schemas.microsoft.com/office/drawing/2016/5/9/chartex" xmlns:cx4="http://schemas.microsoft.com/office/drawing/2016/5/10/chartex" xmlns:cx5="http://schemas.microsoft.com/office/drawing/2016/5/11/chartex" xmlns:cx6="http://schemas.microsoft.com/office/drawing/2016/5/12/chartex" xmlns:cx7="http://schemas.microsoft.com/office/drawing/2016/5/13/chartex" xmlns:cx8="http://schemas.microsoft.com/office/drawing/2016/5/14/chartex" xmlns:mc="http://schemas.openxmlformats.org/markup-compatibility/2006" xmlns:aink="http://schemas.microsoft.com/office/drawing/2016/ink" xmlns:am3d="http://schemas.microsoft.com/office/drawing/2017/model3d" xmlns:o="urn:schemas-microsoft-com:office:office" xmlns:oel="http://schemas.microsoft.com/office/2019/extlst" xmlns:r="http://schemas.openxmlformats.org/officeDocument/2006/relationships" xmlns:m="http://schemas.openxmlformats.org/officeDocument/2006/math" xmlns:v="urn:schemas-microsoft-com:vml" xmlns:wp14="http://schemas.microsoft.com/office/word/2010/wordprocessingDrawing" xmlns:wp="http://schemas.openxmlformats.org/drawingml/2006/wordprocessingDrawing" xmlns:w10="urn:schemas-microsoft-com:office:word" xmlns:w="http://schemas.openxmlformats.org/wordprocessingml/2006/main" xmlns:w14="http://schemas.microsoft.com/office/word/2010/wordml" xmlns:w15="http://schemas.microsoft.com/office/word/2012/wordml" xmlns:w16cex="http://schemas.microsoft.com/office/word/2018/wordml/cex" xmlns:w16cid="http://schemas.microsoft.com/office/word/2016/wordml/cid" xmlns:w16="http://schemas.microsoft.com/office/word/2018/wordml" xmlns:w16du="http://schemas.microsoft.com/office/word/2023/wordml/word16du" xmlns:w16sdtdh="http://schemas.microsoft.com/office/word/2020/wordml/sdtdatahash" xmlns:w16sdtfl="http://schemas.microsoft.com/office/word/2024/wordml/sdtformatlock" xmlns:w16se="http://schemas.microsoft.com/office/word/2015/wordml/symex" xmlns:wpg="http://schemas.microsoft.com/office/word/2010/wordprocessingGroup" xmlns:wpi="http://schemas.microsoft.com/office/word/2010/wordprocessingInk" xmlns:wne="http://schemas.microsoft.com/office/word/2006/wordml" xmlns:wps="http://schemas.microsoft.com/office/word/2010/wordprocessingShape" mc:Ignorable="w14 w15 w16se w16cid w16 w16cex w16sdtdh w16sdtfl w16du wp14">
+  <w15:person w15:author="Rodriguez Diego">
+    <w15:presenceInfo w15:providerId="AD" w15:userId="S::drodriguez@fias.org.ec::dda8884d-f80f-4faf-9106-38081e540a93"/>
+  </w15:person>
+</w15:people>
 </file>
 
 <file path=word/styles.xml><?xml version="1.0" encoding="utf-8"?>
@@ -3583,7 +5299,9 @@
   </w:style>
   <w:style w:type="paragraph" w:styleId="Prrafodelista">
     <w:name w:val="List Paragraph"/>
+    <w:aliases w:val="TIT 2 IND"/>
     <w:basedOn w:val="Normal"/>
+    <w:link w:val="PrrafodelistaCar"/>
     <w:uiPriority w:val="34"/>
     <w:qFormat/>
     <w:rsid w:val="00FB6A94"/>
@@ -3793,6 +5511,27 @@
       <w:color w:val="666666"/>
     </w:rPr>
   </w:style>
+  <w:style w:type="character" w:customStyle="1" w:styleId="PrrafodelistaCar">
+    <w:name w:val="Párrafo de lista Car"/>
+    <w:aliases w:val="TIT 2 IND Car"/>
+    <w:link w:val="Prrafodelista"/>
+    <w:uiPriority w:val="34"/>
+    <w:rsid w:val="0041500A"/>
+    <w:rPr>
+      <w:rFonts w:ascii="Times New Roman" w:eastAsia="Times New Roman" w:hAnsi="Times New Roman"/>
+      <w:sz w:val="24"/>
+      <w:szCs w:val="24"/>
+      <w:lang w:val="es-ES" w:eastAsia="es-ES"/>
+    </w:rPr>
+  </w:style>
+  <w:style w:type="character" w:styleId="Nmerodelnea">
+    <w:name w:val="line number"/>
+    <w:basedOn w:val="Fuentedeprrafopredeter"/>
+    <w:uiPriority w:val="99"/>
+    <w:semiHidden/>
+    <w:unhideWhenUsed/>
+    <w:rsid w:val="005F18CC"/>
+  </w:style>
 </w:styles>
 </file>
 
@@ -3801,7 +5540,7 @@
   <w:docParts>
     <w:docPart>
       <w:docPartPr>
-        <w:name w:val="40E328AA18CC4708905E1A885BB88AA2"/>
+        <w:name w:val="DefaultPlaceholder_-1854013438"/>
         <w:category>
           <w:name w:val="General"/>
           <w:gallery w:val="placeholder"/>
@@ -3812,12 +5551,38 @@
         <w:behaviors>
           <w:behavior w:val="content"/>
         </w:behaviors>
-        <w:guid w:val="{6651BD06-27B4-419B-92ED-3A771007296C}"/>
+        <w:guid w:val="{65DEB14B-DA16-4B44-8210-55DEBF7230A7}"/>
+      </w:docPartPr>
+      <w:docPartBody>
+        <w:p>
+          <w:r>
+            <w:rPr>
+              <w:rStyle w:val="Textodelmarcadordeposicin"/>
+            </w:rPr>
+            <w:t>Elija un elemento.</w:t>
+          </w:r>
+        </w:p>
+      </w:docPartBody>
+    </w:docPart>
+    <w:docPart>
+      <w:docPartPr>
+        <w:name w:val="F9C880C5AD82408F9099DE7BC9871663"/>
+        <w:category>
+          <w:name w:val="General"/>
+          <w:gallery w:val="placeholder"/>
+        </w:category>
+        <w:types>
+          <w:type w:val="bbPlcHdr"/>
+        </w:types>
+        <w:behaviors>
+          <w:behavior w:val="content"/>
+        </w:behaviors>
+        <w:guid w:val="{85916604-7D2F-4EEA-8519-65792B9A8775}"/>
       </w:docPartPr>
       <w:docPartBody>
         <w:p>
           <w:pPr>
-            <w:pStyle w:val="40E328AA18CC4708905E1A885BB88AA2"/>
+            <w:pStyle w:val="F9C880C5AD82408F9099DE7BC9871663"/>
           </w:pPr>
           <w:r>
             <w:rPr>
@@ -3830,7 +5595,7 @@
     </w:docPart>
     <w:docPart>
       <w:docPartPr>
-        <w:name w:val="D7E570C8EF9543BAAAE1E52E81A7E8D3"/>
+        <w:name w:val="05DBFA4C8B5C46008425E402F7E151A8"/>
         <w:category>
           <w:name w:val="General"/>
           <w:gallery w:val="placeholder"/>
@@ -3841,41 +5606,12 @@
         <w:behaviors>
           <w:behavior w:val="content"/>
         </w:behaviors>
-        <w:guid w:val="{DB4A647E-AC43-4AFA-8973-8BFB62E027DC}"/>
+        <w:guid w:val="{46EFAE8B-9817-472E-9D2B-F1A951B28739}"/>
       </w:docPartPr>
       <w:docPartBody>
         <w:p>
           <w:pPr>
-            <w:pStyle w:val="D7E570C8EF9543BAAAE1E52E81A7E8D3"/>
-          </w:pPr>
-          <w:r>
-            <w:rPr>
-              <w:rStyle w:val="Textodelmarcadordeposicin"/>
-            </w:rPr>
-            <w:t>Elija un elemento.</w:t>
-          </w:r>
-        </w:p>
-      </w:docPartBody>
-    </w:docPart>
-    <w:docPart>
-      <w:docPartPr>
-        <w:name w:val="3139C6E1AD6E4AA1A73AA2B7658C89DF"/>
-        <w:category>
-          <w:name w:val="General"/>
-          <w:gallery w:val="placeholder"/>
-        </w:category>
-        <w:types>
-          <w:type w:val="bbPlcHdr"/>
-        </w:types>
-        <w:behaviors>
-          <w:behavior w:val="content"/>
-        </w:behaviors>
-        <w:guid w:val="{49485E64-D723-4AED-8B04-355497A49DBA}"/>
-      </w:docPartPr>
-      <w:docPartBody>
-        <w:p>
-          <w:pPr>
-            <w:pStyle w:val="3139C6E1AD6E4AA1A73AA2B7658C89DF"/>
+            <w:pStyle w:val="05DBFA4C8B5C46008425E402F7E151A8"/>
           </w:pPr>
           <w:r>
             <w:rPr>
@@ -3892,20 +5628,12 @@
 
 <file path=word/glossary/fontTable.xml><?xml version="1.0" encoding="utf-8"?>
 <w:fonts xmlns:mc="http://schemas.openxmlformats.org/markup-compatibility/2006" xmlns:r="http://schemas.openxmlformats.org/officeDocument/2006/relationships" xmlns:w="http://schemas.openxmlformats.org/wordprocessingml/2006/main" xmlns:w14="http://schemas.microsoft.com/office/word/2010/wordml" xmlns:w15="http://schemas.microsoft.com/office/word/2012/wordml" xmlns:w16cex="http://schemas.microsoft.com/office/word/2018/wordml/cex" xmlns:w16cid="http://schemas.microsoft.com/office/word/2016/wordml/cid" xmlns:w16="http://schemas.microsoft.com/office/word/2018/wordml" xmlns:w16du="http://schemas.microsoft.com/office/word/2023/wordml/word16du" xmlns:w16sdtdh="http://schemas.microsoft.com/office/word/2020/wordml/sdtdatahash" xmlns:w16sdtfl="http://schemas.microsoft.com/office/word/2024/wordml/sdtformatlock" xmlns:w16se="http://schemas.microsoft.com/office/word/2015/wordml/symex" mc:Ignorable="w14 w15 w16se w16cid w16 w16cex w16sdtdh w16sdtfl w16du">
-  <w:font w:name="Garamond">
-    <w:altName w:val="Cambria"/>
-    <w:panose1 w:val="02020404030301010803"/>
-    <w:charset w:val="00"/>
+  <w:font w:name="Symbol">
+    <w:panose1 w:val="05050102010706020507"/>
+    <w:charset w:val="02"/>
     <w:family w:val="roman"/>
     <w:pitch w:val="variable"/>
-    <w:sig w:usb0="00000287" w:usb1="00000000" w:usb2="00000000" w:usb3="00000000" w:csb0="0000009F" w:csb1="00000000"/>
-  </w:font>
-  <w:font w:name="MS Mincho">
-    <w:panose1 w:val="02020609040205080304"/>
-    <w:charset w:val="80"/>
-    <w:family w:val="modern"/>
-    <w:pitch w:val="fixed"/>
-    <w:sig w:usb0="E00002FF" w:usb1="6AC7FDFB" w:usb2="08000012" w:usb3="00000000" w:csb0="0002009F" w:csb1="00000000"/>
+    <w:sig w:usb0="00000000" w:usb1="10000000" w:usb2="00000000" w:usb3="00000000" w:csb0="80000000" w:csb1="00000000"/>
   </w:font>
   <w:font w:name="Times New Roman">
     <w:panose1 w:val="02020603050405020304"/>
@@ -3928,12 +5656,20 @@
     <w:pitch w:val="variable"/>
     <w:sig w:usb0="00000000" w:usb1="10000000" w:usb2="00000000" w:usb3="00000000" w:csb0="80000000" w:csb1="00000000"/>
   </w:font>
-  <w:font w:name="Symbol">
-    <w:panose1 w:val="05050102010706020507"/>
-    <w:charset w:val="02"/>
+  <w:font w:name="Garamond">
+    <w:altName w:val="Cambria"/>
+    <w:panose1 w:val="02020404030301010803"/>
+    <w:charset w:val="00"/>
     <w:family w:val="roman"/>
     <w:pitch w:val="variable"/>
-    <w:sig w:usb0="00000000" w:usb1="10000000" w:usb2="00000000" w:usb3="00000000" w:csb0="80000000" w:csb1="00000000"/>
+    <w:sig w:usb0="00000287" w:usb1="00000000" w:usb2="00000000" w:usb3="00000000" w:csb0="0000009F" w:csb1="00000000"/>
+  </w:font>
+  <w:font w:name="MS Mincho">
+    <w:panose1 w:val="02020609040205080304"/>
+    <w:charset w:val="80"/>
+    <w:family w:val="modern"/>
+    <w:pitch w:val="fixed"/>
+    <w:sig w:usb0="E00002FF" w:usb1="6AC7FDFB" w:usb2="08000012" w:usb3="00000000" w:csb0="0002009F" w:csb1="00000000"/>
   </w:font>
   <w:font w:name="Arial">
     <w:panose1 w:val="020B0604020202020204"/>
@@ -3963,12 +5699,12 @@
     <w:pitch w:val="variable"/>
     <w:sig w:usb0="00000007" w:usb1="00000001" w:usb2="00000000" w:usb3="00000000" w:csb0="00000093" w:csb1="00000000"/>
   </w:font>
-  <w:font w:name="Calibri">
-    <w:panose1 w:val="020F0502020204030204"/>
-    <w:charset w:val="00"/>
-    <w:family w:val="swiss"/>
+  <w:font w:name="Batang">
+    <w:panose1 w:val="02030600000101010101"/>
+    <w:charset w:val="81"/>
+    <w:family w:val="roman"/>
     <w:pitch w:val="variable"/>
-    <w:sig w:usb0="E4002EFF" w:usb1="C000247B" w:usb2="00000009" w:usb3="00000000" w:csb0="000001FF" w:csb1="00000000"/>
+    <w:sig w:usb0="B00002AF" w:usb1="69D77CFB" w:usb2="00000030" w:usb3="00000000" w:csb0="0008009F" w:csb1="00000000"/>
   </w:font>
   <w:font w:name="Aptos Display">
     <w:charset w:val="00"/>
@@ -4004,16 +5740,23 @@
   <w:rsids>
     <w:rsidRoot w:val="001B0E98"/>
     <w:rsid w:val="00004813"/>
+    <w:rsid w:val="0012737F"/>
     <w:rsid w:val="001B0E98"/>
     <w:rsid w:val="001D2848"/>
     <w:rsid w:val="002B1763"/>
+    <w:rsid w:val="00553F59"/>
+    <w:rsid w:val="005A295E"/>
     <w:rsid w:val="005D3922"/>
     <w:rsid w:val="0061129E"/>
+    <w:rsid w:val="006963B9"/>
     <w:rsid w:val="00762361"/>
+    <w:rsid w:val="008731DC"/>
     <w:rsid w:val="00896054"/>
     <w:rsid w:val="008D1DA4"/>
+    <w:rsid w:val="008D3B4B"/>
     <w:rsid w:val="00A03C80"/>
     <w:rsid w:val="00A568A9"/>
+    <w:rsid w:val="00A66E17"/>
     <w:rsid w:val="00AC028B"/>
     <w:rsid w:val="00B15228"/>
     <w:rsid w:val="00B5674E"/>
@@ -4478,38 +6221,34 @@
     <w:basedOn w:val="Fuentedeprrafopredeter"/>
     <w:uiPriority w:val="99"/>
     <w:semiHidden/>
-    <w:rsid w:val="00F46033"/>
+    <w:rsid w:val="00553F59"/>
     <w:rPr>
       <w:color w:val="666666"/>
     </w:rPr>
   </w:style>
-  <w:style w:type="paragraph" w:customStyle="1" w:styleId="B6877B42340B4090A39BA0A1674AA0E2">
-    <w:name w:val="B6877B42340B4090A39BA0A1674AA0E2"/>
-    <w:rsid w:val="00B5674E"/>
+  <w:style w:type="paragraph" w:customStyle="1" w:styleId="19C748DF205A494BB809409669FDF0C6">
+    <w:name w:val="19C748DF205A494BB809409669FDF0C6"/>
+    <w:rsid w:val="00553F59"/>
   </w:style>
-  <w:style w:type="paragraph" w:customStyle="1" w:styleId="7780FFF4FFA6436081A2E0DD84932821">
-    <w:name w:val="7780FFF4FFA6436081A2E0DD84932821"/>
-    <w:rsid w:val="00B5674E"/>
+  <w:style w:type="paragraph" w:customStyle="1" w:styleId="DFE9478A9D4D436EB49C3BD36F651A96">
+    <w:name w:val="DFE9478A9D4D436EB49C3BD36F651A96"/>
+    <w:rsid w:val="00553F59"/>
   </w:style>
-  <w:style w:type="paragraph" w:customStyle="1" w:styleId="60A9796A887C4F1BB697C6665A42DB4B">
-    <w:name w:val="60A9796A887C4F1BB697C6665A42DB4B"/>
-    <w:rsid w:val="00B5674E"/>
+  <w:style w:type="paragraph" w:customStyle="1" w:styleId="F9C880C5AD82408F9099DE7BC9871663">
+    <w:name w:val="F9C880C5AD82408F9099DE7BC9871663"/>
+    <w:rsid w:val="00553F59"/>
   </w:style>
-  <w:style w:type="paragraph" w:customStyle="1" w:styleId="689D1BA82F734FBEA91DDB4DE027FB94">
-    <w:name w:val="689D1BA82F734FBEA91DDB4DE027FB94"/>
-    <w:rsid w:val="0061129E"/>
+  <w:style w:type="paragraph" w:customStyle="1" w:styleId="05DBFA4C8B5C46008425E402F7E151A8">
+    <w:name w:val="05DBFA4C8B5C46008425E402F7E151A8"/>
+    <w:rsid w:val="00553F59"/>
   </w:style>
-  <w:style w:type="paragraph" w:customStyle="1" w:styleId="40E328AA18CC4708905E1A885BB88AA2">
-    <w:name w:val="40E328AA18CC4708905E1A885BB88AA2"/>
-    <w:rsid w:val="00F46033"/>
+  <w:style w:type="paragraph" w:customStyle="1" w:styleId="B95D1681EA8C4F038B55464BF6B0DEE2">
+    <w:name w:val="B95D1681EA8C4F038B55464BF6B0DEE2"/>
+    <w:rsid w:val="00553F59"/>
   </w:style>
-  <w:style w:type="paragraph" w:customStyle="1" w:styleId="D7E570C8EF9543BAAAE1E52E81A7E8D3">
-    <w:name w:val="D7E570C8EF9543BAAAE1E52E81A7E8D3"/>
-    <w:rsid w:val="00F46033"/>
-  </w:style>
-  <w:style w:type="paragraph" w:customStyle="1" w:styleId="3139C6E1AD6E4AA1A73AA2B7658C89DF">
-    <w:name w:val="3139C6E1AD6E4AA1A73AA2B7658C89DF"/>
-    <w:rsid w:val="00F46033"/>
+  <w:style w:type="paragraph" w:customStyle="1" w:styleId="B413F1CF536B44129D1FACCA313D7AB6">
+    <w:name w:val="B413F1CF536B44129D1FACCA313D7AB6"/>
+    <w:rsid w:val="00553F59"/>
   </w:style>
 </w:styles>
 </file>

--- a/generador/plantillas/20_Solicitud_cotizacion_renovacion.docx
+++ b/generador/plantillas/20_Solicitud_cotizacion_renovacion.docx
@@ -4,62 +4,74 @@
   <w:body>
     <w:p>
       <w:pPr>
-        <w:spacing w:after="240" w:line="259" w:lineRule="auto"/>
-        <w:jc w:val="right"/>
-        <w:rPr>
-          <w:rFonts w:ascii="Titillium Web" w:hAnsi="Titillium Web"/>
-          <w:sz w:val="22"/>
-          <w:szCs w:val="22"/>
-        </w:rPr>
-      </w:pPr>
-      <w:r>
-        <w:rPr>
-          <w:rFonts w:ascii="Titillium Web" w:hAnsi="Titillium Web"/>
-          <w:sz w:val="22"/>
-          <w:szCs w:val="22"/>
-        </w:rPr>
-        <w:t xml:space="preserve">{ciudad}, {fechaSolCotizacion}</w:t>
+        <w:spacing w:line="259" w:lineRule="auto"/>
+        <w:rPr>
+          <w:rFonts w:ascii="Titillium Web" w:hAnsi="Titillium Web"/>
+          <w:sz w:val="20"/>
+          <w:szCs w:val="20"/>
+        </w:rPr>
+      </w:pPr>
+      <w:r>
+        <w:rPr>
+          <w:rFonts w:ascii="Titillium Web" w:hAnsi="Titillium Web"/>
+          <w:sz w:val="20"/>
+          <w:szCs w:val="20"/>
+        </w:rPr>
+        <w:t>{ciudad}, {fechaSolCotizacion}</w:t>
       </w:r>
     </w:p>
     <w:p>
       <w:pPr>
-        <w:spacing w:after="200" w:line="259" w:lineRule="auto"/>
-        <w:jc w:val="left"/>
-        <w:rPr>
-          <w:rFonts w:ascii="Titillium Web" w:hAnsi="Titillium Web"/>
-          <w:sz w:val="22"/>
-          <w:szCs w:val="22"/>
-        </w:rPr>
-      </w:pPr>
-      <w:r>
+        <w:spacing w:line="259" w:lineRule="auto"/>
         <w:rPr>
           <w:rFonts w:ascii="Titillium Web" w:hAnsi="Titillium Web"/>
           <w:b/>
           <w:bCs/>
-          <w:sz w:val="22"/>
-          <w:szCs w:val="22"/>
-        </w:rPr>
-        <w:t xml:space="preserve">Oficio Nro. </w:t>
-      </w:r>
-      <w:r>
+          <w:sz w:val="20"/>
+          <w:szCs w:val="20"/>
+          <w:highlight w:val="yellow"/>
+        </w:rPr>
+      </w:pPr>
+    </w:p>
+    <w:p>
+      <w:pPr>
+        <w:spacing w:line="259" w:lineRule="auto"/>
         <w:rPr>
           <w:rFonts w:ascii="Titillium Web" w:hAnsi="Titillium Web"/>
           <w:b/>
           <w:bCs/>
-          <w:sz w:val="22"/>
-          <w:szCs w:val="22"/>
-        </w:rPr>
-        <w:t xml:space="preserve">{memoNro}</w:t>
+          <w:sz w:val="20"/>
+          <w:szCs w:val="20"/>
+        </w:rPr>
+      </w:pPr>
+      <w:r>
+        <w:rPr>
+          <w:rFonts w:ascii="Titillium Web" w:hAnsi="Titillium Web"/>
+          <w:b/>
+          <w:bCs/>
+          <w:sz w:val="20"/>
+          <w:szCs w:val="20"/>
+        </w:rPr>
+        <w:t>{</w:t>
+      </w:r>
+      <w:r>
+        <w:rPr>
+          <w:rFonts w:ascii="Titillium Web" w:hAnsi="Titillium Web"/>
+          <w:b/>
+          <w:bCs/>
+          <w:sz w:val="20"/>
+          <w:szCs w:val="20"/>
+        </w:rPr>
+        <w:t>proveedorTrato}</w:t>
       </w:r>
     </w:p>
     <w:p>
       <w:pPr>
-        <w:spacing w:after="0" w:line="259" w:lineRule="auto"/>
-        <w:jc w:val="left"/>
-        <w:rPr>
-          <w:rFonts w:ascii="Titillium Web" w:hAnsi="Titillium Web"/>
-          <w:sz w:val="22"/>
-          <w:szCs w:val="22"/>
+        <w:spacing w:line="259" w:lineRule="auto"/>
+        <w:rPr>
+          <w:rFonts w:ascii="Titillium Web" w:hAnsi="Titillium Web"/>
+          <w:sz w:val="20"/>
+          <w:szCs w:val="20"/>
         </w:rPr>
       </w:pPr>
       <w:r>
@@ -67,224 +79,301 @@
           <w:rFonts w:ascii="Titillium Web" w:hAnsi="Titillium Web"/>
           <w:b/>
           <w:bCs/>
-          <w:sz w:val="22"/>
-          <w:szCs w:val="22"/>
-        </w:rPr>
-        <w:t xml:space="preserve">{proveedorTrato}</w:t>
+          <w:sz w:val="20"/>
+          <w:szCs w:val="20"/>
+        </w:rPr>
+        <w:t>{proveedor}</w:t>
       </w:r>
     </w:p>
     <w:p>
       <w:pPr>
-        <w:spacing w:after="0" w:line="259" w:lineRule="auto"/>
-        <w:jc w:val="left"/>
-        <w:rPr>
-          <w:rFonts w:ascii="Titillium Web" w:hAnsi="Titillium Web"/>
-          <w:sz w:val="22"/>
-          <w:szCs w:val="22"/>
-        </w:rPr>
-      </w:pPr>
+        <w:spacing w:line="259" w:lineRule="auto"/>
+        <w:rPr>
+          <w:rFonts w:ascii="Titillium Web" w:hAnsi="Titillium Web"/>
+          <w:sz w:val="20"/>
+          <w:szCs w:val="20"/>
+        </w:rPr>
+      </w:pPr>
+      <w:r>
+        <w:rPr>
+          <w:rFonts w:ascii="Titillium Web" w:hAnsi="Titillium Web"/>
+          <w:sz w:val="20"/>
+          <w:szCs w:val="20"/>
+        </w:rPr>
+        <w:t>Ciudad.-</w:t>
+      </w:r>
+    </w:p>
+    <w:p>
+      <w:pPr>
+        <w:spacing w:line="259" w:lineRule="auto"/>
+        <w:jc w:val="both"/>
+        <w:rPr>
+          <w:rFonts w:ascii="Titillium Web" w:hAnsi="Titillium Web"/>
+          <w:sz w:val="20"/>
+          <w:szCs w:val="20"/>
+        </w:rPr>
+      </w:pPr>
+    </w:p>
+    <w:p>
+      <w:pPr>
+        <w:spacing w:line="259" w:lineRule="auto"/>
+        <w:jc w:val="both"/>
+        <w:rPr>
+          <w:rFonts w:ascii="Titillium Web" w:hAnsi="Titillium Web"/>
+          <w:sz w:val="20"/>
+          <w:szCs w:val="20"/>
+        </w:rPr>
+      </w:pPr>
+      <w:r>
+        <w:rPr>
+          <w:rFonts w:ascii="Titillium Web" w:hAnsi="Titillium Web"/>
+          <w:sz w:val="20"/>
+          <w:szCs w:val="20"/>
+        </w:rPr>
+        <w:t>De mi consideración:</w:t>
+      </w:r>
+    </w:p>
+    <w:p>
+      <w:pPr>
+        <w:spacing w:line="259" w:lineRule="auto"/>
+        <w:jc w:val="both"/>
+        <w:rPr>
+          <w:rFonts w:ascii="Titillium Web" w:hAnsi="Titillium Web"/>
+          <w:sz w:val="20"/>
+          <w:szCs w:val="20"/>
+        </w:rPr>
+      </w:pPr>
+    </w:p>
+    <w:p>
+      <w:pPr>
+        <w:spacing w:line="259" w:lineRule="auto"/>
+        <w:jc w:val="both"/>
+        <w:rPr>
+          <w:rFonts w:ascii="Titillium Web" w:hAnsi="Titillium Web"/>
+          <w:sz w:val="20"/>
+          <w:szCs w:val="20"/>
+        </w:rPr>
+      </w:pPr>
+      <w:r>
+        <w:rPr>
+          <w:rFonts w:ascii="Titillium Web" w:hAnsi="Titillium Web"/>
+          <w:sz w:val="20"/>
+          <w:szCs w:val="20"/>
+        </w:rPr>
+        <w:t xml:space="preserve">El Fondo de Inversión Ambiental Sostenible (FIAS), administrador de los recursos del Fondo de Áreas Protegidas (FAP), mantiene con ustedes el contrato Nro. </w:t>
+      </w:r>
       <w:r>
         <w:rPr>
           <w:rFonts w:ascii="Titillium Web" w:hAnsi="Titillium Web"/>
           <w:b/>
           <w:bCs/>
-          <w:sz w:val="22"/>
-          <w:szCs w:val="22"/>
-        </w:rPr>
-        <w:t xml:space="preserve">{proveedor}</w:t>
+          <w:sz w:val="20"/>
+          <w:szCs w:val="20"/>
+        </w:rPr>
+        <w:t>{</w:t>
+      </w:r>
+      <w:r>
+        <w:rPr>
+          <w:rFonts w:ascii="Titillium Web" w:hAnsi="Titillium Web"/>
+          <w:b/>
+          <w:bCs/>
+          <w:sz w:val="20"/>
+          <w:szCs w:val="20"/>
+        </w:rPr>
+        <w:t>contratoNro</w:t>
+      </w:r>
+      <w:r>
+        <w:rPr>
+          <w:rFonts w:ascii="Titillium Web" w:hAnsi="Titillium Web"/>
+          <w:b/>
+          <w:bCs/>
+          <w:sz w:val="20"/>
+          <w:szCs w:val="20"/>
+        </w:rPr>
+        <w:t>}</w:t>
+      </w:r>
+      <w:r>
+        <w:rPr>
+          <w:rFonts w:ascii="Titillium Web" w:hAnsi="Titillium Web"/>
+          <w:sz w:val="20"/>
+          <w:szCs w:val="20"/>
+        </w:rPr>
+        <w:t>, cuyo objeto es «</w:t>
+      </w:r>
+      <w:r>
+        <w:rPr>
+          <w:rFonts w:ascii="Titillium Web" w:hAnsi="Titillium Web"/>
+          <w:b/>
+          <w:bCs/>
+          <w:sz w:val="20"/>
+          <w:szCs w:val="20"/>
+        </w:rPr>
+        <w:t>{objeto}</w:t>
+      </w:r>
+      <w:r>
+        <w:rPr>
+          <w:rFonts w:ascii="Titillium Web" w:hAnsi="Titillium Web"/>
+          <w:sz w:val="20"/>
+          <w:szCs w:val="20"/>
+        </w:rPr>
+        <w:t>», con vigencia hasta el {fechaFinAnterior}.</w:t>
       </w:r>
     </w:p>
     <w:p>
       <w:pPr>
-        <w:spacing w:after="0" w:line="259" w:lineRule="auto"/>
-        <w:jc w:val="left"/>
-        <w:rPr>
-          <w:rFonts w:ascii="Titillium Web" w:hAnsi="Titillium Web"/>
-          <w:sz w:val="22"/>
-          <w:szCs w:val="22"/>
-        </w:rPr>
-      </w:pPr>
-      <w:r>
-        <w:rPr>
-          <w:rFonts w:ascii="Titillium Web" w:hAnsi="Titillium Web"/>
-          <w:sz w:val="22"/>
-          <w:szCs w:val="22"/>
-        </w:rPr>
-        <w:t xml:space="preserve">RUC: {proveedorRuc}</w:t>
-      </w:r>
+        <w:spacing w:line="259" w:lineRule="auto"/>
+        <w:jc w:val="both"/>
+        <w:rPr>
+          <w:rFonts w:ascii="Titillium Web" w:hAnsi="Titillium Web"/>
+          <w:sz w:val="20"/>
+          <w:szCs w:val="20"/>
+        </w:rPr>
+      </w:pPr>
     </w:p>
     <w:p>
       <w:pPr>
-        <w:spacing w:after="240" w:line="259" w:lineRule="auto"/>
-        <w:jc w:val="left"/>
-        <w:rPr>
-          <w:rFonts w:ascii="Titillium Web" w:hAnsi="Titillium Web"/>
-          <w:sz w:val="22"/>
-          <w:szCs w:val="22"/>
-        </w:rPr>
-      </w:pPr>
-      <w:r>
-        <w:rPr>
-          <w:rFonts w:ascii="Titillium Web" w:hAnsi="Titillium Web"/>
-          <w:sz w:val="22"/>
-          <w:szCs w:val="22"/>
-        </w:rPr>
-        <w:t xml:space="preserve">Presente.-</w:t>
+        <w:pStyle w:val="Prrafodelista"/>
+        <w:numPr>
+          <w:ilvl w:val="0"/>
+          <w:numId w:val="21"/>
+        </w:numPr>
+        <w:jc w:val="both"/>
+        <w:rPr>
+          <w:rFonts w:ascii="Titillium Web" w:hAnsi="Titillium Web"/>
+          <w:b/>
+          <w:bCs/>
+          <w:spacing w:val="-3"/>
+          <w:sz w:val="20"/>
+          <w:szCs w:val="20"/>
+          <w:lang w:val="es-EC"/>
+        </w:rPr>
+      </w:pPr>
+      <w:r>
+        <w:rPr>
+          <w:rFonts w:ascii="Titillium Web" w:hAnsi="Titillium Web"/>
+          <w:b/>
+          <w:bCs/>
+          <w:spacing w:val="-3"/>
+          <w:sz w:val="20"/>
+          <w:szCs w:val="20"/>
+          <w:lang w:val="es-EC"/>
+        </w:rPr>
+        <w:t>ALCANCE / ESPECIFICACIONES TÉCNICAS</w:t>
       </w:r>
     </w:p>
     <w:p>
       <w:pPr>
-        <w:spacing w:after="240" w:line="259" w:lineRule="auto"/>
+        <w:spacing w:line="259" w:lineRule="auto"/>
         <w:jc w:val="both"/>
         <w:rPr>
           <w:rFonts w:ascii="Titillium Web" w:hAnsi="Titillium Web"/>
-          <w:sz w:val="22"/>
-          <w:szCs w:val="22"/>
-        </w:rPr>
-      </w:pPr>
+          <w:sz w:val="20"/>
+          <w:szCs w:val="20"/>
+        </w:rPr>
+      </w:pPr>
+    </w:p>
+    <w:p>
+      <w:pPr>
+        <w:spacing w:line="259" w:lineRule="auto"/>
+        <w:jc w:val="both"/>
+        <w:rPr>
+          <w:rFonts w:ascii="Titillium Web" w:hAnsi="Titillium Web"/>
+          <w:sz w:val="20"/>
+          <w:szCs w:val="20"/>
+        </w:rPr>
+      </w:pPr>
+      <w:r>
+        <w:rPr>
+          <w:rFonts w:ascii="Titillium Web" w:hAnsi="Titillium Web"/>
+          <w:sz w:val="20"/>
+          <w:szCs w:val="20"/>
+        </w:rPr>
+        <w:t xml:space="preserve">Verificada la satisfacción con el servicio prestado y la procedencia de la renovación, y aprobado el Plan Anual de Gasto del {area}, solicito a </w:t>
+      </w:r>
+      <w:sdt>
+        <w:sdtPr>
+          <w:rPr>
+            <w:rFonts w:ascii="Titillium Web" w:hAnsi="Titillium Web"/>
+            <w:sz w:val="20"/>
+            <w:szCs w:val="20"/>
+          </w:rPr>
+          <w:id w:val="-1864516906"/>
+          <w:placeholder>
+            <w:docPart w:val="DefaultPlaceholder_-1854013438"/>
+          </w:placeholder>
+          <w:temporary/>
+          <w:comboBox>
+            <w:listItem w:displayText="usted" w:value="usted"/>
+            <w:listItem w:displayText="ustedes" w:value="ustedes"/>
+          </w:comboBox>
+        </w:sdtPr>
+        <w:sdtEndPr/>
+        <w:sdtContent>
+          <w:r>
+            <w:rPr>
+              <w:rFonts w:ascii="Titillium Web" w:hAnsi="Titillium Web"/>
+              <w:sz w:val="20"/>
+              <w:szCs w:val="20"/>
+            </w:rPr>
+            <w:t>usted</w:t>
+          </w:r>
+          <w:r>
+            <w:rPr>
+              <w:rFonts w:ascii="Titillium Web" w:hAnsi="Titillium Web"/>
+              <w:sz w:val="20"/>
+              <w:szCs w:val="20"/>
+            </w:rPr>
+            <w:t>/</w:t>
+          </w:r>
+          <w:r>
+            <w:rPr>
+              <w:rFonts w:ascii="Titillium Web" w:hAnsi="Titillium Web"/>
+              <w:sz w:val="20"/>
+              <w:szCs w:val="20"/>
+            </w:rPr>
+            <w:t>es</w:t>
+          </w:r>
+        </w:sdtContent>
+      </w:sdt>
+      <w:r>
+        <w:rPr>
+          <w:rFonts w:ascii="Titillium Web" w:hAnsi="Titillium Web"/>
+          <w:sz w:val="20"/>
+          <w:szCs w:val="20"/>
+        </w:rPr>
+        <w:t xml:space="preserve"> presentar su </w:t>
+      </w:r>
       <w:r>
         <w:rPr>
           <w:rFonts w:ascii="Titillium Web" w:hAnsi="Titillium Web"/>
           <w:b/>
           <w:bCs/>
-          <w:sz w:val="22"/>
-          <w:szCs w:val="22"/>
-        </w:rPr>
-        <w:t xml:space="preserve">Asunto: </w:t>
-      </w:r>
-      <w:r>
-        <w:rPr>
-          <w:rFonts w:ascii="Titillium Web" w:hAnsi="Titillium Web"/>
-          <w:sz w:val="22"/>
-          <w:szCs w:val="22"/>
-        </w:rPr>
-        <w:t xml:space="preserve">Solicitud de cotización para el nuevo período — renovación del contrato Nro. {contratoNro}</w:t>
+          <w:sz w:val="20"/>
+          <w:szCs w:val="20"/>
+        </w:rPr>
+        <w:t>cotización para el período comprendido entre el {periodoDesde} y el {periodoHasta}</w:t>
+      </w:r>
+      <w:r>
+        <w:rPr>
+          <w:rFonts w:ascii="Titillium Web" w:hAnsi="Titillium Web"/>
+          <w:sz w:val="20"/>
+          <w:szCs w:val="20"/>
+        </w:rPr>
+        <w:t>, conforme al siguiente detalle:</w:t>
       </w:r>
     </w:p>
     <w:p>
       <w:pPr>
-        <w:spacing w:after="200" w:line="259" w:lineRule="auto"/>
-        <w:jc w:val="both"/>
-        <w:rPr>
-          <w:rFonts w:ascii="Titillium Web" w:hAnsi="Titillium Web"/>
-          <w:sz w:val="22"/>
-          <w:szCs w:val="22"/>
-        </w:rPr>
-      </w:pPr>
-      <w:r>
-        <w:rPr>
-          <w:rFonts w:ascii="Titillium Web" w:hAnsi="Titillium Web"/>
-          <w:sz w:val="22"/>
-          <w:szCs w:val="22"/>
-        </w:rPr>
-        <w:t xml:space="preserve">De mi consideración:</w:t>
-      </w:r>
-    </w:p>
-    <w:p>
-      <w:pPr>
-        <w:spacing w:after="120" w:line="259" w:lineRule="auto"/>
-        <w:jc w:val="both"/>
-        <w:rPr>
-          <w:rFonts w:ascii="Titillium Web" w:hAnsi="Titillium Web"/>
-          <w:sz w:val="22"/>
-          <w:szCs w:val="22"/>
-        </w:rPr>
-      </w:pPr>
-      <w:r>
-        <w:rPr>
-          <w:rFonts w:ascii="Titillium Web" w:hAnsi="Titillium Web"/>
-          <w:sz w:val="22"/>
-          <w:szCs w:val="22"/>
-        </w:rPr>
-        <w:t xml:space="preserve">El Fondo de Inversión Ambiental Sostenible (FIAS), administrador de los recursos del Fondo de Áreas Protegidas (FAP), mantiene con {ustedUstedes} el contrato Nro. </w:t>
-      </w:r>
-      <w:r>
-        <w:rPr>
-          <w:rFonts w:ascii="Titillium Web" w:hAnsi="Titillium Web"/>
-          <w:b/>
-          <w:bCs/>
-          <w:sz w:val="22"/>
-          <w:szCs w:val="22"/>
-        </w:rPr>
-        <w:t xml:space="preserve">{contratoNro}</w:t>
-      </w:r>
-      <w:r>
-        <w:rPr>
-          <w:rFonts w:ascii="Titillium Web" w:hAnsi="Titillium Web"/>
-          <w:sz w:val="22"/>
-          <w:szCs w:val="22"/>
-        </w:rPr>
-        <w:t xml:space="preserve">, cuyo objeto es «</w:t>
-      </w:r>
-      <w:r>
-        <w:rPr>
-          <w:rFonts w:ascii="Titillium Web" w:hAnsi="Titillium Web"/>
-          <w:b/>
-          <w:bCs/>
-          <w:sz w:val="22"/>
-          <w:szCs w:val="22"/>
-        </w:rPr>
-        <w:t xml:space="preserve">{objeto}</w:t>
-      </w:r>
-      <w:r>
-        <w:rPr>
-          <w:rFonts w:ascii="Titillium Web" w:hAnsi="Titillium Web"/>
-          <w:sz w:val="22"/>
-          <w:szCs w:val="22"/>
-        </w:rPr>
-        <w:t xml:space="preserve">», con vigencia hasta el {fechaFin}.</w:t>
-      </w:r>
-    </w:p>
-    <w:p>
-      <w:pPr>
-        <w:spacing w:after="120" w:line="259" w:lineRule="auto"/>
-        <w:jc w:val="both"/>
-        <w:rPr>
-          <w:rFonts w:ascii="Titillium Web" w:hAnsi="Titillium Web"/>
-          <w:sz w:val="22"/>
-          <w:szCs w:val="22"/>
-        </w:rPr>
-      </w:pPr>
-      <w:r>
-        <w:rPr>
-          <w:rFonts w:ascii="Titillium Web" w:hAnsi="Titillium Web"/>
-          <w:sz w:val="22"/>
-          <w:szCs w:val="22"/>
-        </w:rPr>
-        <w:t xml:space="preserve">Verificada la satisfacción con el servicio prestado y la procedencia de la renovación, y aprobado el Plan Anual de Gasto {dellaAP} {area} —que fija el presupuesto disponible—, solicito a {ustedUstedes} presentar su </w:t>
-      </w:r>
-      <w:r>
-        <w:rPr>
-          <w:rFonts w:ascii="Titillium Web" w:hAnsi="Titillium Web"/>
-          <w:b/>
-          <w:bCs/>
-          <w:sz w:val="22"/>
-          <w:szCs w:val="22"/>
-        </w:rPr>
-        <w:t xml:space="preserve">cotización para el período comprendido entre el {periodoDesde} y el {periodoHasta}</w:t>
-      </w:r>
-      <w:r>
-        <w:rPr>
-          <w:rFonts w:ascii="Titillium Web" w:hAnsi="Titillium Web"/>
-          <w:sz w:val="22"/>
-          <w:szCs w:val="22"/>
-        </w:rPr>
-        <w:t xml:space="preserve">, conforme al siguiente detalle:</w:t>
-      </w:r>
-    </w:p>
-    <w:p>
-      <w:pPr>
-        <w:spacing w:after="80"/>
-        <w:rPr>
-          <w:rFonts w:ascii="Titillium Web" w:hAnsi="Titillium Web"/>
-          <w:sz w:val="22"/>
-          <w:szCs w:val="22"/>
+        <w:rPr>
+          <w:rFonts w:ascii="Titillium Web" w:hAnsi="Titillium Web"/>
+          <w:sz w:val="20"/>
+          <w:szCs w:val="20"/>
         </w:rPr>
       </w:pPr>
     </w:p>
     <w:tbl>
       <w:tblPr>
-        <w:tblW w:w="8920" w:type="dxa"/>
+        <w:tblW w:w="6720" w:type="dxa"/>
         <w:tblLayout w:type="fixed"/>
         <w:tblCellMar>
           <w:left w:w="70" w:type="dxa"/>
@@ -293,90 +382,12 @@
         <w:tblLook w:val="04A0" w:firstRow="1" w:lastRow="0" w:firstColumn="1" w:lastColumn="0" w:noHBand="0" w:noVBand="1"/>
       </w:tblPr>
       <w:tblGrid>
-        <w:gridCol w:w="1000"/>
-        <w:gridCol w:w="1200"/>
         <w:gridCol w:w="6720"/>
       </w:tblGrid>
       <w:tr>
         <w:trPr>
           <w:tblHeader/>
         </w:trPr>
-        <w:tc>
-          <w:tcPr>
-            <w:tcW w:w="1000" w:type="dxa"/>
-            <w:tcBorders>
-              <w:top w:val="single" w:sz="4" w:space="0" w:color="auto"/>
-              <w:left w:val="single" w:sz="4" w:space="0" w:color="auto"/>
-              <w:bottom w:val="single" w:sz="4" w:space="0" w:color="auto"/>
-              <w:right w:val="single" w:sz="4" w:space="0" w:color="auto"/>
-            </w:tcBorders>
-            <w:shd w:val="clear" w:color="auto" w:fill="2E74B5"/>
-            <w:vAlign w:val="center"/>
-          </w:tcPr>
-          <w:p>
-            <w:pPr>
-              <w:spacing w:after="40"/>
-              <w:jc w:val="center"/>
-              <w:rPr>
-                <w:rFonts w:ascii="Titillium Web" w:hAnsi="Titillium Web"/>
-                <w:b/>
-                <w:bCs/>
-                <w:color w:val="FFFFFF"/>
-                <w:sz w:val="22"/>
-                <w:szCs w:val="22"/>
-              </w:rPr>
-            </w:pPr>
-            <w:r>
-              <w:rPr>
-                <w:rFonts w:ascii="Titillium Web" w:hAnsi="Titillium Web"/>
-                <w:b/>
-                <w:bCs/>
-                <w:color w:val="FFFFFF"/>
-                <w:sz w:val="22"/>
-                <w:szCs w:val="22"/>
-              </w:rPr>
-              <w:t xml:space="preserve">CANT</w:t>
-            </w:r>
-          </w:p>
-        </w:tc>
-        <w:tc>
-          <w:tcPr>
-            <w:tcW w:w="1200" w:type="dxa"/>
-            <w:tcBorders>
-              <w:top w:val="single" w:sz="4" w:space="0" w:color="auto"/>
-              <w:left w:val="single" w:sz="4" w:space="0" w:color="auto"/>
-              <w:bottom w:val="single" w:sz="4" w:space="0" w:color="auto"/>
-              <w:right w:val="single" w:sz="4" w:space="0" w:color="auto"/>
-            </w:tcBorders>
-            <w:shd w:val="clear" w:color="auto" w:fill="2E74B5"/>
-            <w:vAlign w:val="center"/>
-          </w:tcPr>
-          <w:p>
-            <w:pPr>
-              <w:spacing w:after="40"/>
-              <w:jc w:val="center"/>
-              <w:rPr>
-                <w:rFonts w:ascii="Titillium Web" w:hAnsi="Titillium Web"/>
-                <w:b/>
-                <w:bCs/>
-                <w:color w:val="FFFFFF"/>
-                <w:sz w:val="22"/>
-                <w:szCs w:val="22"/>
-              </w:rPr>
-            </w:pPr>
-            <w:r>
-              <w:rPr>
-                <w:rFonts w:ascii="Titillium Web" w:hAnsi="Titillium Web"/>
-                <w:b/>
-                <w:bCs/>
-                <w:color w:val="FFFFFF"/>
-                <w:sz w:val="22"/>
-                <w:szCs w:val="22"/>
-              </w:rPr>
-              <w:t xml:space="preserve">UNIDAD</w:t>
-            </w:r>
-          </w:p>
-        </w:tc>
         <w:tc>
           <w:tcPr>
             <w:tcW w:w="6720" w:type="dxa"/>
@@ -391,15 +402,14 @@
           </w:tcPr>
           <w:p>
             <w:pPr>
-              <w:spacing w:after="40"/>
               <w:jc w:val="center"/>
               <w:rPr>
                 <w:rFonts w:ascii="Titillium Web" w:hAnsi="Titillium Web"/>
                 <w:b/>
                 <w:bCs/>
                 <w:color w:val="FFFFFF"/>
-                <w:sz w:val="22"/>
-                <w:szCs w:val="22"/>
+                <w:sz w:val="20"/>
+                <w:szCs w:val="20"/>
               </w:rPr>
             </w:pPr>
             <w:r>
@@ -408,77 +418,15 @@
                 <w:b/>
                 <w:bCs/>
                 <w:color w:val="FFFFFF"/>
-                <w:sz w:val="22"/>
-                <w:szCs w:val="22"/>
+                <w:sz w:val="20"/>
+                <w:szCs w:val="20"/>
               </w:rPr>
-              <w:t xml:space="preserve">DESCRIPCIÓN Y ESPECIFICACIONES</w:t>
+              <w:t>DESCRIPCIÓN Y ESPECIFICACIONES</w:t>
             </w:r>
           </w:p>
         </w:tc>
       </w:tr>
       <w:tr>
-        <w:tc>
-          <w:tcPr>
-            <w:tcW w:w="1000" w:type="dxa"/>
-            <w:tcBorders>
-              <w:top w:val="single" w:sz="4" w:space="0" w:color="auto"/>
-              <w:left w:val="single" w:sz="4" w:space="0" w:color="auto"/>
-              <w:bottom w:val="single" w:sz="4" w:space="0" w:color="auto"/>
-              <w:right w:val="single" w:sz="4" w:space="0" w:color="auto"/>
-            </w:tcBorders>
-            <w:vAlign w:val="center"/>
-          </w:tcPr>
-          <w:p>
-            <w:pPr>
-              <w:spacing w:after="40"/>
-              <w:jc w:val="center"/>
-              <w:rPr>
-                <w:rFonts w:ascii="Titillium Web" w:hAnsi="Titillium Web"/>
-                <w:sz w:val="22"/>
-                <w:szCs w:val="22"/>
-              </w:rPr>
-            </w:pPr>
-            <w:r>
-              <w:rPr>
-                <w:rFonts w:ascii="Titillium Web" w:hAnsi="Titillium Web"/>
-                <w:sz w:val="22"/>
-                <w:szCs w:val="22"/>
-              </w:rPr>
-              <w:t xml:space="preserve">{#items}{cantidad}</w:t>
-            </w:r>
-          </w:p>
-        </w:tc>
-        <w:tc>
-          <w:tcPr>
-            <w:tcW w:w="1200" w:type="dxa"/>
-            <w:tcBorders>
-              <w:top w:val="single" w:sz="4" w:space="0" w:color="auto"/>
-              <w:left w:val="single" w:sz="4" w:space="0" w:color="auto"/>
-              <w:bottom w:val="single" w:sz="4" w:space="0" w:color="auto"/>
-              <w:right w:val="single" w:sz="4" w:space="0" w:color="auto"/>
-            </w:tcBorders>
-            <w:vAlign w:val="center"/>
-          </w:tcPr>
-          <w:p>
-            <w:pPr>
-              <w:spacing w:after="40"/>
-              <w:jc w:val="center"/>
-              <w:rPr>
-                <w:rFonts w:ascii="Titillium Web" w:hAnsi="Titillium Web"/>
-                <w:sz w:val="22"/>
-                <w:szCs w:val="22"/>
-              </w:rPr>
-            </w:pPr>
-            <w:r>
-              <w:rPr>
-                <w:rFonts w:ascii="Titillium Web" w:hAnsi="Titillium Web"/>
-                <w:sz w:val="22"/>
-                <w:szCs w:val="22"/>
-              </w:rPr>
-              <w:t xml:space="preserve">{unidad}</w:t>
-            </w:r>
-          </w:p>
-        </w:tc>
         <w:tc>
           <w:tcPr>
             <w:tcW w:w="6720" w:type="dxa"/>
@@ -492,21 +440,27 @@
           </w:tcPr>
           <w:p>
             <w:pPr>
-              <w:spacing w:after="40"/>
-              <w:jc w:val="left"/>
               <w:rPr>
                 <w:rFonts w:ascii="Titillium Web" w:hAnsi="Titillium Web"/>
-                <w:sz w:val="22"/>
-                <w:szCs w:val="22"/>
+                <w:sz w:val="20"/>
+                <w:szCs w:val="20"/>
               </w:rPr>
             </w:pPr>
             <w:r>
               <w:rPr>
                 <w:rFonts w:ascii="Titillium Web" w:hAnsi="Titillium Web"/>
-                <w:sz w:val="22"/>
-                <w:szCs w:val="22"/>
+                <w:sz w:val="20"/>
+                <w:szCs w:val="20"/>
               </w:rPr>
-              <w:t xml:space="preserve">{desc}{/items}</w:t>
+              <w:t>{#items}</w:t>
+            </w:r>
+            <w:r>
+              <w:rPr>
+                <w:rFonts w:ascii="Titillium Web" w:hAnsi="Titillium Web"/>
+                <w:sz w:val="20"/>
+                <w:szCs w:val="20"/>
+              </w:rPr>
+              <w:t>{desc}{/items}</w:t>
             </w:r>
           </w:p>
         </w:tc>
@@ -514,275 +468,877 @@
     </w:tbl>
     <w:p>
       <w:pPr>
-        <w:spacing w:after="160"/>
-        <w:rPr>
-          <w:rFonts w:ascii="Titillium Web" w:hAnsi="Titillium Web"/>
-          <w:sz w:val="22"/>
-          <w:szCs w:val="22"/>
+        <w:rPr>
+          <w:rFonts w:ascii="Titillium Web" w:hAnsi="Titillium Web"/>
+          <w:sz w:val="20"/>
+          <w:szCs w:val="20"/>
         </w:rPr>
       </w:pPr>
     </w:p>
     <w:p>
       <w:pPr>
-        <w:spacing w:after="80" w:line="259" w:lineRule="auto"/>
+        <w:rPr>
+          <w:rFonts w:ascii="Titillium Web" w:hAnsi="Titillium Web"/>
+          <w:sz w:val="20"/>
+          <w:szCs w:val="20"/>
+          <w:lang w:val="es-EC"/>
+        </w:rPr>
+      </w:pPr>
+      <w:commentRangeStart w:id="0"/>
+      <w:r>
+        <w:rPr>
+          <w:rFonts w:ascii="Titillium Web" w:hAnsi="Titillium Web"/>
+          <w:i/>
+          <w:iCs/>
+          <w:sz w:val="20"/>
+          <w:szCs w:val="20"/>
+          <w:lang w:val="es-EC"/>
+        </w:rPr>
+        <w:t>(Detallar información técnica, cronograma de actividades u otras condiciones específicas si aplica.)</w:t>
+      </w:r>
+      <w:commentRangeEnd w:id="0"/>
+      <w:r>
+        <w:rPr>
+          <w:rStyle w:val="Refdecomentario"/>
+          <w:rFonts w:ascii="Titillium Web" w:hAnsi="Titillium Web"/>
+          <w:sz w:val="20"/>
+          <w:szCs w:val="20"/>
+          <w:lang w:val="es-EC"/>
+        </w:rPr>
+        <w:commentReference w:id="0"/>
+      </w:r>
+    </w:p>
+    <w:p>
+      <w:pPr>
+        <w:rPr>
+          <w:rFonts w:ascii="Titillium Web" w:hAnsi="Titillium Web"/>
+          <w:sz w:val="20"/>
+          <w:szCs w:val="20"/>
+        </w:rPr>
+      </w:pPr>
+    </w:p>
+    <w:p>
+      <w:pPr>
+        <w:pStyle w:val="Prrafodelista"/>
+        <w:numPr>
+          <w:ilvl w:val="0"/>
+          <w:numId w:val="21"/>
+        </w:numPr>
         <w:jc w:val="both"/>
-        <w:rPr>
-          <w:rFonts w:ascii="Titillium Web" w:hAnsi="Titillium Web"/>
-          <w:sz w:val="22"/>
-          <w:szCs w:val="22"/>
-        </w:rPr>
-      </w:pPr>
-      <w:r>
         <w:rPr>
           <w:rFonts w:ascii="Titillium Web" w:hAnsi="Titillium Web"/>
           <w:b/>
           <w:bCs/>
-          <w:sz w:val="22"/>
-          <w:szCs w:val="22"/>
-        </w:rPr>
-        <w:t xml:space="preserve">Condiciones de la cotización</w:t>
+          <w:spacing w:val="-3"/>
+          <w:sz w:val="20"/>
+          <w:szCs w:val="20"/>
+          <w:lang w:val="es-EC"/>
+        </w:rPr>
+      </w:pPr>
+      <w:r>
+        <w:rPr>
+          <w:rFonts w:ascii="Titillium Web" w:hAnsi="Titillium Web"/>
+          <w:b/>
+          <w:bCs/>
+          <w:spacing w:val="-3"/>
+          <w:sz w:val="20"/>
+          <w:szCs w:val="20"/>
+          <w:lang w:val="es-EC"/>
+        </w:rPr>
+        <w:t>VIGENCIA, CONDICIONES CONTRACTUALES Y PRESUPUESTO REFERENCIAL</w:t>
       </w:r>
     </w:p>
     <w:p>
       <w:pPr>
-        <w:spacing w:after="60" w:line="259" w:lineRule="auto"/>
+        <w:spacing w:line="259" w:lineRule="auto"/>
         <w:ind w:left="284"/>
         <w:jc w:val="both"/>
         <w:rPr>
           <w:rFonts w:ascii="Titillium Web" w:hAnsi="Titillium Web"/>
-          <w:sz w:val="22"/>
-          <w:szCs w:val="22"/>
-        </w:rPr>
-      </w:pPr>
-      <w:r>
-        <w:rPr>
-          <w:rFonts w:ascii="Titillium Web" w:hAnsi="Titillium Web"/>
-          <w:sz w:val="22"/>
-          <w:szCs w:val="22"/>
-        </w:rPr>
-        <w:t xml:space="preserve">a) El presupuesto referencial asignado para el período es de </w:t>
+          <w:sz w:val="20"/>
+          <w:szCs w:val="20"/>
+        </w:rPr>
+      </w:pPr>
+    </w:p>
+    <w:p>
+      <w:pPr>
+        <w:pStyle w:val="Prrafodelista"/>
+        <w:numPr>
+          <w:ilvl w:val="0"/>
+          <w:numId w:val="23"/>
+        </w:numPr>
+        <w:spacing w:line="259" w:lineRule="auto"/>
+        <w:jc w:val="both"/>
+        <w:rPr>
+          <w:rFonts w:ascii="Titillium Web" w:hAnsi="Titillium Web"/>
+          <w:sz w:val="20"/>
+          <w:szCs w:val="20"/>
+        </w:rPr>
+      </w:pPr>
+      <w:r>
+        <w:rPr>
+          <w:rFonts w:ascii="Titillium Web" w:hAnsi="Titillium Web"/>
+          <w:sz w:val="20"/>
+          <w:szCs w:val="20"/>
+        </w:rPr>
+        <w:t xml:space="preserve">El presupuesto referencial asignado para el período es de </w:t>
       </w:r>
       <w:r>
         <w:rPr>
           <w:rFonts w:ascii="Titillium Web" w:hAnsi="Titillium Web"/>
           <w:b/>
           <w:bCs/>
-          <w:sz w:val="22"/>
-          <w:szCs w:val="22"/>
-        </w:rPr>
-        <w:t xml:space="preserve">{presupuestoLetras}</w:t>
-      </w:r>
-      <w:r>
-        <w:rPr>
-          <w:rFonts w:ascii="Titillium Web" w:hAnsi="Titillium Web"/>
-          <w:sz w:val="22"/>
-          <w:szCs w:val="22"/>
-        </w:rPr>
-        <w:t xml:space="preserve">, con cargo al componente {partida} denominado «{lineaNombre}», de la fuente de financiamiento {fuente}. La cotización no podrá superar ese valor.</w:t>
+          <w:sz w:val="20"/>
+          <w:szCs w:val="20"/>
+        </w:rPr>
+        <w:t>{presupuestoLetras}</w:t>
+      </w:r>
+      <w:r>
+        <w:rPr>
+          <w:rFonts w:ascii="Titillium Web" w:hAnsi="Titillium Web"/>
+          <w:sz w:val="20"/>
+          <w:szCs w:val="20"/>
+        </w:rPr>
+        <w:t>, con cargo al componente {partida} denominad</w:t>
+      </w:r>
+      <w:r>
+        <w:rPr>
+          <w:rFonts w:ascii="Titillium Web" w:hAnsi="Titillium Web"/>
+          <w:sz w:val="20"/>
+          <w:szCs w:val="20"/>
+        </w:rPr>
+        <w:t>o “</w:t>
+      </w:r>
+      <w:r>
+        <w:rPr>
+          <w:rFonts w:ascii="Titillium Web" w:hAnsi="Titillium Web"/>
+          <w:sz w:val="20"/>
+          <w:szCs w:val="20"/>
+        </w:rPr>
+        <w:t>{lineaNombre}</w:t>
+      </w:r>
+      <w:r>
+        <w:rPr>
+          <w:rFonts w:ascii="Titillium Web" w:hAnsi="Titillium Web"/>
+          <w:sz w:val="20"/>
+          <w:szCs w:val="20"/>
+        </w:rPr>
+        <w:t>”</w:t>
+      </w:r>
+      <w:r>
+        <w:rPr>
+          <w:rFonts w:ascii="Titillium Web" w:hAnsi="Titillium Web"/>
+          <w:sz w:val="20"/>
+          <w:szCs w:val="20"/>
+        </w:rPr>
+        <w:t>, de la fuente de financiamiento {fuente}. La cotización no podrá superar ese valor.</w:t>
       </w:r>
     </w:p>
     <w:p>
       <w:pPr>
-        <w:spacing w:after="60" w:line="259" w:lineRule="auto"/>
-        <w:ind w:left="284"/>
+        <w:pStyle w:val="Prrafodelista"/>
+        <w:numPr>
+          <w:ilvl w:val="0"/>
+          <w:numId w:val="23"/>
+        </w:numPr>
+        <w:spacing w:line="259" w:lineRule="auto"/>
         <w:jc w:val="both"/>
         <w:rPr>
           <w:rFonts w:ascii="Titillium Web" w:hAnsi="Titillium Web"/>
-          <w:sz w:val="22"/>
-          <w:szCs w:val="22"/>
-        </w:rPr>
-      </w:pPr>
-      <w:r>
-        <w:rPr>
-          <w:rFonts w:ascii="Titillium Web" w:hAnsi="Titillium Web"/>
-          <w:sz w:val="22"/>
-          <w:szCs w:val="22"/>
-        </w:rPr>
-        <w:t xml:space="preserve">b) Los precios deberán presentarse con el desglose unitario de cada ítem e indicar por separado el IVA aplicable.</w:t>
+          <w:sz w:val="20"/>
+          <w:szCs w:val="20"/>
+        </w:rPr>
+      </w:pPr>
+      <w:commentRangeStart w:id="1"/>
+      <w:r>
+        <w:rPr>
+          <w:rFonts w:ascii="Titillium Web" w:hAnsi="Titillium Web"/>
+          <w:sz w:val="20"/>
+          <w:szCs w:val="20"/>
+        </w:rPr>
+        <w:t xml:space="preserve">El plazo de entrega o de prestación del servicio </w:t>
+      </w:r>
+      <w:r>
+        <w:rPr>
+          <w:rFonts w:ascii="Titillium Web" w:hAnsi="Titillium Web"/>
+          <w:sz w:val="20"/>
+          <w:szCs w:val="20"/>
+        </w:rPr>
+        <w:t>será contado a partir del 1 de enero de 2027 hasta el 31 de diciembre de 2027</w:t>
+      </w:r>
+      <w:r>
+        <w:rPr>
+          <w:rFonts w:ascii="Titillium Web" w:hAnsi="Titillium Web"/>
+          <w:sz w:val="20"/>
+          <w:szCs w:val="20"/>
+        </w:rPr>
+        <w:t>.</w:t>
+      </w:r>
+      <w:commentRangeEnd w:id="1"/>
+      <w:r>
+        <w:rPr>
+          <w:rStyle w:val="Refdecomentario"/>
+          <w:rFonts w:ascii="Titillium Web" w:hAnsi="Titillium Web"/>
+          <w:sz w:val="20"/>
+          <w:szCs w:val="20"/>
+        </w:rPr>
+        <w:commentReference w:id="1"/>
       </w:r>
     </w:p>
     <w:p>
       <w:pPr>
-        <w:spacing w:after="60" w:line="259" w:lineRule="auto"/>
-        <w:ind w:left="284"/>
+        <w:pStyle w:val="Prrafodelista"/>
+        <w:numPr>
+          <w:ilvl w:val="0"/>
+          <w:numId w:val="23"/>
+        </w:numPr>
+        <w:spacing w:line="259" w:lineRule="auto"/>
         <w:jc w:val="both"/>
         <w:rPr>
           <w:rFonts w:ascii="Titillium Web" w:hAnsi="Titillium Web"/>
-          <w:sz w:val="22"/>
-          <w:szCs w:val="22"/>
-        </w:rPr>
-      </w:pPr>
-      <w:r>
-        <w:rPr>
-          <w:rFonts w:ascii="Titillium Web" w:hAnsi="Titillium Web"/>
-          <w:sz w:val="22"/>
-          <w:szCs w:val="22"/>
-        </w:rPr>
-        <w:t xml:space="preserve">c) El plazo de entrega o de prestación del servicio es de {plazo} días.</w:t>
+          <w:sz w:val="20"/>
+          <w:szCs w:val="20"/>
+        </w:rPr>
+      </w:pPr>
+      <w:r>
+        <w:rPr>
+          <w:rFonts w:ascii="Titillium Web" w:hAnsi="Titillium Web"/>
+          <w:sz w:val="20"/>
+          <w:szCs w:val="20"/>
+        </w:rPr>
+        <w:t>Documentos requeridos para el pago: {formaPago}</w:t>
       </w:r>
     </w:p>
     <w:p>
       <w:pPr>
-        <w:spacing w:after="60" w:line="259" w:lineRule="auto"/>
-        <w:ind w:left="284"/>
+        <w:pStyle w:val="Prrafodelista"/>
+        <w:numPr>
+          <w:ilvl w:val="0"/>
+          <w:numId w:val="23"/>
+        </w:numPr>
+        <w:spacing w:line="259" w:lineRule="auto"/>
         <w:jc w:val="both"/>
         <w:rPr>
           <w:rFonts w:ascii="Titillium Web" w:hAnsi="Titillium Web"/>
-          <w:sz w:val="22"/>
-          <w:szCs w:val="22"/>
-        </w:rPr>
-      </w:pPr>
-      <w:r>
-        <w:rPr>
-          <w:rFonts w:ascii="Titillium Web" w:hAnsi="Titillium Web"/>
-          <w:sz w:val="22"/>
-          <w:szCs w:val="22"/>
-        </w:rPr>
-        <w:t xml:space="preserve">d) Documentos requeridos para el pago: {formaPago}</w:t>
+          <w:sz w:val="20"/>
+          <w:szCs w:val="20"/>
+        </w:rPr>
+      </w:pPr>
+      <w:r>
+        <w:rPr>
+          <w:rFonts w:ascii="Titillium Web" w:hAnsi="Titillium Web"/>
+          <w:sz w:val="20"/>
+          <w:szCs w:val="20"/>
+        </w:rPr>
+        <w:t xml:space="preserve">La cotización deberá remitirse hasta el </w:t>
+      </w:r>
+      <w:r>
+        <w:rPr>
+          <w:rFonts w:ascii="Titillium Web" w:hAnsi="Titillium Web"/>
+          <w:b/>
+          <w:bCs/>
+          <w:sz w:val="20"/>
+          <w:szCs w:val="20"/>
+        </w:rPr>
+        <w:t>{fechaLimite}</w:t>
+      </w:r>
+      <w:r>
+        <w:rPr>
+          <w:rFonts w:ascii="Titillium Web" w:hAnsi="Titillium Web"/>
+          <w:sz w:val="20"/>
+          <w:szCs w:val="20"/>
+        </w:rPr>
+        <w:t xml:space="preserve"> al correo {acCorreo}, y mantendrá su validez por treinta (30) días.</w:t>
       </w:r>
     </w:p>
     <w:p>
       <w:pPr>
-        <w:spacing w:after="200" w:line="259" w:lineRule="auto"/>
-        <w:ind w:left="284"/>
+        <w:pStyle w:val="Prrafodelista"/>
+        <w:numPr>
+          <w:ilvl w:val="0"/>
+          <w:numId w:val="23"/>
+        </w:numPr>
+        <w:spacing w:line="259" w:lineRule="auto"/>
         <w:jc w:val="both"/>
         <w:rPr>
           <w:rFonts w:ascii="Titillium Web" w:hAnsi="Titillium Web"/>
-          <w:sz w:val="22"/>
-          <w:szCs w:val="22"/>
-        </w:rPr>
-      </w:pPr>
-      <w:r>
-        <w:rPr>
-          <w:rFonts w:ascii="Titillium Web" w:hAnsi="Titillium Web"/>
-          <w:sz w:val="22"/>
-          <w:szCs w:val="22"/>
-        </w:rPr>
-        <w:t xml:space="preserve">e) La cotización deberá remitirse hasta el </w:t>
+          <w:sz w:val="20"/>
+          <w:szCs w:val="20"/>
+        </w:rPr>
+      </w:pPr>
+      <w:r>
+        <w:rPr>
+          <w:rFonts w:ascii="Titillium Web" w:hAnsi="Titillium Web"/>
+          <w:sz w:val="20"/>
+          <w:szCs w:val="20"/>
+        </w:rPr>
+        <w:t>La cotización deberá ser remitida vía correo electrónico a {acCorreo} o entregada físicamente en las oficinas administrativas del área protegida {area}.</w:t>
+      </w:r>
+    </w:p>
+    <w:p>
+      <w:pPr>
+        <w:numPr>
+          <w:ilvl w:val="0"/>
+          <w:numId w:val="23"/>
+        </w:numPr>
+        <w:jc w:val="both"/>
+        <w:rPr>
+          <w:rFonts w:ascii="Titillium Web" w:hAnsi="Titillium Web"/>
+          <w:spacing w:val="-3"/>
+          <w:sz w:val="20"/>
+          <w:szCs w:val="20"/>
+          <w:lang w:val="es-EC"/>
+        </w:rPr>
+      </w:pPr>
+      <w:r>
+        <w:rPr>
+          <w:rFonts w:ascii="Titillium Web" w:hAnsi="Titillium Web"/>
+          <w:spacing w:val="-3"/>
+          <w:sz w:val="20"/>
+          <w:szCs w:val="20"/>
+          <w:lang w:val="es-EC"/>
+        </w:rPr>
+        <w:t>El instrumento jurídico será administrador por</w:t>
       </w:r>
       <w:r>
         <w:rPr>
           <w:rFonts w:ascii="Titillium Web" w:hAnsi="Titillium Web"/>
           <w:b/>
           <w:bCs/>
-          <w:sz w:val="22"/>
-          <w:szCs w:val="22"/>
-        </w:rPr>
-        <w:t xml:space="preserve">{fechaLimite}</w:t>
-      </w:r>
-      <w:r>
-        <w:rPr>
-          <w:rFonts w:ascii="Titillium Web" w:hAnsi="Titillium Web"/>
-          <w:sz w:val="22"/>
-          <w:szCs w:val="22"/>
-        </w:rPr>
-        <w:t xml:space="preserve"> al correo {acCorreo}, y mantendrá su validez por treinta (30) días.</w:t>
+          <w:spacing w:val="-3"/>
+          <w:sz w:val="20"/>
+          <w:szCs w:val="20"/>
+          <w:lang w:val="es-EC"/>
+        </w:rPr>
+        <w:t xml:space="preserve"> </w:t>
+      </w:r>
+      <w:r>
+        <w:rPr>
+          <w:rFonts w:ascii="Titillium Web" w:hAnsi="Titillium Web"/>
+          <w:spacing w:val="-3"/>
+          <w:sz w:val="20"/>
+          <w:szCs w:val="20"/>
+          <w:lang w:val="es-EC"/>
+        </w:rPr>
+        <w:t>{ac}.</w:t>
       </w:r>
     </w:p>
     <w:p>
       <w:pPr>
-        <w:spacing w:after="240" w:line="259" w:lineRule="auto"/>
+        <w:tabs>
+          <w:tab w:val="left" w:pos="5790"/>
+        </w:tabs>
+        <w:spacing w:line="259" w:lineRule="auto"/>
         <w:jc w:val="both"/>
         <w:rPr>
           <w:rFonts w:ascii="Titillium Web" w:hAnsi="Titillium Web"/>
-          <w:sz w:val="22"/>
-          <w:szCs w:val="22"/>
-        </w:rPr>
-      </w:pPr>
-      <w:r>
-        <w:rPr>
-          <w:rFonts w:ascii="Titillium Web" w:hAnsi="Titillium Web"/>
-          <w:sz w:val="22"/>
-          <w:szCs w:val="22"/>
-        </w:rPr>
-        <w:t xml:space="preserve">La suscripción del contrato de renovación queda sujeta a la elaboración del instrumento por parte de la Unidad Operativa del FAP y a la disponibilidad de fondos verificada.</w:t>
-      </w:r>
+          <w:sz w:val="20"/>
+          <w:szCs w:val="20"/>
+        </w:rPr>
+      </w:pPr>
     </w:p>
     <w:p>
       <w:pPr>
-        <w:spacing w:after="200" w:line="259" w:lineRule="auto"/>
+        <w:pStyle w:val="Prrafodelista"/>
+        <w:numPr>
+          <w:ilvl w:val="0"/>
+          <w:numId w:val="21"/>
+        </w:numPr>
         <w:jc w:val="both"/>
         <w:rPr>
           <w:rFonts w:ascii="Titillium Web" w:hAnsi="Titillium Web"/>
-          <w:sz w:val="22"/>
-          <w:szCs w:val="22"/>
-        </w:rPr>
-      </w:pPr>
-      <w:r>
-        <w:rPr>
-          <w:rFonts w:ascii="Titillium Web" w:hAnsi="Titillium Web"/>
-          <w:sz w:val="22"/>
-          <w:szCs w:val="22"/>
-        </w:rPr>
-        <w:t xml:space="preserve">Con sentimientos de distinguida consideración,</w:t>
+          <w:b/>
+          <w:bCs/>
+          <w:spacing w:val="-3"/>
+          <w:sz w:val="20"/>
+          <w:szCs w:val="20"/>
+          <w:lang w:val="es-EC"/>
+        </w:rPr>
+      </w:pPr>
+      <w:r>
+        <w:rPr>
+          <w:rFonts w:ascii="Titillium Web" w:hAnsi="Titillium Web"/>
+          <w:b/>
+          <w:bCs/>
+          <w:spacing w:val="-3"/>
+          <w:sz w:val="20"/>
+          <w:szCs w:val="20"/>
+          <w:lang w:val="es-EC"/>
+        </w:rPr>
+        <w:t>INFORMACIÓN AL PROVEEDOR INVITADO</w:t>
       </w:r>
     </w:p>
     <w:p>
       <w:pPr>
-        <w:spacing w:after="0" w:line="259" w:lineRule="auto"/>
+        <w:pStyle w:val="Prrafodelista"/>
+        <w:ind w:left="720"/>
         <w:jc w:val="both"/>
         <w:rPr>
           <w:rFonts w:ascii="Titillium Web" w:hAnsi="Titillium Web"/>
-          <w:sz w:val="22"/>
-          <w:szCs w:val="22"/>
-        </w:rPr>
-      </w:pPr>
-      <w:r>
-        <w:rPr>
-          <w:rFonts w:ascii="Titillium Web" w:hAnsi="Titillium Web"/>
-          <w:sz w:val="22"/>
-          <w:szCs w:val="22"/>
-        </w:rPr>
-        <w:t xml:space="preserve">Atentamente,</w:t>
-      </w:r>
+          <w:b/>
+          <w:bCs/>
+          <w:spacing w:val="-3"/>
+          <w:sz w:val="20"/>
+          <w:szCs w:val="20"/>
+          <w:lang w:val="es-EC"/>
+        </w:rPr>
+      </w:pPr>
     </w:p>
     <w:p>
       <w:pPr>
-        <w:spacing w:after="200"/>
-        <w:rPr>
-          <w:rFonts w:ascii="Titillium Web" w:hAnsi="Titillium Web"/>
-          <w:sz w:val="22"/>
-          <w:szCs w:val="22"/>
-        </w:rPr>
-      </w:pPr>
+        <w:jc w:val="both"/>
+        <w:rPr>
+          <w:rFonts w:ascii="Titillium Web" w:hAnsi="Titillium Web"/>
+          <w:spacing w:val="-3"/>
+          <w:sz w:val="20"/>
+          <w:szCs w:val="20"/>
+          <w:lang w:val="es-EC"/>
+        </w:rPr>
+      </w:pPr>
+      <w:r>
+        <w:rPr>
+          <w:rFonts w:ascii="Titillium Web" w:hAnsi="Titillium Web"/>
+          <w:spacing w:val="-3"/>
+          <w:sz w:val="20"/>
+          <w:szCs w:val="20"/>
+          <w:lang w:val="es-EC"/>
+        </w:rPr>
+        <w:t>Se recuerda que:</w:t>
+      </w:r>
     </w:p>
     <w:p>
       <w:pPr>
-        <w:spacing w:after="200"/>
-        <w:rPr>
-          <w:rFonts w:ascii="Titillium Web" w:hAnsi="Titillium Web"/>
-          <w:sz w:val="22"/>
-          <w:szCs w:val="22"/>
+        <w:jc w:val="both"/>
+        <w:rPr>
+          <w:rFonts w:ascii="Titillium Web" w:hAnsi="Titillium Web"/>
+          <w:spacing w:val="-3"/>
+          <w:sz w:val="20"/>
+          <w:szCs w:val="20"/>
+          <w:lang w:val="es-EC"/>
         </w:rPr>
       </w:pPr>
     </w:p>
     <w:p>
       <w:pPr>
-        <w:spacing w:after="0" w:line="259" w:lineRule="auto"/>
-        <w:jc w:val="center"/>
-        <w:rPr>
-          <w:rFonts w:ascii="Titillium Web" w:hAnsi="Titillium Web"/>
-          <w:sz w:val="22"/>
-          <w:szCs w:val="22"/>
-        </w:rPr>
-      </w:pPr>
-      <w:r>
-        <w:rPr>
-          <w:rFonts w:ascii="Titillium Web" w:hAnsi="Titillium Web"/>
-          <w:sz w:val="22"/>
-          <w:szCs w:val="22"/>
-        </w:rPr>
-        <w:t xml:space="preserve">______________________________</w:t>
+        <w:numPr>
+          <w:ilvl w:val="0"/>
+          <w:numId w:val="26"/>
+        </w:numPr>
+        <w:jc w:val="both"/>
+        <w:rPr>
+          <w:rFonts w:ascii="Titillium Web" w:hAnsi="Titillium Web"/>
+          <w:spacing w:val="-3"/>
+          <w:sz w:val="20"/>
+          <w:szCs w:val="20"/>
+          <w:lang w:val="es-EC"/>
+        </w:rPr>
+      </w:pPr>
+      <w:r>
+        <w:rPr>
+          <w:rFonts w:ascii="Titillium Web" w:hAnsi="Titillium Web"/>
+          <w:spacing w:val="-3"/>
+          <w:sz w:val="20"/>
+          <w:szCs w:val="20"/>
+          <w:lang w:val="es-EC"/>
+        </w:rPr>
+        <w:lastRenderedPageBreak/>
+        <w:t xml:space="preserve">La cotización será revisada y validada por {ac} – </w:t>
+      </w:r>
+      <w:r>
+        <w:rPr>
+          <w:rFonts w:ascii="Titillium Web" w:hAnsi="Titillium Web"/>
+          <w:b/>
+          <w:bCs/>
+          <w:spacing w:val="-3"/>
+          <w:sz w:val="20"/>
+          <w:szCs w:val="20"/>
+          <w:lang w:val="es-EC"/>
+        </w:rPr>
+        <w:t>{administradoracontadora} FAP-FIAS del área protegida</w:t>
+      </w:r>
+      <w:r>
+        <w:rPr>
+          <w:rFonts w:ascii="Titillium Web" w:hAnsi="Titillium Web"/>
+          <w:b/>
+          <w:bCs/>
+          <w:spacing w:val="-3"/>
+          <w:sz w:val="20"/>
+          <w:szCs w:val="20"/>
+          <w:lang w:val="es-EC"/>
+        </w:rPr>
+        <w:t xml:space="preserve"> </w:t>
+      </w:r>
+      <w:r>
+        <w:rPr>
+          <w:rFonts w:ascii="Titillium Web" w:hAnsi="Titillium Web"/>
+          <w:spacing w:val="-3"/>
+          <w:sz w:val="20"/>
+          <w:szCs w:val="20"/>
+          <w:lang w:val="es-EC"/>
+        </w:rPr>
+        <w:t xml:space="preserve">y {jefe} - </w:t>
+      </w:r>
+      <w:sdt>
+        <w:sdtPr>
+          <w:rPr>
+            <w:rFonts w:ascii="Titillium Web" w:hAnsi="Titillium Web"/>
+            <w:b/>
+            <w:bCs/>
+            <w:spacing w:val="-3"/>
+            <w:sz w:val="20"/>
+            <w:szCs w:val="20"/>
+            <w:lang w:val="es-EC"/>
+          </w:rPr>
+          <w:id w:val="2108921323"/>
+          <w:placeholder>
+            <w:docPart w:val="F9C880C5AD82408F9099DE7BC9871663"/>
+          </w:placeholder>
+          <w:comboBox>
+            <w:listItem w:value="Elija un elemento."/>
+            <w:listItem w:displayText="administrador" w:value="administrador"/>
+            <w:listItem w:displayText="administradora" w:value="administradora"/>
+          </w:comboBox>
+        </w:sdtPr>
+        <w:sdtEndPr/>
+        <w:sdtContent>
+          <w:r>
+            <w:rPr>
+              <w:rFonts w:ascii="Titillium Web" w:hAnsi="Titillium Web"/>
+              <w:b/>
+              <w:bCs/>
+              <w:spacing w:val="-3"/>
+              <w:sz w:val="20"/>
+              <w:szCs w:val="20"/>
+              <w:lang w:val="es-EC"/>
+            </w:rPr>
+            <w:t>administrador/a</w:t>
+          </w:r>
+        </w:sdtContent>
+      </w:sdt>
+      <w:r>
+        <w:rPr>
+          <w:rFonts w:ascii="Titillium Web" w:hAnsi="Titillium Web"/>
+          <w:b/>
+          <w:bCs/>
+          <w:spacing w:val="-3"/>
+          <w:sz w:val="20"/>
+          <w:szCs w:val="20"/>
+          <w:lang w:val="es-EC"/>
+        </w:rPr>
+        <w:t xml:space="preserve"> del área protegida por parte del MAE</w:t>
+      </w:r>
+      <w:r>
+        <w:rPr>
+          <w:rFonts w:ascii="Titillium Web" w:hAnsi="Titillium Web"/>
+          <w:spacing w:val="-3"/>
+          <w:sz w:val="20"/>
+          <w:szCs w:val="20"/>
+          <w:lang w:val="es-EC"/>
+        </w:rPr>
+        <w:t>, conforme con los procedimientos establecidos en el Ciclo del FAP.</w:t>
       </w:r>
     </w:p>
     <w:p>
       <w:pPr>
-        <w:spacing w:after="0" w:line="259" w:lineRule="auto"/>
+        <w:numPr>
+          <w:ilvl w:val="0"/>
+          <w:numId w:val="26"/>
+        </w:numPr>
+        <w:jc w:val="both"/>
+        <w:rPr>
+          <w:rFonts w:ascii="Titillium Web" w:hAnsi="Titillium Web"/>
+          <w:spacing w:val="-3"/>
+          <w:sz w:val="20"/>
+          <w:szCs w:val="20"/>
+          <w:lang w:val="es-EC"/>
+        </w:rPr>
+      </w:pPr>
+      <w:r>
+        <w:rPr>
+          <w:rFonts w:ascii="Titillium Web" w:hAnsi="Titillium Web"/>
+          <w:spacing w:val="-3"/>
+          <w:sz w:val="20"/>
+          <w:szCs w:val="20"/>
+          <w:lang w:val="es-EC"/>
+        </w:rPr>
+        <w:t>En caso de resultar adjudicada su propuesta, se procederá con la formalización conforme al Ciclo del FAP, mediante el instrumento jurídico respectivo según la naturaleza y condiciones del objeto.</w:t>
+      </w:r>
+    </w:p>
+    <w:p>
+      <w:pPr>
+        <w:numPr>
+          <w:ilvl w:val="0"/>
+          <w:numId w:val="26"/>
+        </w:numPr>
+        <w:jc w:val="both"/>
+        <w:rPr>
+          <w:rFonts w:ascii="Titillium Web" w:hAnsi="Titillium Web"/>
+          <w:spacing w:val="-3"/>
+          <w:sz w:val="20"/>
+          <w:szCs w:val="20"/>
+          <w:lang w:val="es-EC"/>
+        </w:rPr>
+      </w:pPr>
+      <w:commentRangeStart w:id="2"/>
+      <w:r>
+        <w:rPr>
+          <w:rFonts w:ascii="Titillium Web" w:hAnsi="Titillium Web"/>
+          <w:spacing w:val="-3"/>
+          <w:sz w:val="20"/>
+          <w:szCs w:val="20"/>
+          <w:lang w:val="es-EC"/>
+        </w:rPr>
+        <w:t xml:space="preserve">La </w:t>
+      </w:r>
+      <w:sdt>
+        <w:sdtPr>
+          <w:rPr>
+            <w:rFonts w:ascii="Titillium Web" w:hAnsi="Titillium Web"/>
+            <w:spacing w:val="-3"/>
+            <w:sz w:val="20"/>
+            <w:szCs w:val="20"/>
+            <w:lang w:val="es-EC"/>
+          </w:rPr>
+          <w:id w:val="-418098246"/>
+          <w:placeholder>
+            <w:docPart w:val="05DBFA4C8B5C46008425E402F7E151A8"/>
+          </w:placeholder>
+          <w:comboBox>
+            <w:listItem w:value="Elija un elemento."/>
+            <w:listItem w:displayText="solicitud" w:value="solicitud"/>
+            <w:listItem w:displayText="cotización" w:value="cotización"/>
+          </w:comboBox>
+        </w:sdtPr>
+        <w:sdtEndPr/>
+        <w:sdtContent>
+          <w:r>
+            <w:rPr>
+              <w:rFonts w:ascii="Titillium Web" w:hAnsi="Titillium Web"/>
+              <w:spacing w:val="-3"/>
+              <w:sz w:val="20"/>
+              <w:szCs w:val="20"/>
+              <w:lang w:val="es-EC"/>
+            </w:rPr>
+            <w:t>oferta/cotización</w:t>
+          </w:r>
+        </w:sdtContent>
+      </w:sdt>
+      <w:r>
+        <w:rPr>
+          <w:rFonts w:ascii="Titillium Web" w:hAnsi="Titillium Web"/>
+          <w:spacing w:val="-3"/>
+          <w:sz w:val="20"/>
+          <w:szCs w:val="20"/>
+          <w:lang w:val="es-EC"/>
+        </w:rPr>
+        <w:t xml:space="preserve"> deberá detallar cualquier ajuste de precios, servicios adicionales, soporte técnico o condiciones de mantenimiento correspondientes.</w:t>
+      </w:r>
+      <w:commentRangeEnd w:id="2"/>
+      <w:r>
+        <w:rPr>
+          <w:rStyle w:val="Refdecomentario"/>
+          <w:rFonts w:ascii="Titillium Web" w:hAnsi="Titillium Web"/>
+          <w:spacing w:val="-3"/>
+          <w:sz w:val="20"/>
+          <w:szCs w:val="20"/>
+          <w:lang w:val="es-EC"/>
+        </w:rPr>
+        <w:commentReference w:id="2"/>
+      </w:r>
+    </w:p>
+    <w:p>
+      <w:pPr>
+        <w:numPr>
+          <w:ilvl w:val="0"/>
+          <w:numId w:val="26"/>
+        </w:numPr>
+        <w:jc w:val="both"/>
+        <w:rPr>
+          <w:rFonts w:ascii="Titillium Web" w:hAnsi="Titillium Web"/>
+          <w:spacing w:val="-3"/>
+          <w:sz w:val="20"/>
+          <w:szCs w:val="20"/>
+          <w:lang w:val="es-EC"/>
+        </w:rPr>
+      </w:pPr>
+      <w:r>
+        <w:rPr>
+          <w:rFonts w:ascii="Titillium Web" w:hAnsi="Titillium Web"/>
+          <w:spacing w:val="-3"/>
+          <w:sz w:val="20"/>
+          <w:szCs w:val="20"/>
+          <w:lang w:val="es-EC"/>
+        </w:rPr>
+        <w:t xml:space="preserve">En caso de que sea </w:t>
+      </w:r>
+      <w:r>
+        <w:rPr>
+          <w:rFonts w:ascii="Titillium Web" w:hAnsi="Titillium Web"/>
+          <w:spacing w:val="-3"/>
+          <w:sz w:val="20"/>
+          <w:szCs w:val="20"/>
+          <w:lang w:val="es-EC"/>
+        </w:rPr>
+        <w:t>{adjudicadoA}</w:t>
+      </w:r>
+      <w:r>
+        <w:rPr>
+          <w:rFonts w:ascii="Titillium Web" w:hAnsi="Titillium Web"/>
+          <w:spacing w:val="-3"/>
+          <w:sz w:val="20"/>
+          <w:szCs w:val="20"/>
+          <w:lang w:val="es-EC"/>
+        </w:rPr>
+        <w:t>, una vez</w:t>
+      </w:r>
+      <w:r>
+        <w:rPr>
+          <w:rFonts w:ascii="Titillium Web" w:hAnsi="Titillium Web"/>
+          <w:spacing w:val="-3"/>
+          <w:sz w:val="20"/>
+          <w:szCs w:val="20"/>
+          <w:lang w:val="es-EC"/>
+        </w:rPr>
+        <w:t xml:space="preserve"> {finalizadoEntregado}</w:t>
+      </w:r>
+      <w:r>
+        <w:rPr>
+          <w:rFonts w:ascii="Titillium Web" w:hAnsi="Titillium Web"/>
+          <w:spacing w:val="-3"/>
+          <w:sz w:val="20"/>
+          <w:szCs w:val="20"/>
+          <w:lang w:val="es-EC"/>
+        </w:rPr>
+        <w:t xml:space="preserve">, </w:t>
+      </w:r>
+      <w:r>
+        <w:rPr>
+          <w:rFonts w:ascii="Titillium Web" w:hAnsi="Titillium Web"/>
+          <w:spacing w:val="-3"/>
+          <w:sz w:val="20"/>
+          <w:szCs w:val="20"/>
+          <w:lang w:val="es-EC"/>
+        </w:rPr>
+        <w:t>{elLaAdminContrato}</w:t>
+      </w:r>
+      <w:r>
+        <w:rPr>
+          <w:rFonts w:ascii="Titillium Web" w:hAnsi="Titillium Web"/>
+          <w:spacing w:val="-3"/>
+          <w:sz w:val="20"/>
+          <w:szCs w:val="20"/>
+        </w:rPr>
+        <w:t xml:space="preserve"> ejecutará el protocolo de evaluación de proveedores, analizando el nivel de satisfacción y el apego a los cronogramas establecidos.</w:t>
+      </w:r>
+    </w:p>
+    <w:p>
+      <w:pPr>
+        <w:tabs>
+          <w:tab w:val="left" w:pos="5790"/>
+        </w:tabs>
+        <w:spacing w:line="259" w:lineRule="auto"/>
+        <w:jc w:val="both"/>
+        <w:rPr>
+          <w:rFonts w:ascii="Titillium Web" w:hAnsi="Titillium Web"/>
+          <w:sz w:val="20"/>
+          <w:szCs w:val="20"/>
+        </w:rPr>
+      </w:pPr>
+    </w:p>
+    <w:p>
+      <w:pPr>
+        <w:spacing w:line="259" w:lineRule="auto"/>
+        <w:jc w:val="both"/>
+        <w:rPr>
+          <w:rFonts w:ascii="Titillium Web" w:hAnsi="Titillium Web"/>
+          <w:sz w:val="20"/>
+          <w:szCs w:val="20"/>
+        </w:rPr>
+      </w:pPr>
+      <w:r>
+        <w:rPr>
+          <w:rFonts w:ascii="Titillium Web" w:hAnsi="Titillium Web"/>
+          <w:sz w:val="20"/>
+          <w:szCs w:val="20"/>
+        </w:rPr>
+        <w:t>Con sentimientos de distinguida consideración,</w:t>
+      </w:r>
+    </w:p>
+    <w:p>
+      <w:pPr>
+        <w:spacing w:line="259" w:lineRule="auto"/>
+        <w:jc w:val="both"/>
+        <w:rPr>
+          <w:rFonts w:ascii="Titillium Web" w:hAnsi="Titillium Web"/>
+          <w:sz w:val="20"/>
+          <w:szCs w:val="20"/>
+        </w:rPr>
+      </w:pPr>
+    </w:p>
+    <w:p>
+      <w:pPr>
+        <w:spacing w:line="259" w:lineRule="auto"/>
+        <w:jc w:val="both"/>
+        <w:rPr>
+          <w:rFonts w:ascii="Titillium Web" w:hAnsi="Titillium Web"/>
+          <w:sz w:val="20"/>
+          <w:szCs w:val="20"/>
+        </w:rPr>
+      </w:pPr>
+      <w:r>
+        <w:rPr>
+          <w:rFonts w:ascii="Titillium Web" w:hAnsi="Titillium Web"/>
+          <w:sz w:val="20"/>
+          <w:szCs w:val="20"/>
+        </w:rPr>
+        <w:t>Atentamente,</w:t>
+      </w:r>
+    </w:p>
+    <w:p>
+      <w:pPr>
+        <w:rPr>
+          <w:rFonts w:ascii="Titillium Web" w:hAnsi="Titillium Web"/>
+          <w:sz w:val="20"/>
+          <w:szCs w:val="20"/>
+        </w:rPr>
+      </w:pPr>
+    </w:p>
+    <w:p>
+      <w:pPr>
+        <w:rPr>
+          <w:rFonts w:ascii="Titillium Web" w:hAnsi="Titillium Web"/>
+          <w:sz w:val="20"/>
+          <w:szCs w:val="20"/>
+        </w:rPr>
+      </w:pPr>
+    </w:p>
+    <w:p>
+      <w:pPr>
+        <w:spacing w:line="259" w:lineRule="auto"/>
         <w:jc w:val="center"/>
         <w:rPr>
           <w:rFonts w:ascii="Titillium Web" w:hAnsi="Titillium Web"/>
-          <w:sz w:val="22"/>
-          <w:szCs w:val="22"/>
+          <w:sz w:val="20"/>
+          <w:szCs w:val="20"/>
+        </w:rPr>
+      </w:pPr>
+      <w:r>
+        <w:rPr>
+          <w:rFonts w:ascii="Titillium Web" w:hAnsi="Titillium Web"/>
+          <w:sz w:val="20"/>
+          <w:szCs w:val="20"/>
+        </w:rPr>
+        <w:t>______________________________</w:t>
+      </w:r>
+    </w:p>
+    <w:p>
+      <w:pPr>
+        <w:spacing w:line="259" w:lineRule="auto"/>
+        <w:jc w:val="center"/>
+        <w:rPr>
+          <w:rFonts w:ascii="Titillium Web" w:hAnsi="Titillium Web"/>
+          <w:sz w:val="20"/>
+          <w:szCs w:val="20"/>
         </w:rPr>
       </w:pPr>
       <w:r>
@@ -790,53 +1346,98 @@
           <w:rFonts w:ascii="Titillium Web" w:hAnsi="Titillium Web"/>
           <w:b/>
           <w:bCs/>
-          <w:sz w:val="22"/>
-          <w:szCs w:val="22"/>
-        </w:rPr>
-        <w:t xml:space="preserve">{ac}</w:t>
+          <w:sz w:val="20"/>
+          <w:szCs w:val="20"/>
+        </w:rPr>
+        <w:t>{ac}</w:t>
       </w:r>
     </w:p>
     <w:p>
       <w:pPr>
-        <w:spacing w:after="0" w:line="259" w:lineRule="auto"/>
+        <w:spacing w:line="259" w:lineRule="auto"/>
         <w:jc w:val="center"/>
         <w:rPr>
           <w:rFonts w:ascii="Titillium Web" w:hAnsi="Titillium Web"/>
-          <w:sz w:val="22"/>
-          <w:szCs w:val="22"/>
-        </w:rPr>
-      </w:pPr>
-      <w:r>
-        <w:rPr>
-          <w:rFonts w:ascii="Titillium Web" w:hAnsi="Titillium Web"/>
-          <w:sz w:val="22"/>
-          <w:szCs w:val="22"/>
-        </w:rPr>
-        <w:t xml:space="preserve">{AdminContador}</w:t>
+          <w:b/>
+          <w:bCs/>
+          <w:sz w:val="20"/>
+          <w:szCs w:val="20"/>
+        </w:rPr>
+      </w:pPr>
+      <w:r>
+        <w:rPr>
+          <w:rFonts w:ascii="Titillium Web" w:hAnsi="Titillium Web"/>
+          <w:b/>
+          <w:bCs/>
+          <w:sz w:val="20"/>
+          <w:szCs w:val="20"/>
+        </w:rPr>
+        <w:t>{Admin</w:t>
+      </w:r>
+      <w:r>
+        <w:rPr>
+          <w:rFonts w:ascii="Titillium Web" w:hAnsi="Titillium Web"/>
+          <w:b/>
+          <w:bCs/>
+          <w:sz w:val="20"/>
+          <w:szCs w:val="20"/>
+        </w:rPr>
+        <w:t>Contador}</w:t>
       </w:r>
     </w:p>
     <w:p>
       <w:pPr>
-        <w:spacing w:after="200" w:line="259" w:lineRule="auto"/>
+        <w:spacing w:line="259" w:lineRule="auto"/>
         <w:jc w:val="center"/>
         <w:rPr>
           <w:rFonts w:ascii="Titillium Web" w:hAnsi="Titillium Web"/>
-          <w:sz w:val="22"/>
-          <w:szCs w:val="22"/>
-        </w:rPr>
-      </w:pPr>
-      <w:r>
-        <w:rPr>
-          <w:rFonts w:ascii="Titillium Web" w:hAnsi="Titillium Web"/>
-          <w:sz w:val="22"/>
-          <w:szCs w:val="22"/>
-        </w:rPr>
-        <w:t xml:space="preserve">FIAS — Fondo de Áreas Protegidas</w:t>
+          <w:b/>
+          <w:bCs/>
+          <w:sz w:val="20"/>
+          <w:szCs w:val="20"/>
+        </w:rPr>
+      </w:pPr>
+      <w:r>
+        <w:rPr>
+          <w:rFonts w:ascii="Titillium Web" w:hAnsi="Titillium Web"/>
+          <w:b/>
+          <w:bCs/>
+          <w:sz w:val="20"/>
+          <w:szCs w:val="20"/>
+        </w:rPr>
+        <w:t>{area}</w:t>
+      </w:r>
+    </w:p>
+    <w:p>
+      <w:pPr>
+        <w:spacing w:line="259" w:lineRule="auto"/>
+        <w:jc w:val="center"/>
+        <w:rPr>
+          <w:rFonts w:ascii="Titillium Web" w:hAnsi="Titillium Web"/>
+          <w:b/>
+          <w:bCs/>
+          <w:sz w:val="20"/>
+          <w:szCs w:val="20"/>
+        </w:rPr>
+      </w:pPr>
+      <w:r>
+        <w:rPr>
+          <w:rFonts w:ascii="Titillium Web" w:hAnsi="Titillium Web"/>
+          <w:b/>
+          <w:bCs/>
+          <w:sz w:val="20"/>
+          <w:szCs w:val="20"/>
+        </w:rPr>
+        <w:t>Fondo de Inversión Ambiental Sostenible</w:t>
       </w:r>
     </w:p>
     <w:sectPr>
-      <w:headerReference w:type="default" r:id="rId8"/>
-      <w:footerReference w:type="default" r:id="rId9"/>
+      <w:headerReference w:type="even" r:id="rId12"/>
+      <w:headerReference w:type="default" r:id="rId13"/>
+      <w:footerReference w:type="even" r:id="rId14"/>
+      <w:footerReference w:type="default" r:id="rId15"/>
+      <w:headerReference w:type="first" r:id="rId16"/>
+      <w:footerReference w:type="first" r:id="rId17"/>
       <w:pgSz w:w="11900" w:h="16840" w:code="9"/>
       <w:pgMar w:top="1418" w:right="1835" w:bottom="1134" w:left="1418" w:header="567" w:footer="567" w:gutter="0"/>
       <w:cols w:space="708"/>
@@ -844,6 +1445,105 @@
     </w:sectPr>
   </w:body>
 </w:document>
+</file>
+
+<file path=word/comments.xml><?xml version="1.0" encoding="utf-8"?>
+<w:comments xmlns:wpc="http://schemas.microsoft.com/office/word/2010/wordprocessingCanvas" xmlns:cx="http://schemas.microsoft.com/office/drawing/2014/chartex" xmlns:cx1="http://schemas.microsoft.com/office/drawing/2015/9/8/chartex" xmlns:cx2="http://schemas.microsoft.com/office/drawing/2015/10/21/chartex" xmlns:cx3="http://schemas.microsoft.com/office/drawing/2016/5/9/chartex" xmlns:cx4="http://schemas.microsoft.com/office/drawing/2016/5/10/chartex" xmlns:cx5="http://schemas.microsoft.com/office/drawing/2016/5/11/chartex" xmlns:cx6="http://schemas.microsoft.com/office/drawing/2016/5/12/chartex" xmlns:cx7="http://schemas.microsoft.com/office/drawing/2016/5/13/chartex" xmlns:cx8="http://schemas.microsoft.com/office/drawing/2016/5/14/chartex" xmlns:mc="http://schemas.openxmlformats.org/markup-compatibility/2006" xmlns:aink="http://schemas.microsoft.com/office/drawing/2016/ink" xmlns:am3d="http://schemas.microsoft.com/office/drawing/2017/model3d" xmlns:o="urn:schemas-microsoft-com:office:office" xmlns:oel="http://schemas.microsoft.com/office/2019/extlst" xmlns:r="http://schemas.openxmlformats.org/officeDocument/2006/relationships" xmlns:m="http://schemas.openxmlformats.org/officeDocument/2006/math" xmlns:v="urn:schemas-microsoft-com:vml" xmlns:wp14="http://schemas.microsoft.com/office/word/2010/wordprocessingDrawing" xmlns:wp="http://schemas.openxmlformats.org/drawingml/2006/wordprocessingDrawing" xmlns:w10="urn:schemas-microsoft-com:office:word" xmlns:w="http://schemas.openxmlformats.org/wordprocessingml/2006/main" xmlns:w14="http://schemas.microsoft.com/office/word/2010/wordml" xmlns:w15="http://schemas.microsoft.com/office/word/2012/wordml" xmlns:w16cex="http://schemas.microsoft.com/office/word/2018/wordml/cex" xmlns:w16cid="http://schemas.microsoft.com/office/word/2016/wordml/cid" xmlns:w16="http://schemas.microsoft.com/office/word/2018/wordml" xmlns:w16du="http://schemas.microsoft.com/office/word/2023/wordml/word16du" xmlns:w16sdtdh="http://schemas.microsoft.com/office/word/2020/wordml/sdtdatahash" xmlns:w16sdtfl="http://schemas.microsoft.com/office/word/2024/wordml/sdtformatlock" xmlns:w16se="http://schemas.microsoft.com/office/word/2015/wordml/symex" xmlns:wpg="http://schemas.microsoft.com/office/word/2010/wordprocessingGroup" xmlns:wpi="http://schemas.microsoft.com/office/word/2010/wordprocessingInk" xmlns:wne="http://schemas.microsoft.com/office/word/2006/wordml" xmlns:wps="http://schemas.microsoft.com/office/word/2010/wordprocessingShape" mc:Ignorable="w14 w15 w16se w16cid w16 w16cex w16sdtdh w16sdtfl w16du wp14">
+  <w:comment w:id="0" w:author="Rodriguez Diego" w:date="2026-09-08T18:13:00Z" w:initials="DR">
+    <w:p>
+      <w:pPr>
+        <w:pStyle w:val="Textocomentario"/>
+      </w:pPr>
+      <w:r>
+        <w:rPr>
+          <w:rStyle w:val="Refdecomentario"/>
+        </w:rPr>
+        <w:annotationRef/>
+      </w:r>
+      <w:r>
+        <w:rPr>
+          <w:lang w:val="es-EC"/>
+        </w:rPr>
+        <w:t xml:space="preserve">Incluir puntos como el alcance de los vehículos, equipos y demás que deben entrar en el servicio. </w:t>
+      </w:r>
+      <w:r>
+        <w:rPr>
+          <w:lang w:val="es-EC"/>
+        </w:rPr>
+        <w:br/>
+      </w:r>
+      <w:r>
+        <w:rPr>
+          <w:lang w:val="es-EC"/>
+        </w:rPr>
+        <w:br/>
+        <w:t>Agregar si lo consideraren el tema de la forma que se realizará el servicio</w:t>
+      </w:r>
+    </w:p>
+  </w:comment>
+  <w:comment w:id="1" w:author="Rodriguez Diego" w:date="2026-09-11T18:05:00Z" w:initials="DR">
+    <w:p>
+      <w:pPr>
+        <w:pStyle w:val="Textocomentario"/>
+      </w:pPr>
+      <w:r>
+        <w:rPr>
+          <w:rStyle w:val="Refdecomentario"/>
+        </w:rPr>
+        <w:annotationRef/>
+      </w:r>
+      <w:r>
+        <w:rPr>
+          <w:lang w:val="es-EC"/>
+        </w:rPr>
+        <w:t>Si es combustible hasta el 31 de enero de 2028</w:t>
+      </w:r>
+    </w:p>
+  </w:comment>
+  <w:comment w:id="2" w:author="Rodriguez Diego" w:date="2026-03-04T11:01:00Z" w:initials="DR">
+    <w:p>
+      <w:pPr>
+        <w:pStyle w:val="Textocomentario"/>
+      </w:pPr>
+      <w:r>
+        <w:rPr>
+          <w:rStyle w:val="Refdecomentario"/>
+        </w:rPr>
+        <w:annotationRef/>
+      </w:r>
+      <w:r>
+        <w:rPr>
+          <w:lang w:val="es-EC"/>
+        </w:rPr>
+        <w:t>Ajustar de acuerdo con el servicio</w:t>
+      </w:r>
+    </w:p>
+  </w:comment>
+</w:comments>
+</file>
+
+<file path=word/commentsExtended.xml><?xml version="1.0" encoding="utf-8"?>
+<w15:commentsEx xmlns:wpc="http://schemas.microsoft.com/office/word/2010/wordprocessingCanvas" xmlns:cx="http://schemas.microsoft.com/office/drawing/2014/chartex" xmlns:cx1="http://schemas.microsoft.com/office/drawing/2015/9/8/chartex" xmlns:cx2="http://schemas.microsoft.com/office/drawing/2015/10/21/chartex" xmlns:cx3="http://schemas.microsoft.com/office/drawing/2016/5/9/chartex" xmlns:cx4="http://schemas.microsoft.com/office/drawing/2016/5/10/chartex" xmlns:cx5="http://schemas.microsoft.com/office/drawing/2016/5/11/chartex" xmlns:cx6="http://schemas.microsoft.com/office/drawing/2016/5/12/chartex" xmlns:cx7="http://schemas.microsoft.com/office/drawing/2016/5/13/chartex" xmlns:cx8="http://schemas.microsoft.com/office/drawing/2016/5/14/chartex" xmlns:mc="http://schemas.openxmlformats.org/markup-compatibility/2006" xmlns:aink="http://schemas.microsoft.com/office/drawing/2016/ink" xmlns:am3d="http://schemas.microsoft.com/office/drawing/2017/model3d" xmlns:o="urn:schemas-microsoft-com:office:office" xmlns:oel="http://schemas.microsoft.com/office/2019/extlst" xmlns:r="http://schemas.openxmlformats.org/officeDocument/2006/relationships" xmlns:m="http://schemas.openxmlformats.org/officeDocument/2006/math" xmlns:v="urn:schemas-microsoft-com:vml" xmlns:wp14="http://schemas.microsoft.com/office/word/2010/wordprocessingDrawing" xmlns:wp="http://schemas.openxmlformats.org/drawingml/2006/wordprocessingDrawing" xmlns:w10="urn:schemas-microsoft-com:office:word" xmlns:w="http://schemas.openxmlformats.org/wordprocessingml/2006/main" xmlns:w14="http://schemas.microsoft.com/office/word/2010/wordml" xmlns:w15="http://schemas.microsoft.com/office/word/2012/wordml" xmlns:w16cex="http://schemas.microsoft.com/office/word/2018/wordml/cex" xmlns:w16cid="http://schemas.microsoft.com/office/word/2016/wordml/cid" xmlns:w16="http://schemas.microsoft.com/office/word/2018/wordml" xmlns:w16du="http://schemas.microsoft.com/office/word/2023/wordml/word16du" xmlns:w16sdtdh="http://schemas.microsoft.com/office/word/2020/wordml/sdtdatahash" xmlns:w16sdtfl="http://schemas.microsoft.com/office/word/2024/wordml/sdtformatlock" xmlns:w16se="http://schemas.microsoft.com/office/word/2015/wordml/symex" xmlns:wpg="http://schemas.microsoft.com/office/word/2010/wordprocessingGroup" xmlns:wpi="http://schemas.microsoft.com/office/word/2010/wordprocessingInk" xmlns:wne="http://schemas.microsoft.com/office/word/2006/wordml" xmlns:wps="http://schemas.microsoft.com/office/word/2010/wordprocessingShape" mc:Ignorable="w14 w15 w16se w16cid w16 w16cex w16sdtdh w16sdtfl w16du wp14">
+  <w15:commentEx w15:paraId="408EC1B4" w15:done="0"/>
+  <w15:commentEx w15:paraId="68FCE59D" w15:done="0"/>
+  <w15:commentEx w15:paraId="03C93279" w15:done="0"/>
+</w15:commentsEx>
+</file>
+
+<file path=word/commentsExtensible.xml><?xml version="1.0" encoding="utf-8"?>
+<w16cex:commentsExtensible xmlns:wpc="http://schemas.microsoft.com/office/word/2010/wordprocessingCanvas" xmlns:cx="http://schemas.microsoft.com/office/drawing/2014/chartex" xmlns:cx1="http://schemas.microsoft.com/office/drawing/2015/9/8/chartex" xmlns:cx2="http://schemas.microsoft.com/office/drawing/2015/10/21/chartex" xmlns:cx3="http://schemas.microsoft.com/office/drawing/2016/5/9/chartex" xmlns:cx4="http://schemas.microsoft.com/office/drawing/2016/5/10/chartex" xmlns:cx5="http://schemas.microsoft.com/office/drawing/2016/5/11/chartex" xmlns:cx6="http://schemas.microsoft.com/office/drawing/2016/5/12/chartex" xmlns:cx7="http://schemas.microsoft.com/office/drawing/2016/5/13/chartex" xmlns:cx8="http://schemas.microsoft.com/office/drawing/2016/5/14/chartex" xmlns:cr="http://schemas.microsoft.com/office/comments/2020/reactions" xmlns:mc="http://schemas.openxmlformats.org/markup-compatibility/2006" xmlns:aink="http://schemas.microsoft.com/office/drawing/2016/ink" xmlns:am3d="http://schemas.microsoft.com/office/drawing/2017/model3d" xmlns:o="urn:schemas-microsoft-com:office:office" xmlns:oel="http://schemas.microsoft.com/office/2019/extlst" xmlns:r="http://schemas.openxmlformats.org/officeDocument/2006/relationships" xmlns:m="http://schemas.openxmlformats.org/officeDocument/2006/math" xmlns:v="urn:schemas-microsoft-com:vml" xmlns:wp14="http://schemas.microsoft.com/office/word/2010/wordprocessingDrawing" xmlns:wp="http://schemas.openxmlformats.org/drawingml/2006/wordprocessingDrawing" xmlns:w10="urn:schemas-microsoft-com:office:word" xmlns:w="http://schemas.openxmlformats.org/wordprocessingml/2006/main" xmlns:w14="http://schemas.microsoft.com/office/word/2010/wordml" xmlns:w15="http://schemas.microsoft.com/office/word/2012/wordml" xmlns:w16cex="http://schemas.microsoft.com/office/word/2018/wordml/cex" xmlns:w16cid="http://schemas.microsoft.com/office/word/2016/wordml/cid" xmlns:w16="http://schemas.microsoft.com/office/word/2018/wordml" xmlns:w16du="http://schemas.microsoft.com/office/word/2023/wordml/word16du" xmlns:w16sdtdh="http://schemas.microsoft.com/office/word/2020/wordml/sdtdatahash" xmlns:w16sdtfl="http://schemas.microsoft.com/office/word/2024/wordml/sdtformatlock" xmlns:w16se="http://schemas.microsoft.com/office/word/2015/wordml/symex" xmlns:wpg="http://schemas.microsoft.com/office/word/2010/wordprocessingGroup" xmlns:wpi="http://schemas.microsoft.com/office/word/2010/wordprocessingInk" xmlns:wne="http://schemas.microsoft.com/office/word/2006/wordml" xmlns:wps="http://schemas.microsoft.com/office/word/2010/wordprocessingShape" mc:Ignorable="w14 w15 w16se w16cid w16 w16cex w16sdtdh w16sdtfl cr w16du wp14">
+  <w16cex:commentExtensible w16cex:durableId="326AE4D8" w16cex:dateUtc="2026-09-08T23:13:00Z"/>
+  <w16cex:commentExtensible w16cex:durableId="3D6D0BE9" w16cex:dateUtc="2026-09-11T23:05:00Z"/>
+  <w16cex:commentExtensible w16cex:durableId="2813585D" w16cex:dateUtc="2026-03-04T16:01:00Z"/>
+</w16cex:commentsExtensible>
+</file>
+
+<file path=word/commentsIds.xml><?xml version="1.0" encoding="utf-8"?>
+<w16cid:commentsIds xmlns:wpc="http://schemas.microsoft.com/office/word/2010/wordprocessingCanvas" xmlns:cx="http://schemas.microsoft.com/office/drawing/2014/chartex" xmlns:cx1="http://schemas.microsoft.com/office/drawing/2015/9/8/chartex" xmlns:cx2="http://schemas.microsoft.com/office/drawing/2015/10/21/chartex" xmlns:cx3="http://schemas.microsoft.com/office/drawing/2016/5/9/chartex" xmlns:cx4="http://schemas.microsoft.com/office/drawing/2016/5/10/chartex" xmlns:cx5="http://schemas.microsoft.com/office/drawing/2016/5/11/chartex" xmlns:cx6="http://schemas.microsoft.com/office/drawing/2016/5/12/chartex" xmlns:cx7="http://schemas.microsoft.com/office/drawing/2016/5/13/chartex" xmlns:cx8="http://schemas.microsoft.com/office/drawing/2016/5/14/chartex" xmlns:mc="http://schemas.openxmlformats.org/markup-compatibility/2006" xmlns:aink="http://schemas.microsoft.com/office/drawing/2016/ink" xmlns:am3d="http://schemas.microsoft.com/office/drawing/2017/model3d" xmlns:o="urn:schemas-microsoft-com:office:office" xmlns:oel="http://schemas.microsoft.com/office/2019/extlst" xmlns:r="http://schemas.openxmlformats.org/officeDocument/2006/relationships" xmlns:m="http://schemas.openxmlformats.org/officeDocument/2006/math" xmlns:v="urn:schemas-microsoft-com:vml" xmlns:wp14="http://schemas.microsoft.com/office/word/2010/wordprocessingDrawing" xmlns:wp="http://schemas.openxmlformats.org/drawingml/2006/wordprocessingDrawing" xmlns:w10="urn:schemas-microsoft-com:office:word" xmlns:w="http://schemas.openxmlformats.org/wordprocessingml/2006/main" xmlns:w14="http://schemas.microsoft.com/office/word/2010/wordml" xmlns:w15="http://schemas.microsoft.com/office/word/2012/wordml" xmlns:w16cex="http://schemas.microsoft.com/office/word/2018/wordml/cex" xmlns:w16cid="http://schemas.microsoft.com/office/word/2016/wordml/cid" xmlns:w16="http://schemas.microsoft.com/office/word/2018/wordml" xmlns:w16du="http://schemas.microsoft.com/office/word/2023/wordml/word16du" xmlns:w16sdtdh="http://schemas.microsoft.com/office/word/2020/wordml/sdtdatahash" xmlns:w16sdtfl="http://schemas.microsoft.com/office/word/2024/wordml/sdtformatlock" xmlns:w16se="http://schemas.microsoft.com/office/word/2015/wordml/symex" xmlns:wpg="http://schemas.microsoft.com/office/word/2010/wordprocessingGroup" xmlns:wpi="http://schemas.microsoft.com/office/word/2010/wordprocessingInk" xmlns:wne="http://schemas.microsoft.com/office/word/2006/wordml" xmlns:wps="http://schemas.microsoft.com/office/word/2010/wordprocessingShape" mc:Ignorable="w14 w15 w16se w16cid w16 w16cex w16sdtdh w16sdtfl w16du wp14">
+  <w16cid:commentId w16cid:paraId="408EC1B4" w16cid:durableId="326AE4D8"/>
+  <w16cid:commentId w16cid:paraId="68FCE59D" w16cid:durableId="3D6D0BE9"/>
+  <w16cid:commentId w16cid:paraId="03C93279" w16cid:durableId="2813585D"/>
+</w16cid:commentsIds>
 </file>
 
 <file path=word/endnotes.xml><?xml version="1.0" encoding="utf-8"?>
@@ -870,6 +1570,16 @@
   <w:p>
     <w:pPr>
       <w:pStyle w:val="Piedepgina"/>
+    </w:pPr>
+  </w:p>
+</w:ftr>
+</file>
+
+<file path=word/footer2.xml><?xml version="1.0" encoding="utf-8"?>
+<w:ftr xmlns:wpc="http://schemas.microsoft.com/office/word/2010/wordprocessingCanvas" xmlns:cx="http://schemas.microsoft.com/office/drawing/2014/chartex" xmlns:cx1="http://schemas.microsoft.com/office/drawing/2015/9/8/chartex" xmlns:cx2="http://schemas.microsoft.com/office/drawing/2015/10/21/chartex" xmlns:cx3="http://schemas.microsoft.com/office/drawing/2016/5/9/chartex" xmlns:cx4="http://schemas.microsoft.com/office/drawing/2016/5/10/chartex" xmlns:cx5="http://schemas.microsoft.com/office/drawing/2016/5/11/chartex" xmlns:cx6="http://schemas.microsoft.com/office/drawing/2016/5/12/chartex" xmlns:cx7="http://schemas.microsoft.com/office/drawing/2016/5/13/chartex" xmlns:cx8="http://schemas.microsoft.com/office/drawing/2016/5/14/chartex" xmlns:mc="http://schemas.openxmlformats.org/markup-compatibility/2006" xmlns:aink="http://schemas.microsoft.com/office/drawing/2016/ink" xmlns:am3d="http://schemas.microsoft.com/office/drawing/2017/model3d" xmlns:o="urn:schemas-microsoft-com:office:office" xmlns:oel="http://schemas.microsoft.com/office/2019/extlst" xmlns:r="http://schemas.openxmlformats.org/officeDocument/2006/relationships" xmlns:m="http://schemas.openxmlformats.org/officeDocument/2006/math" xmlns:v="urn:schemas-microsoft-com:vml" xmlns:wp14="http://schemas.microsoft.com/office/word/2010/wordprocessingDrawing" xmlns:wp="http://schemas.openxmlformats.org/drawingml/2006/wordprocessingDrawing" xmlns:w10="urn:schemas-microsoft-com:office:word" xmlns:w="http://schemas.openxmlformats.org/wordprocessingml/2006/main" xmlns:w14="http://schemas.microsoft.com/office/word/2010/wordml" xmlns:w15="http://schemas.microsoft.com/office/word/2012/wordml" xmlns:w16cex="http://schemas.microsoft.com/office/word/2018/wordml/cex" xmlns:w16cid="http://schemas.microsoft.com/office/word/2016/wordml/cid" xmlns:w16="http://schemas.microsoft.com/office/word/2018/wordml" xmlns:w16du="http://schemas.microsoft.com/office/word/2023/wordml/word16du" xmlns:w16sdtdh="http://schemas.microsoft.com/office/word/2020/wordml/sdtdatahash" xmlns:w16sdtfl="http://schemas.microsoft.com/office/word/2024/wordml/sdtformatlock" xmlns:w16se="http://schemas.microsoft.com/office/word/2015/wordml/symex" xmlns:wpg="http://schemas.microsoft.com/office/word/2010/wordprocessingGroup" xmlns:wpi="http://schemas.microsoft.com/office/word/2010/wordprocessingInk" xmlns:wne="http://schemas.microsoft.com/office/word/2006/wordml" xmlns:wps="http://schemas.microsoft.com/office/word/2010/wordprocessingShape" mc:Ignorable="w14 w15 w16se w16cid w16 w16cex w16sdtdh w16sdtfl w16du wp14">
+  <w:p>
+    <w:pPr>
+      <w:pStyle w:val="Piedepgina"/>
       <w:jc w:val="right"/>
       <w:rPr>
         <w:rFonts w:ascii="Garamond" w:hAnsi="Garamond"/>
@@ -928,6 +1638,16 @@
         <w:sz w:val="18"/>
         <w:szCs w:val="18"/>
       </w:rPr>
+    </w:pPr>
+  </w:p>
+</w:ftr>
+</file>
+
+<file path=word/footer3.xml><?xml version="1.0" encoding="utf-8"?>
+<w:ftr xmlns:wpc="http://schemas.microsoft.com/office/word/2010/wordprocessingCanvas" xmlns:cx="http://schemas.microsoft.com/office/drawing/2014/chartex" xmlns:cx1="http://schemas.microsoft.com/office/drawing/2015/9/8/chartex" xmlns:cx2="http://schemas.microsoft.com/office/drawing/2015/10/21/chartex" xmlns:cx3="http://schemas.microsoft.com/office/drawing/2016/5/9/chartex" xmlns:cx4="http://schemas.microsoft.com/office/drawing/2016/5/10/chartex" xmlns:cx5="http://schemas.microsoft.com/office/drawing/2016/5/11/chartex" xmlns:cx6="http://schemas.microsoft.com/office/drawing/2016/5/12/chartex" xmlns:cx7="http://schemas.microsoft.com/office/drawing/2016/5/13/chartex" xmlns:cx8="http://schemas.microsoft.com/office/drawing/2016/5/14/chartex" xmlns:mc="http://schemas.openxmlformats.org/markup-compatibility/2006" xmlns:aink="http://schemas.microsoft.com/office/drawing/2016/ink" xmlns:am3d="http://schemas.microsoft.com/office/drawing/2017/model3d" xmlns:o="urn:schemas-microsoft-com:office:office" xmlns:oel="http://schemas.microsoft.com/office/2019/extlst" xmlns:r="http://schemas.openxmlformats.org/officeDocument/2006/relationships" xmlns:m="http://schemas.openxmlformats.org/officeDocument/2006/math" xmlns:v="urn:schemas-microsoft-com:vml" xmlns:wp14="http://schemas.microsoft.com/office/word/2010/wordprocessingDrawing" xmlns:wp="http://schemas.openxmlformats.org/drawingml/2006/wordprocessingDrawing" xmlns:w10="urn:schemas-microsoft-com:office:word" xmlns:w="http://schemas.openxmlformats.org/wordprocessingml/2006/main" xmlns:w14="http://schemas.microsoft.com/office/word/2010/wordml" xmlns:w15="http://schemas.microsoft.com/office/word/2012/wordml" xmlns:w16cex="http://schemas.microsoft.com/office/word/2018/wordml/cex" xmlns:w16cid="http://schemas.microsoft.com/office/word/2016/wordml/cid" xmlns:w16="http://schemas.microsoft.com/office/word/2018/wordml" xmlns:w16du="http://schemas.microsoft.com/office/word/2023/wordml/word16du" xmlns:w16sdtdh="http://schemas.microsoft.com/office/word/2020/wordml/sdtdatahash" xmlns:w16sdtfl="http://schemas.microsoft.com/office/word/2024/wordml/sdtformatlock" xmlns:w16se="http://schemas.microsoft.com/office/word/2015/wordml/symex" xmlns:wpg="http://schemas.microsoft.com/office/word/2010/wordprocessingGroup" xmlns:wpi="http://schemas.microsoft.com/office/word/2010/wordprocessingInk" xmlns:wne="http://schemas.microsoft.com/office/word/2006/wordml" xmlns:wps="http://schemas.microsoft.com/office/word/2010/wordprocessingShape" mc:Ignorable="w14 w15 w16se w16cid w16 w16cex w16sdtdh w16sdtfl w16du wp14">
+  <w:p>
+    <w:pPr>
+      <w:pStyle w:val="Piedepgina"/>
     </w:pPr>
   </w:p>
 </w:ftr>
@@ -956,145 +1676,473 @@
 <w:hdr xmlns:wpc="http://schemas.microsoft.com/office/word/2010/wordprocessingCanvas" xmlns:cx="http://schemas.microsoft.com/office/drawing/2014/chartex" xmlns:cx1="http://schemas.microsoft.com/office/drawing/2015/9/8/chartex" xmlns:cx2="http://schemas.microsoft.com/office/drawing/2015/10/21/chartex" xmlns:cx3="http://schemas.microsoft.com/office/drawing/2016/5/9/chartex" xmlns:cx4="http://schemas.microsoft.com/office/drawing/2016/5/10/chartex" xmlns:cx5="http://schemas.microsoft.com/office/drawing/2016/5/11/chartex" xmlns:cx6="http://schemas.microsoft.com/office/drawing/2016/5/12/chartex" xmlns:cx7="http://schemas.microsoft.com/office/drawing/2016/5/13/chartex" xmlns:cx8="http://schemas.microsoft.com/office/drawing/2016/5/14/chartex" xmlns:mc="http://schemas.openxmlformats.org/markup-compatibility/2006" xmlns:aink="http://schemas.microsoft.com/office/drawing/2016/ink" xmlns:am3d="http://schemas.microsoft.com/office/drawing/2017/model3d" xmlns:o="urn:schemas-microsoft-com:office:office" xmlns:oel="http://schemas.microsoft.com/office/2019/extlst" xmlns:r="http://schemas.openxmlformats.org/officeDocument/2006/relationships" xmlns:m="http://schemas.openxmlformats.org/officeDocument/2006/math" xmlns:v="urn:schemas-microsoft-com:vml" xmlns:wp14="http://schemas.microsoft.com/office/word/2010/wordprocessingDrawing" xmlns:wp="http://schemas.openxmlformats.org/drawingml/2006/wordprocessingDrawing" xmlns:w10="urn:schemas-microsoft-com:office:word" xmlns:w="http://schemas.openxmlformats.org/wordprocessingml/2006/main" xmlns:w14="http://schemas.microsoft.com/office/word/2010/wordml" xmlns:w15="http://schemas.microsoft.com/office/word/2012/wordml" xmlns:w16cex="http://schemas.microsoft.com/office/word/2018/wordml/cex" xmlns:w16cid="http://schemas.microsoft.com/office/word/2016/wordml/cid" xmlns:w16="http://schemas.microsoft.com/office/word/2018/wordml" xmlns:w16du="http://schemas.microsoft.com/office/word/2023/wordml/word16du" xmlns:w16sdtdh="http://schemas.microsoft.com/office/word/2020/wordml/sdtdatahash" xmlns:w16sdtfl="http://schemas.microsoft.com/office/word/2024/wordml/sdtformatlock" xmlns:w16se="http://schemas.microsoft.com/office/word/2015/wordml/symex" xmlns:wpg="http://schemas.microsoft.com/office/word/2010/wordprocessingGroup" xmlns:wpi="http://schemas.microsoft.com/office/word/2010/wordprocessingInk" xmlns:wne="http://schemas.microsoft.com/office/word/2006/wordml" xmlns:wps="http://schemas.microsoft.com/office/word/2010/wordprocessingShape" mc:Ignorable="w14 w15 w16se w16cid w16 w16cex w16sdtdh w16sdtfl w16du wp14">
   <w:p>
     <w:pPr>
-      <w:ind w:right="-808"/>
-      <w:jc w:val="right"/>
-      <w:rPr>
-        <w:rFonts w:ascii="Garamond" w:hAnsi="Garamond"/>
-        <w:sz w:val="22"/>
-        <w:szCs w:val="22"/>
-      </w:rPr>
+      <w:pStyle w:val="Encabezado"/>
     </w:pPr>
-    <w:r>
-      <w:rPr>
-        <w:noProof/>
-      </w:rPr>
-      <w:drawing>
-        <wp:anchor distT="0" distB="0" distL="114300" distR="114300" simplePos="0" relativeHeight="251657728" behindDoc="0" locked="0" layoutInCell="1" allowOverlap="1" wp14:anchorId="1EAB8B46" wp14:editId="2AB06338">
-          <wp:simplePos x="0" y="0"/>
-          <wp:positionH relativeFrom="column">
-            <wp:posOffset>-133350</wp:posOffset>
-          </wp:positionH>
-          <wp:positionV relativeFrom="paragraph">
-            <wp:posOffset>126365</wp:posOffset>
-          </wp:positionV>
-          <wp:extent cx="1421130" cy="550545"/>
-          <wp:effectExtent l="0" t="0" r="0" b="0"/>
-          <wp:wrapNone/>
-          <wp:docPr id="418487636" name="image1.png"/>
-          <wp:cNvGraphicFramePr>
-            <a:graphicFrameLocks xmlns:a="http://schemas.openxmlformats.org/drawingml/2006/main" noChangeAspect="1"/>
-          </wp:cNvGraphicFramePr>
-          <a:graphic xmlns:a="http://schemas.openxmlformats.org/drawingml/2006/main">
-            <a:graphicData uri="http://schemas.openxmlformats.org/drawingml/2006/picture">
-              <pic:pic xmlns:pic="http://schemas.openxmlformats.org/drawingml/2006/picture">
-                <pic:nvPicPr>
-                  <pic:cNvPr id="0" name="image1.png"/>
-                  <pic:cNvPicPr>
-                    <a:picLocks noChangeAspect="1" noChangeArrowheads="1"/>
-                  </pic:cNvPicPr>
-                </pic:nvPicPr>
-                <pic:blipFill>
-                  <a:blip r:embed="rId1">
-                    <a:extLst>
-                      <a:ext uri="{28A0092B-C50C-407E-A947-70E740481C1C}">
-                        <a14:useLocalDpi xmlns:a14="http://schemas.microsoft.com/office/drawing/2010/main" val="0"/>
-                      </a:ext>
-                    </a:extLst>
-                  </a:blip>
-                  <a:srcRect/>
-                  <a:stretch>
-                    <a:fillRect/>
-                  </a:stretch>
-                </pic:blipFill>
-                <pic:spPr bwMode="auto">
-                  <a:xfrm>
-                    <a:off x="0" y="0"/>
-                    <a:ext cx="1421130" cy="550545"/>
-                  </a:xfrm>
-                  <a:prstGeom prst="rect">
-                    <a:avLst/>
-                  </a:prstGeom>
-                  <a:noFill/>
-                </pic:spPr>
-              </pic:pic>
-            </a:graphicData>
-          </a:graphic>
-          <wp14:sizeRelH relativeFrom="page">
-            <wp14:pctWidth>0</wp14:pctWidth>
-          </wp14:sizeRelH>
-          <wp14:sizeRelV relativeFrom="page">
-            <wp14:pctHeight>0</wp14:pctHeight>
-          </wp14:sizeRelV>
-        </wp:anchor>
-      </w:drawing>
-    </w:r>
-    <w:r>
-      <w:rPr>
-        <w:rFonts w:ascii="Garamond" w:hAnsi="Garamond"/>
-        <w:noProof/>
-        <w:sz w:val="22"/>
-        <w:szCs w:val="22"/>
-        <w:lang w:val="es-EC" w:eastAsia="es-EC"/>
-      </w:rPr>
-      <w:drawing>
-        <wp:inline distT="0" distB="0" distL="0" distR="0" wp14:anchorId="360ABB4C" wp14:editId="2A878472">
-          <wp:extent cx="1857375" cy="476250"/>
-          <wp:effectExtent l="0" t="0" r="0" b="0"/>
-          <wp:docPr id="1" name="Imagen 5"/>
-          <wp:cNvGraphicFramePr>
-            <a:graphicFrameLocks xmlns:a="http://schemas.openxmlformats.org/drawingml/2006/main" noChangeAspect="1"/>
-          </wp:cNvGraphicFramePr>
-          <a:graphic xmlns:a="http://schemas.openxmlformats.org/drawingml/2006/main">
-            <a:graphicData uri="http://schemas.openxmlformats.org/drawingml/2006/picture">
-              <pic:pic xmlns:pic="http://schemas.openxmlformats.org/drawingml/2006/picture">
-                <pic:nvPicPr>
-                  <pic:cNvPr id="0" name="Imagen 5"/>
-                  <pic:cNvPicPr>
-                    <a:picLocks noChangeAspect="1" noChangeArrowheads="1"/>
-                  </pic:cNvPicPr>
-                </pic:nvPicPr>
-                <pic:blipFill>
-                  <a:blip r:embed="rId2">
-                    <a:extLst>
-                      <a:ext uri="{28A0092B-C50C-407E-A947-70E740481C1C}">
-                        <a14:useLocalDpi xmlns:a14="http://schemas.microsoft.com/office/drawing/2010/main" val="0"/>
-                      </a:ext>
-                    </a:extLst>
-                  </a:blip>
-                  <a:srcRect/>
-                  <a:stretch>
-                    <a:fillRect/>
-                  </a:stretch>
-                </pic:blipFill>
-                <pic:spPr bwMode="auto">
-                  <a:xfrm>
-                    <a:off x="0" y="0"/>
-                    <a:ext cx="1857375" cy="476250"/>
-                  </a:xfrm>
-                  <a:prstGeom prst="rect">
-                    <a:avLst/>
-                  </a:prstGeom>
-                  <a:noFill/>
-                  <a:ln>
-                    <a:noFill/>
-                  </a:ln>
-                </pic:spPr>
-              </pic:pic>
-            </a:graphicData>
-          </a:graphic>
-        </wp:inline>
-      </w:drawing>
-    </w:r>
   </w:p>
+</w:hdr>
+</file>
+
+<file path=word/header2.xml><?xml version="1.0" encoding="utf-8"?>
+<w:hdr xmlns:wpc="http://schemas.microsoft.com/office/word/2010/wordprocessingCanvas" xmlns:cx="http://schemas.microsoft.com/office/drawing/2014/chartex" xmlns:cx1="http://schemas.microsoft.com/office/drawing/2015/9/8/chartex" xmlns:cx2="http://schemas.microsoft.com/office/drawing/2015/10/21/chartex" xmlns:cx3="http://schemas.microsoft.com/office/drawing/2016/5/9/chartex" xmlns:cx4="http://schemas.microsoft.com/office/drawing/2016/5/10/chartex" xmlns:cx5="http://schemas.microsoft.com/office/drawing/2016/5/11/chartex" xmlns:cx6="http://schemas.microsoft.com/office/drawing/2016/5/12/chartex" xmlns:cx7="http://schemas.microsoft.com/office/drawing/2016/5/13/chartex" xmlns:cx8="http://schemas.microsoft.com/office/drawing/2016/5/14/chartex" xmlns:mc="http://schemas.openxmlformats.org/markup-compatibility/2006" xmlns:aink="http://schemas.microsoft.com/office/drawing/2016/ink" xmlns:am3d="http://schemas.microsoft.com/office/drawing/2017/model3d" xmlns:o="urn:schemas-microsoft-com:office:office" xmlns:oel="http://schemas.microsoft.com/office/2019/extlst" xmlns:r="http://schemas.openxmlformats.org/officeDocument/2006/relationships" xmlns:m="http://schemas.openxmlformats.org/officeDocument/2006/math" xmlns:v="urn:schemas-microsoft-com:vml" xmlns:wp14="http://schemas.microsoft.com/office/word/2010/wordprocessingDrawing" xmlns:wp="http://schemas.openxmlformats.org/drawingml/2006/wordprocessingDrawing" xmlns:w10="urn:schemas-microsoft-com:office:word" xmlns:w="http://schemas.openxmlformats.org/wordprocessingml/2006/main" xmlns:w14="http://schemas.microsoft.com/office/word/2010/wordml" xmlns:w15="http://schemas.microsoft.com/office/word/2012/wordml" xmlns:w16cex="http://schemas.microsoft.com/office/word/2018/wordml/cex" xmlns:w16cid="http://schemas.microsoft.com/office/word/2016/wordml/cid" xmlns:w16="http://schemas.microsoft.com/office/word/2018/wordml" xmlns:w16du="http://schemas.microsoft.com/office/word/2023/wordml/word16du" xmlns:w16sdtdh="http://schemas.microsoft.com/office/word/2020/wordml/sdtdatahash" xmlns:w16sdtfl="http://schemas.microsoft.com/office/word/2024/wordml/sdtformatlock" xmlns:w16se="http://schemas.microsoft.com/office/word/2015/wordml/symex" xmlns:wpg="http://schemas.microsoft.com/office/word/2010/wordprocessingGroup" xmlns:wpi="http://schemas.microsoft.com/office/word/2010/wordprocessingInk" xmlns:wne="http://schemas.microsoft.com/office/word/2006/wordml" xmlns:wps="http://schemas.microsoft.com/office/word/2010/wordprocessingShape" mc:Ignorable="w14 w15 w16se w16cid w16 w16cex w16sdtdh w16sdtfl w16du wp14">
+  <w:tbl>
+    <w:tblPr>
+      <w:tblW w:w="9214" w:type="dxa"/>
+      <w:tblInd w:w="70" w:type="dxa"/>
+      <w:tblBorders>
+        <w:top w:val="single" w:sz="4" w:space="0" w:color="auto"/>
+        <w:left w:val="single" w:sz="4" w:space="0" w:color="auto"/>
+        <w:bottom w:val="single" w:sz="4" w:space="0" w:color="auto"/>
+        <w:right w:val="single" w:sz="4" w:space="0" w:color="auto"/>
+        <w:insideH w:val="single" w:sz="4" w:space="0" w:color="auto"/>
+        <w:insideV w:val="single" w:sz="4" w:space="0" w:color="auto"/>
+      </w:tblBorders>
+      <w:tblLayout w:type="fixed"/>
+      <w:tblCellMar>
+        <w:left w:w="70" w:type="dxa"/>
+        <w:right w:w="70" w:type="dxa"/>
+      </w:tblCellMar>
+      <w:tblLook w:val="01E0" w:firstRow="1" w:lastRow="1" w:firstColumn="1" w:lastColumn="1" w:noHBand="0" w:noVBand="0"/>
+    </w:tblPr>
+    <w:tblGrid>
+      <w:gridCol w:w="2410"/>
+      <w:gridCol w:w="4536"/>
+      <w:gridCol w:w="2268"/>
+    </w:tblGrid>
+    <w:tr>
+      <w:trPr>
+        <w:cantSplit/>
+        <w:trHeight w:val="350"/>
+      </w:trPr>
+      <w:tc>
+        <w:tcPr>
+          <w:tcW w:w="2410" w:type="dxa"/>
+          <w:vMerge w:val="restart"/>
+          <w:tcBorders>
+            <w:right w:val="single" w:sz="4" w:space="0" w:color="auto"/>
+          </w:tcBorders>
+          <w:vAlign w:val="center"/>
+        </w:tcPr>
+        <w:p>
+          <w:pPr>
+            <w:tabs>
+              <w:tab w:val="center" w:pos="4419"/>
+              <w:tab w:val="right" w:pos="8838"/>
+            </w:tabs>
+            <w:rPr>
+              <w:rFonts w:ascii="Titillium Web" w:hAnsi="Titillium Web" w:cs="Arial"/>
+              <w:sz w:val="20"/>
+              <w:szCs w:val="20"/>
+              <w:lang w:val="es-MX"/>
+            </w:rPr>
+          </w:pPr>
+          <w:r>
+            <w:rPr>
+              <w:rFonts w:ascii="Titillium Web" w:hAnsi="Titillium Web"/>
+              <w:noProof/>
+              <w:sz w:val="20"/>
+              <w:szCs w:val="20"/>
+            </w:rPr>
+            <w:drawing>
+              <wp:inline distT="0" distB="0" distL="0" distR="0" wp14:anchorId="10B8EFE7" wp14:editId="21D8266B">
+                <wp:extent cx="1441450" cy="480695"/>
+                <wp:effectExtent l="0" t="0" r="6350" b="0"/>
+                <wp:docPr id="1127356357" name="Imagen 1127356357"/>
+                <wp:cNvGraphicFramePr>
+                  <a:graphicFrameLocks xmlns:a="http://schemas.openxmlformats.org/drawingml/2006/main" noChangeAspect="1"/>
+                </wp:cNvGraphicFramePr>
+                <a:graphic xmlns:a="http://schemas.openxmlformats.org/drawingml/2006/main">
+                  <a:graphicData uri="http://schemas.openxmlformats.org/drawingml/2006/picture">
+                    <pic:pic xmlns:pic="http://schemas.openxmlformats.org/drawingml/2006/picture">
+                      <pic:nvPicPr>
+                        <pic:cNvPr id="0" name="Picture 1"/>
+                        <pic:cNvPicPr>
+                          <a:picLocks noChangeAspect="1" noChangeArrowheads="1"/>
+                        </pic:cNvPicPr>
+                      </pic:nvPicPr>
+                      <pic:blipFill>
+                        <a:blip r:embed="rId1">
+                          <a:extLst>
+                            <a:ext uri="{28A0092B-C50C-407E-A947-70E740481C1C}">
+                              <a14:useLocalDpi xmlns:a14="http://schemas.microsoft.com/office/drawing/2010/main" val="0"/>
+                            </a:ext>
+                          </a:extLst>
+                        </a:blip>
+                        <a:srcRect/>
+                        <a:stretch>
+                          <a:fillRect/>
+                        </a:stretch>
+                      </pic:blipFill>
+                      <pic:spPr bwMode="auto">
+                        <a:xfrm>
+                          <a:off x="0" y="0"/>
+                          <a:ext cx="1441450" cy="480695"/>
+                        </a:xfrm>
+                        <a:prstGeom prst="rect">
+                          <a:avLst/>
+                        </a:prstGeom>
+                        <a:noFill/>
+                        <a:ln>
+                          <a:noFill/>
+                        </a:ln>
+                      </pic:spPr>
+                    </pic:pic>
+                  </a:graphicData>
+                </a:graphic>
+              </wp:inline>
+            </w:drawing>
+          </w:r>
+        </w:p>
+      </w:tc>
+      <w:tc>
+        <w:tcPr>
+          <w:tcW w:w="4536" w:type="dxa"/>
+          <w:vMerge w:val="restart"/>
+          <w:tcBorders>
+            <w:top w:val="single" w:sz="4" w:space="0" w:color="auto"/>
+            <w:left w:val="single" w:sz="4" w:space="0" w:color="auto"/>
+            <w:right w:val="single" w:sz="4" w:space="0" w:color="auto"/>
+          </w:tcBorders>
+          <w:vAlign w:val="center"/>
+        </w:tcPr>
+        <w:p>
+          <w:pPr>
+            <w:tabs>
+              <w:tab w:val="center" w:pos="4419"/>
+              <w:tab w:val="right" w:pos="8838"/>
+            </w:tabs>
+            <w:jc w:val="center"/>
+            <w:rPr>
+              <w:rFonts w:ascii="Titillium Web" w:hAnsi="Titillium Web" w:cs="Arial"/>
+              <w:b/>
+              <w:sz w:val="20"/>
+              <w:szCs w:val="20"/>
+              <w:lang w:val="es-MX"/>
+            </w:rPr>
+          </w:pPr>
+          <w:r>
+            <w:rPr>
+              <w:rFonts w:ascii="Titillium Web" w:hAnsi="Titillium Web" w:cs="Arial"/>
+              <w:b/>
+              <w:sz w:val="20"/>
+              <w:szCs w:val="20"/>
+              <w:lang w:val="es-MX"/>
+            </w:rPr>
+            <w:t xml:space="preserve">FONDO DE INVERSIÓN </w:t>
+          </w:r>
+        </w:p>
+        <w:p>
+          <w:pPr>
+            <w:tabs>
+              <w:tab w:val="center" w:pos="4419"/>
+              <w:tab w:val="right" w:pos="8838"/>
+            </w:tabs>
+            <w:jc w:val="center"/>
+            <w:rPr>
+              <w:rFonts w:ascii="Titillium Web" w:hAnsi="Titillium Web" w:cs="Arial"/>
+              <w:b/>
+              <w:sz w:val="20"/>
+              <w:szCs w:val="20"/>
+              <w:lang w:val="es-MX"/>
+            </w:rPr>
+          </w:pPr>
+          <w:r>
+            <w:rPr>
+              <w:rFonts w:ascii="Titillium Web" w:hAnsi="Titillium Web" w:cs="Arial"/>
+              <w:b/>
+              <w:sz w:val="20"/>
+              <w:szCs w:val="20"/>
+              <w:lang w:val="es-MX"/>
+            </w:rPr>
+            <w:t>AMBIENTAL SOSTENIBLE</w:t>
+          </w:r>
+        </w:p>
+      </w:tc>
+      <w:tc>
+        <w:tcPr>
+          <w:tcW w:w="2268" w:type="dxa"/>
+          <w:tcBorders>
+            <w:left w:val="single" w:sz="4" w:space="0" w:color="auto"/>
+          </w:tcBorders>
+          <w:vAlign w:val="center"/>
+        </w:tcPr>
+        <w:p>
+          <w:pPr>
+            <w:tabs>
+              <w:tab w:val="center" w:pos="4419"/>
+              <w:tab w:val="right" w:pos="8838"/>
+            </w:tabs>
+            <w:rPr>
+              <w:rFonts w:ascii="Titillium Web" w:hAnsi="Titillium Web" w:cs="Arial"/>
+              <w:sz w:val="18"/>
+              <w:szCs w:val="18"/>
+            </w:rPr>
+          </w:pPr>
+          <w:r>
+            <w:rPr>
+              <w:rFonts w:ascii="Titillium Web" w:hAnsi="Titillium Web" w:cs="Arial"/>
+              <w:sz w:val="18"/>
+              <w:szCs w:val="18"/>
+            </w:rPr>
+            <w:t>Código: FAP-202</w:t>
+          </w:r>
+          <w:r>
+            <w:rPr>
+              <w:rFonts w:ascii="Titillium Web" w:hAnsi="Titillium Web" w:cs="Arial"/>
+              <w:sz w:val="18"/>
+              <w:szCs w:val="18"/>
+            </w:rPr>
+            <w:t>6-1</w:t>
+          </w:r>
+          <w:r>
+            <w:rPr>
+              <w:rFonts w:ascii="Titillium Web" w:hAnsi="Titillium Web" w:cs="Arial"/>
+              <w:sz w:val="18"/>
+              <w:szCs w:val="18"/>
+            </w:rPr>
+            <w:t>4</w:t>
+          </w:r>
+        </w:p>
+      </w:tc>
+    </w:tr>
+    <w:tr>
+      <w:trPr>
+        <w:cantSplit/>
+        <w:trHeight w:val="353"/>
+      </w:trPr>
+      <w:tc>
+        <w:tcPr>
+          <w:tcW w:w="2410" w:type="dxa"/>
+          <w:vMerge/>
+          <w:tcBorders>
+            <w:right w:val="single" w:sz="4" w:space="0" w:color="auto"/>
+          </w:tcBorders>
+          <w:vAlign w:val="center"/>
+        </w:tcPr>
+        <w:p>
+          <w:pPr>
+            <w:tabs>
+              <w:tab w:val="center" w:pos="4419"/>
+              <w:tab w:val="right" w:pos="8838"/>
+            </w:tabs>
+            <w:rPr>
+              <w:rFonts w:ascii="Titillium Web" w:hAnsi="Titillium Web" w:cs="Arial"/>
+              <w:noProof/>
+              <w:sz w:val="20"/>
+              <w:szCs w:val="20"/>
+            </w:rPr>
+          </w:pPr>
+        </w:p>
+      </w:tc>
+      <w:tc>
+        <w:tcPr>
+          <w:tcW w:w="4536" w:type="dxa"/>
+          <w:vMerge/>
+          <w:tcBorders>
+            <w:left w:val="single" w:sz="4" w:space="0" w:color="auto"/>
+            <w:bottom w:val="single" w:sz="4" w:space="0" w:color="auto"/>
+            <w:right w:val="single" w:sz="4" w:space="0" w:color="auto"/>
+          </w:tcBorders>
+        </w:tcPr>
+        <w:p>
+          <w:pPr>
+            <w:tabs>
+              <w:tab w:val="center" w:pos="4419"/>
+              <w:tab w:val="right" w:pos="8838"/>
+            </w:tabs>
+            <w:jc w:val="center"/>
+            <w:rPr>
+              <w:rFonts w:ascii="Titillium Web" w:hAnsi="Titillium Web" w:cs="Arial"/>
+              <w:b/>
+              <w:sz w:val="20"/>
+              <w:szCs w:val="20"/>
+            </w:rPr>
+          </w:pPr>
+        </w:p>
+      </w:tc>
+      <w:tc>
+        <w:tcPr>
+          <w:tcW w:w="2268" w:type="dxa"/>
+          <w:tcBorders>
+            <w:left w:val="single" w:sz="4" w:space="0" w:color="auto"/>
+          </w:tcBorders>
+          <w:vAlign w:val="center"/>
+        </w:tcPr>
+        <w:p>
+          <w:pPr>
+            <w:tabs>
+              <w:tab w:val="center" w:pos="4419"/>
+              <w:tab w:val="right" w:pos="8838"/>
+            </w:tabs>
+            <w:rPr>
+              <w:rFonts w:ascii="Titillium Web" w:hAnsi="Titillium Web" w:cs="Arial"/>
+              <w:sz w:val="18"/>
+              <w:szCs w:val="18"/>
+              <w:lang w:val="en-US"/>
+            </w:rPr>
+          </w:pPr>
+          <w:r>
+            <w:rPr>
+              <w:rFonts w:ascii="Titillium Web" w:hAnsi="Titillium Web" w:cs="Arial"/>
+              <w:sz w:val="18"/>
+              <w:szCs w:val="18"/>
+              <w:lang w:val="es-MX"/>
+            </w:rPr>
+            <w:t xml:space="preserve">Fecha: </w:t>
+          </w:r>
+          <w:r>
+            <w:rPr>
+              <w:rFonts w:ascii="Titillium Web" w:hAnsi="Titillium Web" w:cs="Arial"/>
+              <w:sz w:val="18"/>
+              <w:szCs w:val="18"/>
+              <w:lang w:val="es-MX"/>
+            </w:rPr>
+            <w:t>8</w:t>
+          </w:r>
+          <w:r>
+            <w:rPr>
+              <w:rFonts w:ascii="Titillium Web" w:hAnsi="Titillium Web" w:cs="Arial"/>
+              <w:sz w:val="18"/>
+              <w:szCs w:val="18"/>
+              <w:lang w:val="es-MX"/>
+            </w:rPr>
+            <w:t>/</w:t>
+          </w:r>
+          <w:r>
+            <w:rPr>
+              <w:rFonts w:ascii="Titillium Web" w:hAnsi="Titillium Web" w:cs="Arial"/>
+              <w:sz w:val="18"/>
+              <w:szCs w:val="18"/>
+              <w:lang w:val="es-MX"/>
+            </w:rPr>
+            <w:t>9</w:t>
+          </w:r>
+          <w:r>
+            <w:rPr>
+              <w:rFonts w:ascii="Titillium Web" w:hAnsi="Titillium Web" w:cs="Arial"/>
+              <w:sz w:val="18"/>
+              <w:szCs w:val="18"/>
+              <w:lang w:val="es-MX"/>
+            </w:rPr>
+            <w:t>/202</w:t>
+          </w:r>
+          <w:r>
+            <w:rPr>
+              <w:rFonts w:ascii="Titillium Web" w:hAnsi="Titillium Web" w:cs="Arial"/>
+              <w:sz w:val="18"/>
+              <w:szCs w:val="18"/>
+              <w:lang w:val="es-MX"/>
+            </w:rPr>
+            <w:t>6</w:t>
+          </w:r>
+        </w:p>
+      </w:tc>
+    </w:tr>
+    <w:tr>
+      <w:trPr>
+        <w:cantSplit/>
+        <w:trHeight w:val="547"/>
+      </w:trPr>
+      <w:tc>
+        <w:tcPr>
+          <w:tcW w:w="2410" w:type="dxa"/>
+          <w:vMerge/>
+          <w:tcBorders>
+            <w:right w:val="single" w:sz="4" w:space="0" w:color="auto"/>
+          </w:tcBorders>
+          <w:vAlign w:val="center"/>
+        </w:tcPr>
+        <w:p>
+          <w:pPr>
+            <w:tabs>
+              <w:tab w:val="center" w:pos="4419"/>
+              <w:tab w:val="right" w:pos="8838"/>
+            </w:tabs>
+            <w:rPr>
+              <w:rFonts w:ascii="Titillium Web" w:hAnsi="Titillium Web" w:cs="Arial"/>
+              <w:sz w:val="20"/>
+              <w:szCs w:val="20"/>
+              <w:lang w:val="en-US"/>
+            </w:rPr>
+          </w:pPr>
+        </w:p>
+      </w:tc>
+      <w:tc>
+        <w:tcPr>
+          <w:tcW w:w="6804" w:type="dxa"/>
+          <w:gridSpan w:val="2"/>
+          <w:tcBorders>
+            <w:top w:val="single" w:sz="4" w:space="0" w:color="auto"/>
+            <w:left w:val="single" w:sz="4" w:space="0" w:color="auto"/>
+          </w:tcBorders>
+          <w:vAlign w:val="center"/>
+        </w:tcPr>
+        <w:p>
+          <w:pPr>
+            <w:jc w:val="center"/>
+            <w:rPr>
+              <w:rFonts w:ascii="Titillium Web" w:hAnsi="Titillium Web"/>
+              <w:b/>
+              <w:sz w:val="20"/>
+              <w:szCs w:val="20"/>
+            </w:rPr>
+          </w:pPr>
+          <w:r>
+            <w:rPr>
+              <w:rFonts w:ascii="Titillium Web" w:hAnsi="Titillium Web"/>
+              <w:b/>
+              <w:sz w:val="20"/>
+              <w:szCs w:val="20"/>
+            </w:rPr>
+            <w:t xml:space="preserve">Solicitud de cotización e invitación </w:t>
+          </w:r>
+        </w:p>
+        <w:p>
+          <w:pPr>
+            <w:tabs>
+              <w:tab w:val="center" w:pos="426"/>
+            </w:tabs>
+            <w:jc w:val="center"/>
+            <w:rPr>
+              <w:rFonts w:ascii="Titillium Web" w:eastAsia="Batang" w:hAnsi="Titillium Web"/>
+              <w:b/>
+              <w:i/>
+              <w:sz w:val="20"/>
+              <w:szCs w:val="20"/>
+            </w:rPr>
+          </w:pPr>
+          <w:r>
+            <w:rPr>
+              <w:rFonts w:ascii="Titillium Web" w:eastAsia="Batang" w:hAnsi="Titillium Web"/>
+              <w:b/>
+              <w:iCs/>
+              <w:sz w:val="20"/>
+              <w:szCs w:val="20"/>
+            </w:rPr>
+            <w:t>{objeto}</w:t>
+          </w:r>
+        </w:p>
+      </w:tc>
+    </w:tr>
+  </w:tbl>
   <w:p>
     <w:pPr>
       <w:jc w:val="center"/>
       <w:rPr>
         <w:rFonts w:ascii="Arial" w:hAnsi="Arial" w:cs="Arial"/>
         <w:b/>
-        <w:sz w:val="26"/>
-        <w:szCs w:val="26"/>
-      </w:rPr>
+        <w:sz w:val="20"/>
+        <w:szCs w:val="20"/>
+      </w:rPr>
+    </w:pPr>
+  </w:p>
+</w:hdr>
+</file>
+
+<file path=word/header3.xml><?xml version="1.0" encoding="utf-8"?>
+<w:hdr xmlns:wpc="http://schemas.microsoft.com/office/word/2010/wordprocessingCanvas" xmlns:cx="http://schemas.microsoft.com/office/drawing/2014/chartex" xmlns:cx1="http://schemas.microsoft.com/office/drawing/2015/9/8/chartex" xmlns:cx2="http://schemas.microsoft.com/office/drawing/2015/10/21/chartex" xmlns:cx3="http://schemas.microsoft.com/office/drawing/2016/5/9/chartex" xmlns:cx4="http://schemas.microsoft.com/office/drawing/2016/5/10/chartex" xmlns:cx5="http://schemas.microsoft.com/office/drawing/2016/5/11/chartex" xmlns:cx6="http://schemas.microsoft.com/office/drawing/2016/5/12/chartex" xmlns:cx7="http://schemas.microsoft.com/office/drawing/2016/5/13/chartex" xmlns:cx8="http://schemas.microsoft.com/office/drawing/2016/5/14/chartex" xmlns:mc="http://schemas.openxmlformats.org/markup-compatibility/2006" xmlns:aink="http://schemas.microsoft.com/office/drawing/2016/ink" xmlns:am3d="http://schemas.microsoft.com/office/drawing/2017/model3d" xmlns:o="urn:schemas-microsoft-com:office:office" xmlns:oel="http://schemas.microsoft.com/office/2019/extlst" xmlns:r="http://schemas.openxmlformats.org/officeDocument/2006/relationships" xmlns:m="http://schemas.openxmlformats.org/officeDocument/2006/math" xmlns:v="urn:schemas-microsoft-com:vml" xmlns:wp14="http://schemas.microsoft.com/office/word/2010/wordprocessingDrawing" xmlns:wp="http://schemas.openxmlformats.org/drawingml/2006/wordprocessingDrawing" xmlns:w10="urn:schemas-microsoft-com:office:word" xmlns:w="http://schemas.openxmlformats.org/wordprocessingml/2006/main" xmlns:w14="http://schemas.microsoft.com/office/word/2010/wordml" xmlns:w15="http://schemas.microsoft.com/office/word/2012/wordml" xmlns:w16cex="http://schemas.microsoft.com/office/word/2018/wordml/cex" xmlns:w16cid="http://schemas.microsoft.com/office/word/2016/wordml/cid" xmlns:w16="http://schemas.microsoft.com/office/word/2018/wordml" xmlns:w16du="http://schemas.microsoft.com/office/word/2023/wordml/word16du" xmlns:w16sdtdh="http://schemas.microsoft.com/office/word/2020/wordml/sdtdatahash" xmlns:w16sdtfl="http://schemas.microsoft.com/office/word/2024/wordml/sdtformatlock" xmlns:w16se="http://schemas.microsoft.com/office/word/2015/wordml/symex" xmlns:wpg="http://schemas.microsoft.com/office/word/2010/wordprocessingGroup" xmlns:wpi="http://schemas.microsoft.com/office/word/2010/wordprocessingInk" xmlns:wne="http://schemas.microsoft.com/office/word/2006/wordml" xmlns:wps="http://schemas.microsoft.com/office/word/2010/wordprocessingShape" mc:Ignorable="w14 w15 w16se w16cid w16 w16cex w16sdtdh w16sdtfl w16du wp14">
+  <w:p>
+    <w:pPr>
+      <w:pStyle w:val="Encabezado"/>
     </w:pPr>
   </w:p>
 </w:hdr>
@@ -1103,6 +2151,244 @@
 <file path=word/numbering.xml><?xml version="1.0" encoding="utf-8"?>
 <w:numbering xmlns:wpc="http://schemas.microsoft.com/office/word/2010/wordprocessingCanvas" xmlns:cx="http://schemas.microsoft.com/office/drawing/2014/chartex" xmlns:cx1="http://schemas.microsoft.com/office/drawing/2015/9/8/chartex" xmlns:cx2="http://schemas.microsoft.com/office/drawing/2015/10/21/chartex" xmlns:cx3="http://schemas.microsoft.com/office/drawing/2016/5/9/chartex" xmlns:cx4="http://schemas.microsoft.com/office/drawing/2016/5/10/chartex" xmlns:cx5="http://schemas.microsoft.com/office/drawing/2016/5/11/chartex" xmlns:cx6="http://schemas.microsoft.com/office/drawing/2016/5/12/chartex" xmlns:cx7="http://schemas.microsoft.com/office/drawing/2016/5/13/chartex" xmlns:cx8="http://schemas.microsoft.com/office/drawing/2016/5/14/chartex" xmlns:mc="http://schemas.openxmlformats.org/markup-compatibility/2006" xmlns:aink="http://schemas.microsoft.com/office/drawing/2016/ink" xmlns:am3d="http://schemas.microsoft.com/office/drawing/2017/model3d" xmlns:o="urn:schemas-microsoft-com:office:office" xmlns:oel="http://schemas.microsoft.com/office/2019/extlst" xmlns:r="http://schemas.openxmlformats.org/officeDocument/2006/relationships" xmlns:m="http://schemas.openxmlformats.org/officeDocument/2006/math" xmlns:v="urn:schemas-microsoft-com:vml" xmlns:wp14="http://schemas.microsoft.com/office/word/2010/wordprocessingDrawing" xmlns:wp="http://schemas.openxmlformats.org/drawingml/2006/wordprocessingDrawing" xmlns:w10="urn:schemas-microsoft-com:office:word" xmlns:w="http://schemas.openxmlformats.org/wordprocessingml/2006/main" xmlns:w14="http://schemas.microsoft.com/office/word/2010/wordml" xmlns:w15="http://schemas.microsoft.com/office/word/2012/wordml" xmlns:w16cex="http://schemas.microsoft.com/office/word/2018/wordml/cex" xmlns:w16cid="http://schemas.microsoft.com/office/word/2016/wordml/cid" xmlns:w16="http://schemas.microsoft.com/office/word/2018/wordml" xmlns:w16du="http://schemas.microsoft.com/office/word/2023/wordml/word16du" xmlns:w16sdtdh="http://schemas.microsoft.com/office/word/2020/wordml/sdtdatahash" xmlns:w16sdtfl="http://schemas.microsoft.com/office/word/2024/wordml/sdtformatlock" xmlns:w16se="http://schemas.microsoft.com/office/word/2015/wordml/symex" xmlns:wpg="http://schemas.microsoft.com/office/word/2010/wordprocessingGroup" xmlns:wpi="http://schemas.microsoft.com/office/word/2010/wordprocessingInk" xmlns:wne="http://schemas.microsoft.com/office/word/2006/wordml" xmlns:wps="http://schemas.microsoft.com/office/word/2010/wordprocessingShape" mc:Ignorable="w14 w15 w16se w16cid w16 w16cex w16sdtdh w16sdtfl w16du wp14">
   <w:abstractNum w:abstractNumId="0" w15:restartNumberingAfterBreak="0">
+    <w:nsid w:val="00E20D73"/>
+    <w:multiLevelType w:val="multilevel"/>
+    <w:tmpl w:val="7188FAC2"/>
+    <w:lvl w:ilvl="0">
+      <w:start w:val="1"/>
+      <w:numFmt w:val="bullet"/>
+      <w:lvlText w:val=""/>
+      <w:lvlJc w:val="left"/>
+      <w:pPr>
+        <w:tabs>
+          <w:tab w:val="num" w:pos="720"/>
+        </w:tabs>
+        <w:ind w:left="720" w:hanging="360"/>
+      </w:pPr>
+      <w:rPr>
+        <w:rFonts w:ascii="Symbol" w:hAnsi="Symbol" w:hint="default"/>
+        <w:sz w:val="20"/>
+      </w:rPr>
+    </w:lvl>
+    <w:lvl w:ilvl="1">
+      <w:start w:val="1"/>
+      <w:numFmt w:val="bullet"/>
+      <w:lvlText w:val="o"/>
+      <w:lvlJc w:val="left"/>
+      <w:pPr>
+        <w:tabs>
+          <w:tab w:val="num" w:pos="1440"/>
+        </w:tabs>
+        <w:ind w:left="1440" w:hanging="360"/>
+      </w:pPr>
+      <w:rPr>
+        <w:rFonts w:ascii="Courier New" w:hAnsi="Courier New" w:hint="default"/>
+        <w:sz w:val="20"/>
+      </w:rPr>
+    </w:lvl>
+    <w:lvl w:ilvl="2" w:tentative="1">
+      <w:start w:val="1"/>
+      <w:numFmt w:val="bullet"/>
+      <w:lvlText w:val=""/>
+      <w:lvlJc w:val="left"/>
+      <w:pPr>
+        <w:tabs>
+          <w:tab w:val="num" w:pos="2160"/>
+        </w:tabs>
+        <w:ind w:left="2160" w:hanging="360"/>
+      </w:pPr>
+      <w:rPr>
+        <w:rFonts w:ascii="Wingdings" w:hAnsi="Wingdings" w:hint="default"/>
+        <w:sz w:val="20"/>
+      </w:rPr>
+    </w:lvl>
+    <w:lvl w:ilvl="3" w:tentative="1">
+      <w:start w:val="1"/>
+      <w:numFmt w:val="bullet"/>
+      <w:lvlText w:val=""/>
+      <w:lvlJc w:val="left"/>
+      <w:pPr>
+        <w:tabs>
+          <w:tab w:val="num" w:pos="2880"/>
+        </w:tabs>
+        <w:ind w:left="2880" w:hanging="360"/>
+      </w:pPr>
+      <w:rPr>
+        <w:rFonts w:ascii="Wingdings" w:hAnsi="Wingdings" w:hint="default"/>
+        <w:sz w:val="20"/>
+      </w:rPr>
+    </w:lvl>
+    <w:lvl w:ilvl="4" w:tentative="1">
+      <w:start w:val="1"/>
+      <w:numFmt w:val="bullet"/>
+      <w:lvlText w:val=""/>
+      <w:lvlJc w:val="left"/>
+      <w:pPr>
+        <w:tabs>
+          <w:tab w:val="num" w:pos="3600"/>
+        </w:tabs>
+        <w:ind w:left="3600" w:hanging="360"/>
+      </w:pPr>
+      <w:rPr>
+        <w:rFonts w:ascii="Wingdings" w:hAnsi="Wingdings" w:hint="default"/>
+        <w:sz w:val="20"/>
+      </w:rPr>
+    </w:lvl>
+    <w:lvl w:ilvl="5" w:tentative="1">
+      <w:start w:val="1"/>
+      <w:numFmt w:val="bullet"/>
+      <w:lvlText w:val=""/>
+      <w:lvlJc w:val="left"/>
+      <w:pPr>
+        <w:tabs>
+          <w:tab w:val="num" w:pos="4320"/>
+        </w:tabs>
+        <w:ind w:left="4320" w:hanging="360"/>
+      </w:pPr>
+      <w:rPr>
+        <w:rFonts w:ascii="Wingdings" w:hAnsi="Wingdings" w:hint="default"/>
+        <w:sz w:val="20"/>
+      </w:rPr>
+    </w:lvl>
+    <w:lvl w:ilvl="6" w:tentative="1">
+      <w:start w:val="1"/>
+      <w:numFmt w:val="bullet"/>
+      <w:lvlText w:val=""/>
+      <w:lvlJc w:val="left"/>
+      <w:pPr>
+        <w:tabs>
+          <w:tab w:val="num" w:pos="5040"/>
+        </w:tabs>
+        <w:ind w:left="5040" w:hanging="360"/>
+      </w:pPr>
+      <w:rPr>
+        <w:rFonts w:ascii="Wingdings" w:hAnsi="Wingdings" w:hint="default"/>
+        <w:sz w:val="20"/>
+      </w:rPr>
+    </w:lvl>
+    <w:lvl w:ilvl="7" w:tentative="1">
+      <w:start w:val="1"/>
+      <w:numFmt w:val="bullet"/>
+      <w:lvlText w:val=""/>
+      <w:lvlJc w:val="left"/>
+      <w:pPr>
+        <w:tabs>
+          <w:tab w:val="num" w:pos="5760"/>
+        </w:tabs>
+        <w:ind w:left="5760" w:hanging="360"/>
+      </w:pPr>
+      <w:rPr>
+        <w:rFonts w:ascii="Wingdings" w:hAnsi="Wingdings" w:hint="default"/>
+        <w:sz w:val="20"/>
+      </w:rPr>
+    </w:lvl>
+    <w:lvl w:ilvl="8" w:tentative="1">
+      <w:start w:val="1"/>
+      <w:numFmt w:val="bullet"/>
+      <w:lvlText w:val=""/>
+      <w:lvlJc w:val="left"/>
+      <w:pPr>
+        <w:tabs>
+          <w:tab w:val="num" w:pos="6480"/>
+        </w:tabs>
+        <w:ind w:left="6480" w:hanging="360"/>
+      </w:pPr>
+      <w:rPr>
+        <w:rFonts w:ascii="Wingdings" w:hAnsi="Wingdings" w:hint="default"/>
+        <w:sz w:val="20"/>
+      </w:rPr>
+    </w:lvl>
+  </w:abstractNum>
+  <w:abstractNum w:abstractNumId="1" w15:restartNumberingAfterBreak="0">
+    <w:nsid w:val="070C17EC"/>
+    <w:multiLevelType w:val="hybridMultilevel"/>
+    <w:tmpl w:val="EB3A8DDC"/>
+    <w:lvl w:ilvl="0" w:tplc="300A000F">
+      <w:start w:val="1"/>
+      <w:numFmt w:val="decimal"/>
+      <w:lvlText w:val="%1."/>
+      <w:lvlJc w:val="left"/>
+      <w:pPr>
+        <w:ind w:left="720" w:hanging="360"/>
+      </w:pPr>
+      <w:rPr>
+        <w:rFonts w:hint="default"/>
+      </w:rPr>
+    </w:lvl>
+    <w:lvl w:ilvl="1" w:tplc="300A0019" w:tentative="1">
+      <w:start w:val="1"/>
+      <w:numFmt w:val="lowerLetter"/>
+      <w:lvlText w:val="%2."/>
+      <w:lvlJc w:val="left"/>
+      <w:pPr>
+        <w:ind w:left="1440" w:hanging="360"/>
+      </w:pPr>
+    </w:lvl>
+    <w:lvl w:ilvl="2" w:tplc="300A001B" w:tentative="1">
+      <w:start w:val="1"/>
+      <w:numFmt w:val="lowerRoman"/>
+      <w:lvlText w:val="%3."/>
+      <w:lvlJc w:val="right"/>
+      <w:pPr>
+        <w:ind w:left="2160" w:hanging="180"/>
+      </w:pPr>
+    </w:lvl>
+    <w:lvl w:ilvl="3" w:tplc="300A000F" w:tentative="1">
+      <w:start w:val="1"/>
+      <w:numFmt w:val="decimal"/>
+      <w:lvlText w:val="%4."/>
+      <w:lvlJc w:val="left"/>
+      <w:pPr>
+        <w:ind w:left="2880" w:hanging="360"/>
+      </w:pPr>
+    </w:lvl>
+    <w:lvl w:ilvl="4" w:tplc="300A0019" w:tentative="1">
+      <w:start w:val="1"/>
+      <w:numFmt w:val="lowerLetter"/>
+      <w:lvlText w:val="%5."/>
+      <w:lvlJc w:val="left"/>
+      <w:pPr>
+        <w:ind w:left="3600" w:hanging="360"/>
+      </w:pPr>
+    </w:lvl>
+    <w:lvl w:ilvl="5" w:tplc="300A001B" w:tentative="1">
+      <w:start w:val="1"/>
+      <w:numFmt w:val="lowerRoman"/>
+      <w:lvlText w:val="%6."/>
+      <w:lvlJc w:val="right"/>
+      <w:pPr>
+        <w:ind w:left="4320" w:hanging="180"/>
+      </w:pPr>
+    </w:lvl>
+    <w:lvl w:ilvl="6" w:tplc="300A000F" w:tentative="1">
+      <w:start w:val="1"/>
+      <w:numFmt w:val="decimal"/>
+      <w:lvlText w:val="%7."/>
+      <w:lvlJc w:val="left"/>
+      <w:pPr>
+        <w:ind w:left="5040" w:hanging="360"/>
+      </w:pPr>
+    </w:lvl>
+    <w:lvl w:ilvl="7" w:tplc="300A0019" w:tentative="1">
+      <w:start w:val="1"/>
+      <w:numFmt w:val="lowerLetter"/>
+      <w:lvlText w:val="%8."/>
+      <w:lvlJc w:val="left"/>
+      <w:pPr>
+        <w:ind w:left="5760" w:hanging="360"/>
+      </w:pPr>
+    </w:lvl>
+    <w:lvl w:ilvl="8" w:tplc="300A001B" w:tentative="1">
+      <w:start w:val="1"/>
+      <w:numFmt w:val="lowerRoman"/>
+      <w:lvlText w:val="%9."/>
+      <w:lvlJc w:val="right"/>
+      <w:pPr>
+        <w:ind w:left="6480" w:hanging="180"/>
+      </w:pPr>
+    </w:lvl>
+  </w:abstractNum>
+  <w:abstractNum w:abstractNumId="2" w15:restartNumberingAfterBreak="0">
     <w:nsid w:val="0873624E"/>
     <w:multiLevelType w:val="hybridMultilevel"/>
     <w:tmpl w:val="11A0A29C"/>
@@ -1214,7 +2500,7 @@
       </w:rPr>
     </w:lvl>
   </w:abstractNum>
-  <w:abstractNum w:abstractNumId="1" w15:restartNumberingAfterBreak="0">
+  <w:abstractNum w:abstractNumId="3" w15:restartNumberingAfterBreak="0">
     <w:nsid w:val="0886246C"/>
     <w:multiLevelType w:val="hybridMultilevel"/>
     <w:tmpl w:val="F640BF86"/>
@@ -1326,7 +2612,209 @@
       </w:rPr>
     </w:lvl>
   </w:abstractNum>
-  <w:abstractNum w:abstractNumId="2" w15:restartNumberingAfterBreak="0">
+  <w:abstractNum w:abstractNumId="4" w15:restartNumberingAfterBreak="0">
+    <w:nsid w:val="092874C7"/>
+    <w:multiLevelType w:val="multilevel"/>
+    <w:tmpl w:val="9E5CC386"/>
+    <w:lvl w:ilvl="0">
+      <w:start w:val="1"/>
+      <w:numFmt w:val="decimal"/>
+      <w:lvlText w:val="%1."/>
+      <w:lvlJc w:val="left"/>
+      <w:pPr>
+        <w:tabs>
+          <w:tab w:val="num" w:pos="720"/>
+        </w:tabs>
+        <w:ind w:left="720" w:hanging="360"/>
+      </w:pPr>
+    </w:lvl>
+    <w:lvl w:ilvl="1" w:tentative="1">
+      <w:start w:val="1"/>
+      <w:numFmt w:val="decimal"/>
+      <w:lvlText w:val="%2."/>
+      <w:lvlJc w:val="left"/>
+      <w:pPr>
+        <w:tabs>
+          <w:tab w:val="num" w:pos="1440"/>
+        </w:tabs>
+        <w:ind w:left="1440" w:hanging="360"/>
+      </w:pPr>
+    </w:lvl>
+    <w:lvl w:ilvl="2" w:tentative="1">
+      <w:start w:val="1"/>
+      <w:numFmt w:val="decimal"/>
+      <w:lvlText w:val="%3."/>
+      <w:lvlJc w:val="left"/>
+      <w:pPr>
+        <w:tabs>
+          <w:tab w:val="num" w:pos="2160"/>
+        </w:tabs>
+        <w:ind w:left="2160" w:hanging="360"/>
+      </w:pPr>
+    </w:lvl>
+    <w:lvl w:ilvl="3" w:tentative="1">
+      <w:start w:val="1"/>
+      <w:numFmt w:val="decimal"/>
+      <w:lvlText w:val="%4."/>
+      <w:lvlJc w:val="left"/>
+      <w:pPr>
+        <w:tabs>
+          <w:tab w:val="num" w:pos="2880"/>
+        </w:tabs>
+        <w:ind w:left="2880" w:hanging="360"/>
+      </w:pPr>
+    </w:lvl>
+    <w:lvl w:ilvl="4" w:tentative="1">
+      <w:start w:val="1"/>
+      <w:numFmt w:val="decimal"/>
+      <w:lvlText w:val="%5."/>
+      <w:lvlJc w:val="left"/>
+      <w:pPr>
+        <w:tabs>
+          <w:tab w:val="num" w:pos="3600"/>
+        </w:tabs>
+        <w:ind w:left="3600" w:hanging="360"/>
+      </w:pPr>
+    </w:lvl>
+    <w:lvl w:ilvl="5" w:tentative="1">
+      <w:start w:val="1"/>
+      <w:numFmt w:val="decimal"/>
+      <w:lvlText w:val="%6."/>
+      <w:lvlJc w:val="left"/>
+      <w:pPr>
+        <w:tabs>
+          <w:tab w:val="num" w:pos="4320"/>
+        </w:tabs>
+        <w:ind w:left="4320" w:hanging="360"/>
+      </w:pPr>
+    </w:lvl>
+    <w:lvl w:ilvl="6" w:tentative="1">
+      <w:start w:val="1"/>
+      <w:numFmt w:val="decimal"/>
+      <w:lvlText w:val="%7."/>
+      <w:lvlJc w:val="left"/>
+      <w:pPr>
+        <w:tabs>
+          <w:tab w:val="num" w:pos="5040"/>
+        </w:tabs>
+        <w:ind w:left="5040" w:hanging="360"/>
+      </w:pPr>
+    </w:lvl>
+    <w:lvl w:ilvl="7" w:tentative="1">
+      <w:start w:val="1"/>
+      <w:numFmt w:val="decimal"/>
+      <w:lvlText w:val="%8."/>
+      <w:lvlJc w:val="left"/>
+      <w:pPr>
+        <w:tabs>
+          <w:tab w:val="num" w:pos="5760"/>
+        </w:tabs>
+        <w:ind w:left="5760" w:hanging="360"/>
+      </w:pPr>
+    </w:lvl>
+    <w:lvl w:ilvl="8" w:tentative="1">
+      <w:start w:val="1"/>
+      <w:numFmt w:val="decimal"/>
+      <w:lvlText w:val="%9."/>
+      <w:lvlJc w:val="left"/>
+      <w:pPr>
+        <w:tabs>
+          <w:tab w:val="num" w:pos="6480"/>
+        </w:tabs>
+        <w:ind w:left="6480" w:hanging="360"/>
+      </w:pPr>
+    </w:lvl>
+  </w:abstractNum>
+  <w:abstractNum w:abstractNumId="5" w15:restartNumberingAfterBreak="0">
+    <w:nsid w:val="0AD2498E"/>
+    <w:multiLevelType w:val="hybridMultilevel"/>
+    <w:tmpl w:val="90C0BE98"/>
+    <w:lvl w:ilvl="0" w:tplc="F32EF722">
+      <w:start w:val="1"/>
+      <w:numFmt w:val="lowerLetter"/>
+      <w:lvlText w:val="%1)"/>
+      <w:lvlJc w:val="left"/>
+      <w:pPr>
+        <w:ind w:left="644" w:hanging="360"/>
+      </w:pPr>
+      <w:rPr>
+        <w:rFonts w:hint="default"/>
+      </w:rPr>
+    </w:lvl>
+    <w:lvl w:ilvl="1" w:tplc="300A0019" w:tentative="1">
+      <w:start w:val="1"/>
+      <w:numFmt w:val="lowerLetter"/>
+      <w:lvlText w:val="%2."/>
+      <w:lvlJc w:val="left"/>
+      <w:pPr>
+        <w:ind w:left="1364" w:hanging="360"/>
+      </w:pPr>
+    </w:lvl>
+    <w:lvl w:ilvl="2" w:tplc="300A001B" w:tentative="1">
+      <w:start w:val="1"/>
+      <w:numFmt w:val="lowerRoman"/>
+      <w:lvlText w:val="%3."/>
+      <w:lvlJc w:val="right"/>
+      <w:pPr>
+        <w:ind w:left="2084" w:hanging="180"/>
+      </w:pPr>
+    </w:lvl>
+    <w:lvl w:ilvl="3" w:tplc="300A000F" w:tentative="1">
+      <w:start w:val="1"/>
+      <w:numFmt w:val="decimal"/>
+      <w:lvlText w:val="%4."/>
+      <w:lvlJc w:val="left"/>
+      <w:pPr>
+        <w:ind w:left="2804" w:hanging="360"/>
+      </w:pPr>
+    </w:lvl>
+    <w:lvl w:ilvl="4" w:tplc="300A0019" w:tentative="1">
+      <w:start w:val="1"/>
+      <w:numFmt w:val="lowerLetter"/>
+      <w:lvlText w:val="%5."/>
+      <w:lvlJc w:val="left"/>
+      <w:pPr>
+        <w:ind w:left="3524" w:hanging="360"/>
+      </w:pPr>
+    </w:lvl>
+    <w:lvl w:ilvl="5" w:tplc="300A001B" w:tentative="1">
+      <w:start w:val="1"/>
+      <w:numFmt w:val="lowerRoman"/>
+      <w:lvlText w:val="%6."/>
+      <w:lvlJc w:val="right"/>
+      <w:pPr>
+        <w:ind w:left="4244" w:hanging="180"/>
+      </w:pPr>
+    </w:lvl>
+    <w:lvl w:ilvl="6" w:tplc="300A000F" w:tentative="1">
+      <w:start w:val="1"/>
+      <w:numFmt w:val="decimal"/>
+      <w:lvlText w:val="%7."/>
+      <w:lvlJc w:val="left"/>
+      <w:pPr>
+        <w:ind w:left="4964" w:hanging="360"/>
+      </w:pPr>
+    </w:lvl>
+    <w:lvl w:ilvl="7" w:tplc="300A0019" w:tentative="1">
+      <w:start w:val="1"/>
+      <w:numFmt w:val="lowerLetter"/>
+      <w:lvlText w:val="%8."/>
+      <w:lvlJc w:val="left"/>
+      <w:pPr>
+        <w:ind w:left="5684" w:hanging="360"/>
+      </w:pPr>
+    </w:lvl>
+    <w:lvl w:ilvl="8" w:tplc="300A001B" w:tentative="1">
+      <w:start w:val="1"/>
+      <w:numFmt w:val="lowerRoman"/>
+      <w:lvlText w:val="%9."/>
+      <w:lvlJc w:val="right"/>
+      <w:pPr>
+        <w:ind w:left="6404" w:hanging="180"/>
+      </w:pPr>
+    </w:lvl>
+  </w:abstractNum>
+  <w:abstractNum w:abstractNumId="6" w15:restartNumberingAfterBreak="0">
     <w:nsid w:val="0D675EBD"/>
     <w:multiLevelType w:val="hybridMultilevel"/>
     <w:tmpl w:val="A4F606A2"/>
@@ -1439,7 +2927,120 @@
       </w:rPr>
     </w:lvl>
   </w:abstractNum>
-  <w:abstractNum w:abstractNumId="3" w15:restartNumberingAfterBreak="0">
+  <w:abstractNum w:abstractNumId="7" w15:restartNumberingAfterBreak="0">
+    <w:nsid w:val="174F72AA"/>
+    <w:multiLevelType w:val="hybridMultilevel"/>
+    <w:tmpl w:val="69B6E7D8"/>
+    <w:lvl w:ilvl="0" w:tplc="300A0001">
+      <w:start w:val="1"/>
+      <w:numFmt w:val="bullet"/>
+      <w:lvlText w:val=""/>
+      <w:lvlJc w:val="left"/>
+      <w:pPr>
+        <w:ind w:left="1004" w:hanging="360"/>
+      </w:pPr>
+      <w:rPr>
+        <w:rFonts w:ascii="Symbol" w:hAnsi="Symbol" w:hint="default"/>
+      </w:rPr>
+    </w:lvl>
+    <w:lvl w:ilvl="1" w:tplc="300A0003" w:tentative="1">
+      <w:start w:val="1"/>
+      <w:numFmt w:val="bullet"/>
+      <w:lvlText w:val="o"/>
+      <w:lvlJc w:val="left"/>
+      <w:pPr>
+        <w:ind w:left="1724" w:hanging="360"/>
+      </w:pPr>
+      <w:rPr>
+        <w:rFonts w:ascii="Courier New" w:hAnsi="Courier New" w:cs="Courier New" w:hint="default"/>
+      </w:rPr>
+    </w:lvl>
+    <w:lvl w:ilvl="2" w:tplc="300A0005" w:tentative="1">
+      <w:start w:val="1"/>
+      <w:numFmt w:val="bullet"/>
+      <w:lvlText w:val=""/>
+      <w:lvlJc w:val="left"/>
+      <w:pPr>
+        <w:ind w:left="2444" w:hanging="360"/>
+      </w:pPr>
+      <w:rPr>
+        <w:rFonts w:ascii="Wingdings" w:hAnsi="Wingdings" w:hint="default"/>
+      </w:rPr>
+    </w:lvl>
+    <w:lvl w:ilvl="3" w:tplc="300A0001" w:tentative="1">
+      <w:start w:val="1"/>
+      <w:numFmt w:val="bullet"/>
+      <w:lvlText w:val=""/>
+      <w:lvlJc w:val="left"/>
+      <w:pPr>
+        <w:ind w:left="3164" w:hanging="360"/>
+      </w:pPr>
+      <w:rPr>
+        <w:rFonts w:ascii="Symbol" w:hAnsi="Symbol" w:hint="default"/>
+      </w:rPr>
+    </w:lvl>
+    <w:lvl w:ilvl="4" w:tplc="300A0003" w:tentative="1">
+      <w:start w:val="1"/>
+      <w:numFmt w:val="bullet"/>
+      <w:lvlText w:val="o"/>
+      <w:lvlJc w:val="left"/>
+      <w:pPr>
+        <w:ind w:left="3884" w:hanging="360"/>
+      </w:pPr>
+      <w:rPr>
+        <w:rFonts w:ascii="Courier New" w:hAnsi="Courier New" w:cs="Courier New" w:hint="default"/>
+      </w:rPr>
+    </w:lvl>
+    <w:lvl w:ilvl="5" w:tplc="300A0005" w:tentative="1">
+      <w:start w:val="1"/>
+      <w:numFmt w:val="bullet"/>
+      <w:lvlText w:val=""/>
+      <w:lvlJc w:val="left"/>
+      <w:pPr>
+        <w:ind w:left="4604" w:hanging="360"/>
+      </w:pPr>
+      <w:rPr>
+        <w:rFonts w:ascii="Wingdings" w:hAnsi="Wingdings" w:hint="default"/>
+      </w:rPr>
+    </w:lvl>
+    <w:lvl w:ilvl="6" w:tplc="300A0001" w:tentative="1">
+      <w:start w:val="1"/>
+      <w:numFmt w:val="bullet"/>
+      <w:lvlText w:val=""/>
+      <w:lvlJc w:val="left"/>
+      <w:pPr>
+        <w:ind w:left="5324" w:hanging="360"/>
+      </w:pPr>
+      <w:rPr>
+        <w:rFonts w:ascii="Symbol" w:hAnsi="Symbol" w:hint="default"/>
+      </w:rPr>
+    </w:lvl>
+    <w:lvl w:ilvl="7" w:tplc="300A0003" w:tentative="1">
+      <w:start w:val="1"/>
+      <w:numFmt w:val="bullet"/>
+      <w:lvlText w:val="o"/>
+      <w:lvlJc w:val="left"/>
+      <w:pPr>
+        <w:ind w:left="6044" w:hanging="360"/>
+      </w:pPr>
+      <w:rPr>
+        <w:rFonts w:ascii="Courier New" w:hAnsi="Courier New" w:cs="Courier New" w:hint="default"/>
+      </w:rPr>
+    </w:lvl>
+    <w:lvl w:ilvl="8" w:tplc="300A0005" w:tentative="1">
+      <w:start w:val="1"/>
+      <w:numFmt w:val="bullet"/>
+      <w:lvlText w:val=""/>
+      <w:lvlJc w:val="left"/>
+      <w:pPr>
+        <w:ind w:left="6764" w:hanging="360"/>
+      </w:pPr>
+      <w:rPr>
+        <w:rFonts w:ascii="Wingdings" w:hAnsi="Wingdings" w:hint="default"/>
+      </w:rPr>
+    </w:lvl>
+  </w:abstractNum>
+  <w:abstractNum w:abstractNumId="8" w15:restartNumberingAfterBreak="0">
     <w:nsid w:val="17FC4889"/>
     <w:multiLevelType w:val="hybridMultilevel"/>
     <w:tmpl w:val="7CF64522"/>
@@ -1525,7 +3126,7 @@
       </w:pPr>
     </w:lvl>
   </w:abstractNum>
-  <w:abstractNum w:abstractNumId="4" w15:restartNumberingAfterBreak="0">
+  <w:abstractNum w:abstractNumId="9" w15:restartNumberingAfterBreak="0">
     <w:nsid w:val="2AA254E5"/>
     <w:multiLevelType w:val="hybridMultilevel"/>
     <w:tmpl w:val="9C48F2CC"/>
@@ -1614,7 +3215,7 @@
       </w:pPr>
     </w:lvl>
   </w:abstractNum>
-  <w:abstractNum w:abstractNumId="5" w15:restartNumberingAfterBreak="0">
+  <w:abstractNum w:abstractNumId="10" w15:restartNumberingAfterBreak="0">
     <w:nsid w:val="2AAD7687"/>
     <w:multiLevelType w:val="hybridMultilevel"/>
     <w:tmpl w:val="E3F27ABA"/>
@@ -1703,7 +3304,7 @@
       </w:pPr>
     </w:lvl>
   </w:abstractNum>
-  <w:abstractNum w:abstractNumId="6" w15:restartNumberingAfterBreak="0">
+  <w:abstractNum w:abstractNumId="11" w15:restartNumberingAfterBreak="0">
     <w:nsid w:val="30252D2D"/>
     <w:multiLevelType w:val="hybridMultilevel"/>
     <w:tmpl w:val="A874E790"/>
@@ -1792,7 +3393,7 @@
       </w:pPr>
     </w:lvl>
   </w:abstractNum>
-  <w:abstractNum w:abstractNumId="7" w15:restartNumberingAfterBreak="0">
+  <w:abstractNum w:abstractNumId="12" w15:restartNumberingAfterBreak="0">
     <w:nsid w:val="32227DA2"/>
     <w:multiLevelType w:val="hybridMultilevel"/>
     <w:tmpl w:val="B07C08A0"/>
@@ -1904,7 +3505,7 @@
       </w:rPr>
     </w:lvl>
   </w:abstractNum>
-  <w:abstractNum w:abstractNumId="8" w15:restartNumberingAfterBreak="0">
+  <w:abstractNum w:abstractNumId="13" w15:restartNumberingAfterBreak="0">
     <w:nsid w:val="355F4C3C"/>
     <w:multiLevelType w:val="hybridMultilevel"/>
     <w:tmpl w:val="D1E4BB76"/>
@@ -2017,7 +3618,7 @@
       </w:rPr>
     </w:lvl>
   </w:abstractNum>
-  <w:abstractNum w:abstractNumId="9" w15:restartNumberingAfterBreak="0">
+  <w:abstractNum w:abstractNumId="14" w15:restartNumberingAfterBreak="0">
     <w:nsid w:val="37B30D19"/>
     <w:multiLevelType w:val="hybridMultilevel"/>
     <w:tmpl w:val="39A493B6"/>
@@ -2129,7 +3730,7 @@
       </w:rPr>
     </w:lvl>
   </w:abstractNum>
-  <w:abstractNum w:abstractNumId="10" w15:restartNumberingAfterBreak="0">
+  <w:abstractNum w:abstractNumId="15" w15:restartNumberingAfterBreak="0">
     <w:nsid w:val="3ADD7423"/>
     <w:multiLevelType w:val="hybridMultilevel"/>
     <w:tmpl w:val="2E2CCA56"/>
@@ -2218,7 +3819,7 @@
       </w:pPr>
     </w:lvl>
   </w:abstractNum>
-  <w:abstractNum w:abstractNumId="11" w15:restartNumberingAfterBreak="0">
+  <w:abstractNum w:abstractNumId="16" w15:restartNumberingAfterBreak="0">
     <w:nsid w:val="3F38191E"/>
     <w:multiLevelType w:val="hybridMultilevel"/>
     <w:tmpl w:val="B542225E"/>
@@ -2331,7 +3932,96 @@
       </w:rPr>
     </w:lvl>
   </w:abstractNum>
-  <w:abstractNum w:abstractNumId="12" w15:restartNumberingAfterBreak="0">
+  <w:abstractNum w:abstractNumId="17" w15:restartNumberingAfterBreak="0">
+    <w:nsid w:val="403D2044"/>
+    <w:multiLevelType w:val="hybridMultilevel"/>
+    <w:tmpl w:val="EB3A8DDC"/>
+    <w:lvl w:ilvl="0" w:tplc="FFFFFFFF">
+      <w:start w:val="1"/>
+      <w:numFmt w:val="decimal"/>
+      <w:lvlText w:val="%1."/>
+      <w:lvlJc w:val="left"/>
+      <w:pPr>
+        <w:ind w:left="720" w:hanging="360"/>
+      </w:pPr>
+      <w:rPr>
+        <w:rFonts w:hint="default"/>
+      </w:rPr>
+    </w:lvl>
+    <w:lvl w:ilvl="1" w:tplc="FFFFFFFF" w:tentative="1">
+      <w:start w:val="1"/>
+      <w:numFmt w:val="lowerLetter"/>
+      <w:lvlText w:val="%2."/>
+      <w:lvlJc w:val="left"/>
+      <w:pPr>
+        <w:ind w:left="1440" w:hanging="360"/>
+      </w:pPr>
+    </w:lvl>
+    <w:lvl w:ilvl="2" w:tplc="FFFFFFFF" w:tentative="1">
+      <w:start w:val="1"/>
+      <w:numFmt w:val="lowerRoman"/>
+      <w:lvlText w:val="%3."/>
+      <w:lvlJc w:val="right"/>
+      <w:pPr>
+        <w:ind w:left="2160" w:hanging="180"/>
+      </w:pPr>
+    </w:lvl>
+    <w:lvl w:ilvl="3" w:tplc="FFFFFFFF" w:tentative="1">
+      <w:start w:val="1"/>
+      <w:numFmt w:val="decimal"/>
+      <w:lvlText w:val="%4."/>
+      <w:lvlJc w:val="left"/>
+      <w:pPr>
+        <w:ind w:left="2880" w:hanging="360"/>
+      </w:pPr>
+    </w:lvl>
+    <w:lvl w:ilvl="4" w:tplc="FFFFFFFF" w:tentative="1">
+      <w:start w:val="1"/>
+      <w:numFmt w:val="lowerLetter"/>
+      <w:lvlText w:val="%5."/>
+      <w:lvlJc w:val="left"/>
+      <w:pPr>
+        <w:ind w:left="3600" w:hanging="360"/>
+      </w:pPr>
+    </w:lvl>
+    <w:lvl w:ilvl="5" w:tplc="FFFFFFFF" w:tentative="1">
+      <w:start w:val="1"/>
+      <w:numFmt w:val="lowerRoman"/>
+      <w:lvlText w:val="%6."/>
+      <w:lvlJc w:val="right"/>
+      <w:pPr>
+        <w:ind w:left="4320" w:hanging="180"/>
+      </w:pPr>
+    </w:lvl>
+    <w:lvl w:ilvl="6" w:tplc="FFFFFFFF" w:tentative="1">
+      <w:start w:val="1"/>
+      <w:numFmt w:val="decimal"/>
+      <w:lvlText w:val="%7."/>
+      <w:lvlJc w:val="left"/>
+      <w:pPr>
+        <w:ind w:left="5040" w:hanging="360"/>
+      </w:pPr>
+    </w:lvl>
+    <w:lvl w:ilvl="7" w:tplc="FFFFFFFF" w:tentative="1">
+      <w:start w:val="1"/>
+      <w:numFmt w:val="lowerLetter"/>
+      <w:lvlText w:val="%8."/>
+      <w:lvlJc w:val="left"/>
+      <w:pPr>
+        <w:ind w:left="5760" w:hanging="360"/>
+      </w:pPr>
+    </w:lvl>
+    <w:lvl w:ilvl="8" w:tplc="FFFFFFFF" w:tentative="1">
+      <w:start w:val="1"/>
+      <w:numFmt w:val="lowerRoman"/>
+      <w:lvlText w:val="%9."/>
+      <w:lvlJc w:val="right"/>
+      <w:pPr>
+        <w:ind w:left="6480" w:hanging="180"/>
+      </w:pPr>
+    </w:lvl>
+  </w:abstractNum>
+  <w:abstractNum w:abstractNumId="18" w15:restartNumberingAfterBreak="0">
     <w:nsid w:val="40861966"/>
     <w:multiLevelType w:val="hybridMultilevel"/>
     <w:tmpl w:val="2DA475D4"/>
@@ -2417,7 +4107,7 @@
       </w:pPr>
     </w:lvl>
   </w:abstractNum>
-  <w:abstractNum w:abstractNumId="13" w15:restartNumberingAfterBreak="0">
+  <w:abstractNum w:abstractNumId="19" w15:restartNumberingAfterBreak="0">
     <w:nsid w:val="4DA44224"/>
     <w:multiLevelType w:val="hybridMultilevel"/>
     <w:tmpl w:val="408A6C78"/>
@@ -2530,7 +4220,7 @@
       </w:rPr>
     </w:lvl>
   </w:abstractNum>
-  <w:abstractNum w:abstractNumId="14" w15:restartNumberingAfterBreak="0">
+  <w:abstractNum w:abstractNumId="20" w15:restartNumberingAfterBreak="0">
     <w:nsid w:val="4DC66612"/>
     <w:multiLevelType w:val="hybridMultilevel"/>
     <w:tmpl w:val="3F308D80"/>
@@ -2643,7 +4333,7 @@
       </w:rPr>
     </w:lvl>
   </w:abstractNum>
-  <w:abstractNum w:abstractNumId="15" w15:restartNumberingAfterBreak="0">
+  <w:abstractNum w:abstractNumId="21" w15:restartNumberingAfterBreak="0">
     <w:nsid w:val="54545A1A"/>
     <w:multiLevelType w:val="hybridMultilevel"/>
     <w:tmpl w:val="D9924C80"/>
@@ -2756,7 +4446,7 @@
       </w:rPr>
     </w:lvl>
   </w:abstractNum>
-  <w:abstractNum w:abstractNumId="16" w15:restartNumberingAfterBreak="0">
+  <w:abstractNum w:abstractNumId="22" w15:restartNumberingAfterBreak="0">
     <w:nsid w:val="5ECE41A4"/>
     <w:multiLevelType w:val="hybridMultilevel"/>
     <w:tmpl w:val="1D9A1BC0"/>
@@ -2868,7 +4558,7 @@
       </w:rPr>
     </w:lvl>
   </w:abstractNum>
-  <w:abstractNum w:abstractNumId="17" w15:restartNumberingAfterBreak="0">
+  <w:abstractNum w:abstractNumId="23" w15:restartNumberingAfterBreak="0">
     <w:nsid w:val="63F44CA6"/>
     <w:multiLevelType w:val="hybridMultilevel"/>
     <w:tmpl w:val="95069528"/>
@@ -2980,7 +4670,7 @@
       </w:rPr>
     </w:lvl>
   </w:abstractNum>
-  <w:abstractNum w:abstractNumId="18" w15:restartNumberingAfterBreak="0">
+  <w:abstractNum w:abstractNumId="24" w15:restartNumberingAfterBreak="0">
     <w:nsid w:val="6DC43A3B"/>
     <w:multiLevelType w:val="hybridMultilevel"/>
     <w:tmpl w:val="63F2C982"/>
@@ -3093,66 +4783,92 @@
     </w:lvl>
   </w:abstractNum>
   <w:num w:numId="1" w16cid:durableId="94399976">
+    <w:abstractNumId w:val="21"/>
+  </w:num>
+  <w:num w:numId="2" w16cid:durableId="547373282">
+    <w:abstractNumId w:val="12"/>
+  </w:num>
+  <w:num w:numId="3" w16cid:durableId="1807894307">
+    <w:abstractNumId w:val="3"/>
+  </w:num>
+  <w:num w:numId="4" w16cid:durableId="1473715557">
+    <w:abstractNumId w:val="2"/>
+  </w:num>
+  <w:num w:numId="5" w16cid:durableId="1411273880">
+    <w:abstractNumId w:val="10"/>
+  </w:num>
+  <w:num w:numId="6" w16cid:durableId="434716607">
+    <w:abstractNumId w:val="14"/>
+  </w:num>
+  <w:num w:numId="7" w16cid:durableId="1161699833">
+    <w:abstractNumId w:val="24"/>
+  </w:num>
+  <w:num w:numId="8" w16cid:durableId="1925799003">
+    <w:abstractNumId w:val="11"/>
+  </w:num>
+  <w:num w:numId="9" w16cid:durableId="1502356467">
     <w:abstractNumId w:val="15"/>
   </w:num>
-  <w:num w:numId="2" w16cid:durableId="547373282">
+  <w:num w:numId="10" w16cid:durableId="1372149889">
+    <w:abstractNumId w:val="16"/>
+  </w:num>
+  <w:num w:numId="11" w16cid:durableId="398091176">
+    <w:abstractNumId w:val="22"/>
+  </w:num>
+  <w:num w:numId="12" w16cid:durableId="1894072941">
+    <w:abstractNumId w:val="23"/>
+  </w:num>
+  <w:num w:numId="13" w16cid:durableId="447894887">
+    <w:abstractNumId w:val="20"/>
+  </w:num>
+  <w:num w:numId="14" w16cid:durableId="701127590">
+    <w:abstractNumId w:val="13"/>
+  </w:num>
+  <w:num w:numId="15" w16cid:durableId="710496914">
+    <w:abstractNumId w:val="19"/>
+  </w:num>
+  <w:num w:numId="16" w16cid:durableId="1695881194">
+    <w:abstractNumId w:val="9"/>
+  </w:num>
+  <w:num w:numId="17" w16cid:durableId="823619502">
+    <w:abstractNumId w:val="8"/>
+  </w:num>
+  <w:num w:numId="18" w16cid:durableId="630017353">
+    <w:abstractNumId w:val="8"/>
+  </w:num>
+  <w:num w:numId="19" w16cid:durableId="994604432">
+    <w:abstractNumId w:val="6"/>
+  </w:num>
+  <w:num w:numId="20" w16cid:durableId="1903250744">
+    <w:abstractNumId w:val="18"/>
+  </w:num>
+  <w:num w:numId="21" w16cid:durableId="1148473732">
+    <w:abstractNumId w:val="1"/>
+  </w:num>
+  <w:num w:numId="22" w16cid:durableId="450444520">
+    <w:abstractNumId w:val="17"/>
+  </w:num>
+  <w:num w:numId="23" w16cid:durableId="597450975">
     <w:abstractNumId w:val="7"/>
   </w:num>
-  <w:num w:numId="3" w16cid:durableId="1807894307">
-    <w:abstractNumId w:val="1"/>
+  <w:num w:numId="24" w16cid:durableId="1526938754">
+    <w:abstractNumId w:val="5"/>
   </w:num>
-  <w:num w:numId="4" w16cid:durableId="1473715557">
+  <w:num w:numId="25" w16cid:durableId="890069717">
     <w:abstractNumId w:val="0"/>
   </w:num>
-  <w:num w:numId="5" w16cid:durableId="1411273880">
-    <w:abstractNumId w:val="5"/>
-  </w:num>
-  <w:num w:numId="6" w16cid:durableId="434716607">
-    <w:abstractNumId w:val="9"/>
-  </w:num>
-  <w:num w:numId="7" w16cid:durableId="1161699833">
-    <w:abstractNumId w:val="18"/>
-  </w:num>
-  <w:num w:numId="8" w16cid:durableId="1925799003">
-    <w:abstractNumId w:val="6"/>
-  </w:num>
-  <w:num w:numId="9" w16cid:durableId="1502356467">
-    <w:abstractNumId w:val="10"/>
-  </w:num>
-  <w:num w:numId="10" w16cid:durableId="1372149889">
-    <w:abstractNumId w:val="11"/>
-  </w:num>
-  <w:num w:numId="11" w16cid:durableId="398091176">
-    <w:abstractNumId w:val="16"/>
-  </w:num>
-  <w:num w:numId="12" w16cid:durableId="1894072941">
-    <w:abstractNumId w:val="17"/>
-  </w:num>
-  <w:num w:numId="13" w16cid:durableId="447894887">
-    <w:abstractNumId w:val="14"/>
-  </w:num>
-  <w:num w:numId="14" w16cid:durableId="701127590">
-    <w:abstractNumId w:val="8"/>
-  </w:num>
-  <w:num w:numId="15" w16cid:durableId="710496914">
-    <w:abstractNumId w:val="13"/>
-  </w:num>
-  <w:num w:numId="16" w16cid:durableId="1695881194">
+  <w:num w:numId="26" w16cid:durableId="1002850677">
     <w:abstractNumId w:val="4"/>
   </w:num>
-  <w:num w:numId="17" w16cid:durableId="823619502">
-    <w:abstractNumId w:val="3"/>
-  </w:num>
-  <w:num w:numId="18" w16cid:durableId="630017353">
-    <w:abstractNumId w:val="3"/>
-  </w:num>
-  <w:num w:numId="19" w16cid:durableId="994604432">
-    <w:abstractNumId w:val="2"/>
-  </w:num>
-  <w:num w:numId="20" w16cid:durableId="1903250744">
-    <w:abstractNumId w:val="12"/>
-  </w:num>
 </w:numbering>
+</file>
+
+<file path=word/people.xml><?xml version="1.0" encoding="utf-8"?>
+<w15:people xmlns:wpc="http://schemas.microsoft.com/office/word/2010/wordprocessingCanvas" xmlns:cx="http://schemas.microsoft.com/office/drawing/2014/chartex" xmlns:cx1="http://schemas.microsoft.com/office/drawing/2015/9/8/chartex" xmlns:cx2="http://schemas.microsoft.com/office/drawing/2015/10/21/chartex" xmlns:cx3="http://schemas.microsoft.com/office/drawing/2016/5/9/chartex" xmlns:cx4="http://schemas.microsoft.com/office/drawing/2016/5/10/chartex" xmlns:cx5="http://schemas.microsoft.com/office/drawing/2016/5/11/chartex" xmlns:cx6="http://schemas.microsoft.com/office/drawing/2016/5/12/chartex" xmlns:cx7="http://schemas.microsoft.com/office/drawing/2016/5/13/chartex" xmlns:cx8="http://schemas.microsoft.com/office/drawing/2016/5/14/chartex" xmlns:mc="http://schemas.openxmlformats.org/markup-compatibility/2006" xmlns:aink="http://schemas.microsoft.com/office/drawing/2016/ink" xmlns:am3d="http://schemas.microsoft.com/office/drawing/2017/model3d" xmlns:o="urn:schemas-microsoft-com:office:office" xmlns:oel="http://schemas.microsoft.com/office/2019/extlst" xmlns:r="http://schemas.openxmlformats.org/officeDocument/2006/relationships" xmlns:m="http://schemas.openxmlformats.org/officeDocument/2006/math" xmlns:v="urn:schemas-microsoft-com:vml" xmlns:wp14="http://schemas.microsoft.com/office/word/2010/wordprocessingDrawing" xmlns:wp="http://schemas.openxmlformats.org/drawingml/2006/wordprocessingDrawing" xmlns:w10="urn:schemas-microsoft-com:office:word" xmlns:w="http://schemas.openxmlformats.org/wordprocessingml/2006/main" xmlns:w14="http://schemas.microsoft.com/office/word/2010/wordml" xmlns:w15="http://schemas.microsoft.com/office/word/2012/wordml" xmlns:w16cex="http://schemas.microsoft.com/office/word/2018/wordml/cex" xmlns:w16cid="http://schemas.microsoft.com/office/word/2016/wordml/cid" xmlns:w16="http://schemas.microsoft.com/office/word/2018/wordml" xmlns:w16du="http://schemas.microsoft.com/office/word/2023/wordml/word16du" xmlns:w16sdtdh="http://schemas.microsoft.com/office/word/2020/wordml/sdtdatahash" xmlns:w16sdtfl="http://schemas.microsoft.com/office/word/2024/wordml/sdtformatlock" xmlns:w16se="http://schemas.microsoft.com/office/word/2015/wordml/symex" xmlns:wpg="http://schemas.microsoft.com/office/word/2010/wordprocessingGroup" xmlns:wpi="http://schemas.microsoft.com/office/word/2010/wordprocessingInk" xmlns:wne="http://schemas.microsoft.com/office/word/2006/wordml" xmlns:wps="http://schemas.microsoft.com/office/word/2010/wordprocessingShape" mc:Ignorable="w14 w15 w16se w16cid w16 w16cex w16sdtdh w16sdtfl w16du wp14">
+  <w15:person w15:author="Rodriguez Diego">
+    <w15:presenceInfo w15:providerId="AD" w15:userId="S::drodriguez@fias.org.ec::dda8884d-f80f-4faf-9106-38081e540a93"/>
+  </w15:person>
+</w15:people>
 </file>
 
 <file path=word/styles.xml><?xml version="1.0" encoding="utf-8"?>
@@ -3583,7 +5299,9 @@
   </w:style>
   <w:style w:type="paragraph" w:styleId="Prrafodelista">
     <w:name w:val="List Paragraph"/>
+    <w:aliases w:val="TIT 2 IND"/>
     <w:basedOn w:val="Normal"/>
+    <w:link w:val="PrrafodelistaCar"/>
     <w:uiPriority w:val="34"/>
     <w:qFormat/>
     <w:rsid w:val="00FB6A94"/>
@@ -3793,6 +5511,27 @@
       <w:color w:val="666666"/>
     </w:rPr>
   </w:style>
+  <w:style w:type="character" w:customStyle="1" w:styleId="PrrafodelistaCar">
+    <w:name w:val="Párrafo de lista Car"/>
+    <w:aliases w:val="TIT 2 IND Car"/>
+    <w:link w:val="Prrafodelista"/>
+    <w:uiPriority w:val="34"/>
+    <w:rsid w:val="0041500A"/>
+    <w:rPr>
+      <w:rFonts w:ascii="Times New Roman" w:eastAsia="Times New Roman" w:hAnsi="Times New Roman"/>
+      <w:sz w:val="24"/>
+      <w:szCs w:val="24"/>
+      <w:lang w:val="es-ES" w:eastAsia="es-ES"/>
+    </w:rPr>
+  </w:style>
+  <w:style w:type="character" w:styleId="Nmerodelnea">
+    <w:name w:val="line number"/>
+    <w:basedOn w:val="Fuentedeprrafopredeter"/>
+    <w:uiPriority w:val="99"/>
+    <w:semiHidden/>
+    <w:unhideWhenUsed/>
+    <w:rsid w:val="005F18CC"/>
+  </w:style>
 </w:styles>
 </file>
 
@@ -3801,7 +5540,7 @@
   <w:docParts>
     <w:docPart>
       <w:docPartPr>
-        <w:name w:val="40E328AA18CC4708905E1A885BB88AA2"/>
+        <w:name w:val="DefaultPlaceholder_-1854013438"/>
         <w:category>
           <w:name w:val="General"/>
           <w:gallery w:val="placeholder"/>
@@ -3812,12 +5551,38 @@
         <w:behaviors>
           <w:behavior w:val="content"/>
         </w:behaviors>
-        <w:guid w:val="{6651BD06-27B4-419B-92ED-3A771007296C}"/>
+        <w:guid w:val="{65DEB14B-DA16-4B44-8210-55DEBF7230A7}"/>
+      </w:docPartPr>
+      <w:docPartBody>
+        <w:p>
+          <w:r>
+            <w:rPr>
+              <w:rStyle w:val="Textodelmarcadordeposicin"/>
+            </w:rPr>
+            <w:t>Elija un elemento.</w:t>
+          </w:r>
+        </w:p>
+      </w:docPartBody>
+    </w:docPart>
+    <w:docPart>
+      <w:docPartPr>
+        <w:name w:val="F9C880C5AD82408F9099DE7BC9871663"/>
+        <w:category>
+          <w:name w:val="General"/>
+          <w:gallery w:val="placeholder"/>
+        </w:category>
+        <w:types>
+          <w:type w:val="bbPlcHdr"/>
+        </w:types>
+        <w:behaviors>
+          <w:behavior w:val="content"/>
+        </w:behaviors>
+        <w:guid w:val="{85916604-7D2F-4EEA-8519-65792B9A8775}"/>
       </w:docPartPr>
       <w:docPartBody>
         <w:p>
           <w:pPr>
-            <w:pStyle w:val="40E328AA18CC4708905E1A885BB88AA2"/>
+            <w:pStyle w:val="F9C880C5AD82408F9099DE7BC9871663"/>
           </w:pPr>
           <w:r>
             <w:rPr>
@@ -3830,7 +5595,7 @@
     </w:docPart>
     <w:docPart>
       <w:docPartPr>
-        <w:name w:val="D7E570C8EF9543BAAAE1E52E81A7E8D3"/>
+        <w:name w:val="05DBFA4C8B5C46008425E402F7E151A8"/>
         <w:category>
           <w:name w:val="General"/>
           <w:gallery w:val="placeholder"/>
@@ -3841,41 +5606,12 @@
         <w:behaviors>
           <w:behavior w:val="content"/>
         </w:behaviors>
-        <w:guid w:val="{DB4A647E-AC43-4AFA-8973-8BFB62E027DC}"/>
+        <w:guid w:val="{46EFAE8B-9817-472E-9D2B-F1A951B28739}"/>
       </w:docPartPr>
       <w:docPartBody>
         <w:p>
           <w:pPr>
-            <w:pStyle w:val="D7E570C8EF9543BAAAE1E52E81A7E8D3"/>
-          </w:pPr>
-          <w:r>
-            <w:rPr>
-              <w:rStyle w:val="Textodelmarcadordeposicin"/>
-            </w:rPr>
-            <w:t>Elija un elemento.</w:t>
-          </w:r>
-        </w:p>
-      </w:docPartBody>
-    </w:docPart>
-    <w:docPart>
-      <w:docPartPr>
-        <w:name w:val="3139C6E1AD6E4AA1A73AA2B7658C89DF"/>
-        <w:category>
-          <w:name w:val="General"/>
-          <w:gallery w:val="placeholder"/>
-        </w:category>
-        <w:types>
-          <w:type w:val="bbPlcHdr"/>
-        </w:types>
-        <w:behaviors>
-          <w:behavior w:val="content"/>
-        </w:behaviors>
-        <w:guid w:val="{49485E64-D723-4AED-8B04-355497A49DBA}"/>
-      </w:docPartPr>
-      <w:docPartBody>
-        <w:p>
-          <w:pPr>
-            <w:pStyle w:val="3139C6E1AD6E4AA1A73AA2B7658C89DF"/>
+            <w:pStyle w:val="05DBFA4C8B5C46008425E402F7E151A8"/>
           </w:pPr>
           <w:r>
             <w:rPr>
@@ -3892,20 +5628,12 @@
 
 <file path=word/glossary/fontTable.xml><?xml version="1.0" encoding="utf-8"?>
 <w:fonts xmlns:mc="http://schemas.openxmlformats.org/markup-compatibility/2006" xmlns:r="http://schemas.openxmlformats.org/officeDocument/2006/relationships" xmlns:w="http://schemas.openxmlformats.org/wordprocessingml/2006/main" xmlns:w14="http://schemas.microsoft.com/office/word/2010/wordml" xmlns:w15="http://schemas.microsoft.com/office/word/2012/wordml" xmlns:w16cex="http://schemas.microsoft.com/office/word/2018/wordml/cex" xmlns:w16cid="http://schemas.microsoft.com/office/word/2016/wordml/cid" xmlns:w16="http://schemas.microsoft.com/office/word/2018/wordml" xmlns:w16du="http://schemas.microsoft.com/office/word/2023/wordml/word16du" xmlns:w16sdtdh="http://schemas.microsoft.com/office/word/2020/wordml/sdtdatahash" xmlns:w16sdtfl="http://schemas.microsoft.com/office/word/2024/wordml/sdtformatlock" xmlns:w16se="http://schemas.microsoft.com/office/word/2015/wordml/symex" mc:Ignorable="w14 w15 w16se w16cid w16 w16cex w16sdtdh w16sdtfl w16du">
-  <w:font w:name="Garamond">
-    <w:altName w:val="Cambria"/>
-    <w:panose1 w:val="02020404030301010803"/>
-    <w:charset w:val="00"/>
+  <w:font w:name="Symbol">
+    <w:panose1 w:val="05050102010706020507"/>
+    <w:charset w:val="02"/>
     <w:family w:val="roman"/>
     <w:pitch w:val="variable"/>
-    <w:sig w:usb0="00000287" w:usb1="00000000" w:usb2="00000000" w:usb3="00000000" w:csb0="0000009F" w:csb1="00000000"/>
-  </w:font>
-  <w:font w:name="MS Mincho">
-    <w:panose1 w:val="02020609040205080304"/>
-    <w:charset w:val="80"/>
-    <w:family w:val="modern"/>
-    <w:pitch w:val="fixed"/>
-    <w:sig w:usb0="E00002FF" w:usb1="6AC7FDFB" w:usb2="08000012" w:usb3="00000000" w:csb0="0002009F" w:csb1="00000000"/>
+    <w:sig w:usb0="00000000" w:usb1="10000000" w:usb2="00000000" w:usb3="00000000" w:csb0="80000000" w:csb1="00000000"/>
   </w:font>
   <w:font w:name="Times New Roman">
     <w:panose1 w:val="02020603050405020304"/>
@@ -3928,12 +5656,20 @@
     <w:pitch w:val="variable"/>
     <w:sig w:usb0="00000000" w:usb1="10000000" w:usb2="00000000" w:usb3="00000000" w:csb0="80000000" w:csb1="00000000"/>
   </w:font>
-  <w:font w:name="Symbol">
-    <w:panose1 w:val="05050102010706020507"/>
-    <w:charset w:val="02"/>
+  <w:font w:name="Garamond">
+    <w:altName w:val="Cambria"/>
+    <w:panose1 w:val="02020404030301010803"/>
+    <w:charset w:val="00"/>
     <w:family w:val="roman"/>
     <w:pitch w:val="variable"/>
-    <w:sig w:usb0="00000000" w:usb1="10000000" w:usb2="00000000" w:usb3="00000000" w:csb0="80000000" w:csb1="00000000"/>
+    <w:sig w:usb0="00000287" w:usb1="00000000" w:usb2="00000000" w:usb3="00000000" w:csb0="0000009F" w:csb1="00000000"/>
+  </w:font>
+  <w:font w:name="MS Mincho">
+    <w:panose1 w:val="02020609040205080304"/>
+    <w:charset w:val="80"/>
+    <w:family w:val="modern"/>
+    <w:pitch w:val="fixed"/>
+    <w:sig w:usb0="E00002FF" w:usb1="6AC7FDFB" w:usb2="08000012" w:usb3="00000000" w:csb0="0002009F" w:csb1="00000000"/>
   </w:font>
   <w:font w:name="Arial">
     <w:panose1 w:val="020B0604020202020204"/>
@@ -3963,12 +5699,12 @@
     <w:pitch w:val="variable"/>
     <w:sig w:usb0="00000007" w:usb1="00000001" w:usb2="00000000" w:usb3="00000000" w:csb0="00000093" w:csb1="00000000"/>
   </w:font>
-  <w:font w:name="Calibri">
-    <w:panose1 w:val="020F0502020204030204"/>
-    <w:charset w:val="00"/>
-    <w:family w:val="swiss"/>
+  <w:font w:name="Batang">
+    <w:panose1 w:val="02030600000101010101"/>
+    <w:charset w:val="81"/>
+    <w:family w:val="roman"/>
     <w:pitch w:val="variable"/>
-    <w:sig w:usb0="E4002EFF" w:usb1="C000247B" w:usb2="00000009" w:usb3="00000000" w:csb0="000001FF" w:csb1="00000000"/>
+    <w:sig w:usb0="B00002AF" w:usb1="69D77CFB" w:usb2="00000030" w:usb3="00000000" w:csb0="0008009F" w:csb1="00000000"/>
   </w:font>
   <w:font w:name="Aptos Display">
     <w:charset w:val="00"/>
@@ -4004,16 +5740,23 @@
   <w:rsids>
     <w:rsidRoot w:val="001B0E98"/>
     <w:rsid w:val="00004813"/>
+    <w:rsid w:val="0012737F"/>
     <w:rsid w:val="001B0E98"/>
     <w:rsid w:val="001D2848"/>
     <w:rsid w:val="002B1763"/>
+    <w:rsid w:val="00553F59"/>
+    <w:rsid w:val="005A295E"/>
     <w:rsid w:val="005D3922"/>
     <w:rsid w:val="0061129E"/>
+    <w:rsid w:val="006963B9"/>
     <w:rsid w:val="00762361"/>
+    <w:rsid w:val="008731DC"/>
     <w:rsid w:val="00896054"/>
     <w:rsid w:val="008D1DA4"/>
+    <w:rsid w:val="008D3B4B"/>
     <w:rsid w:val="00A03C80"/>
     <w:rsid w:val="00A568A9"/>
+    <w:rsid w:val="00A66E17"/>
     <w:rsid w:val="00AC028B"/>
     <w:rsid w:val="00B15228"/>
     <w:rsid w:val="00B5674E"/>
@@ -4478,38 +6221,34 @@
     <w:basedOn w:val="Fuentedeprrafopredeter"/>
     <w:uiPriority w:val="99"/>
     <w:semiHidden/>
-    <w:rsid w:val="00F46033"/>
+    <w:rsid w:val="00553F59"/>
     <w:rPr>
       <w:color w:val="666666"/>
     </w:rPr>
   </w:style>
-  <w:style w:type="paragraph" w:customStyle="1" w:styleId="B6877B42340B4090A39BA0A1674AA0E2">
-    <w:name w:val="B6877B42340B4090A39BA0A1674AA0E2"/>
-    <w:rsid w:val="00B5674E"/>
+  <w:style w:type="paragraph" w:customStyle="1" w:styleId="19C748DF205A494BB809409669FDF0C6">
+    <w:name w:val="19C748DF205A494BB809409669FDF0C6"/>
+    <w:rsid w:val="00553F59"/>
   </w:style>
-  <w:style w:type="paragraph" w:customStyle="1" w:styleId="7780FFF4FFA6436081A2E0DD84932821">
-    <w:name w:val="7780FFF4FFA6436081A2E0DD84932821"/>
-    <w:rsid w:val="00B5674E"/>
+  <w:style w:type="paragraph" w:customStyle="1" w:styleId="DFE9478A9D4D436EB49C3BD36F651A96">
+    <w:name w:val="DFE9478A9D4D436EB49C3BD36F651A96"/>
+    <w:rsid w:val="00553F59"/>
   </w:style>
-  <w:style w:type="paragraph" w:customStyle="1" w:styleId="60A9796A887C4F1BB697C6665A42DB4B">
-    <w:name w:val="60A9796A887C4F1BB697C6665A42DB4B"/>
-    <w:rsid w:val="00B5674E"/>
+  <w:style w:type="paragraph" w:customStyle="1" w:styleId="F9C880C5AD82408F9099DE7BC9871663">
+    <w:name w:val="F9C880C5AD82408F9099DE7BC9871663"/>
+    <w:rsid w:val="00553F59"/>
   </w:style>
-  <w:style w:type="paragraph" w:customStyle="1" w:styleId="689D1BA82F734FBEA91DDB4DE027FB94">
-    <w:name w:val="689D1BA82F734FBEA91DDB4DE027FB94"/>
-    <w:rsid w:val="0061129E"/>
+  <w:style w:type="paragraph" w:customStyle="1" w:styleId="05DBFA4C8B5C46008425E402F7E151A8">
+    <w:name w:val="05DBFA4C8B5C46008425E402F7E151A8"/>
+    <w:rsid w:val="00553F59"/>
   </w:style>
-  <w:style w:type="paragraph" w:customStyle="1" w:styleId="40E328AA18CC4708905E1A885BB88AA2">
-    <w:name w:val="40E328AA18CC4708905E1A885BB88AA2"/>
-    <w:rsid w:val="00F46033"/>
+  <w:style w:type="paragraph" w:customStyle="1" w:styleId="B95D1681EA8C4F038B55464BF6B0DEE2">
+    <w:name w:val="B95D1681EA8C4F038B55464BF6B0DEE2"/>
+    <w:rsid w:val="00553F59"/>
   </w:style>
-  <w:style w:type="paragraph" w:customStyle="1" w:styleId="D7E570C8EF9543BAAAE1E52E81A7E8D3">
-    <w:name w:val="D7E570C8EF9543BAAAE1E52E81A7E8D3"/>
-    <w:rsid w:val="00F46033"/>
-  </w:style>
-  <w:style w:type="paragraph" w:customStyle="1" w:styleId="3139C6E1AD6E4AA1A73AA2B7658C89DF">
-    <w:name w:val="3139C6E1AD6E4AA1A73AA2B7658C89DF"/>
-    <w:rsid w:val="00F46033"/>
+  <w:style w:type="paragraph" w:customStyle="1" w:styleId="B413F1CF536B44129D1FACCA313D7AB6">
+    <w:name w:val="B413F1CF536B44129D1FACCA313D7AB6"/>
+    <w:rsid w:val="00553F59"/>
   </w:style>
 </w:styles>
 </file>

--- a/generador/plantillas/20_Solicitud_cotizacion_renovacion.docx
+++ b/generador/plantillas/20_Solicitud_cotizacion_renovacion.docx
@@ -160,7 +160,7 @@
           <w:sz w:val="20"/>
           <w:szCs w:val="20"/>
         </w:rPr>
-        <w:t xml:space="preserve">El Fondo de Inversión Ambiental Sostenible (FIAS), administrador de los recursos del Fondo de Áreas Protegidas (FAP), mantiene con ustedes el contrato Nro. </w:t>
+        <w:t xml:space="preserve">El Fondo de Inversión Ambiental Sostenible (FIAS), administrador de los recursos del Fondo de Áreas Protegidas (FAP), mantiene con {ustedUstedes} el contrato Nro. </w:t>
       </w:r>
       <w:r>
         <w:rPr>
@@ -216,7 +216,7 @@
           <w:sz w:val="20"/>
           <w:szCs w:val="20"/>
         </w:rPr>
-        <w:t>», con vigencia hasta el {fechaFinAnterior}.</w:t>
+        <w:t>», con vigencia hasta el {fechaFin}.</w:t>
       </w:r>
     </w:p>
     <w:p>
@@ -288,53 +288,32 @@
           <w:sz w:val="20"/>
           <w:szCs w:val="20"/>
         </w:rPr>
-        <w:t xml:space="preserve">Verificada la satisfacción con el servicio prestado y la procedencia de la renovación, y aprobado el Plan Anual de Gasto del {area}, solicito a </w:t>
-      </w:r>
-      <w:sdt>
-        <w:sdtPr>
-          <w:rPr>
-            <w:rFonts w:ascii="Titillium Web" w:hAnsi="Titillium Web"/>
-            <w:sz w:val="20"/>
-            <w:szCs w:val="20"/>
-          </w:rPr>
-          <w:id w:val="-1864516906"/>
-          <w:placeholder>
-            <w:docPart w:val="DefaultPlaceholder_-1854013438"/>
-          </w:placeholder>
-          <w:temporary/>
-          <w:comboBox>
-            <w:listItem w:displayText="usted" w:value="usted"/>
-            <w:listItem w:displayText="ustedes" w:value="ustedes"/>
-          </w:comboBox>
-        </w:sdtPr>
-        <w:sdtEndPr/>
-        <w:sdtContent>
-          <w:r>
-            <w:rPr>
-              <w:rFonts w:ascii="Titillium Web" w:hAnsi="Titillium Web"/>
-              <w:sz w:val="20"/>
-              <w:szCs w:val="20"/>
-            </w:rPr>
-            <w:t>usted</w:t>
-          </w:r>
-          <w:r>
-            <w:rPr>
-              <w:rFonts w:ascii="Titillium Web" w:hAnsi="Titillium Web"/>
-              <w:sz w:val="20"/>
-              <w:szCs w:val="20"/>
-            </w:rPr>
-            <w:t>/</w:t>
-          </w:r>
-          <w:r>
-            <w:rPr>
-              <w:rFonts w:ascii="Titillium Web" w:hAnsi="Titillium Web"/>
-              <w:sz w:val="20"/>
-              <w:szCs w:val="20"/>
-            </w:rPr>
-            <w:t>es</w:t>
-          </w:r>
-        </w:sdtContent>
-      </w:sdt>
+        <w:t xml:space="preserve">Verificada la satisfacción con el servicio prestado y la procedencia de la renovación, y aprobado el Plan Anual de Gasto {dellaAP} {area}, solicito a </w:t>
+      </w:r>
+      <w:r>
+        <w:rPr>
+          <w:rFonts w:ascii="Titillium Web" w:hAnsi="Titillium Web"/>
+          <w:sz w:val="20"/>
+          <w:szCs w:val="20"/>
+        </w:rPr>
+        <w:t xml:space="preserve">{ustedUstedes}</w:t>
+      </w:r>
+      <w:r>
+        <w:rPr>
+          <w:rFonts w:ascii="Titillium Web" w:hAnsi="Titillium Web"/>
+          <w:sz w:val="20"/>
+          <w:szCs w:val="20"/>
+        </w:rPr>
+        <w:t xml:space="preserve"/>
+      </w:r>
+      <w:r>
+        <w:rPr>
+          <w:rFonts w:ascii="Titillium Web" w:hAnsi="Titillium Web"/>
+          <w:sz w:val="20"/>
+          <w:szCs w:val="20"/>
+        </w:rPr>
+        <w:t xml:space="preserve"/>
+      </w:r>
       <w:r>
         <w:rPr>
           <w:rFonts w:ascii="Titillium Web" w:hAnsi="Titillium Web"/>
@@ -664,7 +643,7 @@
           <w:sz w:val="20"/>
           <w:szCs w:val="20"/>
         </w:rPr>
-        <w:t>será contado a partir del 1 de enero de 2027 hasta el 31 de diciembre de 2027</w:t>
+        <w:t>será contado a partir del {periodoDesde} hasta el {periodoHasta}</w:t>
       </w:r>
       <w:r>
         <w:rPr>
@@ -798,7 +777,7 @@
           <w:szCs w:val="20"/>
           <w:lang w:val="es-EC"/>
         </w:rPr>
-        <w:t>El instrumento jurídico será administrador por</w:t>
+        <w:t>El instrumento jurídico será administrado por</w:t>
       </w:r>
       <w:r>
         <w:rPr>
@@ -978,43 +957,18 @@
         </w:rPr>
         <w:t xml:space="preserve">y {jefe} - </w:t>
       </w:r>
-      <w:sdt>
-        <w:sdtPr>
-          <w:rPr>
-            <w:rFonts w:ascii="Titillium Web" w:hAnsi="Titillium Web"/>
-            <w:b/>
-            <w:bCs/>
-            <w:spacing w:val="-3"/>
-            <w:sz w:val="20"/>
-            <w:szCs w:val="20"/>
-            <w:lang w:val="es-EC"/>
-          </w:rPr>
-          <w:id w:val="2108921323"/>
-          <w:placeholder>
-            <w:docPart w:val="F9C880C5AD82408F9099DE7BC9871663"/>
-          </w:placeholder>
-          <w:comboBox>
-            <w:listItem w:value="Elija un elemento."/>
-            <w:listItem w:displayText="administrador" w:value="administrador"/>
-            <w:listItem w:displayText="administradora" w:value="administradora"/>
-          </w:comboBox>
-        </w:sdtPr>
-        <w:sdtEndPr/>
-        <w:sdtContent>
-          <w:r>
-            <w:rPr>
-              <w:rFonts w:ascii="Titillium Web" w:hAnsi="Titillium Web"/>
-              <w:b/>
-              <w:bCs/>
-              <w:spacing w:val="-3"/>
-              <w:sz w:val="20"/>
-              <w:szCs w:val="20"/>
-              <w:lang w:val="es-EC"/>
-            </w:rPr>
-            <w:t>administrador/a</w:t>
-          </w:r>
-        </w:sdtContent>
-      </w:sdt>
+      <w:r>
+        <w:rPr>
+          <w:rFonts w:ascii="Titillium Web" w:hAnsi="Titillium Web"/>
+          <w:b/>
+          <w:bCs/>
+          <w:spacing w:val="-3"/>
+          <w:sz w:val="20"/>
+          <w:szCs w:val="20"/>
+          <w:lang w:val="es-EC"/>
+        </w:rPr>
+        <w:t xml:space="preserve">{administradorAP}</w:t>
+      </w:r>
       <w:r>
         <w:rPr>
           <w:rFonts w:ascii="Titillium Web" w:hAnsi="Titillium Web"/>

--- a/generador/plantillas/20_Solicitud_cotizacion_renovacion.docx
+++ b/generador/plantillas/20_Solicitud_cotizacion_renovacion.docx
@@ -1044,39 +1044,16 @@
         </w:rPr>
         <w:t xml:space="preserve">La </w:t>
       </w:r>
-      <w:sdt>
-        <w:sdtPr>
-          <w:rPr>
-            <w:rFonts w:ascii="Titillium Web" w:hAnsi="Titillium Web"/>
-            <w:spacing w:val="-3"/>
-            <w:sz w:val="20"/>
-            <w:szCs w:val="20"/>
-            <w:lang w:val="es-EC"/>
-          </w:rPr>
-          <w:id w:val="-418098246"/>
-          <w:placeholder>
-            <w:docPart w:val="05DBFA4C8B5C46008425E402F7E151A8"/>
-          </w:placeholder>
-          <w:comboBox>
-            <w:listItem w:value="Elija un elemento."/>
-            <w:listItem w:displayText="solicitud" w:value="solicitud"/>
-            <w:listItem w:displayText="cotización" w:value="cotización"/>
-          </w:comboBox>
-        </w:sdtPr>
-        <w:sdtEndPr/>
-        <w:sdtContent>
-          <w:r>
-            <w:rPr>
-              <w:rFonts w:ascii="Titillium Web" w:hAnsi="Titillium Web"/>
-              <w:spacing w:val="-3"/>
-              <w:sz w:val="20"/>
-              <w:szCs w:val="20"/>
-              <w:lang w:val="es-EC"/>
-            </w:rPr>
-            <w:t>oferta/cotización</w:t>
-          </w:r>
-        </w:sdtContent>
-      </w:sdt>
+      <w:r>
+        <w:rPr>
+          <w:rFonts w:ascii="Titillium Web" w:hAnsi="Titillium Web"/>
+          <w:spacing w:val="-3"/>
+          <w:sz w:val="20"/>
+          <w:szCs w:val="20"/>
+          <w:lang w:val="es-EC"/>
+        </w:rPr>
+        <w:t xml:space="preserve">cotización</w:t>
+      </w:r>
       <w:r>
         <w:rPr>
           <w:rFonts w:ascii="Titillium Web" w:hAnsi="Titillium Web"/>
